--- a/docs-marovoay/rapport-marovoay.docx
+++ b/docs-marovoay/rapport-marovoay.docx
@@ -63,7 +63,7 @@
         <w:pStyle w:val="Date"/>
       </w:pPr>
       <w:r>
-        <w:t xml:space="preserve">2026-03-24</w:t>
+        <w:t xml:space="preserve">2026-03-25</w:t>
       </w:r>
     </w:p>
     <w:p xmlns:w="http://schemas.openxmlformats.org/wordprocessingml/2006/main" xmlns:r="http://schemas.openxmlformats.org/officeDocument/2006/relationships" xmlns:wp="http://schemas.openxmlformats.org/drawingml/2006/wordprocessingDrawing" xmlns:a="http://schemas.openxmlformats.org/drawingml/2006/main" xmlns:pic="http://schemas.openxmlformats.org/drawingml/2006/picture">
@@ -74,7 +74,7 @@
       <w:r>
         <w:drawing>
           <wp:inline distT="0" distB="0" distL="0" distR="0">
-            <wp:extent cx="5943000" cy="3955809"/>
+            <wp:extent cx="5943000" cy="3342938"/>
             <wp:effectExtent b="0" l="0" r="0" t="0"/>
             <wp:docPr id="9999" name="CoverImage" descr="Photo de couverture"/>
             <a:graphic>
@@ -87,7 +87,7 @@
                     </pic:cNvPicPr>
                   </pic:nvPicPr>
                   <pic:blipFill>
-                    <a:blip r:embed="rId708"/>
+                    <a:blip r:embed="rId701"/>
                     <a:stretch>
                       <a:fillRect/>
                     </a:stretch>
@@ -95,7 +95,7 @@
                   <pic:spPr>
                     <a:xfrm>
                       <a:off x="0" y="0"/>
-                      <a:ext cx="5943000" cy="3955809"/>
+                      <a:ext cx="5943000" cy="3342938"/>
                     </a:xfrm>
                     <a:prstGeom prst="rect">
                       <a:avLst/>
@@ -119,7 +119,7 @@
           <w:sz w:val="18"/>
           <w:szCs w:val="18"/>
         </w:rPr>
-        <w:t xml:space="preserve">Rizière dans la région d’Alaotra Mangoro. Photo : Leja Mitarika / NJProduction, CC BY-SA 4.0, via Wikimedia Commons.</w:t>
+        <w:t xml:space="preserve">Plaine de Marovoay (Copyright Cédrick Rakotoniaina - Projet BETSAKA 2025)</w:t>
       </w:r>
     </w:p>
     <w:p xmlns:w="http://schemas.openxmlformats.org/wordprocessingml/2006/main">
@@ -153,7 +153,7 @@
         </w:p>
       </w:sdtContent>
     </w:sdt>
-    <w:bookmarkStart w:id="23" w:name="introduction"/>
+    <w:bookmarkStart w:id="20" w:name="introduction"/>
     <w:p>
       <w:pPr>
         <w:pStyle w:val="Titre1"/>
@@ -175,62 +175,7 @@
         <w:pStyle w:val="Corpsdetexte"/>
       </w:pPr>
       <w:r>
-        <w:t xml:space="preserve">Entre 1995 et 2015, ce dispositif a couvert 26 zones contrastées, reflétant la diversité des systèmes agraires, des environnements écologiques et des contraintes socio-économiques du pays. Les données produites documentent de manière détaillée la composition des ménages, leurs activités, leurs revenus, leurs pratiques agricoles, ainsi que les transformations des économies rurales sur plus de deux décennies.</w:t>
-      </w:r>
-    </w:p>
-    <w:p>
-      <w:pPr>
-        <w:pStyle w:val="CaptionedFigure"/>
-      </w:pPr>
-      <w:r>
-        <w:drawing>
-          <wp:inline>
-            <wp:extent cx="5969000" cy="4178299"/>
-            <wp:effectExtent b="0" l="0" r="0" t="0"/>
-            <wp:docPr descr="Carte historique des observatoires ruraux à Madagascar" title="" id="21" name="Picture"/>
-            <a:graphic>
-              <a:graphicData uri="http://schemas.openxmlformats.org/drawingml/2006/picture">
-                <pic:pic>
-                  <pic:nvPicPr>
-                    <pic:cNvPr descr="images/carte_historique_nat_or.png" id="22" name="Picture"/>
-                    <pic:cNvPicPr>
-                      <a:picLocks noChangeArrowheads="1" noChangeAspect="1"/>
-                    </pic:cNvPicPr>
-                  </pic:nvPicPr>
-                  <pic:blipFill>
-                    <a:blip r:embed="rId20"/>
-                    <a:stretch>
-                      <a:fillRect/>
-                    </a:stretch>
-                  </pic:blipFill>
-                  <pic:spPr bwMode="auto">
-                    <a:xfrm>
-                      <a:off x="0" y="0"/>
-                      <a:ext cx="5969000" cy="4178299"/>
-                    </a:xfrm>
-                    <a:prstGeom prst="rect">
-                      <a:avLst/>
-                    </a:prstGeom>
-                    <a:noFill/>
-                    <a:ln w="9525">
-                      <a:noFill/>
-                      <a:headEnd/>
-                      <a:tailEnd/>
-                    </a:ln>
-                  </pic:spPr>
-                </pic:pic>
-              </a:graphicData>
-            </a:graphic>
-          </wp:inline>
-        </w:drawing>
-      </w:r>
-    </w:p>
-    <w:p>
-      <w:pPr>
-        <w:pStyle w:val="ImageCaption"/>
-      </w:pPr>
-      <w:r>
-        <w:t xml:space="preserve">Carte historique des observatoires ruraux à Madagascar</w:t>
+        <w:t xml:space="preserve">La campagne 2025 s’inscrit dans cette continuité tout en introduisant des évolutions méthodologiques. Elle repose sur une articulation étroite entre enquêtes quantitatives auprès des ménages et enquêtes communautaires visant à documenter les contextes locaux (pratiques agricoles, accès aux intrants, sécurité, gouvernance locale). Les protocoles de terrain intègrent également des exigences renforcées en matière d’éthique, de consentement éclairé et d’interaction avec les autorités locales à différents niveaux administratifs.</w:t>
       </w:r>
     </w:p>
     <w:p>
@@ -238,7 +183,7 @@
         <w:pStyle w:val="Corpsdetexte"/>
       </w:pPr>
       <w:r>
-        <w:t xml:space="preserve">La campagne 2025 s’inscrit dans cette continuité tout en introduisant des évolutions méthodologiques. Elle repose sur une articulation étroite entre enquêtes quantitatives auprès des ménages et enquêtes communautaires visant à documenter les contextes locaux (pratiques agricoles, accès aux intrants, sécurité, gouvernance locale). Les protocoles de terrain intègrent également des exigences renforcées en matière d’éthique, de consentement éclairé et d’interaction avec les autorités locales à différents niveaux administratifs.</w:t>
+        <w:t xml:space="preserve">Dans le cadre du projet BETSAKA, ce dispositif est aujourd’hui réactivé afin d’analyser les effets de long terme des politiques de conservation, en particulier des aires protégées, sur les conditions de vie des populations et les dynamiques environnementales. Le projet s’appuie sur une combinaison de données historiques, d’images satellitaires et de nouvelles enquêtes de terrain pour étudier conjointement déforestation, feux et trajectoires socio-économiques.</w:t>
       </w:r>
     </w:p>
     <w:p>
@@ -246,7 +191,7 @@
         <w:pStyle w:val="Corpsdetexte"/>
       </w:pPr>
       <w:r>
-        <w:t xml:space="preserve">Dans le cadre du projet BETSAKA, ce dispositif est aujourd’hui réactivé afin d’analyser les effets de long terme des politiques de conservation, en particulier des aires protégées, sur les conditions de vie des populations et les dynamiques environnementales. Le projet s’appuie sur une combinaison de données historiques, d’images satellitaires et de nouvelles enquêtes de terrain pour étudier conjointement déforestation, feux et trajectoires socio-économiques.</w:t>
+        <w:t xml:space="preserve">Ce document présente le traitement et l’analyse des données de l’observatoire rural de Marovoay pour la campagne 2025. La période de référence s’étend d’octobre 2024 à septembre 2025. Ces données ont été récoltées afin d’étudier l’évaluation d’impact de la conservation sur les conditions de vie des ménages aux alentours de l’aire protégée d’Ankarafantsika.</w:t>
       </w:r>
     </w:p>
     <w:p>
@@ -254,19 +199,11 @@
         <w:pStyle w:val="Corpsdetexte"/>
       </w:pPr>
       <w:r>
-        <w:t xml:space="preserve">Ce document présente le traitement et l’analyse des données des observatoires ruraux d’Alaotra et de Marovoay pour la campagne 2025. La période de référence s’étend d’octobre 2024 à septembre 2025. Ces données ont été récoltées afin d’étudier l’évaluation d’impact de la conservation sur les conditions de vie des ménages aux alentours des aires protégées.</w:t>
-      </w:r>
-    </w:p>
-    <w:p>
-      <w:pPr>
-        <w:pStyle w:val="Corpsdetexte"/>
-      </w:pPr>
-      <w:r>
-        <w:t xml:space="preserve">Ce site propose une documentation structurée de ce dispositif. Les chapitres suivants détaillent successivement les principes méthodologiques des observatoires, l’organisation de la collecte, les instruments d’enquête et les choix opérés pour la campagne 2025. L’objectif est double : assurer la transparence du dispositif et faciliter la réutilisation des données, tout en rendant explicites les arbitrages méthodologiques qui conditionnent leur interprétation.</w:t>
-      </w:r>
-    </w:p>
-    <w:bookmarkEnd w:id="23"/>
-    <w:bookmarkStart w:id="49" w:name="description-de-lenquête"/>
+        <w:t xml:space="preserve">Les chapitres suivants détaillent successivement les principes méthodologiques des observatoires, l’organisation de la collecte, les instruments d’enquête et les choix opérés pour la campagne 2025. L’objectif est double : assurer la transparence du dispositif et faciliter la réutilisation des données, tout en rendant explicites les arbitrages méthodologiques qui conditionnent leur interprétation.</w:t>
+      </w:r>
+    </w:p>
+    <w:bookmarkEnd w:id="20"/>
+    <w:bookmarkStart w:id="48" w:name="description-de-lenquête"/>
     <w:p>
       <w:pPr>
         <w:pStyle w:val="Titre1"/>
@@ -316,18 +253,18 @@
                 <wp:inline>
                   <wp:extent cx="152400" cy="152400"/>
                   <wp:effectExtent b="0" l="0" r="0" t="0"/>
-                  <wp:docPr descr="" title="" id="25" name="Picture"/>
+                  <wp:docPr descr="" title="" id="22" name="Picture"/>
                   <a:graphic>
                     <a:graphicData uri="http://schemas.openxmlformats.org/drawingml/2006/picture">
                       <pic:pic>
                         <pic:nvPicPr>
-                          <pic:cNvPr descr="C:\Users\fbede\AppData\Local\Programs\Quarto\share\formats\docx\warning.png" id="26" name="Picture"/>
+                          <pic:cNvPr descr="C:\Users\fbede\AppData\Local\Programs\Quarto\share\formats\docx\warning.png" id="23" name="Picture"/>
                           <pic:cNvPicPr>
                             <a:picLocks noChangeArrowheads="1" noChangeAspect="1"/>
                           </pic:cNvPicPr>
                         </pic:nvPicPr>
                         <pic:blipFill>
-                          <a:blip r:embed="rId24"/>
+                          <a:blip r:embed="rId21"/>
                           <a:stretch>
                             <a:fillRect/>
                           </a:stretch>
@@ -384,14 +321,14 @@
               <w:spacing w:before="16" w:after="16"/>
             </w:pPr>
             <w:r>
-              <w:t xml:space="preserve">Les résultats présentés ci-dessous sont provisoires, et sont susceptibles de faire l’objet de corrections.</w:t>
+              <w:t xml:space="preserve">Les résultats présentés ci-dessous sont provisoires et pourront être ajustés ou enrichis par les informations supplémentaires recueillies lors des restitutions locales.</w:t>
             </w:r>
           </w:p>
           <w:p/>
         </w:tc>
       </w:tr>
     </w:tbl>
-    <w:bookmarkStart w:id="27" w:name="contexte-et-objectifs"/>
+    <w:bookmarkStart w:id="24" w:name="contexte-et-objectifs"/>
     <w:p>
       <w:pPr>
         <w:pStyle w:val="Titre2"/>
@@ -405,7 +342,7 @@
         <w:pStyle w:val="FirstParagraph"/>
       </w:pPr>
       <w:r>
-        <w:t xml:space="preserve">Les Observatoires Ruraux (OR) de Madagascar sont un dispositif d’enquête longitudinale auprès de ménages ruraux, mis en place à partir de 1995 dans le cadre du réseau des observatoires ruraux coordonné par l’IRD et l’INSTAT, puis le Ministère de l’agriculture. Deux OR font l’objet de cette campagne d’enquête en 2025 :</w:t>
+        <w:t xml:space="preserve">Les Observatoires Ruraux (OR) de Madagascar sont un dispositif d’enquête longitudinale auprès de ménages ruraux, mis en place à partir de 1995 dans le cadre du réseau des observatoires ruraux coordonné par l’IRD et l’INSTAT, puis le Ministère de l’agriculture.</w:t>
       </w:r>
     </w:p>
     <w:p>
@@ -435,7 +372,7 @@
         <w:pStyle w:val="FirstParagraph"/>
       </w:pPr>
       <w:r>
-        <w:t xml:space="preserve">Ces enquêtes d’observatoires ruraux ont été menées de manière régulière entre 1995 et 2014 (Marovoay) et 1999 et 2014 (Alaotra), avec une seule interruption l’année 2009 en raison de la crise politique qui a secoué le pays. La campagne 2025, réalisée par le projet BETSAKA, renoue avec ce suivi après une interruption de plus de dix ans. L’enquête conserve les instruments et la méthodologie des campagnes antérieures, tout en reprenant des ajustements faits dans le cadre de l’observatoire du Makay en 2022 et 2024, et en les adaptant au contexte actuel.</w:t>
+        <w:t xml:space="preserve">Les enquêtes de l’observatoire rural de Marovoay ont été menées de manière régulière entre 1995 et 2014, avec une seule interruption l’année 2009 en raison de la crise politique qui a secoué le pays. La campagne 2025, réalisée par le projet BETSAKA, renoue avec ce suivi après une interruption de plus de dix ans. L’enquête conserve les instruments et la méthodologie des campagnes antérieures, tout en reprenant des ajustements faits dans le cadre de l’observatoire du Makay en 2022 et 2024, et en les adaptant au contexte actuel.</w:t>
       </w:r>
     </w:p>
     <w:p>
@@ -478,8 +415,8 @@
         <w:t xml:space="preserve">octobre 2024 au 30 septembre 2025.</w:t>
       </w:r>
     </w:p>
-    <w:bookmarkEnd w:id="27"/>
-    <w:bookmarkStart w:id="31" w:name="méthodologie"/>
+    <w:bookmarkEnd w:id="24"/>
+    <w:bookmarkStart w:id="28" w:name="méthodologie"/>
     <w:p>
       <w:pPr>
         <w:pStyle w:val="Titre2"/>
@@ -553,18 +490,18 @@
                 <wp:inline>
                   <wp:extent cx="152400" cy="152400"/>
                   <wp:effectExtent b="0" l="0" r="0" t="0"/>
-                  <wp:docPr descr="" title="" id="29" name="Picture"/>
+                  <wp:docPr descr="" title="" id="26" name="Picture"/>
                   <a:graphic>
                     <a:graphicData uri="http://schemas.openxmlformats.org/drawingml/2006/picture">
                       <pic:pic>
                         <pic:nvPicPr>
-                          <pic:cNvPr descr="C:\Users\fbede\AppData\Local\Programs\Quarto\share\formats\docx\note.png" id="30" name="Picture"/>
+                          <pic:cNvPr descr="C:\Users\fbede\AppData\Local\Programs\Quarto\share\formats\docx\note.png" id="27" name="Picture"/>
                           <pic:cNvPicPr>
                             <a:picLocks noChangeArrowheads="1" noChangeAspect="1"/>
                           </pic:cNvPicPr>
                         </pic:nvPicPr>
                         <pic:blipFill>
-                          <a:blip r:embed="rId28"/>
+                          <a:blip r:embed="rId25"/>
                           <a:stretch>
                             <a:fillRect/>
                           </a:stretch>
@@ -628,8 +565,8 @@
         </w:tc>
       </w:tr>
     </w:tbl>
-    <w:bookmarkEnd w:id="31"/>
-    <w:bookmarkStart w:id="35" w:name="localisation-des-sites-enquêtés"/>
+    <w:bookmarkEnd w:id="28"/>
+    <w:bookmarkStart w:id="32" w:name="localisation-des-sites-enquêtés"/>
     <w:p>
       <w:pPr>
         <w:pStyle w:val="Titre2"/>
@@ -655,18 +592,18 @@
           <wp:inline>
             <wp:extent cx="4620126" cy="3696101"/>
             <wp:effectExtent b="0" l="0" r="0" t="0"/>
-            <wp:docPr descr="Localisation approximative des fokontany enquêtés (centroïde des hameaux)" title="" id="33" name="Picture"/>
+            <wp:docPr descr="Localisation approximative des fokontany enquêtés (centroïde des hameaux)" title="" id="30" name="Picture"/>
             <a:graphic>
               <a:graphicData uri="http://schemas.openxmlformats.org/drawingml/2006/picture">
                 <pic:pic>
                   <pic:nvPicPr>
-                    <pic:cNvPr descr="01_description_files/figure-docx/carte_sites-1.png" id="34" name="Picture"/>
+                    <pic:cNvPr descr="01_description_files/figure-docx/carte_sites-1.png" id="31" name="Picture"/>
                     <pic:cNvPicPr>
                       <a:picLocks noChangeArrowheads="1" noChangeAspect="1"/>
                     </pic:cNvPicPr>
                   </pic:nvPicPr>
                   <pic:blipFill>
-                    <a:blip r:embed="rId32"/>
+                    <a:blip r:embed="rId29"/>
                     <a:stretch>
                       <a:fillRect/>
                     </a:stretch>
@@ -701,8 +638,8 @@
         <w:t xml:space="preserve">Localisation approximative des fokontany enquêtés (centroïde des hameaux)</w:t>
       </w:r>
     </w:p>
-    <w:bookmarkEnd w:id="35"/>
-    <w:bookmarkStart w:id="41" w:name="ménages-enquêtés"/>
+    <w:bookmarkEnd w:id="32"/>
+    <w:bookmarkStart w:id="38" w:name="ménages-enquêtés"/>
     <w:p>
       <w:pPr>
         <w:pStyle w:val="Titre2"/>
@@ -746,7 +683,7 @@
       <w:tr>
         <w:tc>
           <w:tcPr/>
-          <w:bookmarkStart w:id="36" w:name="tbl-men-obs"/>
+          <w:bookmarkStart w:id="33" w:name="tbl-men-obs"/>
           <w:p>
             <w:pPr>
               <w:jc w:val="center"/>
@@ -760,11 +697,11 @@
               <w:t xml:space="preserve">Table 1.1: Répartition des ménages et des individus selon les observatoires</w:t>
             </w:r>
           </w:p>
-          <w:bookmarkEnd w:id="36"/>
+          <w:bookmarkEnd w:id="33"/>
         </w:tc>
       </w:tr>
     </w:tbl>
-    <w:bookmarkStart w:id="38" w:name="dénombrement-et-taux-de-sondage"/>
+    <w:bookmarkStart w:id="35" w:name="dénombrement-et-taux-de-sondage"/>
     <w:p>
       <w:pPr>
         <w:pStyle w:val="Titre3"/>
@@ -811,7 +748,7 @@
       <w:tr>
         <w:tc>
           <w:tcPr/>
-          <w:bookmarkStart w:id="37" w:name="tbl-denombrement"/>
+          <w:bookmarkStart w:id="34" w:name="tbl-denombrement"/>
           <w:p>
             <w:pPr>
               <w:jc w:val="center"/>
@@ -825,12 +762,12 @@
               <w:t xml:space="preserve">Table 1.2: Dénombrement et taux de sondage par observatoire</w:t>
             </w:r>
           </w:p>
-          <w:bookmarkEnd w:id="37"/>
+          <w:bookmarkEnd w:id="34"/>
         </w:tc>
       </w:tr>
     </w:tbl>
-    <w:bookmarkEnd w:id="38"/>
-    <w:bookmarkStart w:id="40" w:name="répartition-par-hameau"/>
+    <w:bookmarkEnd w:id="35"/>
+    <w:bookmarkStart w:id="37" w:name="répartition-par-hameau"/>
     <w:p>
       <w:pPr>
         <w:pStyle w:val="Titre3"/>
@@ -877,7 +814,7 @@
       <w:tr>
         <w:tc>
           <w:tcPr/>
-          <w:bookmarkStart w:id="39" w:name="tbl-men-hameau"/>
+          <w:bookmarkStart w:id="36" w:name="tbl-men-hameau"/>
           <w:p>
             <w:pPr>
               <w:jc w:val="center"/>
@@ -1576,14 +1513,14 @@
               </w:tc>
             </w:tr>
           </w:tbl>
-          <w:bookmarkEnd w:id="39"/>
+          <w:bookmarkEnd w:id="36"/>
           <w:p/>
         </w:tc>
       </w:tr>
     </w:tbl>
-    <w:bookmarkEnd w:id="40"/>
-    <w:bookmarkEnd w:id="41"/>
-    <w:bookmarkStart w:id="48" w:name="déroulement-de-lenquête"/>
+    <w:bookmarkEnd w:id="37"/>
+    <w:bookmarkEnd w:id="38"/>
+    <w:bookmarkStart w:id="47" w:name="déroulement-de-lenquête"/>
     <w:p>
       <w:pPr>
         <w:pStyle w:val="Titre2"/>
@@ -1592,7 +1529,7 @@
         <w:t xml:space="preserve">1.5 Déroulement de l’enquête</w:t>
       </w:r>
     </w:p>
-    <w:bookmarkStart w:id="47" w:name="période-de-collecte"/>
+    <w:bookmarkStart w:id="46" w:name="période-de-collecte"/>
     <w:p>
       <w:pPr>
         <w:pStyle w:val="Titre3"/>
@@ -1606,7 +1543,7 @@
         <w:pStyle w:val="FirstParagraph"/>
       </w:pPr>
       <w:r>
-        <w:t xml:space="preserve">Les entretiens se sont déroulés entre début octobre et mi-novembre 2025. Un entretien isolé a été réalisé à Marovoay le 3 septembre. Le</w:t>
+        <w:t xml:space="preserve">Les entretiens se sont déroulés entre début octobre et mi-novembre 2025. Le</w:t>
       </w:r>
       <w:r>
         <w:t xml:space="preserve"> </w:t>
@@ -1638,6 +1575,122 @@
         <w:t xml:space="preserve">octobre 2025.</w:t>
       </w:r>
     </w:p>
+    <w:tbl>
+      <w:tblPr>
+        <w:tblStyle w:val="Table"/>
+        <w:tblLook w:firstRow="0" w:lastRow="0" w:firstColumn="0" w:lastColumn="0" w:noHBand="0" w:noVBand="0" w:val="0000"/>
+        <w:tblBorders>
+          <w:top w:val="single" w:sz="4" w:space="0" w:color="0758E5"/>
+          <w:left w:val="single" w:sz="24" w:space="0" w:color="0758E5"/>
+          <w:bottom w:val="single" w:sz="4" w:space="0" w:color="0758E5"/>
+          <w:right w:val="single" w:sz="4" w:space="0" w:color="0758E5"/>
+        </w:tblBorders>
+        <w:tblCellMar>
+          <w:left w:w="144" w:type="dxa"/>
+          <w:right w:w="144" w:type="dxa"/>
+        </w:tblCellMar>
+        <w:tblLook w:firstRow="0" w:lastRow="0" w:firstColumn="0" w:lastColumn="0" w:noHBand="0" w:noVBand="0" w:val="0000"/>
+      </w:tblPr>
+      <w:tr>
+        <w:trPr>
+          <w:cantSplit/>
+        </w:trPr>
+        <w:tc>
+          <w:tcPr>
+            <w:shd w:color="auto" w:fill="dae6fb" w:val="clear"/>
+            <w:tcMar>
+              <w:top w:w="92" w:type="dxa"/>
+              <w:bottom w:w="92" w:type="dxa"/>
+            </w:tcMar>
+          </w:tcPr>
+          <w:p>
+            <w:pPr>
+              <w:pStyle w:val="Corpsdetexte"/>
+            </w:pPr>
+            <w:pPr>
+              <w:spacing w:before="0" w:after="0"/>
+              <w:textAlignment w:val="center"/>
+            </w:pPr>
+            <w:r>
+              <w:drawing>
+                <wp:inline>
+                  <wp:extent cx="152400" cy="152400"/>
+                  <wp:effectExtent b="0" l="0" r="0" t="0"/>
+                  <wp:docPr descr="" title="" id="39" name="Picture"/>
+                  <a:graphic>
+                    <a:graphicData uri="http://schemas.openxmlformats.org/drawingml/2006/picture">
+                      <pic:pic>
+                        <pic:nvPicPr>
+                          <pic:cNvPr descr="C:\Users\fbede\AppData\Local\Programs\Quarto\share\formats\docx\note.png" id="40" name="Picture"/>
+                          <pic:cNvPicPr>
+                            <a:picLocks noChangeArrowheads="1" noChangeAspect="1"/>
+                          </pic:cNvPicPr>
+                        </pic:nvPicPr>
+                        <pic:blipFill>
+                          <a:blip r:embed="rId25"/>
+                          <a:stretch>
+                            <a:fillRect/>
+                          </a:stretch>
+                        </pic:blipFill>
+                        <pic:spPr bwMode="auto">
+                          <a:xfrm>
+                            <a:off x="0" y="0"/>
+                            <a:ext cx="152400" cy="152400"/>
+                          </a:xfrm>
+                          <a:prstGeom prst="rect">
+                            <a:avLst/>
+                          </a:prstGeom>
+                          <a:noFill/>
+                          <a:ln w="9525">
+                            <a:noFill/>
+                            <a:headEnd/>
+                            <a:tailEnd/>
+                          </a:ln>
+                        </pic:spPr>
+                      </pic:pic>
+                    </a:graphicData>
+                  </a:graphic>
+                </wp:inline>
+              </w:drawing>
+            </w:r>
+            <w:r>
+              <w:t xml:space="preserve"> </w:t>
+            </w:r>
+            <w:r>
+              <w:t xml:space="preserve"> </w:t>
+            </w:r>
+            <w:r>
+              <w:t xml:space="preserve">Note</w:t>
+            </w:r>
+          </w:p>
+        </w:tc>
+      </w:tr>
+      <w:tr>
+        <w:trPr>
+          <w:cantSplit/>
+        </w:trPr>
+        <w:tc>
+          <w:tcPr>
+            <w:tcMar>
+              <w:top w:w="108" w:type="dxa"/>
+              <w:bottom w:w="108" w:type="dxa"/>
+            </w:tcMar>
+          </w:tcPr>
+          <w:p>
+            <w:pPr>
+              <w:pStyle w:val="Corpsdetexte"/>
+            </w:pPr>
+            <w:pPr>
+              <w:spacing w:before="16" w:after="16"/>
+            </w:pPr>
+            <w:r>
+              <w:t xml:space="preserve">Un entretien isolé apparaît à Marovoay le 3 septembre dans les données. Il pourrait s’agir d’une erreur de saisie de la date d’interview. Cette observation sera vérifiée lors de la restitution. Le chronogramme ci-dessous exclut cet entretien pour des raisons de lisibilité.</w:t>
+            </w:r>
+          </w:p>
+          <w:p/>
+        </w:tc>
+      </w:tr>
+    </w:tbl>
     <w:tbl>
       <w:tblPr>
         <w:tblStyle w:val="Table"/>
@@ -1651,7 +1704,7 @@
       <w:tr>
         <w:tc>
           <w:tcPr/>
-          <w:bookmarkStart w:id="45" w:name="fig-chronogramme"/>
+          <w:bookmarkStart w:id="44" w:name="fig-chronogramme"/>
           <w:p>
             <w:pPr>
               <w:jc w:val="center"/>
@@ -1675,18 +1728,18 @@
                 <wp:inline>
                   <wp:extent cx="5969000" cy="2984500"/>
                   <wp:effectExtent b="0" l="0" r="0" t="0"/>
-                  <wp:docPr descr="" title="" id="43" name="Picture"/>
+                  <wp:docPr descr="" title="" id="42" name="Picture"/>
                   <a:graphic>
                     <a:graphicData uri="http://schemas.openxmlformats.org/drawingml/2006/picture">
                       <pic:pic>
                         <pic:nvPicPr>
-                          <pic:cNvPr descr="01_description_files/figure-docx/fig-chronogramme-1.png" id="44" name="Picture"/>
+                          <pic:cNvPr descr="01_description_files/figure-docx/fig-chronogramme-1.png" id="43" name="Picture"/>
                           <pic:cNvPicPr>
                             <a:picLocks noChangeArrowheads="1" noChangeAspect="1"/>
                           </pic:cNvPicPr>
                         </pic:nvPicPr>
                         <pic:blipFill>
-                          <a:blip r:embed="rId42"/>
+                          <a:blip r:embed="rId41"/>
                           <a:stretch>
                             <a:fillRect/>
                           </a:stretch>
@@ -1713,7 +1766,7 @@
               </w:drawing>
             </w:r>
           </w:p>
-          <w:bookmarkEnd w:id="45"/>
+          <w:bookmarkEnd w:id="44"/>
         </w:tc>
       </w:tr>
     </w:tbl>
@@ -1730,7 +1783,7 @@
       <w:tr>
         <w:tc>
           <w:tcPr/>
-          <w:bookmarkStart w:id="46" w:name="tbl-periode"/>
+          <w:bookmarkStart w:id="45" w:name="tbl-periode"/>
           <w:p>
             <w:pPr>
               <w:jc w:val="center"/>
@@ -1744,14 +1797,14 @@
               <w:t xml:space="preserve">Table 1.4: Période de collecte par observatoire</w:t>
             </w:r>
           </w:p>
-          <w:bookmarkEnd w:id="46"/>
+          <w:bookmarkEnd w:id="45"/>
         </w:tc>
       </w:tr>
     </w:tbl>
+    <w:bookmarkEnd w:id="46"/>
     <w:bookmarkEnd w:id="47"/>
     <w:bookmarkEnd w:id="48"/>
-    <w:bookmarkEnd w:id="49"/>
-    <w:bookmarkStart w:id="138" w:name="X2f0b4bab865cbdc8f0c24eb5bc26af9f83197a2"/>
+    <w:bookmarkStart w:id="137" w:name="X2f0b4bab865cbdc8f0c24eb5bc26af9f83197a2"/>
     <w:p>
       <w:pPr>
         <w:pStyle w:val="Titre1"/>
@@ -1809,18 +1862,18 @@
                 <wp:inline>
                   <wp:extent cx="152400" cy="152400"/>
                   <wp:effectExtent b="0" l="0" r="0" t="0"/>
-                  <wp:docPr descr="" title="" id="50" name="Picture"/>
+                  <wp:docPr descr="" title="" id="49" name="Picture"/>
                   <a:graphic>
                     <a:graphicData uri="http://schemas.openxmlformats.org/drawingml/2006/picture">
                       <pic:pic>
                         <pic:nvPicPr>
-                          <pic:cNvPr descr="C:\Users\fbede\AppData\Local\Programs\Quarto\share\formats\docx\warning.png" id="51" name="Picture"/>
+                          <pic:cNvPr descr="C:\Users\fbede\AppData\Local\Programs\Quarto\share\formats\docx\warning.png" id="50" name="Picture"/>
                           <pic:cNvPicPr>
                             <a:picLocks noChangeArrowheads="1" noChangeAspect="1"/>
                           </pic:cNvPicPr>
                         </pic:nvPicPr>
                         <pic:blipFill>
-                          <a:blip r:embed="rId24"/>
+                          <a:blip r:embed="rId21"/>
                           <a:stretch>
                             <a:fillRect/>
                           </a:stretch>
@@ -1877,7 +1930,7 @@
               <w:spacing w:before="16" w:after="16"/>
             </w:pPr>
             <w:r>
-              <w:t xml:space="preserve">Les résultats présentés ci-dessous sont provisoires, et sont susceptibles de faire l’objet de corrections.</w:t>
+              <w:t xml:space="preserve">Les résultats présentés ci-dessous sont provisoires et pourront être ajustés ou enrichis par les informations supplémentaires recueillies lors des restitutions locales.</w:t>
             </w:r>
           </w:p>
           <w:p/>
@@ -1892,7 +1945,7 @@
         <w:t xml:space="preserve">À Marovoay, la structure des ménages est marquée par l’hétérogénéité des stratégies économiques et des structures familiales. La proximité de la ville de Marovoay et de la route nationale RN4 reliant Antananarivo à Mahajanga facilite les échanges et influence les activités non agricoles des ménages.</w:t>
       </w:r>
     </w:p>
-    <w:bookmarkStart w:id="71" w:name="description-des-ménages"/>
+    <w:bookmarkStart w:id="70" w:name="description-des-ménages"/>
     <w:p>
       <w:pPr>
         <w:pStyle w:val="Titre2"/>
@@ -1906,10 +1959,10 @@
         <w:pStyle w:val="FirstParagraph"/>
       </w:pPr>
       <w:r>
-        <w:t xml:space="preserve">A Marovoay, on a recensé 2297 individus répartis dans 519 ménages. La taille moyenne des ménages s’établit à 4.4 personnes.</w:t>
-      </w:r>
-    </w:p>
-    <w:bookmarkStart w:id="53" w:name="taille-des-ménages-par-observatoire"/>
+        <w:t xml:space="preserve">A Marovoay, on a recensé 2297 individus répartis dans 519 ménages. La taille moyenne des ménages s’établit à 4.4 personnes. Parmi les quatre hameaux, les tailles de ménages varient sensiblement, reflétant des structures familiales distinctes selon les localités.</w:t>
+      </w:r>
+    </w:p>
+    <w:bookmarkStart w:id="52" w:name="taille-des-ménages-par-observatoire"/>
     <w:p>
       <w:pPr>
         <w:pStyle w:val="Titre3"/>
@@ -1931,7 +1984,7 @@
       <w:tr>
         <w:tc>
           <w:tcPr/>
-          <w:bookmarkStart w:id="52" w:name="tbl-men-obs"/>
+          <w:bookmarkStart w:id="51" w:name="tbl-men-obs"/>
           <w:p>
             <w:pPr>
               <w:jc w:val="center"/>
@@ -1945,27 +1998,27 @@
               <w:t xml:space="preserve">Table 2.1: Taille moyenne des ménages par observatoire</w:t>
             </w:r>
           </w:p>
-          <w:bookmarkEnd w:id="52"/>
+          <w:bookmarkEnd w:id="51"/>
         </w:tc>
       </w:tr>
     </w:tbl>
+    <w:bookmarkEnd w:id="52"/>
+    <w:bookmarkStart w:id="53" w:name="X5ecba2ce17d6f5a9c23e4167321cf9d859ff0b5"/>
+    <w:p>
+      <w:pPr>
+        <w:pStyle w:val="Titre3"/>
+      </w:pPr>
+      <w:r>
+        <w:t xml:space="preserve">2.1.2 Taille des ménages par hameau et par observatoire</w:t>
+      </w:r>
+    </w:p>
     <w:bookmarkEnd w:id="53"/>
-    <w:bookmarkStart w:id="54" w:name="X5ecba2ce17d6f5a9c23e4167321cf9d859ff0b5"/>
+    <w:bookmarkStart w:id="61" w:name="structure-par-âge"/>
     <w:p>
       <w:pPr>
         <w:pStyle w:val="Titre3"/>
       </w:pPr>
       <w:r>
-        <w:t xml:space="preserve">2.1.2 Taille des ménages par hameau et par observatoire</w:t>
-      </w:r>
-    </w:p>
-    <w:bookmarkEnd w:id="54"/>
-    <w:bookmarkStart w:id="62" w:name="structure-par-âge"/>
-    <w:p>
-      <w:pPr>
-        <w:pStyle w:val="Titre3"/>
-      </w:pPr>
-      <w:r>
         <w:t xml:space="preserve">2.1.3 Structure par âge</w:t>
       </w:r>
     </w:p>
@@ -1982,10 +2035,10 @@
         <w:pStyle w:val="Corpsdetexte"/>
       </w:pPr>
       <w:r>
-        <w:t xml:space="preserve">A Marovoay, 40.7 % des individus ont moins de 15 ans. La population en âge de travailler (15–64 ans) représente 54.7 %, tandis que les personnes de 65 ans et plus ne constituent que 4.6 %.</w:t>
-      </w:r>
-    </w:p>
-    <w:bookmarkStart w:id="61" w:name="au-niveau-des-observatoires"/>
+        <w:t xml:space="preserve">A Marovoay, 40.7 % des individus ont moins de 15 ans, signe d’une population en croissance rapide. La population en âge de travailler (15–64 ans) représente 54.7 %, tandis que les personnes de 65 ans et plus ne constituent que 4.6 %. Cette structure démographique, caractérisée par une base large et un sommet étroit, est caractéristique des populations rurales malgaches et traduit un taux de dépendance élevé.</w:t>
+      </w:r>
+    </w:p>
+    <w:bookmarkStart w:id="60" w:name="au-niveau-des-observatoires"/>
     <w:p>
       <w:pPr>
         <w:pStyle w:val="Titre4"/>
@@ -2003,18 +2056,18 @@
           <wp:inline>
             <wp:extent cx="4620126" cy="3696101"/>
             <wp:effectExtent b="0" l="0" r="0" t="0"/>
-            <wp:docPr descr="Répartition des membres des ménages par tranche d’âge selon les observatoires" title="" id="56" name="Picture"/>
+            <wp:docPr descr="Répartition des membres des ménages par tranche d’âge selon les observatoires" title="" id="55" name="Picture"/>
             <a:graphic>
               <a:graphicData uri="http://schemas.openxmlformats.org/drawingml/2006/picture">
                 <pic:pic>
                   <pic:nvPicPr>
-                    <pic:cNvPr descr="02_structure_menages_files/figure-docx/fig_age_obs-1.png" id="57" name="Picture"/>
+                    <pic:cNvPr descr="02_structure_menages_files/figure-docx/fig_age_obs-1.png" id="56" name="Picture"/>
                     <pic:cNvPicPr>
                       <a:picLocks noChangeArrowheads="1" noChangeAspect="1"/>
                     </pic:cNvPicPr>
                   </pic:nvPicPr>
                   <pic:blipFill>
-                    <a:blip r:embed="rId55"/>
+                    <a:blip r:embed="rId54"/>
                     <a:stretch>
                       <a:fillRect/>
                     </a:stretch>
@@ -2058,18 +2111,18 @@
           <wp:inline>
             <wp:extent cx="4620126" cy="9240252"/>
             <wp:effectExtent b="0" l="0" r="0" t="0"/>
-            <wp:docPr descr="Pyramide des âges des membres des ménages enquêtés par observatoire" title="" id="59" name="Picture"/>
+            <wp:docPr descr="Pyramide des âges des membres des ménages enquêtés par observatoire" title="" id="58" name="Picture"/>
             <a:graphic>
               <a:graphicData uri="http://schemas.openxmlformats.org/drawingml/2006/picture">
                 <pic:pic>
                   <pic:nvPicPr>
-                    <pic:cNvPr descr="02_structure_menages_files/figure-docx/fig_pyramide-1.png" id="60" name="Picture"/>
+                    <pic:cNvPr descr="02_structure_menages_files/figure-docx/fig_pyramide-1.png" id="59" name="Picture"/>
                     <pic:cNvPicPr>
                       <a:picLocks noChangeArrowheads="1" noChangeAspect="1"/>
                     </pic:cNvPicPr>
                   </pic:nvPicPr>
                   <pic:blipFill>
-                    <a:blip r:embed="rId58"/>
+                    <a:blip r:embed="rId57"/>
                     <a:stretch>
                       <a:fillRect/>
                     </a:stretch>
@@ -2104,9 +2157,9 @@
         <w:t xml:space="preserve">Pyramide des âges des membres des ménages enquêtés par observatoire</w:t>
       </w:r>
     </w:p>
+    <w:bookmarkEnd w:id="60"/>
     <w:bookmarkEnd w:id="61"/>
-    <w:bookmarkEnd w:id="62"/>
-    <w:bookmarkStart w:id="66" w:name="origine-des-cm-et-conjoints"/>
+    <w:bookmarkStart w:id="65" w:name="origine-des-cm-et-conjoints"/>
     <w:p>
       <w:pPr>
         <w:pStyle w:val="Titre3"/>
@@ -2184,7 +2237,79 @@
         <w:t xml:space="preserve"> </w:t>
       </w:r>
       <w:r>
-        <w:t xml:space="preserve">(arrivants récents). La répartition de ces catégories diffère sensiblement entre les deux observatoires.</w:t>
+        <w:t xml:space="preserve">(arrivants récents).</w:t>
+      </w:r>
+    </w:p>
+    <w:p>
+      <w:pPr>
+        <w:pStyle w:val="Corpsdetexte"/>
+      </w:pPr>
+      <w:r>
+        <w:t xml:space="preserve">À Marovoay, l’équilibre entre</w:t>
+      </w:r>
+      <w:r>
+        <w:t xml:space="preserve"> </w:t>
+      </w:r>
+      <w:r>
+        <w:rPr>
+          <w:i/>
+          <w:iCs/>
+        </w:rPr>
+        <w:t xml:space="preserve">tompon-tany</w:t>
+      </w:r>
+      <w:r>
+        <w:t xml:space="preserve"> </w:t>
+      </w:r>
+      <w:r>
+        <w:t xml:space="preserve">et</w:t>
+      </w:r>
+      <w:r>
+        <w:t xml:space="preserve"> </w:t>
+      </w:r>
+      <w:r>
+        <w:rPr>
+          <w:i/>
+          <w:iCs/>
+        </w:rPr>
+        <w:t xml:space="preserve">zana-tany</w:t>
+      </w:r>
+      <w:r>
+        <w:t xml:space="preserve"> </w:t>
+      </w:r>
+      <w:r>
+        <w:t xml:space="preserve">varie selon les localités. La proportion de</w:t>
+      </w:r>
+      <w:r>
+        <w:t xml:space="preserve"> </w:t>
+      </w:r>
+      <w:r>
+        <w:rPr>
+          <w:i/>
+          <w:iCs/>
+        </w:rPr>
+        <w:t xml:space="preserve">valivotaka</w:t>
+      </w:r>
+      <w:r>
+        <w:t xml:space="preserve"> </w:t>
+      </w:r>
+      <w:r>
+        <w:t xml:space="preserve">et</w:t>
+      </w:r>
+      <w:r>
+        <w:t xml:space="preserve"> </w:t>
+      </w:r>
+      <w:r>
+        <w:rPr>
+          <w:i/>
+          <w:iCs/>
+        </w:rPr>
+        <w:t xml:space="preserve">mpihavy</w:t>
+      </w:r>
+      <w:r>
+        <w:t xml:space="preserve"> </w:t>
+      </w:r>
+      <w:r>
+        <w:t xml:space="preserve">reflète l’attractivité des zones rizicoles pour les migrants des régions voisines. Les raisons sociales (en particulier le mariage) dépassent largement les motivations économiques comme facteur d’installation.</w:t>
       </w:r>
     </w:p>
     <w:p>
@@ -2196,18 +2321,18 @@
           <wp:inline>
             <wp:extent cx="4620126" cy="3696101"/>
             <wp:effectExtent b="0" l="0" r="0" t="0"/>
-            <wp:docPr descr="" title="" id="64" name="Picture"/>
+            <wp:docPr descr="" title="" id="63" name="Picture"/>
             <a:graphic>
               <a:graphicData uri="http://schemas.openxmlformats.org/drawingml/2006/picture">
                 <pic:pic>
                   <pic:nvPicPr>
-                    <pic:cNvPr descr="02_structure_menages_files/figure-docx/fig_origine-1.png" id="65" name="Picture"/>
+                    <pic:cNvPr descr="02_structure_menages_files/figure-docx/fig_origine-1.png" id="64" name="Picture"/>
                     <pic:cNvPicPr>
                       <a:picLocks noChangeArrowheads="1" noChangeAspect="1"/>
                     </pic:cNvPicPr>
                   </pic:nvPicPr>
                   <pic:blipFill>
-                    <a:blip r:embed="rId63"/>
+                    <a:blip r:embed="rId62"/>
                     <a:stretch>
                       <a:fillRect/>
                     </a:stretch>
@@ -2234,8 +2359,8 @@
         </w:drawing>
       </w:r>
     </w:p>
-    <w:bookmarkEnd w:id="66"/>
-    <w:bookmarkStart w:id="70" w:name="raison-dinstallation"/>
+    <w:bookmarkEnd w:id="65"/>
+    <w:bookmarkStart w:id="69" w:name="raison-dinstallation"/>
     <w:p>
       <w:pPr>
         <w:pStyle w:val="Titre3"/>
@@ -2261,18 +2386,18 @@
           <wp:inline>
             <wp:extent cx="4620126" cy="3696101"/>
             <wp:effectExtent b="0" l="0" r="0" t="0"/>
-            <wp:docPr descr="" title="" id="68" name="Picture"/>
+            <wp:docPr descr="" title="" id="67" name="Picture"/>
             <a:graphic>
               <a:graphicData uri="http://schemas.openxmlformats.org/drawingml/2006/picture">
                 <pic:pic>
                   <pic:nvPicPr>
-                    <pic:cNvPr descr="02_structure_menages_files/figure-docx/fig_raison-1.png" id="69" name="Picture"/>
+                    <pic:cNvPr descr="02_structure_menages_files/figure-docx/fig_raison-1.png" id="68" name="Picture"/>
                     <pic:cNvPicPr>
                       <a:picLocks noChangeArrowheads="1" noChangeAspect="1"/>
                     </pic:cNvPicPr>
                   </pic:nvPicPr>
                   <pic:blipFill>
-                    <a:blip r:embed="rId67"/>
+                    <a:blip r:embed="rId66"/>
                     <a:stretch>
                       <a:fillRect/>
                     </a:stretch>
@@ -2299,9 +2424,9 @@
         </w:drawing>
       </w:r>
     </w:p>
+    <w:bookmarkEnd w:id="69"/>
     <w:bookmarkEnd w:id="70"/>
-    <w:bookmarkEnd w:id="71"/>
-    <w:bookmarkStart w:id="100" w:name="caractéristiques-des-chefs-de-ménages"/>
+    <w:bookmarkStart w:id="99" w:name="caractéristiques-des-chefs-de-ménages"/>
     <w:p>
       <w:pPr>
         <w:pStyle w:val="Titre2"/>
@@ -2326,7 +2451,7 @@
         <w:t xml:space="preserve">A Marovoay, 78 % des CM sont des hommes, soit 22 % de ménages dirigés par des femmes. L’âge moyen des CM est de 46.1 ans. Sur le plan conjugal, 73 % des CM vivent en couple (mariés ou en concubinage).</w:t>
       </w:r>
     </w:p>
-    <w:bookmarkStart w:id="72" w:name="caractéristiques-socio-démographiques"/>
+    <w:bookmarkStart w:id="71" w:name="caractéristiques-socio-démographiques"/>
     <w:p>
       <w:pPr>
         <w:pStyle w:val="Titre3"/>
@@ -2831,8 +2956,8 @@
         </w:tc>
       </w:tr>
     </w:tbl>
-    <w:bookmarkEnd w:id="72"/>
-    <w:bookmarkStart w:id="81" w:name="niveau-déducation"/>
+    <w:bookmarkEnd w:id="71"/>
+    <w:bookmarkStart w:id="80" w:name="niveau-déducation"/>
     <w:p>
       <w:pPr>
         <w:pStyle w:val="Titre3"/>
@@ -2854,10 +2979,10 @@
         <w:pStyle w:val="Corpsdetexte"/>
       </w:pPr>
       <w:r>
-        <w:t xml:space="preserve">A Marovoay, le niveau le plus fréquemment atteint est « Primaire » (52.4 % des CM).</w:t>
-      </w:r>
-    </w:p>
-    <w:bookmarkStart w:id="76" w:name="niveau-déducation-du-chef-de-ménage"/>
+        <w:t xml:space="preserve">A Marovoay, le niveau le plus fréquemment atteint est « Primaire » (52.4 % des CM). La majorité des chefs de ménage ont un faible niveau d’instruction, avec une dominance du niveau primaire pour les deux sexes. Les femmes chefs de ménage présentent des taux d’instruction nettement plus faibles que les hommes, ce qui accentue leur vulnérabilité socio-économique.</w:t>
+      </w:r>
+    </w:p>
+    <w:bookmarkStart w:id="75" w:name="niveau-déducation-du-chef-de-ménage"/>
     <w:p>
       <w:pPr>
         <w:pStyle w:val="Titre4"/>
@@ -2875,18 +3000,18 @@
           <wp:inline>
             <wp:extent cx="4620126" cy="3696101"/>
             <wp:effectExtent b="0" l="0" r="0" t="0"/>
-            <wp:docPr descr="Niveau d’éducation des chefs de ménage" title="" id="74" name="Picture"/>
+            <wp:docPr descr="Niveau d’éducation des chefs de ménage" title="" id="73" name="Picture"/>
             <a:graphic>
               <a:graphicData uri="http://schemas.openxmlformats.org/drawingml/2006/picture">
                 <pic:pic>
                   <pic:nvPicPr>
-                    <pic:cNvPr descr="02_structure_menages_files/figure-docx/fig_cm_educ-1.png" id="75" name="Picture"/>
+                    <pic:cNvPr descr="02_structure_menages_files/figure-docx/fig_cm_educ-1.png" id="74" name="Picture"/>
                     <pic:cNvPicPr>
                       <a:picLocks noChangeArrowheads="1" noChangeAspect="1"/>
                     </pic:cNvPicPr>
                   </pic:nvPicPr>
                   <pic:blipFill>
-                    <a:blip r:embed="rId73"/>
+                    <a:blip r:embed="rId72"/>
                     <a:stretch>
                       <a:fillRect/>
                     </a:stretch>
@@ -2921,8 +3046,8 @@
         <w:t xml:space="preserve">Niveau d’éducation des chefs de ménage</w:t>
       </w:r>
     </w:p>
-    <w:bookmarkEnd w:id="76"/>
-    <w:bookmarkStart w:id="80" w:name="X4a3ba4957ab1c055d132d85a923cd063717f406"/>
+    <w:bookmarkEnd w:id="75"/>
+    <w:bookmarkStart w:id="79" w:name="X4a3ba4957ab1c055d132d85a923cd063717f406"/>
     <w:p>
       <w:pPr>
         <w:pStyle w:val="Titre4"/>
@@ -2940,18 +3065,18 @@
           <wp:inline>
             <wp:extent cx="4620126" cy="3696101"/>
             <wp:effectExtent b="0" l="0" r="0" t="0"/>
-            <wp:docPr descr="Niveau d’éducation des CM par sexe" title="" id="78" name="Picture"/>
+            <wp:docPr descr="Niveau d’éducation des CM par sexe" title="" id="77" name="Picture"/>
             <a:graphic>
               <a:graphicData uri="http://schemas.openxmlformats.org/drawingml/2006/picture">
                 <pic:pic>
                   <pic:nvPicPr>
-                    <pic:cNvPr descr="02_structure_menages_files/figure-docx/fig_cm_educ_sex-1.png" id="79" name="Picture"/>
+                    <pic:cNvPr descr="02_structure_menages_files/figure-docx/fig_cm_educ_sex-1.png" id="78" name="Picture"/>
                     <pic:cNvPicPr>
                       <a:picLocks noChangeArrowheads="1" noChangeAspect="1"/>
                     </pic:cNvPicPr>
                   </pic:nvPicPr>
                   <pic:blipFill>
-                    <a:blip r:embed="rId77"/>
+                    <a:blip r:embed="rId76"/>
                     <a:stretch>
                       <a:fillRect/>
                     </a:stretch>
@@ -2986,9 +3111,9 @@
         <w:t xml:space="preserve">Niveau d’éducation des CM par sexe</w:t>
       </w:r>
     </w:p>
+    <w:bookmarkEnd w:id="79"/>
     <w:bookmarkEnd w:id="80"/>
-    <w:bookmarkEnd w:id="81"/>
-    <w:bookmarkStart w:id="90" w:name="alphabétisation-des-chefs-de-ménage"/>
+    <w:bookmarkStart w:id="89" w:name="alphabétisation-des-chefs-de-ménage"/>
     <w:p>
       <w:pPr>
         <w:pStyle w:val="Titre3"/>
@@ -3010,10 +3135,10 @@
         <w:pStyle w:val="Corpsdetexte"/>
       </w:pPr>
       <w:r>
-        <w:t xml:space="preserve">A Marovoay, 74 % des CM savent lire aisément.</w:t>
-      </w:r>
-    </w:p>
-    <w:bookmarkStart w:id="85" w:name="savoir-lire"/>
+        <w:t xml:space="preserve">A Marovoay, 74 % des CM savent lire aisément. Les niveaux de lecture et d’écriture varient sensiblement selon les localités et le sexe. L’écart entre hommes et femmes en matière d’alphabétisation traduit un accès inégal à l’éducation qui se répercute sur la capacité des ménages féminins à accéder à l’information et aux services.</w:t>
+      </w:r>
+    </w:p>
+    <w:bookmarkStart w:id="84" w:name="savoir-lire"/>
     <w:p>
       <w:pPr>
         <w:pStyle w:val="Titre4"/>
@@ -3031,18 +3156,18 @@
           <wp:inline>
             <wp:extent cx="4620126" cy="3696101"/>
             <wp:effectExtent b="0" l="0" r="0" t="0"/>
-            <wp:docPr descr="Aptitude à la lecture des CM selon le sexe" title="" id="83" name="Picture"/>
+            <wp:docPr descr="Aptitude à la lecture des CM selon le sexe" title="" id="82" name="Picture"/>
             <a:graphic>
               <a:graphicData uri="http://schemas.openxmlformats.org/drawingml/2006/picture">
                 <pic:pic>
                   <pic:nvPicPr>
-                    <pic:cNvPr descr="02_structure_menages_files/figure-docx/fig_cm_read_sex-1.png" id="84" name="Picture"/>
+                    <pic:cNvPr descr="02_structure_menages_files/figure-docx/fig_cm_read_sex-1.png" id="83" name="Picture"/>
                     <pic:cNvPicPr>
                       <a:picLocks noChangeArrowheads="1" noChangeAspect="1"/>
                     </pic:cNvPicPr>
                   </pic:nvPicPr>
                   <pic:blipFill>
-                    <a:blip r:embed="rId82"/>
+                    <a:blip r:embed="rId81"/>
                     <a:stretch>
                       <a:fillRect/>
                     </a:stretch>
@@ -3077,8 +3202,8 @@
         <w:t xml:space="preserve">Aptitude à la lecture des CM selon le sexe</w:t>
       </w:r>
     </w:p>
-    <w:bookmarkEnd w:id="85"/>
-    <w:bookmarkStart w:id="89" w:name="savoir-écrire"/>
+    <w:bookmarkEnd w:id="84"/>
+    <w:bookmarkStart w:id="88" w:name="savoir-écrire"/>
     <w:p>
       <w:pPr>
         <w:pStyle w:val="Titre4"/>
@@ -3096,18 +3221,18 @@
           <wp:inline>
             <wp:extent cx="4620126" cy="3696101"/>
             <wp:effectExtent b="0" l="0" r="0" t="0"/>
-            <wp:docPr descr="Aptitude à l’écriture des CM selon le sexe" title="" id="87" name="Picture"/>
+            <wp:docPr descr="Aptitude à l’écriture des CM selon le sexe" title="" id="86" name="Picture"/>
             <a:graphic>
               <a:graphicData uri="http://schemas.openxmlformats.org/drawingml/2006/picture">
                 <pic:pic>
                   <pic:nvPicPr>
-                    <pic:cNvPr descr="02_structure_menages_files/figure-docx/fig_cm_write_sex-1.png" id="88" name="Picture"/>
+                    <pic:cNvPr descr="02_structure_menages_files/figure-docx/fig_cm_write_sex-1.png" id="87" name="Picture"/>
                     <pic:cNvPicPr>
                       <a:picLocks noChangeArrowheads="1" noChangeAspect="1"/>
                     </pic:cNvPicPr>
                   </pic:nvPicPr>
                   <pic:blipFill>
-                    <a:blip r:embed="rId86"/>
+                    <a:blip r:embed="rId85"/>
                     <a:stretch>
                       <a:fillRect/>
                     </a:stretch>
@@ -3142,9 +3267,9 @@
         <w:t xml:space="preserve">Aptitude à l’écriture des CM selon le sexe</w:t>
       </w:r>
     </w:p>
+    <w:bookmarkEnd w:id="88"/>
     <w:bookmarkEnd w:id="89"/>
-    <w:bookmarkEnd w:id="90"/>
-    <w:bookmarkStart w:id="99" w:name="Xd28e2db47e64cd6bed940357b8301db0b46a084"/>
+    <w:bookmarkStart w:id="98" w:name="Xd28e2db47e64cd6bed940357b8301db0b46a084"/>
     <w:p>
       <w:pPr>
         <w:pStyle w:val="Titre3"/>
@@ -3166,7 +3291,7 @@
         <w:pStyle w:val="Corpsdetexte"/>
       </w:pPr>
       <w:r>
-        <w:t xml:space="preserve">A Marovoay, l’activité dominante est « Cultivateur exploitant » (58.6 % des CM).</w:t>
+        <w:t xml:space="preserve">A Marovoay, l’activité dominante est « Cultivateur exploitant » (58.6 % des CM). L’agriculture constitue le socle économique des ménages, les cultivateurs exploitants représentant la majorité des chefs de ménage. Le commerce et la restauration, l’artisanat, le BTP et le transport, ainsi que l’élevage et la pêche complètent le panorama des activités. La différenciation des activités selon le sexe est marquée : les hommes sont majoritairement cultivateurs exploitants, tandis que les femmes sont davantage présentes dans le commerce et la restauration.</w:t>
       </w:r>
     </w:p>
     <w:tbl>
@@ -3182,7 +3307,7 @@
       <w:tr>
         <w:tc>
           <w:tcPr/>
-          <w:bookmarkStart w:id="94" w:name="fig-cm-act"/>
+          <w:bookmarkStart w:id="93" w:name="fig-cm-act"/>
           <w:p>
             <w:pPr>
               <w:jc w:val="center"/>
@@ -3206,18 +3331,18 @@
                 <wp:inline>
                   <wp:extent cx="4620126" cy="9240252"/>
                   <wp:effectExtent b="0" l="0" r="0" t="0"/>
-                  <wp:docPr descr="" title="" id="92" name="Picture"/>
+                  <wp:docPr descr="" title="" id="91" name="Picture"/>
                   <a:graphic>
                     <a:graphicData uri="http://schemas.openxmlformats.org/drawingml/2006/picture">
                       <pic:pic>
                         <pic:nvPicPr>
-                          <pic:cNvPr descr="02_structure_menages_files/figure-docx/fig-cm-act-1.png" id="93" name="Picture"/>
+                          <pic:cNvPr descr="02_structure_menages_files/figure-docx/fig-cm-act-1.png" id="92" name="Picture"/>
                           <pic:cNvPicPr>
                             <a:picLocks noChangeArrowheads="1" noChangeAspect="1"/>
                           </pic:cNvPicPr>
                         </pic:nvPicPr>
                         <pic:blipFill>
-                          <a:blip r:embed="rId91"/>
+                          <a:blip r:embed="rId90"/>
                           <a:stretch>
                             <a:fillRect/>
                           </a:stretch>
@@ -3244,11 +3369,11 @@
               </w:drawing>
             </w:r>
           </w:p>
-          <w:bookmarkEnd w:id="94"/>
+          <w:bookmarkEnd w:id="93"/>
         </w:tc>
       </w:tr>
     </w:tbl>
-    <w:bookmarkStart w:id="98" w:name="activités-principales-des-cm-par-sexe"/>
+    <w:bookmarkStart w:id="97" w:name="activités-principales-des-cm-par-sexe"/>
     <w:p>
       <w:pPr>
         <w:pStyle w:val="Titre4"/>
@@ -3266,18 +3391,18 @@
           <wp:inline>
             <wp:extent cx="4620126" cy="9240252"/>
             <wp:effectExtent b="0" l="0" r="0" t="0"/>
-            <wp:docPr descr="Activités principales des CM par observatoire et sexe" title="" id="96" name="Picture"/>
+            <wp:docPr descr="Activités principales des CM par observatoire et sexe" title="" id="95" name="Picture"/>
             <a:graphic>
               <a:graphicData uri="http://schemas.openxmlformats.org/drawingml/2006/picture">
                 <pic:pic>
                   <pic:nvPicPr>
-                    <pic:cNvPr descr="02_structure_menages_files/figure-docx/fig_cm_act_sex-1.png" id="97" name="Picture"/>
+                    <pic:cNvPr descr="02_structure_menages_files/figure-docx/fig_cm_act_sex-1.png" id="96" name="Picture"/>
                     <pic:cNvPicPr>
                       <a:picLocks noChangeArrowheads="1" noChangeAspect="1"/>
                     </pic:cNvPicPr>
                   </pic:nvPicPr>
                   <pic:blipFill>
-                    <a:blip r:embed="rId95"/>
+                    <a:blip r:embed="rId94"/>
                     <a:stretch>
                       <a:fillRect/>
                     </a:stretch>
@@ -3312,16 +3437,51 @@
         <w:t xml:space="preserve">Activités principales des CM par observatoire et sexe</w:t>
       </w:r>
     </w:p>
+    <w:bookmarkEnd w:id="97"/>
     <w:bookmarkEnd w:id="98"/>
     <w:bookmarkEnd w:id="99"/>
+    <w:bookmarkStart w:id="136" w:name="X57f2daed0b4a0ac8c44ae97171a5ac716837489"/>
+    <w:p>
+      <w:pPr>
+        <w:pStyle w:val="Titre2"/>
+      </w:pPr>
+      <w:r>
+        <w:t xml:space="preserve">2.3 Caractéristiques des autres membres de ménages</w:t>
+      </w:r>
+    </w:p>
+    <w:p>
+      <w:pPr>
+        <w:pStyle w:val="FirstParagraph"/>
+      </w:pPr>
+      <w:r>
+        <w:t xml:space="preserve">Les autres membres du ménage (conjoints, enfants, dépendants) constituent la majorité de la population recensée. Leur profil démographique, éducatif et économique complète celui des chefs de ménage et permet de dresser un portrait plus complet du capital humain des familles rurales.</w:t>
+      </w:r>
+    </w:p>
+    <w:p>
+      <w:pPr>
+        <w:pStyle w:val="Corpsdetexte"/>
+      </w:pPr>
+      <w:r>
+        <w:t xml:space="preserve">À Marovoay, les autres membres du ménage forment une population majoritairement féminine et jeune. Les indicateurs d’âge révèlent un profil démographique caractéristique des populations rurales en croissance. La prédominance des mariages selon la tradition et du célibat (pour les membres de 12 ans et plus) témoigne du maintien des pratiques matrimoniales coutumières.</w:t>
+      </w:r>
+    </w:p>
+    <w:bookmarkStart w:id="100" w:name="caractéristiques-socio-démographiques-1"/>
+    <w:p>
+      <w:pPr>
+        <w:pStyle w:val="Titre3"/>
+      </w:pPr>
+      <w:r>
+        <w:t xml:space="preserve">2.3.1 Caractéristiques socio-démographiques</w:t>
+      </w:r>
+    </w:p>
     <w:bookmarkEnd w:id="100"/>
-    <w:bookmarkStart w:id="137" w:name="X57f2daed0b4a0ac8c44ae97171a5ac716837489"/>
-    <w:p>
-      <w:pPr>
-        <w:pStyle w:val="Titre2"/>
-      </w:pPr>
-      <w:r>
-        <w:t xml:space="preserve">2.3 Caractéristiques des autres membres de ménages</w:t>
+    <w:bookmarkStart w:id="118" w:name="éducation-et-scolarisation"/>
+    <w:p>
+      <w:pPr>
+        <w:pStyle w:val="Titre3"/>
+      </w:pPr>
+      <w:r>
+        <w:t xml:space="preserve">2.3.2 Éducation et scolarisation</w:t>
       </w:r>
     </w:p>
     <w:p>
@@ -3329,37 +3489,10 @@
         <w:pStyle w:val="FirstParagraph"/>
       </w:pPr>
       <w:r>
-        <w:t xml:space="preserve">Les autres membres du ménage (conjoints, enfants, dépendants) constituent la majorité de la population recensée. Leur profil démographique, éducatif et économique complète celui des chefs de ménage et permet de dresser un portrait plus complet du capital humain des familles rurales.</w:t>
-      </w:r>
-    </w:p>
-    <w:bookmarkStart w:id="101" w:name="caractéristiques-socio-démographiques-1"/>
-    <w:p>
-      <w:pPr>
-        <w:pStyle w:val="Titre3"/>
-      </w:pPr>
-      <w:r>
-        <w:t xml:space="preserve">2.3.1 Caractéristiques socio-démographiques</w:t>
-      </w:r>
-    </w:p>
-    <w:bookmarkEnd w:id="101"/>
-    <w:bookmarkStart w:id="119" w:name="éducation-et-scolarisation"/>
-    <w:p>
-      <w:pPr>
-        <w:pStyle w:val="Titre3"/>
-      </w:pPr>
-      <w:r>
-        <w:t xml:space="preserve">2.3.2 Éducation et scolarisation</w:t>
-      </w:r>
-    </w:p>
-    <w:p>
-      <w:pPr>
-        <w:pStyle w:val="FirstParagraph"/>
-      </w:pPr>
-      <w:r>
         <w:t xml:space="preserve">Le niveau d’éducation des autres membres de ménage complète le portrait éducatif des familles. Les disparités entre sexes et entre observatoires donnent un aperçu des inégalités d’accès à l’éducation.</w:t>
       </w:r>
     </w:p>
-    <w:bookmarkStart w:id="105" w:name="niveau-déducation-des-autres-membres"/>
+    <w:bookmarkStart w:id="104" w:name="niveau-déducation-des-autres-membres"/>
     <w:p>
       <w:pPr>
         <w:pStyle w:val="Titre4"/>
@@ -3377,18 +3510,18 @@
           <wp:inline>
             <wp:extent cx="4620126" cy="3696101"/>
             <wp:effectExtent b="0" l="0" r="0" t="0"/>
-            <wp:docPr descr="Niveau d’éducation des autres membres" title="" id="103" name="Picture"/>
+            <wp:docPr descr="Niveau d’éducation des autres membres" title="" id="102" name="Picture"/>
             <a:graphic>
               <a:graphicData uri="http://schemas.openxmlformats.org/drawingml/2006/picture">
                 <pic:pic>
                   <pic:nvPicPr>
-                    <pic:cNvPr descr="02_structure_menages_files/figure-docx/fig_other_educ-1.png" id="104" name="Picture"/>
+                    <pic:cNvPr descr="02_structure_menages_files/figure-docx/fig_other_educ-1.png" id="103" name="Picture"/>
                     <pic:cNvPicPr>
                       <a:picLocks noChangeArrowheads="1" noChangeAspect="1"/>
                     </pic:cNvPicPr>
                   </pic:nvPicPr>
                   <pic:blipFill>
-                    <a:blip r:embed="rId102"/>
+                    <a:blip r:embed="rId101"/>
                     <a:stretch>
                       <a:fillRect/>
                     </a:stretch>
@@ -3423,8 +3556,8 @@
         <w:t xml:space="preserve">Niveau d’éducation des autres membres</w:t>
       </w:r>
     </w:p>
-    <w:bookmarkEnd w:id="105"/>
-    <w:bookmarkStart w:id="109" w:name="X5230d9ccd8aefad0269f3712b7f434c0dfba0a8"/>
+    <w:bookmarkEnd w:id="104"/>
+    <w:bookmarkStart w:id="108" w:name="X5230d9ccd8aefad0269f3712b7f434c0dfba0a8"/>
     <w:p>
       <w:pPr>
         <w:pStyle w:val="Titre4"/>
@@ -3442,18 +3575,18 @@
           <wp:inline>
             <wp:extent cx="4620126" cy="3696101"/>
             <wp:effectExtent b="0" l="0" r="0" t="0"/>
-            <wp:docPr descr="Niveau d’éducation des autres membres par sexe" title="" id="107" name="Picture"/>
+            <wp:docPr descr="Niveau d’éducation des autres membres par sexe" title="" id="106" name="Picture"/>
             <a:graphic>
               <a:graphicData uri="http://schemas.openxmlformats.org/drawingml/2006/picture">
                 <pic:pic>
                   <pic:nvPicPr>
-                    <pic:cNvPr descr="02_structure_menages_files/figure-docx/fig_other_educ_sex-1.png" id="108" name="Picture"/>
+                    <pic:cNvPr descr="02_structure_menages_files/figure-docx/fig_other_educ_sex-1.png" id="107" name="Picture"/>
                     <pic:cNvPicPr>
                       <a:picLocks noChangeArrowheads="1" noChangeAspect="1"/>
                     </pic:cNvPicPr>
                   </pic:nvPicPr>
                   <pic:blipFill>
-                    <a:blip r:embed="rId106"/>
+                    <a:blip r:embed="rId105"/>
                     <a:stretch>
                       <a:fillRect/>
                     </a:stretch>
@@ -3488,8 +3621,8 @@
         <w:t xml:space="preserve">Niveau d’éducation des autres membres par sexe</w:t>
       </w:r>
     </w:p>
-    <w:bookmarkEnd w:id="109"/>
-    <w:bookmarkStart w:id="118" w:name="alphabétisation-des-autres-membres"/>
+    <w:bookmarkEnd w:id="108"/>
+    <w:bookmarkStart w:id="117" w:name="alphabétisation-des-autres-membres"/>
     <w:p>
       <w:pPr>
         <w:pStyle w:val="Titre4"/>
@@ -3498,7 +3631,7 @@
         <w:t xml:space="preserve">2.3.2.3 Alphabétisation des autres membres</w:t>
       </w:r>
     </w:p>
-    <w:bookmarkStart w:id="113" w:name="savoir-lire-1"/>
+    <w:bookmarkStart w:id="112" w:name="savoir-lire-1"/>
     <w:p>
       <w:pPr>
         <w:pStyle w:val="Titre5"/>
@@ -3516,18 +3649,18 @@
           <wp:inline>
             <wp:extent cx="4620126" cy="3696101"/>
             <wp:effectExtent b="0" l="0" r="0" t="0"/>
-            <wp:docPr descr="Aptitude à la lecture des autres membres selon le sexe" title="" id="111" name="Picture"/>
+            <wp:docPr descr="Aptitude à la lecture des autres membres selon le sexe" title="" id="110" name="Picture"/>
             <a:graphic>
               <a:graphicData uri="http://schemas.openxmlformats.org/drawingml/2006/picture">
                 <pic:pic>
                   <pic:nvPicPr>
-                    <pic:cNvPr descr="02_structure_menages_files/figure-docx/fig_other_read_sex-1.png" id="112" name="Picture"/>
+                    <pic:cNvPr descr="02_structure_menages_files/figure-docx/fig_other_read_sex-1.png" id="111" name="Picture"/>
                     <pic:cNvPicPr>
                       <a:picLocks noChangeArrowheads="1" noChangeAspect="1"/>
                     </pic:cNvPicPr>
                   </pic:nvPicPr>
                   <pic:blipFill>
-                    <a:blip r:embed="rId110"/>
+                    <a:blip r:embed="rId109"/>
                     <a:stretch>
                       <a:fillRect/>
                     </a:stretch>
@@ -3562,8 +3695,8 @@
         <w:t xml:space="preserve">Aptitude à la lecture des autres membres selon le sexe</w:t>
       </w:r>
     </w:p>
-    <w:bookmarkEnd w:id="113"/>
-    <w:bookmarkStart w:id="117" w:name="savoir-écrire-1"/>
+    <w:bookmarkEnd w:id="112"/>
+    <w:bookmarkStart w:id="116" w:name="savoir-écrire-1"/>
     <w:p>
       <w:pPr>
         <w:pStyle w:val="Titre5"/>
@@ -3581,18 +3714,18 @@
           <wp:inline>
             <wp:extent cx="4620126" cy="3696101"/>
             <wp:effectExtent b="0" l="0" r="0" t="0"/>
-            <wp:docPr descr="Aptitude à l’écriture des autres membres selon le sexe" title="" id="115" name="Picture"/>
+            <wp:docPr descr="Aptitude à l’écriture des autres membres selon le sexe" title="" id="114" name="Picture"/>
             <a:graphic>
               <a:graphicData uri="http://schemas.openxmlformats.org/drawingml/2006/picture">
                 <pic:pic>
                   <pic:nvPicPr>
-                    <pic:cNvPr descr="02_structure_menages_files/figure-docx/fig_other_write_sex-1.png" id="116" name="Picture"/>
+                    <pic:cNvPr descr="02_structure_menages_files/figure-docx/fig_other_write_sex-1.png" id="115" name="Picture"/>
                     <pic:cNvPicPr>
                       <a:picLocks noChangeArrowheads="1" noChangeAspect="1"/>
                     </pic:cNvPicPr>
                   </pic:nvPicPr>
                   <pic:blipFill>
-                    <a:blip r:embed="rId114"/>
+                    <a:blip r:embed="rId113"/>
                     <a:stretch>
                       <a:fillRect/>
                     </a:stretch>
@@ -3627,45 +3760,45 @@
         <w:t xml:space="preserve">Aptitude à l’écriture des autres membres selon le sexe</w:t>
       </w:r>
     </w:p>
+    <w:bookmarkEnd w:id="116"/>
     <w:bookmarkEnd w:id="117"/>
     <w:bookmarkEnd w:id="118"/>
+    <w:bookmarkStart w:id="125" w:name="scolarisation"/>
+    <w:p>
+      <w:pPr>
+        <w:pStyle w:val="Titre3"/>
+      </w:pPr>
+      <w:r>
+        <w:t xml:space="preserve">2.3.3 Scolarisation</w:t>
+      </w:r>
+    </w:p>
+    <w:p>
+      <w:pPr>
+        <w:pStyle w:val="FirstParagraph"/>
+      </w:pPr>
+      <w:r>
+        <w:t xml:space="preserve">Le taux de scolarisation des enfants de 6 à 14 ans constitue un indicateur clé du développement humain et de l’investissement des ménages dans l’éducation.</w:t>
+      </w:r>
+    </w:p>
+    <w:p>
+      <w:pPr>
+        <w:pStyle w:val="Corpsdetexte"/>
+      </w:pPr>
+      <w:r>
+        <w:t xml:space="preserve">Dans Marovoay, le taux de scolarisation s’élève à 81.7 %.</w:t>
+      </w:r>
+    </w:p>
+    <w:bookmarkStart w:id="119" w:name="X6d9aa1dd44c1ac9e432add0b434b8dafb589d26"/>
+    <w:p>
+      <w:pPr>
+        <w:pStyle w:val="Titre4"/>
+      </w:pPr>
+      <w:r>
+        <w:t xml:space="preserve">2.3.3.1 Taux de scolarisation des enfants de 6 à 14 ans</w:t>
+      </w:r>
+    </w:p>
     <w:bookmarkEnd w:id="119"/>
-    <w:bookmarkStart w:id="126" w:name="scolarisation"/>
-    <w:p>
-      <w:pPr>
-        <w:pStyle w:val="Titre3"/>
-      </w:pPr>
-      <w:r>
-        <w:t xml:space="preserve">2.3.3 Scolarisation</w:t>
-      </w:r>
-    </w:p>
-    <w:p>
-      <w:pPr>
-        <w:pStyle w:val="FirstParagraph"/>
-      </w:pPr>
-      <w:r>
-        <w:t xml:space="preserve">Le taux de scolarisation des enfants de 6 à 14 ans constitue un indicateur clé du développement humain et de l’investissement des ménages dans l’éducation.</w:t>
-      </w:r>
-    </w:p>
-    <w:p>
-      <w:pPr>
-        <w:pStyle w:val="Corpsdetexte"/>
-      </w:pPr>
-      <w:r>
-        <w:t xml:space="preserve">Dans Marovoay, le taux de scolarisation s’élève à 81.7 %.</w:t>
-      </w:r>
-    </w:p>
-    <w:bookmarkStart w:id="120" w:name="X6d9aa1dd44c1ac9e432add0b434b8dafb589d26"/>
-    <w:p>
-      <w:pPr>
-        <w:pStyle w:val="Titre4"/>
-      </w:pPr>
-      <w:r>
-        <w:t xml:space="preserve">2.3.3.1 Taux de scolarisation des enfants de 6 à 14 ans</w:t>
-      </w:r>
-    </w:p>
-    <w:bookmarkEnd w:id="120"/>
-    <w:bookmarkStart w:id="125" w:name="Xe1cead9d2afb94967e0a6d7bde7feca3037673d"/>
+    <w:bookmarkStart w:id="124" w:name="Xe1cead9d2afb94967e0a6d7bde7feca3037673d"/>
     <w:p>
       <w:pPr>
         <w:pStyle w:val="Titre4"/>
@@ -3720,7 +3853,7 @@
       <w:tr>
         <w:tc>
           <w:tcPr/>
-          <w:bookmarkStart w:id="124" w:name="fig-raisons-non-scol"/>
+          <w:bookmarkStart w:id="123" w:name="fig-raisons-non-scol"/>
           <w:p>
             <w:pPr>
               <w:jc w:val="center"/>
@@ -3744,18 +3877,18 @@
                 <wp:inline>
                   <wp:extent cx="5969000" cy="3581400"/>
                   <wp:effectExtent b="0" l="0" r="0" t="0"/>
-                  <wp:docPr descr="" title="" id="122" name="Picture"/>
+                  <wp:docPr descr="" title="" id="121" name="Picture"/>
                   <a:graphic>
                     <a:graphicData uri="http://schemas.openxmlformats.org/drawingml/2006/picture">
                       <pic:pic>
                         <pic:nvPicPr>
-                          <pic:cNvPr descr="02_structure_menages_files/figure-docx/fig-raisons-non-scol-1.png" id="123" name="Picture"/>
+                          <pic:cNvPr descr="02_structure_menages_files/figure-docx/fig-raisons-non-scol-1.png" id="122" name="Picture"/>
                           <pic:cNvPicPr>
                             <a:picLocks noChangeArrowheads="1" noChangeAspect="1"/>
                           </pic:cNvPicPr>
                         </pic:nvPicPr>
                         <pic:blipFill>
-                          <a:blip r:embed="rId121"/>
+                          <a:blip r:embed="rId120"/>
                           <a:stretch>
                             <a:fillRect/>
                           </a:stretch>
@@ -3782,13 +3915,13 @@
               </w:drawing>
             </w:r>
           </w:p>
-          <w:bookmarkEnd w:id="124"/>
+          <w:bookmarkEnd w:id="123"/>
         </w:tc>
       </w:tr>
     </w:tbl>
+    <w:bookmarkEnd w:id="124"/>
     <w:bookmarkEnd w:id="125"/>
-    <w:bookmarkEnd w:id="126"/>
-    <w:bookmarkStart w:id="136" w:name="Xe10b0f911d4aea72fedebcae4fa3fbee9ebe092"/>
+    <w:bookmarkStart w:id="135" w:name="Xe10b0f911d4aea72fedebcae4fa3fbee9ebe092"/>
     <w:p>
       <w:pPr>
         <w:pStyle w:val="Titre3"/>
@@ -3818,7 +3951,7 @@
       <w:tr>
         <w:tc>
           <w:tcPr/>
-          <w:bookmarkStart w:id="131" w:name="fig-other-act"/>
+          <w:bookmarkStart w:id="130" w:name="fig-other-act"/>
           <w:p>
             <w:pPr>
               <w:jc w:val="center"/>
@@ -3837,24 +3970,24 @@
               <w:pStyle w:val="Compact"/>
               <w:jc w:val="center"/>
             </w:pPr>
-            <w:bookmarkStart w:id="130" w:name="fig-other-act"/>
+            <w:bookmarkStart w:id="129" w:name="fig-other-act"/>
             <w:r>
               <w:drawing>
                 <wp:inline>
                   <wp:extent cx="4620126" cy="9240252"/>
                   <wp:effectExtent b="0" l="0" r="0" t="0"/>
-                  <wp:docPr descr="" title="" id="128" name="Picture"/>
+                  <wp:docPr descr="" title="" id="127" name="Picture"/>
                   <a:graphic>
                     <a:graphicData uri="http://schemas.openxmlformats.org/drawingml/2006/picture">
                       <pic:pic>
                         <pic:nvPicPr>
-                          <pic:cNvPr descr="02_structure_menages_files/figure-docx/fig-other-act-1.png" id="129" name="Picture"/>
+                          <pic:cNvPr descr="02_structure_menages_files/figure-docx/fig-other-act-1.png" id="128" name="Picture"/>
                           <pic:cNvPicPr>
                             <a:picLocks noChangeArrowheads="1" noChangeAspect="1"/>
                           </pic:cNvPicPr>
                         </pic:nvPicPr>
                         <pic:blipFill>
-                          <a:blip r:embed="rId127"/>
+                          <a:blip r:embed="rId126"/>
                           <a:stretch>
                             <a:fillRect/>
                           </a:stretch>
@@ -3880,13 +4013,13 @@
                 </wp:inline>
               </w:drawing>
             </w:r>
-            <w:bookmarkEnd w:id="130"/>
-          </w:p>
-          <w:bookmarkEnd w:id="131"/>
+            <w:bookmarkEnd w:id="129"/>
+          </w:p>
+          <w:bookmarkEnd w:id="130"/>
         </w:tc>
       </w:tr>
     </w:tbl>
-    <w:bookmarkStart w:id="135" w:name="X46ff1d61f791f42f47b783b920cfc68895dbbf2"/>
+    <w:bookmarkStart w:id="134" w:name="X46ff1d61f791f42f47b783b920cfc68895dbbf2"/>
     <w:p>
       <w:pPr>
         <w:pStyle w:val="Titre4"/>
@@ -3904,18 +4037,18 @@
           <wp:inline>
             <wp:extent cx="4620126" cy="9240252"/>
             <wp:effectExtent b="0" l="0" r="0" t="0"/>
-            <wp:docPr descr="" title="" id="133" name="Picture"/>
+            <wp:docPr descr="" title="" id="132" name="Picture"/>
             <a:graphic>
               <a:graphicData uri="http://schemas.openxmlformats.org/drawingml/2006/picture">
                 <pic:pic>
                   <pic:nvPicPr>
-                    <pic:cNvPr descr="02_structure_menages_files/figure-docx/fig_other_act_sex-1.png" id="134" name="Picture"/>
+                    <pic:cNvPr descr="02_structure_menages_files/figure-docx/fig_other_act_sex-1.png" id="133" name="Picture"/>
                     <pic:cNvPicPr>
                       <a:picLocks noChangeArrowheads="1" noChangeAspect="1"/>
                     </pic:cNvPicPr>
                   </pic:nvPicPr>
                   <pic:blipFill>
-                    <a:blip r:embed="rId132"/>
+                    <a:blip r:embed="rId131"/>
                     <a:stretch>
                       <a:fillRect/>
                     </a:stretch>
@@ -3942,11 +4075,11 @@
         </w:drawing>
       </w:r>
     </w:p>
+    <w:bookmarkEnd w:id="134"/>
     <w:bookmarkEnd w:id="135"/>
     <w:bookmarkEnd w:id="136"/>
     <w:bookmarkEnd w:id="137"/>
-    <w:bookmarkEnd w:id="138"/>
-    <w:bookmarkStart w:id="193" w:name="habitat-et-niveau-de-vie"/>
+    <w:bookmarkStart w:id="192" w:name="habitat-et-niveau-de-vie"/>
     <w:p>
       <w:pPr>
         <w:pStyle w:val="Titre1"/>
@@ -4004,18 +4137,18 @@
                 <wp:inline>
                   <wp:extent cx="152400" cy="152400"/>
                   <wp:effectExtent b="0" l="0" r="0" t="0"/>
-                  <wp:docPr descr="" title="" id="139" name="Picture"/>
+                  <wp:docPr descr="" title="" id="138" name="Picture"/>
                   <a:graphic>
                     <a:graphicData uri="http://schemas.openxmlformats.org/drawingml/2006/picture">
                       <pic:pic>
                         <pic:nvPicPr>
-                          <pic:cNvPr descr="C:\Users\fbede\AppData\Local\Programs\Quarto\share\formats\docx\warning.png" id="140" name="Picture"/>
+                          <pic:cNvPr descr="C:\Users\fbede\AppData\Local\Programs\Quarto\share\formats\docx\warning.png" id="139" name="Picture"/>
                           <pic:cNvPicPr>
                             <a:picLocks noChangeArrowheads="1" noChangeAspect="1"/>
                           </pic:cNvPicPr>
                         </pic:nvPicPr>
                         <pic:blipFill>
-                          <a:blip r:embed="rId24"/>
+                          <a:blip r:embed="rId21"/>
                           <a:stretch>
                             <a:fillRect/>
                           </a:stretch>
@@ -4072,7 +4205,7 @@
               <w:spacing w:before="16" w:after="16"/>
             </w:pPr>
             <w:r>
-              <w:t xml:space="preserve">Les résultats présentés ci-dessous sont provisoires, et sont susceptibles de faire l’objet de corrections.</w:t>
+              <w:t xml:space="preserve">Les résultats présentés ci-dessous sont provisoires et pourront être ajustés ou enrichis par les informations supplémentaires recueillies lors des restitutions locales.</w:t>
             </w:r>
           </w:p>
           <w:p/>
@@ -4087,7 +4220,7 @@
         <w:t xml:space="preserve">À Marovoay, les conditions d’habitat sont étroitement liées à la position des ménages par rapport au fleuve Betsiboka. Les fokontany de la rive droite (Bepako, Madiromiongana), situés en lisière du Parc national d’Ankarafantsika, ont un accès plus limité aux ressources en bois et matériaux de construction, notamment en raison des restrictions liées à la conservation. L’approvisionnement en eau dépend en grande partie du fleuve et de puits traditionnels. L’équipement agricole y est dominé par les outils manuels, complétés par le recours à la traction bovine pour le labour des rizières.</w:t>
       </w:r>
     </w:p>
-    <w:bookmarkStart w:id="163" w:name="habitat"/>
+    <w:bookmarkStart w:id="162" w:name="habitat"/>
     <w:p>
       <w:pPr>
         <w:pStyle w:val="Titre2"/>
@@ -4104,7 +4237,7 @@
         <w:t xml:space="preserve">Les conditions d’habitat des ménages enquêtés témoignent des réalités du milieu rural malgache. Le statut d’occupation, le type d’assainissement, l’accès à l’eau, le mode d’éclairage et la source d’énergie de cuisson constituent des indicateurs essentiels du cadre de vie.</w:t>
       </w:r>
     </w:p>
-    <w:bookmarkStart w:id="144" w:name="statut-doccupation-du-logement"/>
+    <w:bookmarkStart w:id="143" w:name="statut-doccupation-du-logement"/>
     <w:p>
       <w:pPr>
         <w:pStyle w:val="Titre3"/>
@@ -4126,7 +4259,7 @@
         <w:pStyle w:val="Corpsdetexte"/>
       </w:pPr>
       <w:r>
-        <w:t xml:space="preserve">A Marovoay, 88.1 % des ménages occupent un logement en « En propriété ».</w:t>
+        <w:t xml:space="preserve">À Marovoay, 88.1 % des ménages occupent un logement en « En propriété », avec des proportions particulièrement élevées dans les localités les plus enclavées. À l’inverse, la location reste plus présente dans les hameaux proches de l’axe routier. Ces disparités traduisent des niveaux différents de sécurité résidentielle selon le positionnement géographique des ménages.</w:t>
       </w:r>
     </w:p>
     <w:p>
@@ -4138,18 +4271,18 @@
           <wp:inline>
             <wp:extent cx="4620126" cy="6092791"/>
             <wp:effectExtent b="0" l="0" r="0" t="0"/>
-            <wp:docPr descr="" title="" id="142" name="Picture"/>
+            <wp:docPr descr="" title="" id="141" name="Picture"/>
             <a:graphic>
               <a:graphicData uri="http://schemas.openxmlformats.org/drawingml/2006/picture">
                 <pic:pic>
                   <pic:nvPicPr>
-                    <pic:cNvPr descr="03_habitat_niveau_de_vie_files/figure-docx/unnamed-chunk-1-1.png" id="143" name="Picture"/>
+                    <pic:cNvPr descr="03_habitat_niveau_de_vie_files/figure-docx/unnamed-chunk-1-1.png" id="142" name="Picture"/>
                     <pic:cNvPicPr>
                       <a:picLocks noChangeArrowheads="1" noChangeAspect="1"/>
                     </pic:cNvPicPr>
                   </pic:nvPicPr>
                   <pic:blipFill>
-                    <a:blip r:embed="rId141"/>
+                    <a:blip r:embed="rId140"/>
                     <a:stretch>
                       <a:fillRect/>
                     </a:stretch>
@@ -4176,8 +4309,8 @@
         </w:drawing>
       </w:r>
     </w:p>
-    <w:bookmarkEnd w:id="144"/>
-    <w:bookmarkStart w:id="148" w:name="type-de-latrine"/>
+    <w:bookmarkEnd w:id="143"/>
+    <w:bookmarkStart w:id="147" w:name="type-de-latrine"/>
     <w:p>
       <w:pPr>
         <w:pStyle w:val="Titre3"/>
@@ -4199,7 +4332,7 @@
         <w:pStyle w:val="Corpsdetexte"/>
       </w:pPr>
       <w:r>
-        <w:t xml:space="preserve">A Marovoay, Le type dominant est « Dans la nature » (48.2 % des ménages).</w:t>
+        <w:t xml:space="preserve">À Marovoay, le type dominant est « Dans la nature » (48.2 % des ménages). L’assainissement se caractérise par une forte prévalence de la défécation à l’air libre et une utilisation limitée des latrines améliorées. De nettes disparités territoriales existent entre les localités, les hameaux les plus éloignés présentant les taux d’accès les plus faibles aux infrastructures sanitaires.</w:t>
       </w:r>
     </w:p>
     <w:p>
@@ -4211,18 +4344,18 @@
           <wp:inline>
             <wp:extent cx="4620126" cy="8499107"/>
             <wp:effectExtent b="0" l="0" r="0" t="0"/>
-            <wp:docPr descr="" title="" id="146" name="Picture"/>
+            <wp:docPr descr="" title="" id="145" name="Picture"/>
             <a:graphic>
               <a:graphicData uri="http://schemas.openxmlformats.org/drawingml/2006/picture">
                 <pic:pic>
                   <pic:nvPicPr>
-                    <pic:cNvPr descr="03_habitat_niveau_de_vie_files/figure-docx/unnamed-chunk-2-1.png" id="147" name="Picture"/>
+                    <pic:cNvPr descr="03_habitat_niveau_de_vie_files/figure-docx/unnamed-chunk-2-1.png" id="146" name="Picture"/>
                     <pic:cNvPicPr>
                       <a:picLocks noChangeArrowheads="1" noChangeAspect="1"/>
                     </pic:cNvPicPr>
                   </pic:nvPicPr>
                   <pic:blipFill>
-                    <a:blip r:embed="rId145"/>
+                    <a:blip r:embed="rId144"/>
                     <a:stretch>
                       <a:fillRect/>
                     </a:stretch>
@@ -4249,8 +4382,8 @@
         </w:drawing>
       </w:r>
     </w:p>
-    <w:bookmarkEnd w:id="148"/>
-    <w:bookmarkStart w:id="152" w:name="acces-a-leau"/>
+    <w:bookmarkEnd w:id="147"/>
+    <w:bookmarkStart w:id="151" w:name="acces-a-leau"/>
     <w:p>
       <w:pPr>
         <w:pStyle w:val="Titre3"/>
@@ -4272,7 +4405,7 @@
         <w:pStyle w:val="Corpsdetexte"/>
       </w:pPr>
       <w:r>
-        <w:t xml:space="preserve">A Marovoay, La source principale est « Cours d?eau » (37.4 %).</w:t>
+        <w:t xml:space="preserve">À Marovoay, la source principale est « Cours d?eau » (37.4 %). Les ménages dépendent fortement des sources naturelles : cours d’eau et puits non aménagés représentent ensemble une part importante de l’approvisionnement. L’accès à l’eau améliorée (bornes fontaines publiques, eau courante) reste limité à l’échelle de l’observatoire, avec des disparités marquées entre localités.</w:t>
       </w:r>
     </w:p>
     <w:p>
@@ -4284,18 +4417,18 @@
           <wp:inline>
             <wp:extent cx="4620126" cy="9240252"/>
             <wp:effectExtent b="0" l="0" r="0" t="0"/>
-            <wp:docPr descr="" title="" id="150" name="Picture"/>
+            <wp:docPr descr="" title="" id="149" name="Picture"/>
             <a:graphic>
               <a:graphicData uri="http://schemas.openxmlformats.org/drawingml/2006/picture">
                 <pic:pic>
                   <pic:nvPicPr>
-                    <pic:cNvPr descr="03_habitat_niveau_de_vie_files/figure-docx/unnamed-chunk-3-1.png" id="151" name="Picture"/>
+                    <pic:cNvPr descr="03_habitat_niveau_de_vie_files/figure-docx/unnamed-chunk-3-1.png" id="150" name="Picture"/>
                     <pic:cNvPicPr>
                       <a:picLocks noChangeArrowheads="1" noChangeAspect="1"/>
                     </pic:cNvPicPr>
                   </pic:nvPicPr>
                   <pic:blipFill>
-                    <a:blip r:embed="rId149"/>
+                    <a:blip r:embed="rId148"/>
                     <a:stretch>
                       <a:fillRect/>
                     </a:stretch>
@@ -4322,8 +4455,8 @@
         </w:drawing>
       </w:r>
     </w:p>
-    <w:bookmarkEnd w:id="152"/>
-    <w:bookmarkStart w:id="156" w:name="mode-declairage"/>
+    <w:bookmarkEnd w:id="151"/>
+    <w:bookmarkStart w:id="155" w:name="mode-declairage"/>
     <w:p>
       <w:pPr>
         <w:pStyle w:val="Titre3"/>
@@ -4349,18 +4482,18 @@
           <wp:inline>
             <wp:extent cx="4620126" cy="9240252"/>
             <wp:effectExtent b="0" l="0" r="0" t="0"/>
-            <wp:docPr descr="" title="" id="154" name="Picture"/>
+            <wp:docPr descr="" title="" id="153" name="Picture"/>
             <a:graphic>
               <a:graphicData uri="http://schemas.openxmlformats.org/drawingml/2006/picture">
                 <pic:pic>
                   <pic:nvPicPr>
-                    <pic:cNvPr descr="03_habitat_niveau_de_vie_files/figure-docx/unnamed-chunk-4-1.png" id="155" name="Picture"/>
+                    <pic:cNvPr descr="03_habitat_niveau_de_vie_files/figure-docx/unnamed-chunk-4-1.png" id="154" name="Picture"/>
                     <pic:cNvPicPr>
                       <a:picLocks noChangeArrowheads="1" noChangeAspect="1"/>
                     </pic:cNvPicPr>
                   </pic:nvPicPr>
                   <pic:blipFill>
-                    <a:blip r:embed="rId153"/>
+                    <a:blip r:embed="rId152"/>
                     <a:stretch>
                       <a:fillRect/>
                     </a:stretch>
@@ -4395,8 +4528,8 @@
         <w:t xml:space="preserve">Parmi les ménages utilisant le solaire, la proportion disposant d’un panneau en état de marche est présentée ci-dessous.</w:t>
       </w:r>
     </w:p>
-    <w:bookmarkEnd w:id="156"/>
-    <w:bookmarkStart w:id="162" w:name="source-denergie-pour-la-cuisson"/>
+    <w:bookmarkEnd w:id="155"/>
+    <w:bookmarkStart w:id="161" w:name="source-denergie-pour-la-cuisson"/>
     <w:p>
       <w:pPr>
         <w:pStyle w:val="Titre3"/>
@@ -4426,7 +4559,7 @@
       <w:tr>
         <w:tc>
           <w:tcPr/>
-          <w:bookmarkStart w:id="161" w:name="fig-cooking"/>
+          <w:bookmarkStart w:id="160" w:name="fig-cooking"/>
           <w:p>
             <w:pPr>
               <w:jc w:val="center"/>
@@ -4445,24 +4578,24 @@
               <w:pStyle w:val="Compact"/>
               <w:jc w:val="center"/>
             </w:pPr>
-            <w:bookmarkStart w:id="160" w:name="fig-cooking"/>
+            <w:bookmarkStart w:id="159" w:name="fig-cooking"/>
             <w:r>
               <w:drawing>
                 <wp:inline>
                   <wp:extent cx="4620126" cy="7295949"/>
                   <wp:effectExtent b="0" l="0" r="0" t="0"/>
-                  <wp:docPr descr="" title="" id="158" name="Picture"/>
+                  <wp:docPr descr="" title="" id="157" name="Picture"/>
                   <a:graphic>
                     <a:graphicData uri="http://schemas.openxmlformats.org/drawingml/2006/picture">
                       <pic:pic>
                         <pic:nvPicPr>
-                          <pic:cNvPr descr="03_habitat_niveau_de_vie_files/figure-docx/fig-cooking-1.png" id="159" name="Picture"/>
+                          <pic:cNvPr descr="03_habitat_niveau_de_vie_files/figure-docx/fig-cooking-1.png" id="158" name="Picture"/>
                           <pic:cNvPicPr>
                             <a:picLocks noChangeArrowheads="1" noChangeAspect="1"/>
                           </pic:cNvPicPr>
                         </pic:nvPicPr>
                         <pic:blipFill>
-                          <a:blip r:embed="rId157"/>
+                          <a:blip r:embed="rId156"/>
                           <a:stretch>
                             <a:fillRect/>
                           </a:stretch>
@@ -4488,15 +4621,15 @@
                 </wp:inline>
               </w:drawing>
             </w:r>
-            <w:bookmarkEnd w:id="160"/>
-          </w:p>
-          <w:bookmarkEnd w:id="161"/>
+            <w:bookmarkEnd w:id="159"/>
+          </w:p>
+          <w:bookmarkEnd w:id="160"/>
         </w:tc>
       </w:tr>
     </w:tbl>
+    <w:bookmarkEnd w:id="161"/>
     <w:bookmarkEnd w:id="162"/>
-    <w:bookmarkEnd w:id="163"/>
-    <w:bookmarkStart w:id="182" w:name="niveau-de-vie"/>
+    <w:bookmarkStart w:id="181" w:name="niveau-de-vie"/>
     <w:p>
       <w:pPr>
         <w:pStyle w:val="Titre2"/>
@@ -4513,7 +4646,7 @@
         <w:t xml:space="preserve">La possession de biens durables constitue un proxy classique du niveau de vie des ménages en milieu rural, où les revenus monétaires sont souvent difficiles à mesurer.</w:t>
       </w:r>
     </w:p>
-    <w:bookmarkStart w:id="169" w:name="biens-de-confort-courant"/>
+    <w:bookmarkStart w:id="168" w:name="biens-de-confort-courant"/>
     <w:p>
       <w:pPr>
         <w:pStyle w:val="Titre3"/>
@@ -4543,7 +4676,7 @@
       <w:tr>
         <w:tc>
           <w:tcPr/>
-          <w:bookmarkStart w:id="168" w:name="fig-comfort"/>
+          <w:bookmarkStart w:id="167" w:name="fig-comfort"/>
           <w:p>
             <w:pPr>
               <w:jc w:val="center"/>
@@ -4562,24 +4695,24 @@
               <w:pStyle w:val="Compact"/>
               <w:jc w:val="center"/>
             </w:pPr>
-            <w:bookmarkStart w:id="167" w:name="fig-comfort"/>
+            <w:bookmarkStart w:id="166" w:name="fig-comfort"/>
             <w:r>
               <w:drawing>
                 <wp:inline>
                   <wp:extent cx="4620126" cy="9240252"/>
                   <wp:effectExtent b="0" l="0" r="0" t="0"/>
-                  <wp:docPr descr="" title="" id="165" name="Picture"/>
+                  <wp:docPr descr="" title="" id="164" name="Picture"/>
                   <a:graphic>
                     <a:graphicData uri="http://schemas.openxmlformats.org/drawingml/2006/picture">
                       <pic:pic>
                         <pic:nvPicPr>
-                          <pic:cNvPr descr="03_habitat_niveau_de_vie_files/figure-docx/fig-comfort-1.png" id="166" name="Picture"/>
+                          <pic:cNvPr descr="03_habitat_niveau_de_vie_files/figure-docx/fig-comfort-1.png" id="165" name="Picture"/>
                           <pic:cNvPicPr>
                             <a:picLocks noChangeArrowheads="1" noChangeAspect="1"/>
                           </pic:cNvPicPr>
                         </pic:nvPicPr>
                         <pic:blipFill>
-                          <a:blip r:embed="rId164"/>
+                          <a:blip r:embed="rId163"/>
                           <a:stretch>
                             <a:fillRect/>
                           </a:stretch>
@@ -4605,14 +4738,14 @@
                 </wp:inline>
               </w:drawing>
             </w:r>
-            <w:bookmarkEnd w:id="167"/>
-          </w:p>
-          <w:bookmarkEnd w:id="168"/>
+            <w:bookmarkEnd w:id="166"/>
+          </w:p>
+          <w:bookmarkEnd w:id="167"/>
         </w:tc>
       </w:tr>
     </w:tbl>
-    <w:bookmarkEnd w:id="169"/>
-    <w:bookmarkStart w:id="175" w:name="equipement-agricole"/>
+    <w:bookmarkEnd w:id="168"/>
+    <w:bookmarkStart w:id="174" w:name="equipement-agricole"/>
     <w:p>
       <w:pPr>
         <w:pStyle w:val="Titre3"/>
@@ -4642,7 +4775,7 @@
       <w:tr>
         <w:tc>
           <w:tcPr/>
-          <w:bookmarkStart w:id="174" w:name="fig-table-equip"/>
+          <w:bookmarkStart w:id="173" w:name="fig-table-equip"/>
           <w:p>
             <w:pPr>
               <w:jc w:val="center"/>
@@ -4661,24 +4794,24 @@
               <w:pStyle w:val="Compact"/>
               <w:jc w:val="center"/>
             </w:pPr>
-            <w:bookmarkStart w:id="173" w:name="fig-table-equip"/>
+            <w:bookmarkStart w:id="172" w:name="fig-table-equip"/>
             <w:r>
               <w:drawing>
                 <wp:inline>
                   <wp:extent cx="4620126" cy="9240252"/>
                   <wp:effectExtent b="0" l="0" r="0" t="0"/>
-                  <wp:docPr descr="" title="" id="171" name="Picture"/>
+                  <wp:docPr descr="" title="" id="170" name="Picture"/>
                   <a:graphic>
                     <a:graphicData uri="http://schemas.openxmlformats.org/drawingml/2006/picture">
                       <pic:pic>
                         <pic:nvPicPr>
-                          <pic:cNvPr descr="03_habitat_niveau_de_vie_files/figure-docx/fig-table-equip-1.png" id="172" name="Picture"/>
+                          <pic:cNvPr descr="03_habitat_niveau_de_vie_files/figure-docx/fig-table-equip-1.png" id="171" name="Picture"/>
                           <pic:cNvPicPr>
                             <a:picLocks noChangeArrowheads="1" noChangeAspect="1"/>
                           </pic:cNvPicPr>
                         </pic:nvPicPr>
                         <pic:blipFill>
-                          <a:blip r:embed="rId170"/>
+                          <a:blip r:embed="rId169"/>
                           <a:stretch>
                             <a:fillRect/>
                           </a:stretch>
@@ -4704,14 +4837,14 @@
                 </wp:inline>
               </w:drawing>
             </w:r>
-            <w:bookmarkEnd w:id="173"/>
-          </w:p>
-          <w:bookmarkEnd w:id="174"/>
+            <w:bookmarkEnd w:id="172"/>
+          </w:p>
+          <w:bookmarkEnd w:id="173"/>
         </w:tc>
       </w:tr>
     </w:tbl>
-    <w:bookmarkEnd w:id="175"/>
-    <w:bookmarkStart w:id="181" w:name="X24c737da7e24b14633fee24ad0f9be046aa4214"/>
+    <w:bookmarkEnd w:id="174"/>
+    <w:bookmarkStart w:id="180" w:name="X24c737da7e24b14633fee24ad0f9be046aa4214"/>
     <w:p>
       <w:pPr>
         <w:pStyle w:val="Titre3"/>
@@ -4741,7 +4874,7 @@
       <w:tr>
         <w:tc>
           <w:tcPr/>
-          <w:bookmarkStart w:id="180" w:name="fig-comm"/>
+          <w:bookmarkStart w:id="179" w:name="fig-comm"/>
           <w:p>
             <w:pPr>
               <w:jc w:val="center"/>
@@ -4760,24 +4893,24 @@
               <w:pStyle w:val="Compact"/>
               <w:jc w:val="center"/>
             </w:pPr>
-            <w:bookmarkStart w:id="179" w:name="fig-comm"/>
+            <w:bookmarkStart w:id="178" w:name="fig-comm"/>
             <w:r>
               <w:drawing>
                 <wp:inline>
                   <wp:extent cx="4620126" cy="8499107"/>
                   <wp:effectExtent b="0" l="0" r="0" t="0"/>
-                  <wp:docPr descr="" title="" id="177" name="Picture"/>
+                  <wp:docPr descr="" title="" id="176" name="Picture"/>
                   <a:graphic>
                     <a:graphicData uri="http://schemas.openxmlformats.org/drawingml/2006/picture">
                       <pic:pic>
                         <pic:nvPicPr>
-                          <pic:cNvPr descr="03_habitat_niveau_de_vie_files/figure-docx/fig-comm-1.png" id="178" name="Picture"/>
+                          <pic:cNvPr descr="03_habitat_niveau_de_vie_files/figure-docx/fig-comm-1.png" id="177" name="Picture"/>
                           <pic:cNvPicPr>
                             <a:picLocks noChangeArrowheads="1" noChangeAspect="1"/>
                           </pic:cNvPicPr>
                         </pic:nvPicPr>
                         <pic:blipFill>
-                          <a:blip r:embed="rId176"/>
+                          <a:blip r:embed="rId175"/>
                           <a:stretch>
                             <a:fillRect/>
                           </a:stretch>
@@ -4803,15 +4936,15 @@
                 </wp:inline>
               </w:drawing>
             </w:r>
-            <w:bookmarkEnd w:id="179"/>
-          </w:p>
-          <w:bookmarkEnd w:id="180"/>
+            <w:bookmarkEnd w:id="178"/>
+          </w:p>
+          <w:bookmarkEnd w:id="179"/>
         </w:tc>
       </w:tr>
     </w:tbl>
+    <w:bookmarkEnd w:id="180"/>
     <w:bookmarkEnd w:id="181"/>
-    <w:bookmarkEnd w:id="182"/>
-    <w:bookmarkStart w:id="192" w:name="transferts-sortants"/>
+    <w:bookmarkStart w:id="191" w:name="transferts-sortants"/>
     <w:p>
       <w:pPr>
         <w:pStyle w:val="Titre2"/>
@@ -4892,7 +5025,7 @@
       <w:tr>
         <w:tc>
           <w:tcPr/>
-          <w:bookmarkStart w:id="186" w:name="fig-transferts-sortants"/>
+          <w:bookmarkStart w:id="185" w:name="fig-transferts-sortants"/>
           <w:p>
             <w:pPr>
               <w:jc w:val="center"/>
@@ -4916,18 +5049,18 @@
                 <wp:inline>
                   <wp:extent cx="5969000" cy="3102636"/>
                   <wp:effectExtent b="0" l="0" r="0" t="0"/>
-                  <wp:docPr descr="" title="" id="184" name="Picture"/>
+                  <wp:docPr descr="" title="" id="183" name="Picture"/>
                   <a:graphic>
                     <a:graphicData uri="http://schemas.openxmlformats.org/drawingml/2006/picture">
                       <pic:pic>
                         <pic:nvPicPr>
-                          <pic:cNvPr descr="03_habitat_niveau_de_vie_files/figure-docx/fig-transferts-sortants-1.png" id="185" name="Picture"/>
+                          <pic:cNvPr descr="03_habitat_niveau_de_vie_files/figure-docx/fig-transferts-sortants-1.png" id="184" name="Picture"/>
                           <pic:cNvPicPr>
                             <a:picLocks noChangeArrowheads="1" noChangeAspect="1"/>
                           </pic:cNvPicPr>
                         </pic:nvPicPr>
                         <pic:blipFill>
-                          <a:blip r:embed="rId183"/>
+                          <a:blip r:embed="rId182"/>
                           <a:stretch>
                             <a:fillRect/>
                           </a:stretch>
@@ -4954,6 +5087,37 @@
               </w:drawing>
             </w:r>
           </w:p>
+          <w:bookmarkEnd w:id="185"/>
+        </w:tc>
+      </w:tr>
+    </w:tbl>
+    <w:tbl>
+      <w:tblPr>
+        <w:tblStyle w:val="Table"/>
+        <w:tblW w:type="pct" w:w="5000"/>
+        <w:tblLayout w:type="fixed"/>
+        <w:tblLook w:firstRow="0" w:lastRow="0" w:firstColumn="0" w:lastColumn="0" w:noHBand="0" w:noVBand="0" w:val="0000"/>
+      </w:tblPr>
+      <w:tblGrid>
+        <w:gridCol w:w="7920"/>
+      </w:tblGrid>
+      <w:tr>
+        <w:tc>
+          <w:tcPr/>
+          <w:bookmarkStart w:id="186" w:name="tbl-transferts-sortants"/>
+          <w:p>
+            <w:pPr>
+              <w:jc w:val="center"/>
+            </w:pPr>
+            <w:pPr>
+              <w:jc w:val="left"/>
+              <w:spacing w:before="200"/>
+              <w:pStyle w:val="ImageCaption"/>
+            </w:pPr>
+            <w:r>
+              <w:t xml:space="preserve">Table 3.1: Transferts sortants : resume par observatoire</w:t>
+            </w:r>
+          </w:p>
           <w:bookmarkEnd w:id="186"/>
         </w:tc>
       </w:tr>
@@ -4971,38 +5135,7 @@
       <w:tr>
         <w:tc>
           <w:tcPr/>
-          <w:bookmarkStart w:id="187" w:name="tbl-transferts-sortants"/>
-          <w:p>
-            <w:pPr>
-              <w:jc w:val="center"/>
-            </w:pPr>
-            <w:pPr>
-              <w:jc w:val="left"/>
-              <w:spacing w:before="200"/>
-              <w:pStyle w:val="ImageCaption"/>
-            </w:pPr>
-            <w:r>
-              <w:t xml:space="preserve">Table 3.1: Transferts sortants : resume par observatoire</w:t>
-            </w:r>
-          </w:p>
-          <w:bookmarkEnd w:id="187"/>
-        </w:tc>
-      </w:tr>
-    </w:tbl>
-    <w:tbl>
-      <w:tblPr>
-        <w:tblStyle w:val="Table"/>
-        <w:tblW w:type="pct" w:w="5000"/>
-        <w:tblLayout w:type="fixed"/>
-        <w:tblLook w:firstRow="0" w:lastRow="0" w:firstColumn="0" w:lastColumn="0" w:noHBand="0" w:noVBand="0" w:val="0000"/>
-      </w:tblPr>
-      <w:tblGrid>
-        <w:gridCol w:w="7920"/>
-      </w:tblGrid>
-      <w:tr>
-        <w:tc>
-          <w:tcPr/>
-          <w:bookmarkStart w:id="191" w:name="fig-destination-transferts"/>
+          <w:bookmarkStart w:id="190" w:name="fig-destination-transferts"/>
           <w:p>
             <w:pPr>
               <w:jc w:val="center"/>
@@ -5026,18 +5159,18 @@
                 <wp:inline>
                   <wp:extent cx="5969000" cy="5236692"/>
                   <wp:effectExtent b="0" l="0" r="0" t="0"/>
-                  <wp:docPr descr="" title="" id="189" name="Picture"/>
+                  <wp:docPr descr="" title="" id="188" name="Picture"/>
                   <a:graphic>
                     <a:graphicData uri="http://schemas.openxmlformats.org/drawingml/2006/picture">
                       <pic:pic>
                         <pic:nvPicPr>
-                          <pic:cNvPr descr="03_habitat_niveau_de_vie_files/figure-docx/fig-destination-transferts-1.png" id="190" name="Picture"/>
+                          <pic:cNvPr descr="03_habitat_niveau_de_vie_files/figure-docx/fig-destination-transferts-1.png" id="189" name="Picture"/>
                           <pic:cNvPicPr>
                             <a:picLocks noChangeArrowheads="1" noChangeAspect="1"/>
                           </pic:cNvPicPr>
                         </pic:nvPicPr>
                         <pic:blipFill>
-                          <a:blip r:embed="rId188"/>
+                          <a:blip r:embed="rId187"/>
                           <a:stretch>
                             <a:fillRect/>
                           </a:stretch>
@@ -5064,13 +5197,13 @@
               </w:drawing>
             </w:r>
           </w:p>
-          <w:bookmarkEnd w:id="191"/>
+          <w:bookmarkEnd w:id="190"/>
         </w:tc>
       </w:tr>
     </w:tbl>
+    <w:bookmarkEnd w:id="191"/>
     <w:bookmarkEnd w:id="192"/>
-    <w:bookmarkEnd w:id="193"/>
-    <w:bookmarkStart w:id="280" w:name="foncier"/>
+    <w:bookmarkStart w:id="279" w:name="foncier"/>
     <w:p>
       <w:pPr>
         <w:pStyle w:val="Titre1"/>
@@ -5128,18 +5261,18 @@
                 <wp:inline>
                   <wp:extent cx="152400" cy="152400"/>
                   <wp:effectExtent b="0" l="0" r="0" t="0"/>
-                  <wp:docPr descr="" title="" id="194" name="Picture"/>
+                  <wp:docPr descr="" title="" id="193" name="Picture"/>
                   <a:graphic>
                     <a:graphicData uri="http://schemas.openxmlformats.org/drawingml/2006/picture">
                       <pic:pic>
                         <pic:nvPicPr>
-                          <pic:cNvPr descr="C:\Users\fbede\AppData\Local\Programs\Quarto\share\formats\docx\warning.png" id="195" name="Picture"/>
+                          <pic:cNvPr descr="C:\Users\fbede\AppData\Local\Programs\Quarto\share\formats\docx\warning.png" id="194" name="Picture"/>
                           <pic:cNvPicPr>
                             <a:picLocks noChangeArrowheads="1" noChangeAspect="1"/>
                           </pic:cNvPicPr>
                         </pic:nvPicPr>
                         <pic:blipFill>
-                          <a:blip r:embed="rId24"/>
+                          <a:blip r:embed="rId21"/>
                           <a:stretch>
                             <a:fillRect/>
                           </a:stretch>
@@ -5196,14 +5329,14 @@
               <w:spacing w:before="16" w:after="16"/>
             </w:pPr>
             <w:r>
-              <w:t xml:space="preserve">Les résultats présentés ci-dessous sont provisoires, et sont susceptibles de faire l’objet de corrections.</w:t>
+              <w:t xml:space="preserve">Les résultats présentés ci-dessous sont provisoires et pourront être ajustés ou enrichis par les informations supplémentaires recueillies lors des restitutions locales.</w:t>
             </w:r>
           </w:p>
           <w:p/>
         </w:tc>
       </w:tr>
     </w:tbl>
-    <w:bookmarkStart w:id="230" w:name="sec-patrimoine"/>
+    <w:bookmarkStart w:id="229" w:name="sec-patrimoine"/>
     <w:p>
       <w:pPr>
         <w:pStyle w:val="Titre2"/>
@@ -5212,7 +5345,7 @@
         <w:t xml:space="preserve">4.1 Patrimoine foncier</w:t>
       </w:r>
     </w:p>
-    <w:bookmarkStart w:id="201" w:name="nombre-de-parcelles-possédées"/>
+    <w:bookmarkStart w:id="200" w:name="nombre-de-parcelles-possédées"/>
     <w:p>
       <w:pPr>
         <w:pStyle w:val="Titre3"/>
@@ -5263,7 +5396,7 @@
       <w:tr>
         <w:tc>
           <w:tcPr/>
-          <w:bookmarkStart w:id="199" w:name="fig-nb-parcelles"/>
+          <w:bookmarkStart w:id="198" w:name="fig-nb-parcelles"/>
           <w:p>
             <w:pPr>
               <w:jc w:val="center"/>
@@ -5287,18 +5420,18 @@
                 <wp:inline>
                   <wp:extent cx="5969000" cy="3730624"/>
                   <wp:effectExtent b="0" l="0" r="0" t="0"/>
-                  <wp:docPr descr="" title="" id="197" name="Picture"/>
+                  <wp:docPr descr="" title="" id="196" name="Picture"/>
                   <a:graphic>
                     <a:graphicData uri="http://schemas.openxmlformats.org/drawingml/2006/picture">
                       <pic:pic>
                         <pic:nvPicPr>
-                          <pic:cNvPr descr="04_foncier_files/figure-docx/fig-nb-parcelles-1.png" id="198" name="Picture"/>
+                          <pic:cNvPr descr="04_foncier_files/figure-docx/fig-nb-parcelles-1.png" id="197" name="Picture"/>
                           <pic:cNvPicPr>
                             <a:picLocks noChangeArrowheads="1" noChangeAspect="1"/>
                           </pic:cNvPicPr>
                         </pic:nvPicPr>
                         <pic:blipFill>
-                          <a:blip r:embed="rId196"/>
+                          <a:blip r:embed="rId195"/>
                           <a:stretch>
                             <a:fillRect/>
                           </a:stretch>
@@ -5325,7 +5458,7 @@
               </w:drawing>
             </w:r>
           </w:p>
-          <w:bookmarkEnd w:id="199"/>
+          <w:bookmarkEnd w:id="198"/>
         </w:tc>
       </w:tr>
     </w:tbl>
@@ -5342,7 +5475,7 @@
       <w:tr>
         <w:tc>
           <w:tcPr/>
-          <w:bookmarkStart w:id="200" w:name="tbl-parcelles-stats"/>
+          <w:bookmarkStart w:id="199" w:name="tbl-parcelles-stats"/>
           <w:p>
             <w:pPr>
               <w:jc w:val="center"/>
@@ -5356,7 +5489,7 @@
               <w:t xml:space="preserve">Table 4.1: Statistiques sur le patrimoine foncier possédé</w:t>
             </w:r>
           </w:p>
-          <w:bookmarkEnd w:id="200"/>
+          <w:bookmarkEnd w:id="199"/>
         </w:tc>
       </w:tr>
     </w:tbl>
@@ -5403,8 +5536,8 @@
         <w:t xml:space="preserve">La superficie moyenne par parcelle est de 78.9 ares, et la surface totale possédée par ménage atteint en moyenne 163.2 ares.</w:t>
       </w:r>
     </w:p>
-    <w:bookmarkEnd w:id="201"/>
-    <w:bookmarkStart w:id="210" w:name="Xb3a5d9a9af71174c0c59d5650fdd434d6154eab"/>
+    <w:bookmarkEnd w:id="200"/>
+    <w:bookmarkStart w:id="209" w:name="Xb3a5d9a9af71174c0c59d5650fdd434d6154eab"/>
     <w:p>
       <w:pPr>
         <w:pStyle w:val="Titre3"/>
@@ -5463,7 +5596,7 @@
       <w:tr>
         <w:tc>
           <w:tcPr/>
-          <w:bookmarkStart w:id="205" w:name="fig-type-parcelle"/>
+          <w:bookmarkStart w:id="204" w:name="fig-type-parcelle"/>
           <w:p>
             <w:pPr>
               <w:jc w:val="center"/>
@@ -5487,18 +5620,18 @@
                 <wp:inline>
                   <wp:extent cx="5969000" cy="6100262"/>
                   <wp:effectExtent b="0" l="0" r="0" t="0"/>
-                  <wp:docPr descr="" title="" id="203" name="Picture"/>
+                  <wp:docPr descr="" title="" id="202" name="Picture"/>
                   <a:graphic>
                     <a:graphicData uri="http://schemas.openxmlformats.org/drawingml/2006/picture">
                       <pic:pic>
                         <pic:nvPicPr>
-                          <pic:cNvPr descr="04_foncier_files/figure-docx/fig-type-parcelle-1.png" id="204" name="Picture"/>
+                          <pic:cNvPr descr="04_foncier_files/figure-docx/fig-type-parcelle-1.png" id="203" name="Picture"/>
                           <pic:cNvPicPr>
                             <a:picLocks noChangeArrowheads="1" noChangeAspect="1"/>
                           </pic:cNvPicPr>
                         </pic:nvPicPr>
                         <pic:blipFill>
-                          <a:blip r:embed="rId202"/>
+                          <a:blip r:embed="rId201"/>
                           <a:stretch>
                             <a:fillRect/>
                           </a:stretch>
@@ -5525,7 +5658,7 @@
               </w:drawing>
             </w:r>
           </w:p>
-          <w:bookmarkEnd w:id="205"/>
+          <w:bookmarkEnd w:id="204"/>
         </w:tc>
       </w:tr>
     </w:tbl>
@@ -5579,7 +5712,7 @@
       <w:tr>
         <w:tc>
           <w:tcPr/>
-          <w:bookmarkStart w:id="209" w:name="fig-localisation-parcelle"/>
+          <w:bookmarkStart w:id="208" w:name="fig-localisation-parcelle"/>
           <w:p>
             <w:pPr>
               <w:jc w:val="center"/>
@@ -5603,18 +5736,18 @@
                 <wp:inline>
                   <wp:extent cx="5969000" cy="6100262"/>
                   <wp:effectExtent b="0" l="0" r="0" t="0"/>
-                  <wp:docPr descr="" title="" id="207" name="Picture"/>
+                  <wp:docPr descr="" title="" id="206" name="Picture"/>
                   <a:graphic>
                     <a:graphicData uri="http://schemas.openxmlformats.org/drawingml/2006/picture">
                       <pic:pic>
                         <pic:nvPicPr>
-                          <pic:cNvPr descr="04_foncier_files/figure-docx/fig-localisation-parcelle-1.png" id="208" name="Picture"/>
+                          <pic:cNvPr descr="04_foncier_files/figure-docx/fig-localisation-parcelle-1.png" id="207" name="Picture"/>
                           <pic:cNvPicPr>
                             <a:picLocks noChangeArrowheads="1" noChangeAspect="1"/>
                           </pic:cNvPicPr>
                         </pic:nvPicPr>
                         <pic:blipFill>
-                          <a:blip r:embed="rId206"/>
+                          <a:blip r:embed="rId205"/>
                           <a:stretch>
                             <a:fillRect/>
                           </a:stretch>
@@ -5641,12 +5774,12 @@
               </w:drawing>
             </w:r>
           </w:p>
-          <w:bookmarkEnd w:id="209"/>
+          <w:bookmarkEnd w:id="208"/>
         </w:tc>
       </w:tr>
     </w:tbl>
-    <w:bookmarkEnd w:id="210"/>
-    <w:bookmarkStart w:id="215" w:name="irrigation-des-parcelles-possédées"/>
+    <w:bookmarkEnd w:id="209"/>
+    <w:bookmarkStart w:id="214" w:name="irrigation-des-parcelles-possédées"/>
     <w:p>
       <w:pPr>
         <w:pStyle w:val="Titre3"/>
@@ -5677,7 +5810,7 @@
         <w:t xml:space="preserve"> </w:t>
       </w:r>
       <w:r>
-        <w:t xml:space="preserve">présente les modes d’irrigation des parcelles possédées par les ménages dans les deux observatoires. Les différences entre Alaotra et Marovoay reflètent les investissements hydrauliques historiques de chaque périmètre.</w:t>
+        <w:t xml:space="preserve">présente les modes d’irrigation des parcelles possédées par les ménages.</w:t>
       </w:r>
     </w:p>
     <w:tbl>
@@ -5693,7 +5826,7 @@
       <w:tr>
         <w:tc>
           <w:tcPr/>
-          <w:bookmarkStart w:id="214" w:name="fig-irrigation-possedee"/>
+          <w:bookmarkStart w:id="213" w:name="fig-irrigation-possedee"/>
           <w:p>
             <w:pPr>
               <w:jc w:val="center"/>
@@ -5717,18 +5850,18 @@
                 <wp:inline>
                   <wp:extent cx="5969000" cy="5490236"/>
                   <wp:effectExtent b="0" l="0" r="0" t="0"/>
-                  <wp:docPr descr="" title="" id="212" name="Picture"/>
+                  <wp:docPr descr="" title="" id="211" name="Picture"/>
                   <a:graphic>
                     <a:graphicData uri="http://schemas.openxmlformats.org/drawingml/2006/picture">
                       <pic:pic>
                         <pic:nvPicPr>
-                          <pic:cNvPr descr="04_foncier_files/figure-docx/fig-irrigation-possedee-1.png" id="213" name="Picture"/>
+                          <pic:cNvPr descr="04_foncier_files/figure-docx/fig-irrigation-possedee-1.png" id="212" name="Picture"/>
                           <pic:cNvPicPr>
                             <a:picLocks noChangeArrowheads="1" noChangeAspect="1"/>
                           </pic:cNvPicPr>
                         </pic:nvPicPr>
                         <pic:blipFill>
-                          <a:blip r:embed="rId211"/>
+                          <a:blip r:embed="rId210"/>
                           <a:stretch>
                             <a:fillRect/>
                           </a:stretch>
@@ -5755,12 +5888,12 @@
               </w:drawing>
             </w:r>
           </w:p>
-          <w:bookmarkEnd w:id="214"/>
+          <w:bookmarkEnd w:id="213"/>
         </w:tc>
       </w:tr>
     </w:tbl>
-    <w:bookmarkEnd w:id="215"/>
-    <w:bookmarkStart w:id="224" w:name="mode-dacquisition-et-ancienneté"/>
+    <w:bookmarkEnd w:id="214"/>
+    <w:bookmarkStart w:id="223" w:name="mode-dacquisition-et-ancienneté"/>
     <w:p>
       <w:pPr>
         <w:pStyle w:val="Titre3"/>
@@ -5785,7 +5918,7 @@
         </w:r>
       </w:hyperlink>
       <w:r>
-        <w:t xml:space="preserve">). L’héritage domine largement dans les deux observatoires.</w:t>
+        <w:t xml:space="preserve">). L’héritage domine largement.</w:t>
       </w:r>
     </w:p>
     <w:p>
@@ -5819,7 +5952,7 @@
       <w:tr>
         <w:tc>
           <w:tcPr/>
-          <w:bookmarkStart w:id="219" w:name="fig-acquisition"/>
+          <w:bookmarkStart w:id="218" w:name="fig-acquisition"/>
           <w:p>
             <w:pPr>
               <w:jc w:val="center"/>
@@ -5843,18 +5976,18 @@
                 <wp:inline>
                   <wp:extent cx="5969000" cy="5969000"/>
                   <wp:effectExtent b="0" l="0" r="0" t="0"/>
-                  <wp:docPr descr="" title="" id="217" name="Picture"/>
+                  <wp:docPr descr="" title="" id="216" name="Picture"/>
                   <a:graphic>
                     <a:graphicData uri="http://schemas.openxmlformats.org/drawingml/2006/picture">
                       <pic:pic>
                         <pic:nvPicPr>
-                          <pic:cNvPr descr="04_foncier_files/figure-docx/fig-acquisition-1.png" id="218" name="Picture"/>
+                          <pic:cNvPr descr="04_foncier_files/figure-docx/fig-acquisition-1.png" id="217" name="Picture"/>
                           <pic:cNvPicPr>
                             <a:picLocks noChangeArrowheads="1" noChangeAspect="1"/>
                           </pic:cNvPicPr>
                         </pic:nvPicPr>
                         <pic:blipFill>
-                          <a:blip r:embed="rId216"/>
+                          <a:blip r:embed="rId215"/>
                           <a:stretch>
                             <a:fillRect/>
                           </a:stretch>
@@ -5881,7 +6014,7 @@
               </w:drawing>
             </w:r>
           </w:p>
-          <w:bookmarkEnd w:id="219"/>
+          <w:bookmarkEnd w:id="218"/>
         </w:tc>
       </w:tr>
     </w:tbl>
@@ -5917,7 +6050,7 @@
       <w:tr>
         <w:tc>
           <w:tcPr/>
-          <w:bookmarkStart w:id="223" w:name="fig-anciennete"/>
+          <w:bookmarkStart w:id="222" w:name="fig-anciennete"/>
           <w:p>
             <w:pPr>
               <w:jc w:val="center"/>
@@ -5941,18 +6074,18 @@
                 <wp:inline>
                   <wp:extent cx="5969000" cy="3316111"/>
                   <wp:effectExtent b="0" l="0" r="0" t="0"/>
-                  <wp:docPr descr="" title="" id="221" name="Picture"/>
+                  <wp:docPr descr="" title="" id="220" name="Picture"/>
                   <a:graphic>
                     <a:graphicData uri="http://schemas.openxmlformats.org/drawingml/2006/picture">
                       <pic:pic>
                         <pic:nvPicPr>
-                          <pic:cNvPr descr="04_foncier_files/figure-docx/fig-anciennete-1.png" id="222" name="Picture"/>
+                          <pic:cNvPr descr="04_foncier_files/figure-docx/fig-anciennete-1.png" id="221" name="Picture"/>
                           <pic:cNvPicPr>
                             <a:picLocks noChangeArrowheads="1" noChangeAspect="1"/>
                           </pic:cNvPicPr>
                         </pic:nvPicPr>
                         <pic:blipFill>
-                          <a:blip r:embed="rId220"/>
+                          <a:blip r:embed="rId219"/>
                           <a:stretch>
                             <a:fillRect/>
                           </a:stretch>
@@ -5979,12 +6112,12 @@
               </w:drawing>
             </w:r>
           </w:p>
-          <w:bookmarkEnd w:id="223"/>
+          <w:bookmarkEnd w:id="222"/>
         </w:tc>
       </w:tr>
     </w:tbl>
-    <w:bookmarkEnd w:id="224"/>
-    <w:bookmarkStart w:id="229" w:name="propriétaire-dans-le-ménage"/>
+    <w:bookmarkEnd w:id="223"/>
+    <w:bookmarkStart w:id="228" w:name="propriétaire-dans-le-ménage"/>
     <w:p>
       <w:pPr>
         <w:pStyle w:val="Titre3"/>
@@ -6009,7 +6142,7 @@
         </w:r>
       </w:hyperlink>
       <w:r>
-        <w:t xml:space="preserve">). Dans les deux observatoires, c’est le chef de ménage qui est déclaré propriétaire de la majorité des parcelles, ce qui illustre les inégalités d’accès au foncier.</w:t>
+        <w:t xml:space="preserve">). Le chef de ménage est déclaré propriétaire de la majorité des parcelles, ce qui illustre les inégalités d’accès au foncier.</w:t>
       </w:r>
     </w:p>
     <w:p>
@@ -6043,7 +6176,7 @@
       <w:tr>
         <w:tc>
           <w:tcPr/>
-          <w:bookmarkStart w:id="228" w:name="fig-proprietaire"/>
+          <w:bookmarkStart w:id="227" w:name="fig-proprietaire"/>
           <w:p>
             <w:pPr>
               <w:jc w:val="center"/>
@@ -6067,18 +6200,18 @@
                 <wp:inline>
                   <wp:extent cx="5969000" cy="5969000"/>
                   <wp:effectExtent b="0" l="0" r="0" t="0"/>
-                  <wp:docPr descr="" title="" id="226" name="Picture"/>
+                  <wp:docPr descr="" title="" id="225" name="Picture"/>
                   <a:graphic>
                     <a:graphicData uri="http://schemas.openxmlformats.org/drawingml/2006/picture">
                       <pic:pic>
                         <pic:nvPicPr>
-                          <pic:cNvPr descr="04_foncier_files/figure-docx/fig-proprietaire-1.png" id="227" name="Picture"/>
+                          <pic:cNvPr descr="04_foncier_files/figure-docx/fig-proprietaire-1.png" id="226" name="Picture"/>
                           <pic:cNvPicPr>
                             <a:picLocks noChangeArrowheads="1" noChangeAspect="1"/>
                           </pic:cNvPicPr>
                         </pic:nvPicPr>
                         <pic:blipFill>
-                          <a:blip r:embed="rId225"/>
+                          <a:blip r:embed="rId224"/>
                           <a:stretch>
                             <a:fillRect/>
                           </a:stretch>
@@ -6105,13 +6238,13 @@
               </w:drawing>
             </w:r>
           </w:p>
-          <w:bookmarkEnd w:id="228"/>
+          <w:bookmarkEnd w:id="227"/>
         </w:tc>
       </w:tr>
     </w:tbl>
+    <w:bookmarkEnd w:id="228"/>
     <w:bookmarkEnd w:id="229"/>
-    <w:bookmarkEnd w:id="230"/>
-    <w:bookmarkStart w:id="239" w:name="sec-securisation"/>
+    <w:bookmarkStart w:id="238" w:name="sec-securisation"/>
     <w:p>
       <w:pPr>
         <w:pStyle w:val="Titre2"/>
@@ -6170,7 +6303,7 @@
       <w:tr>
         <w:tc>
           <w:tcPr/>
-          <w:bookmarkStart w:id="234" w:name="fig-securisation"/>
+          <w:bookmarkStart w:id="233" w:name="fig-securisation"/>
           <w:p>
             <w:pPr>
               <w:jc w:val="center"/>
@@ -6194,18 +6327,18 @@
                 <wp:inline>
                   <wp:extent cx="4620126" cy="3696101"/>
                   <wp:effectExtent b="0" l="0" r="0" t="0"/>
-                  <wp:docPr descr="" title="" id="232" name="Picture"/>
+                  <wp:docPr descr="" title="" id="231" name="Picture"/>
                   <a:graphic>
                     <a:graphicData uri="http://schemas.openxmlformats.org/drawingml/2006/picture">
                       <pic:pic>
                         <pic:nvPicPr>
-                          <pic:cNvPr descr="04_foncier_files/figure-docx/fig-securisation-1.png" id="233" name="Picture"/>
+                          <pic:cNvPr descr="04_foncier_files/figure-docx/fig-securisation-1.png" id="232" name="Picture"/>
                           <pic:cNvPicPr>
                             <a:picLocks noChangeArrowheads="1" noChangeAspect="1"/>
                           </pic:cNvPicPr>
                         </pic:nvPicPr>
                         <pic:blipFill>
-                          <a:blip r:embed="rId231"/>
+                          <a:blip r:embed="rId230"/>
                           <a:stretch>
                             <a:fillRect/>
                           </a:stretch>
@@ -6232,7 +6365,7 @@
               </w:drawing>
             </w:r>
           </w:p>
-          <w:bookmarkEnd w:id="234"/>
+          <w:bookmarkEnd w:id="233"/>
         </w:tc>
       </w:tr>
     </w:tbl>
@@ -6268,7 +6401,7 @@
       <w:tr>
         <w:tc>
           <w:tcPr/>
-          <w:bookmarkStart w:id="238" w:name="fig-papiers"/>
+          <w:bookmarkStart w:id="237" w:name="fig-papiers"/>
           <w:p>
             <w:pPr>
               <w:jc w:val="center"/>
@@ -6292,18 +6425,18 @@
                 <wp:inline>
                   <wp:extent cx="5969000" cy="5969000"/>
                   <wp:effectExtent b="0" l="0" r="0" t="0"/>
-                  <wp:docPr descr="" title="" id="236" name="Picture"/>
+                  <wp:docPr descr="" title="" id="235" name="Picture"/>
                   <a:graphic>
                     <a:graphicData uri="http://schemas.openxmlformats.org/drawingml/2006/picture">
                       <pic:pic>
                         <pic:nvPicPr>
-                          <pic:cNvPr descr="04_foncier_files/figure-docx/fig-papiers-1.png" id="237" name="Picture"/>
+                          <pic:cNvPr descr="04_foncier_files/figure-docx/fig-papiers-1.png" id="236" name="Picture"/>
                           <pic:cNvPicPr>
                             <a:picLocks noChangeArrowheads="1" noChangeAspect="1"/>
                           </pic:cNvPicPr>
                         </pic:nvPicPr>
                         <pic:blipFill>
-                          <a:blip r:embed="rId235"/>
+                          <a:blip r:embed="rId234"/>
                           <a:stretch>
                             <a:fillRect/>
                           </a:stretch>
@@ -6330,12 +6463,12 @@
               </w:drawing>
             </w:r>
           </w:p>
-          <w:bookmarkEnd w:id="238"/>
+          <w:bookmarkEnd w:id="237"/>
         </w:tc>
       </w:tr>
     </w:tbl>
-    <w:bookmarkEnd w:id="239"/>
-    <w:bookmarkStart w:id="253" w:name="sec-cessions"/>
+    <w:bookmarkEnd w:id="238"/>
+    <w:bookmarkStart w:id="252" w:name="sec-cessions"/>
     <w:p>
       <w:pPr>
         <w:pStyle w:val="Titre2"/>
@@ -6394,7 +6527,7 @@
       <w:tr>
         <w:tc>
           <w:tcPr/>
-          <w:bookmarkStart w:id="240" w:name="tbl-cession-pratique"/>
+          <w:bookmarkStart w:id="239" w:name="tbl-cession-pratique"/>
           <w:p>
             <w:pPr>
               <w:jc w:val="center"/>
@@ -6408,7 +6541,7 @@
               <w:t xml:space="preserve">Table 4.2: Ménages cédant des parcelles à des tiers</w:t>
             </w:r>
           </w:p>
-          <w:bookmarkEnd w:id="240"/>
+          <w:bookmarkEnd w:id="239"/>
         </w:tc>
       </w:tr>
     </w:tbl>
@@ -6444,7 +6577,7 @@
       <w:tr>
         <w:tc>
           <w:tcPr/>
-          <w:bookmarkStart w:id="244" w:name="fig-mode-cession"/>
+          <w:bookmarkStart w:id="243" w:name="fig-mode-cession"/>
           <w:p>
             <w:pPr>
               <w:jc w:val="center"/>
@@ -6468,18 +6601,18 @@
                 <wp:inline>
                   <wp:extent cx="5969000" cy="6100262"/>
                   <wp:effectExtent b="0" l="0" r="0" t="0"/>
-                  <wp:docPr descr="" title="" id="242" name="Picture"/>
+                  <wp:docPr descr="" title="" id="241" name="Picture"/>
                   <a:graphic>
                     <a:graphicData uri="http://schemas.openxmlformats.org/drawingml/2006/picture">
                       <pic:pic>
                         <pic:nvPicPr>
-                          <pic:cNvPr descr="04_foncier_files/figure-docx/fig-mode-cession-1.png" id="243" name="Picture"/>
+                          <pic:cNvPr descr="04_foncier_files/figure-docx/fig-mode-cession-1.png" id="242" name="Picture"/>
                           <pic:cNvPicPr>
                             <a:picLocks noChangeArrowheads="1" noChangeAspect="1"/>
                           </pic:cNvPicPr>
                         </pic:nvPicPr>
                         <pic:blipFill>
-                          <a:blip r:embed="rId241"/>
+                          <a:blip r:embed="rId240"/>
                           <a:stretch>
                             <a:fillRect/>
                           </a:stretch>
@@ -6506,7 +6639,7 @@
               </w:drawing>
             </w:r>
           </w:p>
-          <w:bookmarkEnd w:id="244"/>
+          <w:bookmarkEnd w:id="243"/>
         </w:tc>
       </w:tr>
     </w:tbl>
@@ -6542,7 +6675,7 @@
       <w:tr>
         <w:tc>
           <w:tcPr/>
-          <w:bookmarkStart w:id="248" w:name="fig-motif-cession"/>
+          <w:bookmarkStart w:id="247" w:name="fig-motif-cession"/>
           <w:p>
             <w:pPr>
               <w:jc w:val="center"/>
@@ -6566,18 +6699,18 @@
                 <wp:inline>
                   <wp:extent cx="5969000" cy="5969000"/>
                   <wp:effectExtent b="0" l="0" r="0" t="0"/>
-                  <wp:docPr descr="" title="" id="246" name="Picture"/>
+                  <wp:docPr descr="" title="" id="245" name="Picture"/>
                   <a:graphic>
                     <a:graphicData uri="http://schemas.openxmlformats.org/drawingml/2006/picture">
                       <pic:pic>
                         <pic:nvPicPr>
-                          <pic:cNvPr descr="04_foncier_files/figure-docx/fig-motif-cession-1.png" id="247" name="Picture"/>
+                          <pic:cNvPr descr="04_foncier_files/figure-docx/fig-motif-cession-1.png" id="246" name="Picture"/>
                           <pic:cNvPicPr>
                             <a:picLocks noChangeArrowheads="1" noChangeAspect="1"/>
                           </pic:cNvPicPr>
                         </pic:nvPicPr>
                         <pic:blipFill>
-                          <a:blip r:embed="rId245"/>
+                          <a:blip r:embed="rId244"/>
                           <a:stretch>
                             <a:fillRect/>
                           </a:stretch>
@@ -6604,7 +6737,7 @@
               </w:drawing>
             </w:r>
           </w:p>
-          <w:bookmarkEnd w:id="248"/>
+          <w:bookmarkEnd w:id="247"/>
         </w:tc>
       </w:tr>
     </w:tbl>
@@ -6640,7 +6773,7 @@
       <w:tr>
         <w:tc>
           <w:tcPr/>
-          <w:bookmarkStart w:id="252" w:name="fig-cedee-a-qui"/>
+          <w:bookmarkStart w:id="251" w:name="fig-cedee-a-qui"/>
           <w:p>
             <w:pPr>
               <w:jc w:val="center"/>
@@ -6664,18 +6797,18 @@
                 <wp:inline>
                   <wp:extent cx="5969000" cy="5969000"/>
                   <wp:effectExtent b="0" l="0" r="0" t="0"/>
-                  <wp:docPr descr="" title="" id="250" name="Picture"/>
+                  <wp:docPr descr="" title="" id="249" name="Picture"/>
                   <a:graphic>
                     <a:graphicData uri="http://schemas.openxmlformats.org/drawingml/2006/picture">
                       <pic:pic>
                         <pic:nvPicPr>
-                          <pic:cNvPr descr="04_foncier_files/figure-docx/fig-cedee-a-qui-1.png" id="251" name="Picture"/>
+                          <pic:cNvPr descr="04_foncier_files/figure-docx/fig-cedee-a-qui-1.png" id="250" name="Picture"/>
                           <pic:cNvPicPr>
                             <a:picLocks noChangeArrowheads="1" noChangeAspect="1"/>
                           </pic:cNvPicPr>
                         </pic:nvPicPr>
                         <pic:blipFill>
-                          <a:blip r:embed="rId249"/>
+                          <a:blip r:embed="rId248"/>
                           <a:stretch>
                             <a:fillRect/>
                           </a:stretch>
@@ -6702,12 +6835,12 @@
               </w:drawing>
             </w:r>
           </w:p>
-          <w:bookmarkEnd w:id="252"/>
+          <w:bookmarkEnd w:id="251"/>
         </w:tc>
       </w:tr>
     </w:tbl>
-    <w:bookmarkEnd w:id="253"/>
-    <w:bookmarkStart w:id="272" w:name="sec-exploitees"/>
+    <w:bookmarkEnd w:id="252"/>
+    <w:bookmarkStart w:id="271" w:name="sec-exploitees"/>
     <w:p>
       <w:pPr>
         <w:pStyle w:val="Titre2"/>
@@ -6766,7 +6899,7 @@
       <w:tr>
         <w:tc>
           <w:tcPr/>
-          <w:bookmarkStart w:id="254" w:name="tbl-exploitation-autres"/>
+          <w:bookmarkStart w:id="253" w:name="tbl-exploitation-autres"/>
           <w:p>
             <w:pPr>
               <w:jc w:val="center"/>
@@ -6780,7 +6913,7 @@
               <w:t xml:space="preserve">Table 4.3: Ménages exploitant des parcelles non possédées</w:t>
             </w:r>
           </w:p>
-          <w:bookmarkEnd w:id="254"/>
+          <w:bookmarkEnd w:id="253"/>
         </w:tc>
       </w:tr>
     </w:tbl>
@@ -6816,7 +6949,7 @@
       <w:tr>
         <w:tc>
           <w:tcPr/>
-          <w:bookmarkStart w:id="258" w:name="fig-type-exploitee"/>
+          <w:bookmarkStart w:id="257" w:name="fig-type-exploitee"/>
           <w:p>
             <w:pPr>
               <w:jc w:val="center"/>
@@ -6840,18 +6973,18 @@
                 <wp:inline>
                   <wp:extent cx="5969000" cy="6100262"/>
                   <wp:effectExtent b="0" l="0" r="0" t="0"/>
-                  <wp:docPr descr="" title="" id="256" name="Picture"/>
+                  <wp:docPr descr="" title="" id="255" name="Picture"/>
                   <a:graphic>
                     <a:graphicData uri="http://schemas.openxmlformats.org/drawingml/2006/picture">
                       <pic:pic>
                         <pic:nvPicPr>
-                          <pic:cNvPr descr="04_foncier_files/figure-docx/fig-type-exploitee-1.png" id="257" name="Picture"/>
+                          <pic:cNvPr descr="04_foncier_files/figure-docx/fig-type-exploitee-1.png" id="256" name="Picture"/>
                           <pic:cNvPicPr>
                             <a:picLocks noChangeArrowheads="1" noChangeAspect="1"/>
                           </pic:cNvPicPr>
                         </pic:nvPicPr>
                         <pic:blipFill>
-                          <a:blip r:embed="rId255"/>
+                          <a:blip r:embed="rId254"/>
                           <a:stretch>
                             <a:fillRect/>
                           </a:stretch>
@@ -6878,7 +7011,7 @@
               </w:drawing>
             </w:r>
           </w:p>
-          <w:bookmarkEnd w:id="258"/>
+          <w:bookmarkEnd w:id="257"/>
         </w:tc>
       </w:tr>
     </w:tbl>
@@ -6914,7 +7047,7 @@
       <w:tr>
         <w:tc>
           <w:tcPr/>
-          <w:bookmarkStart w:id="262" w:name="fig-fv-exploitee"/>
+          <w:bookmarkStart w:id="261" w:name="fig-fv-exploitee"/>
           <w:p>
             <w:pPr>
               <w:jc w:val="center"/>
@@ -6938,18 +7071,18 @@
                 <wp:inline>
                   <wp:extent cx="5969000" cy="6100262"/>
                   <wp:effectExtent b="0" l="0" r="0" t="0"/>
-                  <wp:docPr descr="" title="" id="260" name="Picture"/>
+                  <wp:docPr descr="" title="" id="259" name="Picture"/>
                   <a:graphic>
                     <a:graphicData uri="http://schemas.openxmlformats.org/drawingml/2006/picture">
                       <pic:pic>
                         <pic:nvPicPr>
-                          <pic:cNvPr descr="04_foncier_files/figure-docx/fig-fv-exploitee-1.png" id="261" name="Picture"/>
+                          <pic:cNvPr descr="04_foncier_files/figure-docx/fig-fv-exploitee-1.png" id="260" name="Picture"/>
                           <pic:cNvPicPr>
                             <a:picLocks noChangeArrowheads="1" noChangeAspect="1"/>
                           </pic:cNvPicPr>
                         </pic:nvPicPr>
                         <pic:blipFill>
-                          <a:blip r:embed="rId259"/>
+                          <a:blip r:embed="rId258"/>
                           <a:stretch>
                             <a:fillRect/>
                           </a:stretch>
@@ -6976,7 +7109,7 @@
               </w:drawing>
             </w:r>
           </w:p>
-          <w:bookmarkEnd w:id="262"/>
+          <w:bookmarkEnd w:id="261"/>
         </w:tc>
       </w:tr>
     </w:tbl>
@@ -7012,7 +7145,7 @@
       <w:tr>
         <w:tc>
           <w:tcPr/>
-          <w:bookmarkStart w:id="266" w:name="fig-proprietaire-exploitee"/>
+          <w:bookmarkStart w:id="265" w:name="fig-proprietaire-exploitee"/>
           <w:p>
             <w:pPr>
               <w:jc w:val="center"/>
@@ -7036,18 +7169,18 @@
                 <wp:inline>
                   <wp:extent cx="5969000" cy="5969000"/>
                   <wp:effectExtent b="0" l="0" r="0" t="0"/>
-                  <wp:docPr descr="" title="" id="264" name="Picture"/>
+                  <wp:docPr descr="" title="" id="263" name="Picture"/>
                   <a:graphic>
                     <a:graphicData uri="http://schemas.openxmlformats.org/drawingml/2006/picture">
                       <pic:pic>
                         <pic:nvPicPr>
-                          <pic:cNvPr descr="04_foncier_files/figure-docx/fig-proprietaire-exploitee-1.png" id="265" name="Picture"/>
+                          <pic:cNvPr descr="04_foncier_files/figure-docx/fig-proprietaire-exploitee-1.png" id="264" name="Picture"/>
                           <pic:cNvPicPr>
                             <a:picLocks noChangeArrowheads="1" noChangeAspect="1"/>
                           </pic:cNvPicPr>
                         </pic:nvPicPr>
                         <pic:blipFill>
-                          <a:blip r:embed="rId263"/>
+                          <a:blip r:embed="rId262"/>
                           <a:stretch>
                             <a:fillRect/>
                           </a:stretch>
@@ -7074,7 +7207,7 @@
               </w:drawing>
             </w:r>
           </w:p>
-          <w:bookmarkEnd w:id="266"/>
+          <w:bookmarkEnd w:id="265"/>
         </w:tc>
       </w:tr>
     </w:tbl>
@@ -7116,7 +7249,7 @@
       <w:tr>
         <w:tc>
           <w:tcPr/>
-          <w:bookmarkStart w:id="270" w:name="fig-irrigation-exploitee"/>
+          <w:bookmarkStart w:id="269" w:name="fig-irrigation-exploitee"/>
           <w:p>
             <w:pPr>
               <w:jc w:val="center"/>
@@ -7140,18 +7273,18 @@
                 <wp:inline>
                   <wp:extent cx="5969000" cy="5490236"/>
                   <wp:effectExtent b="0" l="0" r="0" t="0"/>
-                  <wp:docPr descr="" title="" id="268" name="Picture"/>
+                  <wp:docPr descr="" title="" id="267" name="Picture"/>
                   <a:graphic>
                     <a:graphicData uri="http://schemas.openxmlformats.org/drawingml/2006/picture">
                       <pic:pic>
                         <pic:nvPicPr>
-                          <pic:cNvPr descr="04_foncier_files/figure-docx/fig-irrigation-exploitee-1.png" id="269" name="Picture"/>
+                          <pic:cNvPr descr="04_foncier_files/figure-docx/fig-irrigation-exploitee-1.png" id="268" name="Picture"/>
                           <pic:cNvPicPr>
                             <a:picLocks noChangeArrowheads="1" noChangeAspect="1"/>
                           </pic:cNvPicPr>
                         </pic:nvPicPr>
                         <pic:blipFill>
-                          <a:blip r:embed="rId267"/>
+                          <a:blip r:embed="rId266"/>
                           <a:stretch>
                             <a:fillRect/>
                           </a:stretch>
@@ -7178,7 +7311,7 @@
               </w:drawing>
             </w:r>
           </w:p>
-          <w:bookmarkEnd w:id="270"/>
+          <w:bookmarkEnd w:id="269"/>
         </w:tc>
       </w:tr>
     </w:tbl>
@@ -7214,7 +7347,7 @@
       <w:tr>
         <w:tc>
           <w:tcPr/>
-          <w:bookmarkStart w:id="271" w:name="tbl-rente-exploitee"/>
+          <w:bookmarkStart w:id="270" w:name="tbl-rente-exploitee"/>
           <w:p>
             <w:pPr>
               <w:jc w:val="center"/>
@@ -7228,12 +7361,12 @@
               <w:t xml:space="preserve">Table 4.4: Rentes versées pour les parcelles exploitées</w:t>
             </w:r>
           </w:p>
-          <w:bookmarkEnd w:id="271"/>
+          <w:bookmarkEnd w:id="270"/>
         </w:tc>
       </w:tr>
     </w:tbl>
-    <w:bookmarkEnd w:id="272"/>
-    <w:bookmarkStart w:id="274" w:name="sec-abandon"/>
+    <w:bookmarkEnd w:id="271"/>
+    <w:bookmarkStart w:id="273" w:name="sec-abandon"/>
     <w:p>
       <w:pPr>
         <w:pStyle w:val="Titre2"/>
@@ -7292,7 +7425,7 @@
       <w:tr>
         <w:tc>
           <w:tcPr/>
-          <w:bookmarkStart w:id="273" w:name="tbl-abandon"/>
+          <w:bookmarkStart w:id="272" w:name="tbl-abandon"/>
           <w:p>
             <w:pPr>
               <w:jc w:val="center"/>
@@ -7306,12 +7439,12 @@
               <w:t xml:space="preserve">Table 4.5: Ménages ayant abandonné la culture de parcelles</w:t>
             </w:r>
           </w:p>
-          <w:bookmarkEnd w:id="273"/>
+          <w:bookmarkEnd w:id="272"/>
         </w:tc>
       </w:tr>
     </w:tbl>
-    <w:bookmarkEnd w:id="274"/>
-    <w:bookmarkStart w:id="279" w:name="sec-satisfaction"/>
+    <w:bookmarkEnd w:id="273"/>
+    <w:bookmarkStart w:id="278" w:name="sec-satisfaction"/>
     <w:p>
       <w:pPr>
         <w:pStyle w:val="Titre2"/>
@@ -7370,7 +7503,7 @@
       <w:tr>
         <w:tc>
           <w:tcPr/>
-          <w:bookmarkStart w:id="278" w:name="fig-satisfaction"/>
+          <w:bookmarkStart w:id="277" w:name="fig-satisfaction"/>
           <w:p>
             <w:pPr>
               <w:jc w:val="center"/>
@@ -7394,18 +7527,18 @@
                 <wp:inline>
                   <wp:extent cx="5969000" cy="3316111"/>
                   <wp:effectExtent b="0" l="0" r="0" t="0"/>
-                  <wp:docPr descr="" title="" id="276" name="Picture"/>
+                  <wp:docPr descr="" title="" id="275" name="Picture"/>
                   <a:graphic>
                     <a:graphicData uri="http://schemas.openxmlformats.org/drawingml/2006/picture">
                       <pic:pic>
                         <pic:nvPicPr>
-                          <pic:cNvPr descr="04_foncier_files/figure-docx/fig-satisfaction-1.png" id="277" name="Picture"/>
+                          <pic:cNvPr descr="04_foncier_files/figure-docx/fig-satisfaction-1.png" id="276" name="Picture"/>
                           <pic:cNvPicPr>
                             <a:picLocks noChangeArrowheads="1" noChangeAspect="1"/>
                           </pic:cNvPicPr>
                         </pic:nvPicPr>
                         <pic:blipFill>
-                          <a:blip r:embed="rId275"/>
+                          <a:blip r:embed="rId274"/>
                           <a:stretch>
                             <a:fillRect/>
                           </a:stretch>
@@ -7432,13 +7565,13 @@
               </w:drawing>
             </w:r>
           </w:p>
-          <w:bookmarkEnd w:id="278"/>
+          <w:bookmarkEnd w:id="277"/>
         </w:tc>
       </w:tr>
     </w:tbl>
+    <w:bookmarkEnd w:id="278"/>
     <w:bookmarkEnd w:id="279"/>
-    <w:bookmarkEnd w:id="280"/>
-    <w:bookmarkStart w:id="422" w:name="agriculture-élevage-et-pêche"/>
+    <w:bookmarkStart w:id="415" w:name="agriculture-élevage-et-pêche"/>
     <w:p>
       <w:pPr>
         <w:pStyle w:val="Titre1"/>
@@ -7452,7 +7585,7 @@
         <w:pStyle w:val="FirstParagraph"/>
       </w:pPr>
       <w:r>
-        <w:t xml:space="preserve">Ce chapitre analyse les activités agricoles, d’élevage, de chasse et de pêche des ménages des deux observatoires. Le chapitre sur les revenus présente déjà les contributions de ces activités au revenu total ; ici nous nous intéressons aux pratiques, aux facteurs de production et aux performances.</w:t>
+        <w:t xml:space="preserve">Ce chapitre analyse les activités agricoles, d’élevage, de chasse et de pêche des ménages. Le chapitre sur les revenus présente déjà les contributions de ces activités au revenu total ; ici nous nous intéressons aux pratiques, aux facteurs de production et aux performances.</w:t>
       </w:r>
     </w:p>
     <w:tbl>
@@ -7496,18 +7629,18 @@
                 <wp:inline>
                   <wp:extent cx="152400" cy="152400"/>
                   <wp:effectExtent b="0" l="0" r="0" t="0"/>
-                  <wp:docPr descr="" title="" id="281" name="Picture"/>
+                  <wp:docPr descr="" title="" id="280" name="Picture"/>
                   <a:graphic>
                     <a:graphicData uri="http://schemas.openxmlformats.org/drawingml/2006/picture">
                       <pic:pic>
                         <pic:nvPicPr>
-                          <pic:cNvPr descr="C:\Users\fbede\AppData\Local\Programs\Quarto\share\formats\docx\warning.png" id="282" name="Picture"/>
+                          <pic:cNvPr descr="C:\Users\fbede\AppData\Local\Programs\Quarto\share\formats\docx\warning.png" id="281" name="Picture"/>
                           <pic:cNvPicPr>
                             <a:picLocks noChangeArrowheads="1" noChangeAspect="1"/>
                           </pic:cNvPicPr>
                         </pic:nvPicPr>
                         <pic:blipFill>
-                          <a:blip r:embed="rId24"/>
+                          <a:blip r:embed="rId21"/>
                           <a:stretch>
                             <a:fillRect/>
                           </a:stretch>
@@ -7564,14 +7697,14 @@
               <w:spacing w:before="16" w:after="16"/>
             </w:pPr>
             <w:r>
-              <w:t xml:space="preserve">Les résultats présentés ci-dessous sont provisoires, et sont susceptibles de faire l’objet de corrections.</w:t>
+              <w:t xml:space="preserve">Les résultats présentés ci-dessous sont provisoires et pourront être ajustés ou enrichis par les informations supplémentaires recueillies lors des restitutions locales.</w:t>
             </w:r>
           </w:p>
           <w:p/>
         </w:tc>
       </w:tr>
     </w:tbl>
-    <w:bookmarkStart w:id="375" w:name="sec-agriculture"/>
+    <w:bookmarkStart w:id="374" w:name="sec-agriculture"/>
     <w:p>
       <w:pPr>
         <w:pStyle w:val="Titre2"/>
@@ -7580,7 +7713,7 @@
         <w:t xml:space="preserve">5.1 Agriculture</w:t>
       </w:r>
     </w:p>
-    <w:bookmarkStart w:id="344" w:name="sec-riziculture"/>
+    <w:bookmarkStart w:id="343" w:name="sec-riziculture"/>
     <w:p>
       <w:pPr>
         <w:pStyle w:val="Titre3"/>
@@ -7594,7 +7727,7 @@
         <w:pStyle w:val="FirstParagraph"/>
       </w:pPr>
       <w:r>
-        <w:t xml:space="preserve">La riziculture est l’activité agricole dominante dans les deux observatoires.</w:t>
+        <w:t xml:space="preserve">La riziculture est l’activité agricole dominante.</w:t>
       </w:r>
     </w:p>
     <w:p>
@@ -7618,7 +7751,7 @@
       <w:tr>
         <w:tc>
           <w:tcPr/>
-          <w:bookmarkStart w:id="283" w:name="tbl-pratique-riz"/>
+          <w:bookmarkStart w:id="282" w:name="tbl-pratique-riz"/>
           <w:p>
             <w:pPr>
               <w:jc w:val="center"/>
@@ -7632,11 +7765,11 @@
               <w:t xml:space="preserve">Table 5.1: Pratique de la riziculture par observatoire (% des ménages)</w:t>
             </w:r>
           </w:p>
-          <w:bookmarkEnd w:id="283"/>
+          <w:bookmarkEnd w:id="282"/>
         </w:tc>
       </w:tr>
     </w:tbl>
-    <w:bookmarkStart w:id="292" w:name="mode-de-faire-valoir-et-accès-à-leau"/>
+    <w:bookmarkStart w:id="291" w:name="mode-de-faire-valoir-et-accès-à-leau"/>
     <w:p>
       <w:pPr>
         <w:pStyle w:val="Titre4"/>
@@ -7674,7 +7807,7 @@
       <w:tr>
         <w:tc>
           <w:tcPr/>
-          <w:bookmarkStart w:id="287" w:name="fig-tenure-riz"/>
+          <w:bookmarkStart w:id="286" w:name="fig-tenure-riz"/>
           <w:p>
             <w:pPr>
               <w:jc w:val="center"/>
@@ -7698,18 +7831,18 @@
                 <wp:inline>
                   <wp:extent cx="5969000" cy="6632222"/>
                   <wp:effectExtent b="0" l="0" r="0" t="0"/>
-                  <wp:docPr descr="" title="" id="285" name="Picture"/>
+                  <wp:docPr descr="" title="" id="284" name="Picture"/>
                   <a:graphic>
                     <a:graphicData uri="http://schemas.openxmlformats.org/drawingml/2006/picture">
                       <pic:pic>
                         <pic:nvPicPr>
-                          <pic:cNvPr descr="05_agriculture_files/figure-docx/fig-tenure-riz-1.png" id="286" name="Picture"/>
+                          <pic:cNvPr descr="05_agriculture_files/figure-docx/fig-tenure-riz-1.png" id="285" name="Picture"/>
                           <pic:cNvPicPr>
                             <a:picLocks noChangeArrowheads="1" noChangeAspect="1"/>
                           </pic:cNvPicPr>
                         </pic:nvPicPr>
                         <pic:blipFill>
-                          <a:blip r:embed="rId284"/>
+                          <a:blip r:embed="rId283"/>
                           <a:stretch>
                             <a:fillRect/>
                           </a:stretch>
@@ -7736,7 +7869,7 @@
               </w:drawing>
             </w:r>
           </w:p>
-          <w:bookmarkEnd w:id="287"/>
+          <w:bookmarkEnd w:id="286"/>
         </w:tc>
       </w:tr>
     </w:tbl>
@@ -7761,7 +7894,7 @@
       <w:tr>
         <w:tc>
           <w:tcPr/>
-          <w:bookmarkStart w:id="291" w:name="fig-eau-riz"/>
+          <w:bookmarkStart w:id="290" w:name="fig-eau-riz"/>
           <w:p>
             <w:pPr>
               <w:jc w:val="center"/>
@@ -7785,18 +7918,18 @@
                 <wp:inline>
                   <wp:extent cx="5969000" cy="6632222"/>
                   <wp:effectExtent b="0" l="0" r="0" t="0"/>
-                  <wp:docPr descr="" title="" id="289" name="Picture"/>
+                  <wp:docPr descr="" title="" id="288" name="Picture"/>
                   <a:graphic>
                     <a:graphicData uri="http://schemas.openxmlformats.org/drawingml/2006/picture">
                       <pic:pic>
                         <pic:nvPicPr>
-                          <pic:cNvPr descr="05_agriculture_files/figure-docx/fig-eau-riz-1.png" id="290" name="Picture"/>
+                          <pic:cNvPr descr="05_agriculture_files/figure-docx/fig-eau-riz-1.png" id="289" name="Picture"/>
                           <pic:cNvPicPr>
                             <a:picLocks noChangeArrowheads="1" noChangeAspect="1"/>
                           </pic:cNvPicPr>
                         </pic:nvPicPr>
                         <pic:blipFill>
-                          <a:blip r:embed="rId288"/>
+                          <a:blip r:embed="rId287"/>
                           <a:stretch>
                             <a:fillRect/>
                           </a:stretch>
@@ -7823,12 +7956,12 @@
               </w:drawing>
             </w:r>
           </w:p>
-          <w:bookmarkEnd w:id="291"/>
+          <w:bookmarkEnd w:id="290"/>
         </w:tc>
       </w:tr>
     </w:tbl>
-    <w:bookmarkEnd w:id="292"/>
-    <w:bookmarkStart w:id="304" w:name="techniques-culturales-et-intrants"/>
+    <w:bookmarkEnd w:id="291"/>
+    <w:bookmarkStart w:id="303" w:name="techniques-culturales-et-intrants"/>
     <w:p>
       <w:pPr>
         <w:pStyle w:val="Titre4"/>
@@ -7866,7 +7999,7 @@
       <w:tr>
         <w:tc>
           <w:tcPr/>
-          <w:bookmarkStart w:id="296" w:name="fig-technique-riz"/>
+          <w:bookmarkStart w:id="295" w:name="fig-technique-riz"/>
           <w:p>
             <w:pPr>
               <w:jc w:val="center"/>
@@ -7890,18 +8023,18 @@
                 <wp:inline>
                   <wp:extent cx="5969000" cy="6632222"/>
                   <wp:effectExtent b="0" l="0" r="0" t="0"/>
-                  <wp:docPr descr="" title="" id="294" name="Picture"/>
+                  <wp:docPr descr="" title="" id="293" name="Picture"/>
                   <a:graphic>
                     <a:graphicData uri="http://schemas.openxmlformats.org/drawingml/2006/picture">
                       <pic:pic>
                         <pic:nvPicPr>
-                          <pic:cNvPr descr="05_agriculture_files/figure-docx/fig-technique-riz-1.png" id="295" name="Picture"/>
+                          <pic:cNvPr descr="05_agriculture_files/figure-docx/fig-technique-riz-1.png" id="294" name="Picture"/>
                           <pic:cNvPicPr>
                             <a:picLocks noChangeArrowheads="1" noChangeAspect="1"/>
                           </pic:cNvPicPr>
                         </pic:nvPicPr>
                         <pic:blipFill>
-                          <a:blip r:embed="rId293"/>
+                          <a:blip r:embed="rId292"/>
                           <a:stretch>
                             <a:fillRect/>
                           </a:stretch>
@@ -7928,7 +8061,7 @@
               </w:drawing>
             </w:r>
           </w:p>
-          <w:bookmarkEnd w:id="296"/>
+          <w:bookmarkEnd w:id="295"/>
         </w:tc>
       </w:tr>
     </w:tbl>
@@ -7945,7 +8078,7 @@
       <w:tr>
         <w:tc>
           <w:tcPr/>
-          <w:bookmarkStart w:id="300" w:name="fig-engrais-riz"/>
+          <w:bookmarkStart w:id="299" w:name="fig-engrais-riz"/>
           <w:p>
             <w:pPr>
               <w:jc w:val="center"/>
@@ -7969,18 +8102,18 @@
                 <wp:inline>
                   <wp:extent cx="5969000" cy="5969000"/>
                   <wp:effectExtent b="0" l="0" r="0" t="0"/>
-                  <wp:docPr descr="" title="" id="298" name="Picture"/>
+                  <wp:docPr descr="" title="" id="297" name="Picture"/>
                   <a:graphic>
                     <a:graphicData uri="http://schemas.openxmlformats.org/drawingml/2006/picture">
                       <pic:pic>
                         <pic:nvPicPr>
-                          <pic:cNvPr descr="05_agriculture_files/figure-docx/fig-engrais-riz-1.png" id="299" name="Picture"/>
+                          <pic:cNvPr descr="05_agriculture_files/figure-docx/fig-engrais-riz-1.png" id="298" name="Picture"/>
                           <pic:cNvPicPr>
                             <a:picLocks noChangeArrowheads="1" noChangeAspect="1"/>
                           </pic:cNvPicPr>
                         </pic:nvPicPr>
                         <pic:blipFill>
-                          <a:blip r:embed="rId297"/>
+                          <a:blip r:embed="rId296"/>
                           <a:stretch>
                             <a:fillRect/>
                           </a:stretch>
@@ -8007,7 +8140,7 @@
               </w:drawing>
             </w:r>
           </w:p>
-          <w:bookmarkEnd w:id="300"/>
+          <w:bookmarkEnd w:id="299"/>
         </w:tc>
       </w:tr>
     </w:tbl>
@@ -8020,18 +8153,18 @@
           <wp:inline>
             <wp:extent cx="4620126" cy="9240252"/>
             <wp:effectExtent b="0" l="0" r="0" t="0"/>
-            <wp:docPr descr="Mode de travail du sol sur les parcelles rizicoles" title="" id="302" name="Picture"/>
+            <wp:docPr descr="Mode de travail du sol sur les parcelles rizicoles" title="" id="301" name="Picture"/>
             <a:graphic>
               <a:graphicData uri="http://schemas.openxmlformats.org/drawingml/2006/picture">
                 <pic:pic>
                   <pic:nvPicPr>
-                    <pic:cNvPr descr="05_agriculture_files/figure-docx/fig_semences_labour-1.png" id="303" name="Picture"/>
+                    <pic:cNvPr descr="05_agriculture_files/figure-docx/fig_semences_labour-1.png" id="302" name="Picture"/>
                     <pic:cNvPicPr>
                       <a:picLocks noChangeArrowheads="1" noChangeAspect="1"/>
                     </pic:cNvPicPr>
                   </pic:nvPicPr>
                   <pic:blipFill>
-                    <a:blip r:embed="rId301"/>
+                    <a:blip r:embed="rId300"/>
                     <a:stretch>
                       <a:fillRect/>
                     </a:stretch>
@@ -8066,8 +8199,8 @@
         <w:t xml:space="preserve">Mode de travail du sol sur les parcelles rizicoles</w:t>
       </w:r>
     </w:p>
-    <w:bookmarkEnd w:id="304"/>
-    <w:bookmarkStart w:id="316" w:name="rendements-et-production"/>
+    <w:bookmarkEnd w:id="303"/>
+    <w:bookmarkStart w:id="315" w:name="rendements-et-production"/>
     <w:p>
       <w:pPr>
         <w:pStyle w:val="Titre4"/>
@@ -8101,18 +8234,18 @@
           <wp:inline>
             <wp:extent cx="4620126" cy="3696101"/>
             <wp:effectExtent b="0" l="0" r="0" t="0"/>
-            <wp:docPr descr="Perception des rendements rizicoles" title="" id="306" name="Picture"/>
+            <wp:docPr descr="Perception des rendements rizicoles" title="" id="305" name="Picture"/>
             <a:graphic>
               <a:graphicData uri="http://schemas.openxmlformats.org/drawingml/2006/picture">
                 <pic:pic>
                   <pic:nvPicPr>
-                    <pic:cNvPr descr="05_agriculture_files/figure-docx/fig_rendement_perception-1.png" id="307" name="Picture"/>
+                    <pic:cNvPr descr="05_agriculture_files/figure-docx/fig_rendement_perception-1.png" id="306" name="Picture"/>
                     <pic:cNvPicPr>
                       <a:picLocks noChangeArrowheads="1" noChangeAspect="1"/>
                     </pic:cNvPicPr>
                   </pic:nvPicPr>
                   <pic:blipFill>
-                    <a:blip r:embed="rId305"/>
+                    <a:blip r:embed="rId304"/>
                     <a:stretch>
                       <a:fillRect/>
                     </a:stretch>
@@ -8160,7 +8293,7 @@
       <w:tr>
         <w:tc>
           <w:tcPr/>
-          <w:bookmarkStart w:id="311" w:name="fig-rendement-riz-tha"/>
+          <w:bookmarkStart w:id="310" w:name="fig-rendement-riz-tha"/>
           <w:p>
             <w:pPr>
               <w:jc w:val="center"/>
@@ -8184,18 +8317,18 @@
                 <wp:inline>
                   <wp:extent cx="5969000" cy="3316111"/>
                   <wp:effectExtent b="0" l="0" r="0" t="0"/>
-                  <wp:docPr descr="" title="" id="309" name="Picture"/>
+                  <wp:docPr descr="" title="" id="308" name="Picture"/>
                   <a:graphic>
                     <a:graphicData uri="http://schemas.openxmlformats.org/drawingml/2006/picture">
                       <pic:pic>
                         <pic:nvPicPr>
-                          <pic:cNvPr descr="05_agriculture_files/figure-docx/fig-rendement-riz-tha-1.png" id="310" name="Picture"/>
+                          <pic:cNvPr descr="05_agriculture_files/figure-docx/fig-rendement-riz-tha-1.png" id="309" name="Picture"/>
                           <pic:cNvPicPr>
                             <a:picLocks noChangeArrowheads="1" noChangeAspect="1"/>
                           </pic:cNvPicPr>
                         </pic:nvPicPr>
                         <pic:blipFill>
-                          <a:blip r:embed="rId308"/>
+                          <a:blip r:embed="rId307"/>
                           <a:stretch>
                             <a:fillRect/>
                           </a:stretch>
@@ -8222,7 +8355,7 @@
               </w:drawing>
             </w:r>
           </w:p>
-          <w:bookmarkEnd w:id="311"/>
+          <w:bookmarkEnd w:id="310"/>
         </w:tc>
       </w:tr>
     </w:tbl>
@@ -8239,7 +8372,7 @@
       <w:tr>
         <w:tc>
           <w:tcPr/>
-          <w:bookmarkStart w:id="315" w:name="fig-production-riz"/>
+          <w:bookmarkStart w:id="314" w:name="fig-production-riz"/>
           <w:p>
             <w:pPr>
               <w:jc w:val="center"/>
@@ -8263,18 +8396,18 @@
                 <wp:inline>
                   <wp:extent cx="5969000" cy="3730624"/>
                   <wp:effectExtent b="0" l="0" r="0" t="0"/>
-                  <wp:docPr descr="" title="" id="313" name="Picture"/>
+                  <wp:docPr descr="" title="" id="312" name="Picture"/>
                   <a:graphic>
                     <a:graphicData uri="http://schemas.openxmlformats.org/drawingml/2006/picture">
                       <pic:pic>
                         <pic:nvPicPr>
-                          <pic:cNvPr descr="05_agriculture_files/figure-docx/fig-production-riz-1.png" id="314" name="Picture"/>
+                          <pic:cNvPr descr="05_agriculture_files/figure-docx/fig-production-riz-1.png" id="313" name="Picture"/>
                           <pic:cNvPicPr>
                             <a:picLocks noChangeArrowheads="1" noChangeAspect="1"/>
                           </pic:cNvPicPr>
                         </pic:nvPicPr>
                         <pic:blipFill>
-                          <a:blip r:embed="rId312"/>
+                          <a:blip r:embed="rId311"/>
                           <a:stretch>
                             <a:fillRect/>
                           </a:stretch>
@@ -8301,12 +8434,12 @@
               </w:drawing>
             </w:r>
           </w:p>
-          <w:bookmarkEnd w:id="315"/>
+          <w:bookmarkEnd w:id="314"/>
         </w:tc>
       </w:tr>
     </w:tbl>
-    <w:bookmarkEnd w:id="316"/>
-    <w:bookmarkStart w:id="329" w:name="topographie-et-saison-de-culture"/>
+    <w:bookmarkEnd w:id="315"/>
+    <w:bookmarkStart w:id="328" w:name="topographie-et-saison-de-culture"/>
     <w:p>
       <w:pPr>
         <w:pStyle w:val="Titre4"/>
@@ -8336,7 +8469,7 @@
       <w:tr>
         <w:tc>
           <w:tcPr/>
-          <w:bookmarkStart w:id="320" w:name="fig-topographie-riz"/>
+          <w:bookmarkStart w:id="319" w:name="fig-topographie-riz"/>
           <w:p>
             <w:pPr>
               <w:jc w:val="center"/>
@@ -8360,18 +8493,18 @@
                 <wp:inline>
                   <wp:extent cx="5969000" cy="5969000"/>
                   <wp:effectExtent b="0" l="0" r="0" t="0"/>
-                  <wp:docPr descr="" title="" id="318" name="Picture"/>
+                  <wp:docPr descr="" title="" id="317" name="Picture"/>
                   <a:graphic>
                     <a:graphicData uri="http://schemas.openxmlformats.org/drawingml/2006/picture">
                       <pic:pic>
                         <pic:nvPicPr>
-                          <pic:cNvPr descr="05_agriculture_files/figure-docx/fig-topographie-riz-1.png" id="319" name="Picture"/>
+                          <pic:cNvPr descr="05_agriculture_files/figure-docx/fig-topographie-riz-1.png" id="318" name="Picture"/>
                           <pic:cNvPicPr>
                             <a:picLocks noChangeArrowheads="1" noChangeAspect="1"/>
                           </pic:cNvPicPr>
                         </pic:nvPicPr>
                         <pic:blipFill>
-                          <a:blip r:embed="rId317"/>
+                          <a:blip r:embed="rId316"/>
                           <a:stretch>
                             <a:fillRect/>
                           </a:stretch>
@@ -8398,7 +8531,7 @@
               </w:drawing>
             </w:r>
           </w:p>
-          <w:bookmarkEnd w:id="320"/>
+          <w:bookmarkEnd w:id="319"/>
         </w:tc>
       </w:tr>
     </w:tbl>
@@ -8415,7 +8548,7 @@
       <w:tr>
         <w:tc>
           <w:tcPr/>
-          <w:bookmarkStart w:id="324" w:name="fig-saison-riz"/>
+          <w:bookmarkStart w:id="323" w:name="fig-saison-riz"/>
           <w:p>
             <w:pPr>
               <w:jc w:val="center"/>
@@ -8439,18 +8572,18 @@
                 <wp:inline>
                   <wp:extent cx="5969000" cy="2984500"/>
                   <wp:effectExtent b="0" l="0" r="0" t="0"/>
-                  <wp:docPr descr="" title="" id="322" name="Picture"/>
+                  <wp:docPr descr="" title="" id="321" name="Picture"/>
                   <a:graphic>
                     <a:graphicData uri="http://schemas.openxmlformats.org/drawingml/2006/picture">
                       <pic:pic>
                         <pic:nvPicPr>
-                          <pic:cNvPr descr="05_agriculture_files/figure-docx/fig-saison-riz-1.png" id="323" name="Picture"/>
+                          <pic:cNvPr descr="05_agriculture_files/figure-docx/fig-saison-riz-1.png" id="322" name="Picture"/>
                           <pic:cNvPicPr>
                             <a:picLocks noChangeArrowheads="1" noChangeAspect="1"/>
                           </pic:cNvPicPr>
                         </pic:nvPicPr>
                         <pic:blipFill>
-                          <a:blip r:embed="rId321"/>
+                          <a:blip r:embed="rId320"/>
                           <a:stretch>
                             <a:fillRect/>
                           </a:stretch>
@@ -8477,7 +8610,7 @@
               </w:drawing>
             </w:r>
           </w:p>
-          <w:bookmarkEnd w:id="324"/>
+          <w:bookmarkEnd w:id="323"/>
         </w:tc>
       </w:tr>
     </w:tbl>
@@ -8494,7 +8627,7 @@
       <w:tr>
         <w:tc>
           <w:tcPr/>
-          <w:bookmarkStart w:id="328" w:name="fig-origine-semence"/>
+          <w:bookmarkStart w:id="327" w:name="fig-origine-semence"/>
           <w:p>
             <w:pPr>
               <w:jc w:val="center"/>
@@ -8518,18 +8651,18 @@
                 <wp:inline>
                   <wp:extent cx="5969000" cy="5969000"/>
                   <wp:effectExtent b="0" l="0" r="0" t="0"/>
-                  <wp:docPr descr="" title="" id="326" name="Picture"/>
+                  <wp:docPr descr="" title="" id="325" name="Picture"/>
                   <a:graphic>
                     <a:graphicData uri="http://schemas.openxmlformats.org/drawingml/2006/picture">
                       <pic:pic>
                         <pic:nvPicPr>
-                          <pic:cNvPr descr="05_agriculture_files/figure-docx/fig-origine-semence-1.png" id="327" name="Picture"/>
+                          <pic:cNvPr descr="05_agriculture_files/figure-docx/fig-origine-semence-1.png" id="326" name="Picture"/>
                           <pic:cNvPicPr>
                             <a:picLocks noChangeArrowheads="1" noChangeAspect="1"/>
                           </pic:cNvPicPr>
                         </pic:nvPicPr>
                         <pic:blipFill>
-                          <a:blip r:embed="rId325"/>
+                          <a:blip r:embed="rId324"/>
                           <a:stretch>
                             <a:fillRect/>
                           </a:stretch>
@@ -8556,12 +8689,12 @@
               </w:drawing>
             </w:r>
           </w:p>
-          <w:bookmarkEnd w:id="328"/>
+          <w:bookmarkEnd w:id="327"/>
         </w:tc>
       </w:tr>
     </w:tbl>
-    <w:bookmarkEnd w:id="329"/>
-    <w:bookmarkStart w:id="339" w:name="ventes-de-riz"/>
+    <w:bookmarkEnd w:id="328"/>
+    <w:bookmarkStart w:id="338" w:name="ventes-de-riz"/>
     <w:p>
       <w:pPr>
         <w:pStyle w:val="Titre4"/>
@@ -8599,7 +8732,7 @@
       <w:tr>
         <w:tc>
           <w:tcPr/>
-          <w:bookmarkStart w:id="330" w:name="tbl-ventes-riz-taux"/>
+          <w:bookmarkStart w:id="329" w:name="tbl-ventes-riz-taux"/>
           <w:p>
             <w:pPr>
               <w:jc w:val="center"/>
@@ -8613,7 +8746,7 @@
               <w:t xml:space="preserve">Table 5.2: Taux de vente de riz par observatoire</w:t>
             </w:r>
           </w:p>
-          <w:bookmarkEnd w:id="330"/>
+          <w:bookmarkEnd w:id="329"/>
         </w:tc>
       </w:tr>
     </w:tbl>
@@ -8630,7 +8763,7 @@
       <w:tr>
         <w:tc>
           <w:tcPr/>
-          <w:bookmarkStart w:id="334" w:name="fig-ventes-riz-mois"/>
+          <w:bookmarkStart w:id="333" w:name="fig-ventes-riz-mois"/>
           <w:p>
             <w:pPr>
               <w:jc w:val="center"/>
@@ -8654,18 +8787,18 @@
                 <wp:inline>
                   <wp:extent cx="5969000" cy="3316111"/>
                   <wp:effectExtent b="0" l="0" r="0" t="0"/>
-                  <wp:docPr descr="" title="" id="332" name="Picture"/>
+                  <wp:docPr descr="" title="" id="331" name="Picture"/>
                   <a:graphic>
                     <a:graphicData uri="http://schemas.openxmlformats.org/drawingml/2006/picture">
                       <pic:pic>
                         <pic:nvPicPr>
-                          <pic:cNvPr descr="05_agriculture_files/figure-docx/fig-ventes-riz-mois-1.png" id="333" name="Picture"/>
+                          <pic:cNvPr descr="05_agriculture_files/figure-docx/fig-ventes-riz-mois-1.png" id="332" name="Picture"/>
                           <pic:cNvPicPr>
                             <a:picLocks noChangeArrowheads="1" noChangeAspect="1"/>
                           </pic:cNvPicPr>
                         </pic:nvPicPr>
                         <pic:blipFill>
-                          <a:blip r:embed="rId331"/>
+                          <a:blip r:embed="rId330"/>
                           <a:stretch>
                             <a:fillRect/>
                           </a:stretch>
@@ -8692,7 +8825,7 @@
               </w:drawing>
             </w:r>
           </w:p>
-          <w:bookmarkEnd w:id="334"/>
+          <w:bookmarkEnd w:id="333"/>
         </w:tc>
       </w:tr>
     </w:tbl>
@@ -8709,7 +8842,7 @@
       <w:tr>
         <w:tc>
           <w:tcPr/>
-          <w:bookmarkStart w:id="338" w:name="fig-prix-paddy"/>
+          <w:bookmarkStart w:id="337" w:name="fig-prix-paddy"/>
           <w:p>
             <w:pPr>
               <w:jc w:val="center"/>
@@ -8733,18 +8866,18 @@
                 <wp:inline>
                   <wp:extent cx="5969000" cy="3730624"/>
                   <wp:effectExtent b="0" l="0" r="0" t="0"/>
-                  <wp:docPr descr="" title="" id="336" name="Picture"/>
+                  <wp:docPr descr="" title="" id="335" name="Picture"/>
                   <a:graphic>
                     <a:graphicData uri="http://schemas.openxmlformats.org/drawingml/2006/picture">
                       <pic:pic>
                         <pic:nvPicPr>
-                          <pic:cNvPr descr="05_agriculture_files/figure-docx/fig-prix-paddy-1.png" id="337" name="Picture"/>
+                          <pic:cNvPr descr="05_agriculture_files/figure-docx/fig-prix-paddy-1.png" id="336" name="Picture"/>
                           <pic:cNvPicPr>
                             <a:picLocks noChangeArrowheads="1" noChangeAspect="1"/>
                           </pic:cNvPicPr>
                         </pic:nvPicPr>
                         <pic:blipFill>
-                          <a:blip r:embed="rId335"/>
+                          <a:blip r:embed="rId334"/>
                           <a:stretch>
                             <a:fillRect/>
                           </a:stretch>
@@ -8771,12 +8904,12 @@
               </w:drawing>
             </w:r>
           </w:p>
-          <w:bookmarkEnd w:id="338"/>
+          <w:bookmarkEnd w:id="337"/>
         </w:tc>
       </w:tr>
     </w:tbl>
-    <w:bookmarkEnd w:id="339"/>
-    <w:bookmarkStart w:id="343" w:name="bilan-rizicole-du-ménage"/>
+    <w:bookmarkEnd w:id="338"/>
+    <w:bookmarkStart w:id="342" w:name="bilan-rizicole-du-ménage"/>
     <w:p>
       <w:pPr>
         <w:pStyle w:val="Titre4"/>
@@ -8802,18 +8935,18 @@
           <wp:inline>
             <wp:extent cx="4620126" cy="3696101"/>
             <wp:effectExtent b="0" l="0" r="0" t="0"/>
-            <wp:docPr descr="Bilan rizicole moyen par ménage (kg de paddy)" title="" id="341" name="Picture"/>
+            <wp:docPr descr="Bilan rizicole moyen par ménage (kg de paddy)" title="" id="340" name="Picture"/>
             <a:graphic>
               <a:graphicData uri="http://schemas.openxmlformats.org/drawingml/2006/picture">
                 <pic:pic>
                   <pic:nvPicPr>
-                    <pic:cNvPr descr="05_agriculture_files/figure-docx/fig_bilan_riz-1.png" id="342" name="Picture"/>
+                    <pic:cNvPr descr="05_agriculture_files/figure-docx/fig_bilan_riz-1.png" id="341" name="Picture"/>
                     <pic:cNvPicPr>
                       <a:picLocks noChangeArrowheads="1" noChangeAspect="1"/>
                     </pic:cNvPicPr>
                   </pic:nvPicPr>
                   <pic:blipFill>
-                    <a:blip r:embed="rId340"/>
+                    <a:blip r:embed="rId339"/>
                     <a:stretch>
                       <a:fillRect/>
                     </a:stretch>
@@ -8848,9 +8981,9 @@
         <w:t xml:space="preserve">Bilan rizicole moyen par ménage (kg de paddy)</w:t>
       </w:r>
     </w:p>
+    <w:bookmarkEnd w:id="342"/>
     <w:bookmarkEnd w:id="343"/>
-    <w:bookmarkEnd w:id="344"/>
-    <w:bookmarkStart w:id="363" w:name="sec-autres-cultures"/>
+    <w:bookmarkStart w:id="362" w:name="sec-autres-cultures"/>
     <w:p>
       <w:pPr>
         <w:pStyle w:val="Titre3"/>
@@ -8888,7 +9021,7 @@
       <w:tr>
         <w:tc>
           <w:tcPr/>
-          <w:bookmarkStart w:id="345" w:name="tbl-pratique-autres"/>
+          <w:bookmarkStart w:id="344" w:name="tbl-pratique-autres"/>
           <w:p>
             <w:pPr>
               <w:jc w:val="center"/>
@@ -8902,11 +9035,11 @@
               <w:t xml:space="preserve">Table 5.3: Pratique des cultures non rizicoles</w:t>
             </w:r>
           </w:p>
-          <w:bookmarkEnd w:id="345"/>
+          <w:bookmarkEnd w:id="344"/>
         </w:tc>
       </w:tr>
     </w:tbl>
-    <w:bookmarkStart w:id="354" w:name="diversification-et-principales-cultures"/>
+    <w:bookmarkStart w:id="353" w:name="diversification-et-principales-cultures"/>
     <w:p>
       <w:pPr>
         <w:pStyle w:val="Titre4"/>
@@ -8944,7 +9077,7 @@
       <w:tr>
         <w:tc>
           <w:tcPr/>
-          <w:bookmarkStart w:id="349" w:name="fig-diversification"/>
+          <w:bookmarkStart w:id="348" w:name="fig-diversification"/>
           <w:p>
             <w:pPr>
               <w:jc w:val="center"/>
@@ -8968,18 +9101,18 @@
                 <wp:inline>
                   <wp:extent cx="5969000" cy="3730624"/>
                   <wp:effectExtent b="0" l="0" r="0" t="0"/>
-                  <wp:docPr descr="" title="" id="347" name="Picture"/>
+                  <wp:docPr descr="" title="" id="346" name="Picture"/>
                   <a:graphic>
                     <a:graphicData uri="http://schemas.openxmlformats.org/drawingml/2006/picture">
                       <pic:pic>
                         <pic:nvPicPr>
-                          <pic:cNvPr descr="05_agriculture_files/figure-docx/fig-diversification-1.png" id="348" name="Picture"/>
+                          <pic:cNvPr descr="05_agriculture_files/figure-docx/fig-diversification-1.png" id="347" name="Picture"/>
                           <pic:cNvPicPr>
                             <a:picLocks noChangeArrowheads="1" noChangeAspect="1"/>
                           </pic:cNvPicPr>
                         </pic:nvPicPr>
                         <pic:blipFill>
-                          <a:blip r:embed="rId346"/>
+                          <a:blip r:embed="rId345"/>
                           <a:stretch>
                             <a:fillRect/>
                           </a:stretch>
@@ -9006,7 +9139,7 @@
               </w:drawing>
             </w:r>
           </w:p>
-          <w:bookmarkEnd w:id="349"/>
+          <w:bookmarkEnd w:id="348"/>
         </w:tc>
       </w:tr>
     </w:tbl>
@@ -9023,7 +9156,7 @@
       <w:tr>
         <w:tc>
           <w:tcPr/>
-          <w:bookmarkStart w:id="353" w:name="fig-top-cultures"/>
+          <w:bookmarkStart w:id="352" w:name="fig-top-cultures"/>
           <w:p>
             <w:pPr>
               <w:jc w:val="center"/>
@@ -9047,18 +9180,18 @@
                 <wp:inline>
                   <wp:extent cx="5969000" cy="5969000"/>
                   <wp:effectExtent b="0" l="0" r="0" t="0"/>
-                  <wp:docPr descr="" title="" id="351" name="Picture"/>
+                  <wp:docPr descr="" title="" id="350" name="Picture"/>
                   <a:graphic>
                     <a:graphicData uri="http://schemas.openxmlformats.org/drawingml/2006/picture">
                       <pic:pic>
                         <pic:nvPicPr>
-                          <pic:cNvPr descr="05_agriculture_files/figure-docx/fig-top-cultures-1.png" id="352" name="Picture"/>
+                          <pic:cNvPr descr="05_agriculture_files/figure-docx/fig-top-cultures-1.png" id="351" name="Picture"/>
                           <pic:cNvPicPr>
                             <a:picLocks noChangeArrowheads="1" noChangeAspect="1"/>
                           </pic:cNvPicPr>
                         </pic:nvPicPr>
                         <pic:blipFill>
-                          <a:blip r:embed="rId350"/>
+                          <a:blip r:embed="rId349"/>
                           <a:stretch>
                             <a:fillRect/>
                           </a:stretch>
@@ -9085,12 +9218,12 @@
               </w:drawing>
             </w:r>
           </w:p>
-          <w:bookmarkEnd w:id="353"/>
+          <w:bookmarkEnd w:id="352"/>
         </w:tc>
       </w:tr>
     </w:tbl>
-    <w:bookmarkEnd w:id="354"/>
-    <w:bookmarkStart w:id="360" w:name="X39d1cfa685ef13e52c1c642965d3432706de56b"/>
+    <w:bookmarkEnd w:id="353"/>
+    <w:bookmarkStart w:id="359" w:name="X39d1cfa685ef13e52c1c642965d3432706de56b"/>
     <w:p>
       <w:pPr>
         <w:pStyle w:val="Titre4"/>
@@ -9104,7 +9237,7 @@
         <w:pStyle w:val="FirstParagraph"/>
       </w:pPr>
       <w:r>
-        <w:t xml:space="preserve">L’accès aux engrais (organiques et chimiques) est un facteur déterminant de la productivité des cultures non rizicoles. Les pratiques de fertilisation diffèrent sensiblement entre les deux observatoires en raison de l’accessibilité et du coût des intrants.</w:t>
+        <w:t xml:space="preserve">L’accès aux engrais (organiques et chimiques) est un facteur déterminant de la productivité des cultures non rizicoles.</w:t>
       </w:r>
     </w:p>
     <w:tbl>
@@ -9120,7 +9253,7 @@
       <w:tr>
         <w:tc>
           <w:tcPr/>
-          <w:bookmarkStart w:id="358" w:name="fig-engrais-autres"/>
+          <w:bookmarkStart w:id="357" w:name="fig-engrais-autres"/>
           <w:p>
             <w:pPr>
               <w:jc w:val="center"/>
@@ -9144,18 +9277,18 @@
                 <wp:inline>
                   <wp:extent cx="5969000" cy="5969000"/>
                   <wp:effectExtent b="0" l="0" r="0" t="0"/>
-                  <wp:docPr descr="" title="" id="356" name="Picture"/>
+                  <wp:docPr descr="" title="" id="355" name="Picture"/>
                   <a:graphic>
                     <a:graphicData uri="http://schemas.openxmlformats.org/drawingml/2006/picture">
                       <pic:pic>
                         <pic:nvPicPr>
-                          <pic:cNvPr descr="05_agriculture_files/figure-docx/fig-engrais-autres-1.png" id="357" name="Picture"/>
+                          <pic:cNvPr descr="05_agriculture_files/figure-docx/fig-engrais-autres-1.png" id="356" name="Picture"/>
                           <pic:cNvPicPr>
                             <a:picLocks noChangeArrowheads="1" noChangeAspect="1"/>
                           </pic:cNvPicPr>
                         </pic:nvPicPr>
                         <pic:blipFill>
-                          <a:blip r:embed="rId355"/>
+                          <a:blip r:embed="rId354"/>
                           <a:stretch>
                             <a:fillRect/>
                           </a:stretch>
@@ -9182,7 +9315,7 @@
               </w:drawing>
             </w:r>
           </w:p>
-          <w:bookmarkEnd w:id="358"/>
+          <w:bookmarkEnd w:id="357"/>
         </w:tc>
       </w:tr>
     </w:tbl>
@@ -9199,7 +9332,7 @@
       <w:tr>
         <w:tc>
           <w:tcPr/>
-          <w:bookmarkStart w:id="359" w:name="tbl-production-autres"/>
+          <w:bookmarkStart w:id="358" w:name="tbl-production-autres"/>
           <w:p>
             <w:pPr>
               <w:jc w:val="center"/>
@@ -9213,12 +9346,12 @@
               <w:t xml:space="preserve">Table 5.4: Production et ventes des principales cultures non rizicoles</w:t>
             </w:r>
           </w:p>
-          <w:bookmarkEnd w:id="359"/>
+          <w:bookmarkEnd w:id="358"/>
         </w:tc>
       </w:tr>
     </w:tbl>
-    <w:bookmarkEnd w:id="360"/>
-    <w:bookmarkStart w:id="362" w:name="perception-des-rendements"/>
+    <w:bookmarkEnd w:id="359"/>
+    <w:bookmarkStart w:id="361" w:name="perception-des-rendements"/>
     <w:p>
       <w:pPr>
         <w:pStyle w:val="Titre4"/>
@@ -9248,7 +9381,7 @@
       <w:tr>
         <w:tc>
           <w:tcPr/>
-          <w:bookmarkStart w:id="361" w:name="tbl-rendement-autres"/>
+          <w:bookmarkStart w:id="360" w:name="tbl-rendement-autres"/>
           <w:p>
             <w:pPr>
               <w:jc w:val="center"/>
@@ -9262,13 +9395,13 @@
               <w:t xml:space="preserve">Table 5.5: Perception des rendements des cultures non rizicoles</w:t>
             </w:r>
           </w:p>
-          <w:bookmarkEnd w:id="361"/>
+          <w:bookmarkEnd w:id="360"/>
         </w:tc>
       </w:tr>
     </w:tbl>
+    <w:bookmarkEnd w:id="361"/>
     <w:bookmarkEnd w:id="362"/>
-    <w:bookmarkEnd w:id="363"/>
-    <w:bookmarkStart w:id="369" w:name="sec-jardins"/>
+    <w:bookmarkStart w:id="368" w:name="sec-jardins"/>
     <w:p>
       <w:pPr>
         <w:pStyle w:val="Titre3"/>
@@ -9298,7 +9431,7 @@
       <w:tr>
         <w:tc>
           <w:tcPr/>
-          <w:bookmarkStart w:id="364" w:name="tbl-jardin-pratique"/>
+          <w:bookmarkStart w:id="363" w:name="tbl-jardin-pratique"/>
           <w:p>
             <w:pPr>
               <w:jc w:val="center"/>
@@ -9312,7 +9445,7 @@
               <w:t xml:space="preserve">Table 5.6: Pratique du jardin potager et de la cueillette</w:t>
             </w:r>
           </w:p>
-          <w:bookmarkEnd w:id="364"/>
+          <w:bookmarkEnd w:id="363"/>
         </w:tc>
       </w:tr>
     </w:tbl>
@@ -9329,7 +9462,7 @@
       <w:tr>
         <w:tc>
           <w:tcPr/>
-          <w:bookmarkStart w:id="368" w:name="fig-top-jardin"/>
+          <w:bookmarkStart w:id="367" w:name="fig-top-jardin"/>
           <w:p>
             <w:pPr>
               <w:jc w:val="center"/>
@@ -9353,18 +9486,18 @@
                 <wp:inline>
                   <wp:extent cx="5969000" cy="5969000"/>
                   <wp:effectExtent b="0" l="0" r="0" t="0"/>
-                  <wp:docPr descr="" title="" id="366" name="Picture"/>
+                  <wp:docPr descr="" title="" id="365" name="Picture"/>
                   <a:graphic>
                     <a:graphicData uri="http://schemas.openxmlformats.org/drawingml/2006/picture">
                       <pic:pic>
                         <pic:nvPicPr>
-                          <pic:cNvPr descr="05_agriculture_files/figure-docx/fig-top-jardin-1.png" id="367" name="Picture"/>
+                          <pic:cNvPr descr="05_agriculture_files/figure-docx/fig-top-jardin-1.png" id="366" name="Picture"/>
                           <pic:cNvPicPr>
                             <a:picLocks noChangeArrowheads="1" noChangeAspect="1"/>
                           </pic:cNvPicPr>
                         </pic:nvPicPr>
                         <pic:blipFill>
-                          <a:blip r:embed="rId365"/>
+                          <a:blip r:embed="rId364"/>
                           <a:stretch>
                             <a:fillRect/>
                           </a:stretch>
@@ -9391,12 +9524,12 @@
               </w:drawing>
             </w:r>
           </w:p>
-          <w:bookmarkEnd w:id="368"/>
+          <w:bookmarkEnd w:id="367"/>
         </w:tc>
       </w:tr>
     </w:tbl>
-    <w:bookmarkEnd w:id="369"/>
-    <w:bookmarkStart w:id="374" w:name="sec-foret"/>
+    <w:bookmarkEnd w:id="368"/>
+    <w:bookmarkStart w:id="373" w:name="sec-foret"/>
     <w:p>
       <w:pPr>
         <w:pStyle w:val="Titre3"/>
@@ -9426,7 +9559,7 @@
       <w:tr>
         <w:tc>
           <w:tcPr/>
-          <w:bookmarkStart w:id="373" w:name="fig-produits-foret"/>
+          <w:bookmarkStart w:id="372" w:name="fig-produits-foret"/>
           <w:p>
             <w:pPr>
               <w:jc w:val="center"/>
@@ -9450,18 +9583,18 @@
                 <wp:inline>
                   <wp:extent cx="5969000" cy="5236692"/>
                   <wp:effectExtent b="0" l="0" r="0" t="0"/>
-                  <wp:docPr descr="" title="" id="371" name="Picture"/>
+                  <wp:docPr descr="" title="" id="370" name="Picture"/>
                   <a:graphic>
                     <a:graphicData uri="http://schemas.openxmlformats.org/drawingml/2006/picture">
                       <pic:pic>
                         <pic:nvPicPr>
-                          <pic:cNvPr descr="05_agriculture_files/figure-docx/fig-produits-foret-1.png" id="372" name="Picture"/>
+                          <pic:cNvPr descr="05_agriculture_files/figure-docx/fig-produits-foret-1.png" id="371" name="Picture"/>
                           <pic:cNvPicPr>
                             <a:picLocks noChangeArrowheads="1" noChangeAspect="1"/>
                           </pic:cNvPicPr>
                         </pic:nvPicPr>
                         <pic:blipFill>
-                          <a:blip r:embed="rId370"/>
+                          <a:blip r:embed="rId369"/>
                           <a:stretch>
                             <a:fillRect/>
                           </a:stretch>
@@ -9488,13 +9621,13 @@
               </w:drawing>
             </w:r>
           </w:p>
-          <w:bookmarkEnd w:id="373"/>
+          <w:bookmarkEnd w:id="372"/>
         </w:tc>
       </w:tr>
     </w:tbl>
+    <w:bookmarkEnd w:id="373"/>
     <w:bookmarkEnd w:id="374"/>
-    <w:bookmarkEnd w:id="375"/>
-    <w:bookmarkStart w:id="398" w:name="sec-elevage"/>
+    <w:bookmarkStart w:id="397" w:name="sec-elevage"/>
     <w:p>
       <w:pPr>
         <w:pStyle w:val="Titre2"/>
@@ -9503,7 +9636,7 @@
         <w:t xml:space="preserve">5.2 Élevage</w:t>
       </w:r>
     </w:p>
-    <w:bookmarkStart w:id="377" w:name="pratique-de-lélevage"/>
+    <w:bookmarkStart w:id="376" w:name="pratique-de-lélevage"/>
     <w:p>
       <w:pPr>
         <w:pStyle w:val="Titre3"/>
@@ -9541,7 +9674,7 @@
       <w:tr>
         <w:tc>
           <w:tcPr/>
-          <w:bookmarkStart w:id="376" w:name="tbl-elevage-pratique"/>
+          <w:bookmarkStart w:id="375" w:name="tbl-elevage-pratique"/>
           <w:p>
             <w:pPr>
               <w:jc w:val="center"/>
@@ -9555,12 +9688,12 @@
               <w:t xml:space="preserve">Table 5.7: Taux de pratique de l’élevage</w:t>
             </w:r>
           </w:p>
-          <w:bookmarkEnd w:id="376"/>
+          <w:bookmarkEnd w:id="375"/>
         </w:tc>
       </w:tr>
     </w:tbl>
-    <w:bookmarkEnd w:id="377"/>
-    <w:bookmarkStart w:id="382" w:name="espèces-élevées"/>
+    <w:bookmarkEnd w:id="376"/>
+    <w:bookmarkStart w:id="381" w:name="espèces-élevées"/>
     <w:p>
       <w:pPr>
         <w:pStyle w:val="Titre3"/>
@@ -9598,7 +9731,7 @@
       <w:tr>
         <w:tc>
           <w:tcPr/>
-          <w:bookmarkStart w:id="381" w:name="fig-especes-elevage"/>
+          <w:bookmarkStart w:id="380" w:name="fig-especes-elevage"/>
           <w:p>
             <w:pPr>
               <w:jc w:val="center"/>
@@ -9622,18 +9755,18 @@
                 <wp:inline>
                   <wp:extent cx="5969000" cy="5969000"/>
                   <wp:effectExtent b="0" l="0" r="0" t="0"/>
-                  <wp:docPr descr="" title="" id="379" name="Picture"/>
+                  <wp:docPr descr="" title="" id="378" name="Picture"/>
                   <a:graphic>
                     <a:graphicData uri="http://schemas.openxmlformats.org/drawingml/2006/picture">
                       <pic:pic>
                         <pic:nvPicPr>
-                          <pic:cNvPr descr="05_agriculture_files/figure-docx/fig-especes-elevage-1.png" id="380" name="Picture"/>
+                          <pic:cNvPr descr="05_agriculture_files/figure-docx/fig-especes-elevage-1.png" id="379" name="Picture"/>
                           <pic:cNvPicPr>
                             <a:picLocks noChangeArrowheads="1" noChangeAspect="1"/>
                           </pic:cNvPicPr>
                         </pic:nvPicPr>
                         <pic:blipFill>
-                          <a:blip r:embed="rId378"/>
+                          <a:blip r:embed="rId377"/>
                           <a:stretch>
                             <a:fillRect/>
                           </a:stretch>
@@ -9660,12 +9793,12 @@
               </w:drawing>
             </w:r>
           </w:p>
-          <w:bookmarkEnd w:id="381"/>
+          <w:bookmarkEnd w:id="380"/>
         </w:tc>
       </w:tr>
     </w:tbl>
-    <w:bookmarkEnd w:id="382"/>
-    <w:bookmarkStart w:id="387" w:name="objectifs-de-lélevage"/>
+    <w:bookmarkEnd w:id="381"/>
+    <w:bookmarkStart w:id="386" w:name="objectifs-de-lélevage"/>
     <w:p>
       <w:pPr>
         <w:pStyle w:val="Titre3"/>
@@ -9695,7 +9828,7 @@
       <w:tr>
         <w:tc>
           <w:tcPr/>
-          <w:bookmarkStart w:id="386" w:name="fig-objectifs-elevage"/>
+          <w:bookmarkStart w:id="385" w:name="fig-objectifs-elevage"/>
           <w:p>
             <w:pPr>
               <w:jc w:val="center"/>
@@ -9719,18 +9852,18 @@
                 <wp:inline>
                   <wp:extent cx="5969000" cy="3581400"/>
                   <wp:effectExtent b="0" l="0" r="0" t="0"/>
-                  <wp:docPr descr="" title="" id="384" name="Picture"/>
+                  <wp:docPr descr="" title="" id="383" name="Picture"/>
                   <a:graphic>
                     <a:graphicData uri="http://schemas.openxmlformats.org/drawingml/2006/picture">
                       <pic:pic>
                         <pic:nvPicPr>
-                          <pic:cNvPr descr="05_agriculture_files/figure-docx/fig-objectifs-elevage-1.png" id="385" name="Picture"/>
+                          <pic:cNvPr descr="05_agriculture_files/figure-docx/fig-objectifs-elevage-1.png" id="384" name="Picture"/>
                           <pic:cNvPicPr>
                             <a:picLocks noChangeArrowheads="1" noChangeAspect="1"/>
                           </pic:cNvPicPr>
                         </pic:nvPicPr>
                         <pic:blipFill>
-                          <a:blip r:embed="rId383"/>
+                          <a:blip r:embed="rId382"/>
                           <a:stretch>
                             <a:fillRect/>
                           </a:stretch>
@@ -9757,12 +9890,12 @@
               </w:drawing>
             </w:r>
           </w:p>
-          <w:bookmarkEnd w:id="386"/>
+          <w:bookmarkEnd w:id="385"/>
         </w:tc>
       </w:tr>
     </w:tbl>
-    <w:bookmarkEnd w:id="387"/>
-    <w:bookmarkStart w:id="393" w:name="ventes-et-pertes-danimaux"/>
+    <w:bookmarkEnd w:id="386"/>
+    <w:bookmarkStart w:id="392" w:name="ventes-et-pertes-danimaux"/>
     <w:p>
       <w:pPr>
         <w:pStyle w:val="Titre3"/>
@@ -9792,7 +9925,7 @@
       <w:tr>
         <w:tc>
           <w:tcPr/>
-          <w:bookmarkStart w:id="388" w:name="tbl-ventes-elevage"/>
+          <w:bookmarkStart w:id="387" w:name="tbl-ventes-elevage"/>
           <w:p>
             <w:pPr>
               <w:jc w:val="center"/>
@@ -9806,7 +9939,7 @@
               <w:t xml:space="preserve">Table 5.8: Ventes d’animaux par observatoire</w:t>
             </w:r>
           </w:p>
-          <w:bookmarkEnd w:id="388"/>
+          <w:bookmarkEnd w:id="387"/>
         </w:tc>
       </w:tr>
     </w:tbl>
@@ -9823,7 +9956,7 @@
       <w:tr>
         <w:tc>
           <w:tcPr/>
-          <w:bookmarkStart w:id="392" w:name="fig-pertes-elevage"/>
+          <w:bookmarkStart w:id="391" w:name="fig-pertes-elevage"/>
           <w:p>
             <w:pPr>
               <w:jc w:val="center"/>
@@ -9847,18 +9980,18 @@
                 <wp:inline>
                   <wp:extent cx="5969000" cy="6632222"/>
                   <wp:effectExtent b="0" l="0" r="0" t="0"/>
-                  <wp:docPr descr="" title="" id="390" name="Picture"/>
+                  <wp:docPr descr="" title="" id="389" name="Picture"/>
                   <a:graphic>
                     <a:graphicData uri="http://schemas.openxmlformats.org/drawingml/2006/picture">
                       <pic:pic>
                         <pic:nvPicPr>
-                          <pic:cNvPr descr="05_agriculture_files/figure-docx/fig-pertes-elevage-1.png" id="391" name="Picture"/>
+                          <pic:cNvPr descr="05_agriculture_files/figure-docx/fig-pertes-elevage-1.png" id="390" name="Picture"/>
                           <pic:cNvPicPr>
                             <a:picLocks noChangeArrowheads="1" noChangeAspect="1"/>
                           </pic:cNvPicPr>
                         </pic:nvPicPr>
                         <pic:blipFill>
-                          <a:blip r:embed="rId389"/>
+                          <a:blip r:embed="rId388"/>
                           <a:stretch>
                             <a:fillRect/>
                           </a:stretch>
@@ -9885,12 +10018,12 @@
               </w:drawing>
             </w:r>
           </w:p>
-          <w:bookmarkEnd w:id="392"/>
+          <w:bookmarkEnd w:id="391"/>
         </w:tc>
       </w:tr>
     </w:tbl>
-    <w:bookmarkEnd w:id="393"/>
-    <w:bookmarkStart w:id="397" w:name="produits-de-lélevage"/>
+    <w:bookmarkEnd w:id="392"/>
+    <w:bookmarkStart w:id="396" w:name="produits-de-lélevage"/>
     <w:p>
       <w:pPr>
         <w:pStyle w:val="Titre3"/>
@@ -9916,18 +10049,18 @@
           <wp:inline>
             <wp:extent cx="4620126" cy="5544151"/>
             <wp:effectExtent b="0" l="0" r="0" t="0"/>
-            <wp:docPr descr="Produits de l’élevage déclarés par les ménages" title="" id="395" name="Picture"/>
+            <wp:docPr descr="Produits de l’élevage déclarés par les ménages" title="" id="394" name="Picture"/>
             <a:graphic>
               <a:graphicData uri="http://schemas.openxmlformats.org/drawingml/2006/picture">
                 <pic:pic>
                   <pic:nvPicPr>
-                    <pic:cNvPr descr="05_agriculture_files/figure-docx/fig_produits_elevage-1.png" id="396" name="Picture"/>
+                    <pic:cNvPr descr="05_agriculture_files/figure-docx/fig_produits_elevage-1.png" id="395" name="Picture"/>
                     <pic:cNvPicPr>
                       <a:picLocks noChangeArrowheads="1" noChangeAspect="1"/>
                     </pic:cNvPicPr>
                   </pic:nvPicPr>
                   <pic:blipFill>
-                    <a:blip r:embed="rId394"/>
+                    <a:blip r:embed="rId393"/>
                     <a:stretch>
                       <a:fillRect/>
                     </a:stretch>
@@ -9962,9 +10095,9 @@
         <w:t xml:space="preserve">Produits de l’élevage déclarés par les ménages</w:t>
       </w:r>
     </w:p>
+    <w:bookmarkEnd w:id="396"/>
     <w:bookmarkEnd w:id="397"/>
-    <w:bookmarkEnd w:id="398"/>
-    <w:bookmarkStart w:id="408" w:name="sec-chasse-peche"/>
+    <w:bookmarkStart w:id="407" w:name="sec-chasse-peche"/>
     <w:p>
       <w:pPr>
         <w:pStyle w:val="Titre2"/>
@@ -10002,7 +10135,7 @@
       <w:tr>
         <w:tc>
           <w:tcPr/>
-          <w:bookmarkStart w:id="399" w:name="tbl-chasse-peche-pratique"/>
+          <w:bookmarkStart w:id="398" w:name="tbl-chasse-peche-pratique"/>
           <w:p>
             <w:pPr>
               <w:jc w:val="center"/>
@@ -10016,7 +10149,7 @@
               <w:t xml:space="preserve">Table 5.9: Taux de pratique de la chasse et de la pêche</w:t>
             </w:r>
           </w:p>
-          <w:bookmarkEnd w:id="399"/>
+          <w:bookmarkEnd w:id="398"/>
         </w:tc>
       </w:tr>
     </w:tbl>
@@ -10033,7 +10166,7 @@
       <w:tr>
         <w:tc>
           <w:tcPr/>
-          <w:bookmarkStart w:id="403" w:name="fig-chasse-especes"/>
+          <w:bookmarkStart w:id="402" w:name="fig-chasse-especes"/>
           <w:p>
             <w:pPr>
               <w:jc w:val="center"/>
@@ -10057,18 +10190,18 @@
                 <wp:inline>
                   <wp:extent cx="5969000" cy="5969000"/>
                   <wp:effectExtent b="0" l="0" r="0" t="0"/>
-                  <wp:docPr descr="" title="" id="401" name="Picture"/>
+                  <wp:docPr descr="" title="" id="400" name="Picture"/>
                   <a:graphic>
                     <a:graphicData uri="http://schemas.openxmlformats.org/drawingml/2006/picture">
                       <pic:pic>
                         <pic:nvPicPr>
-                          <pic:cNvPr descr="05_agriculture_files/figure-docx/fig-chasse-especes-1.png" id="402" name="Picture"/>
+                          <pic:cNvPr descr="05_agriculture_files/figure-docx/fig-chasse-especes-1.png" id="401" name="Picture"/>
                           <pic:cNvPicPr>
                             <a:picLocks noChangeArrowheads="1" noChangeAspect="1"/>
                           </pic:cNvPicPr>
                         </pic:nvPicPr>
                         <pic:blipFill>
-                          <a:blip r:embed="rId400"/>
+                          <a:blip r:embed="rId399"/>
                           <a:stretch>
                             <a:fillRect/>
                           </a:stretch>
@@ -10095,7 +10228,7 @@
               </w:drawing>
             </w:r>
           </w:p>
-          <w:bookmarkEnd w:id="403"/>
+          <w:bookmarkEnd w:id="402"/>
         </w:tc>
       </w:tr>
     </w:tbl>
@@ -10112,7 +10245,7 @@
       <w:tr>
         <w:tc>
           <w:tcPr/>
-          <w:bookmarkStart w:id="407" w:name="fig-chasse-raison"/>
+          <w:bookmarkStart w:id="406" w:name="fig-chasse-raison"/>
           <w:p>
             <w:pPr>
               <w:jc w:val="center"/>
@@ -10136,18 +10269,18 @@
                 <wp:inline>
                   <wp:extent cx="5969000" cy="4919761"/>
                   <wp:effectExtent b="0" l="0" r="0" t="0"/>
-                  <wp:docPr descr="" title="" id="405" name="Picture"/>
+                  <wp:docPr descr="" title="" id="404" name="Picture"/>
                   <a:graphic>
                     <a:graphicData uri="http://schemas.openxmlformats.org/drawingml/2006/picture">
                       <pic:pic>
                         <pic:nvPicPr>
-                          <pic:cNvPr descr="05_agriculture_files/figure-docx/fig-chasse-raison-1.png" id="406" name="Picture"/>
+                          <pic:cNvPr descr="05_agriculture_files/figure-docx/fig-chasse-raison-1.png" id="405" name="Picture"/>
                           <pic:cNvPicPr>
                             <a:picLocks noChangeArrowheads="1" noChangeAspect="1"/>
                           </pic:cNvPicPr>
                         </pic:nvPicPr>
                         <pic:blipFill>
-                          <a:blip r:embed="rId404"/>
+                          <a:blip r:embed="rId403"/>
                           <a:stretch>
                             <a:fillRect/>
                           </a:stretch>
@@ -10174,12 +10307,12 @@
               </w:drawing>
             </w:r>
           </w:p>
-          <w:bookmarkEnd w:id="407"/>
+          <w:bookmarkEnd w:id="406"/>
         </w:tc>
       </w:tr>
     </w:tbl>
-    <w:bookmarkEnd w:id="408"/>
-    <w:bookmarkStart w:id="421" w:name="sec-main-oeuvre"/>
+    <w:bookmarkEnd w:id="407"/>
+    <w:bookmarkStart w:id="414" w:name="sec-main-oeuvre"/>
     <w:p>
       <w:pPr>
         <w:pStyle w:val="Titre2"/>
@@ -10188,7 +10321,7 @@
         <w:t xml:space="preserve">5.4 Main d’oeuvre agricole</w:t>
       </w:r>
     </w:p>
-    <w:bookmarkStart w:id="410" w:name="emploi-de-main-doeuvre"/>
+    <w:bookmarkStart w:id="409" w:name="emploi-de-main-doeuvre"/>
     <w:p>
       <w:pPr>
         <w:pStyle w:val="Titre3"/>
@@ -10226,7 +10359,7 @@
       <w:tr>
         <w:tc>
           <w:tcPr/>
-          <w:bookmarkStart w:id="409" w:name="tbl-main-oeuvre-pratique"/>
+          <w:bookmarkStart w:id="408" w:name="tbl-main-oeuvre-pratique"/>
           <w:p>
             <w:pPr>
               <w:jc w:val="center"/>
@@ -10240,12 +10373,12 @@
               <w:t xml:space="preserve">Table 5.10: Recours à la main d’oeuvre agricole</w:t>
             </w:r>
           </w:p>
-          <w:bookmarkEnd w:id="409"/>
+          <w:bookmarkEnd w:id="408"/>
         </w:tc>
       </w:tr>
     </w:tbl>
-    <w:bookmarkEnd w:id="410"/>
-    <w:bookmarkStart w:id="412" w:name="Xebc72c385258cc8096a393c9cba435b9f045e2a"/>
+    <w:bookmarkEnd w:id="409"/>
+    <w:bookmarkStart w:id="411" w:name="Xebc72c385258cc8096a393c9cba435b9f045e2a"/>
     <w:p>
       <w:pPr>
         <w:pStyle w:val="Titre3"/>
@@ -10275,7 +10408,7 @@
       <w:tr>
         <w:tc>
           <w:tcPr/>
-          <w:bookmarkStart w:id="411" w:name="tbl-operations-mo"/>
+          <w:bookmarkStart w:id="410" w:name="tbl-operations-mo"/>
           <w:p>
             <w:pPr>
               <w:jc w:val="center"/>
@@ -10289,12 +10422,12 @@
               <w:t xml:space="preserve">Table 5.11: Main d’œuvre salariée et entraide par opération agricole</w:t>
             </w:r>
           </w:p>
-          <w:bookmarkEnd w:id="411"/>
+          <w:bookmarkEnd w:id="410"/>
         </w:tc>
       </w:tr>
     </w:tbl>
-    <w:bookmarkEnd w:id="412"/>
-    <w:bookmarkStart w:id="414" w:name="main-doeuvre-permanente"/>
+    <w:bookmarkEnd w:id="411"/>
+    <w:bookmarkStart w:id="413" w:name="main-doeuvre-permanente"/>
     <w:p>
       <w:pPr>
         <w:pStyle w:val="Titre3"/>
@@ -10324,7 +10457,7 @@
       <w:tr>
         <w:tc>
           <w:tcPr/>
-          <w:bookmarkStart w:id="413" w:name="tbl-main-oeuvre-perm"/>
+          <w:bookmarkStart w:id="412" w:name="tbl-main-oeuvre-perm"/>
           <w:p>
             <w:pPr>
               <w:jc w:val="center"/>
@@ -10338,142 +10471,14 @@
               <w:t xml:space="preserve">Table 5.12: Caractéristiques de la main d’oeuvre permanente</w:t>
             </w:r>
           </w:p>
-          <w:bookmarkEnd w:id="413"/>
+          <w:bookmarkEnd w:id="412"/>
         </w:tc>
       </w:tr>
     </w:tbl>
+    <w:bookmarkEnd w:id="413"/>
     <w:bookmarkEnd w:id="414"/>
-    <w:bookmarkStart w:id="420" w:name="Xb70e75093827b2d42e129c8e92fb16121bf4c51"/>
-    <w:p>
-      <w:pPr>
-        <w:pStyle w:val="Titre3"/>
-      </w:pPr>
-      <w:r>
-        <w:t xml:space="preserve">5.4.4 Cultures non rizicoles par quintile de revenu</w:t>
-      </w:r>
-    </w:p>
-    <w:p>
-      <w:pPr>
-        <w:pStyle w:val="FirstParagraph"/>
-      </w:pPr>
-      <w:r>
-        <w:t xml:space="preserve">Les ménages les plus aisés cultivent-ils des cultures différentes ? On croise ici les familles de cultures avec les quintiles de revenu courant du ménage.</w:t>
-      </w:r>
-    </w:p>
-    <w:tbl>
-      <w:tblPr>
-        <w:tblStyle w:val="Table"/>
-        <w:tblW w:type="pct" w:w="5000"/>
-        <w:tblLayout w:type="fixed"/>
-        <w:tblLook w:firstRow="0" w:lastRow="0" w:firstColumn="0" w:lastColumn="0" w:noHBand="0" w:noVBand="0" w:val="0000"/>
-      </w:tblPr>
-      <w:tblGrid>
-        <w:gridCol w:w="7920"/>
-      </w:tblGrid>
-      <w:tr>
-        <w:tc>
-          <w:tcPr/>
-          <w:bookmarkStart w:id="418" w:name="fig-cultures-quintile"/>
-          <w:p>
-            <w:pPr>
-              <w:jc w:val="center"/>
-            </w:pPr>
-            <w:pPr>
-              <w:jc w:val="left"/>
-              <w:spacing w:before="200"/>
-              <w:pStyle w:val="ImageCaption"/>
-            </w:pPr>
-            <w:r>
-              <w:t xml:space="preserve">Figure 5.22: Familles de cultures non rizicoles pratiquées selon le quintile de revenu</w:t>
-            </w:r>
-          </w:p>
-          <w:p>
-            <w:pPr>
-              <w:pStyle w:val="Compact"/>
-              <w:jc w:val="center"/>
-            </w:pPr>
-            <w:r>
-              <w:drawing>
-                <wp:inline>
-                  <wp:extent cx="5969000" cy="3581400"/>
-                  <wp:effectExtent b="0" l="0" r="0" t="0"/>
-                  <wp:docPr descr="" title="" id="416" name="Picture"/>
-                  <a:graphic>
-                    <a:graphicData uri="http://schemas.openxmlformats.org/drawingml/2006/picture">
-                      <pic:pic>
-                        <pic:nvPicPr>
-                          <pic:cNvPr descr="05_agriculture_files/figure-docx/fig-cultures-quintile-1.png" id="417" name="Picture"/>
-                          <pic:cNvPicPr>
-                            <a:picLocks noChangeArrowheads="1" noChangeAspect="1"/>
-                          </pic:cNvPicPr>
-                        </pic:nvPicPr>
-                        <pic:blipFill>
-                          <a:blip r:embed="rId415"/>
-                          <a:stretch>
-                            <a:fillRect/>
-                          </a:stretch>
-                        </pic:blipFill>
-                        <pic:spPr bwMode="auto">
-                          <a:xfrm>
-                            <a:off x="0" y="0"/>
-                            <a:ext cx="5969000" cy="3581400"/>
-                          </a:xfrm>
-                          <a:prstGeom prst="rect">
-                            <a:avLst/>
-                          </a:prstGeom>
-                          <a:noFill/>
-                          <a:ln w="9525">
-                            <a:noFill/>
-                            <a:headEnd/>
-                            <a:tailEnd/>
-                          </a:ln>
-                        </pic:spPr>
-                      </pic:pic>
-                    </a:graphicData>
-                  </a:graphic>
-                </wp:inline>
-              </w:drawing>
-            </w:r>
-          </w:p>
-          <w:bookmarkEnd w:id="418"/>
-        </w:tc>
-      </w:tr>
-    </w:tbl>
-    <w:tbl>
-      <w:tblPr>
-        <w:tblStyle w:val="Table"/>
-        <w:tblW w:type="pct" w:w="5000"/>
-        <w:tblLayout w:type="fixed"/>
-        <w:tblLook w:firstRow="0" w:lastRow="0" w:firstColumn="0" w:lastColumn="0" w:noHBand="0" w:noVBand="0" w:val="0000"/>
-      </w:tblPr>
-      <w:tblGrid>
-        <w:gridCol w:w="7920"/>
-      </w:tblGrid>
-      <w:tr>
-        <w:tc>
-          <w:tcPr/>
-          <w:bookmarkStart w:id="419" w:name="tbl-cultures-quintile"/>
-          <w:p>
-            <w:pPr>
-              <w:jc w:val="center"/>
-            </w:pPr>
-            <w:pPr>
-              <w:jc w:val="left"/>
-              <w:spacing w:before="200"/>
-              <w:pStyle w:val="ImageCaption"/>
-            </w:pPr>
-            <w:r>
-              <w:t xml:space="preserve">Table 5.13: Nombre moyen de cultures non rizicoles par ménage et quintile de revenu</w:t>
-            </w:r>
-          </w:p>
-          <w:bookmarkEnd w:id="419"/>
-        </w:tc>
-      </w:tr>
-    </w:tbl>
-    <w:bookmarkEnd w:id="420"/>
-    <w:bookmarkEnd w:id="421"/>
-    <w:bookmarkEnd w:id="422"/>
-    <w:bookmarkStart w:id="475" w:name="sécurité-alimentaire"/>
+    <w:bookmarkEnd w:id="415"/>
+    <w:bookmarkStart w:id="468" w:name="sécurité-alimentaire"/>
     <w:p>
       <w:pPr>
         <w:pStyle w:val="Titre1"/>
@@ -10531,18 +10536,18 @@
                 <wp:inline>
                   <wp:extent cx="152400" cy="152400"/>
                   <wp:effectExtent b="0" l="0" r="0" t="0"/>
-                  <wp:docPr descr="" title="" id="423" name="Picture"/>
+                  <wp:docPr descr="" title="" id="416" name="Picture"/>
                   <a:graphic>
                     <a:graphicData uri="http://schemas.openxmlformats.org/drawingml/2006/picture">
                       <pic:pic>
                         <pic:nvPicPr>
-                          <pic:cNvPr descr="C:\Users\fbede\AppData\Local\Programs\Quarto\share\formats\docx\warning.png" id="424" name="Picture"/>
+                          <pic:cNvPr descr="C:\Users\fbede\AppData\Local\Programs\Quarto\share\formats\docx\warning.png" id="417" name="Picture"/>
                           <pic:cNvPicPr>
                             <a:picLocks noChangeArrowheads="1" noChangeAspect="1"/>
                           </pic:cNvPicPr>
                         </pic:nvPicPr>
                         <pic:blipFill>
-                          <a:blip r:embed="rId24"/>
+                          <a:blip r:embed="rId21"/>
                           <a:stretch>
                             <a:fillRect/>
                           </a:stretch>
@@ -10599,14 +10604,14 @@
               <w:spacing w:before="16" w:after="16"/>
             </w:pPr>
             <w:r>
-              <w:t xml:space="preserve">Les résultats présentés ci-dessous sont provisoires, et sont susceptibles de faire l’objet de corrections.</w:t>
+              <w:t xml:space="preserve">Les résultats présentés ci-dessous sont provisoires et pourront être ajustés ou enrichis par les informations supplémentaires recueillies lors des restitutions locales.</w:t>
             </w:r>
           </w:p>
           <w:p/>
         </w:tc>
       </w:tr>
     </w:tbl>
-    <w:bookmarkStart w:id="455" w:name="disponibilité-alimentaire"/>
+    <w:bookmarkStart w:id="448" w:name="disponibilité-alimentaire"/>
     <w:p>
       <w:pPr>
         <w:pStyle w:val="Titre2"/>
@@ -10631,7 +10636,7 @@
         <w:t xml:space="preserve">A Marovoay, 97.3 % des ménages déclarent au moins un mois de soudure.</w:t>
       </w:r>
     </w:p>
-    <w:bookmarkStart w:id="438" w:name="période-de-soudure"/>
+    <w:bookmarkStart w:id="431" w:name="période-de-soudure"/>
     <w:p>
       <w:pPr>
         <w:pStyle w:val="Titre3"/>
@@ -10656,7 +10661,7 @@
         <w:t xml:space="preserve">A Marovoay, La soudure dure en moyenne 2.2 mois (médiane : 2).</w:t>
       </w:r>
     </w:p>
-    <w:bookmarkStart w:id="425" w:name="durée-de-la-soudure-par-observatoire"/>
+    <w:bookmarkStart w:id="418" w:name="durée-de-la-soudure-par-observatoire"/>
     <w:p>
       <w:pPr>
         <w:pStyle w:val="Titre4"/>
@@ -10665,8 +10670,8 @@
         <w:t xml:space="preserve">6.1.1.1 Durée de la soudure par observatoire</w:t>
       </w:r>
     </w:p>
-    <w:bookmarkEnd w:id="425"/>
-    <w:bookmarkStart w:id="429" w:name="X7672ed32ab511b42dc575aff782f6587708610f"/>
+    <w:bookmarkEnd w:id="418"/>
+    <w:bookmarkStart w:id="422" w:name="X7672ed32ab511b42dc575aff782f6587708610f"/>
     <w:p>
       <w:pPr>
         <w:pStyle w:val="Titre4"/>
@@ -10684,18 +10689,18 @@
           <wp:inline>
             <wp:extent cx="4620126" cy="3696101"/>
             <wp:effectExtent b="0" l="0" r="0" t="0"/>
-            <wp:docPr descr="Durée moyenne de la soudure par hameau" title="" id="427" name="Picture"/>
+            <wp:docPr descr="Durée moyenne de la soudure par hameau" title="" id="420" name="Picture"/>
             <a:graphic>
               <a:graphicData uri="http://schemas.openxmlformats.org/drawingml/2006/picture">
                 <pic:pic>
                   <pic:nvPicPr>
-                    <pic:cNvPr descr="06_securite_alimentaire_files/figure-docx/fig_soudure_hameau-1.png" id="428" name="Picture"/>
+                    <pic:cNvPr descr="06_securite_alimentaire_files/figure-docx/fig_soudure_hameau-1.png" id="421" name="Picture"/>
                     <pic:cNvPicPr>
                       <a:picLocks noChangeArrowheads="1" noChangeAspect="1"/>
                     </pic:cNvPicPr>
                   </pic:nvPicPr>
                   <pic:blipFill>
-                    <a:blip r:embed="rId426"/>
+                    <a:blip r:embed="rId419"/>
                     <a:stretch>
                       <a:fillRect/>
                     </a:stretch>
@@ -10730,8 +10735,8 @@
         <w:t xml:space="preserve">Durée moyenne de la soudure par hameau</w:t>
       </w:r>
     </w:p>
-    <w:bookmarkEnd w:id="429"/>
-    <w:bookmarkStart w:id="433" w:name="X95464c5386b49ecd39248ef20943633679142d7"/>
+    <w:bookmarkEnd w:id="422"/>
+    <w:bookmarkStart w:id="426" w:name="X95464c5386b49ecd39248ef20943633679142d7"/>
     <w:p>
       <w:pPr>
         <w:pStyle w:val="Titre4"/>
@@ -10749,18 +10754,18 @@
           <wp:inline>
             <wp:extent cx="4620126" cy="3696101"/>
             <wp:effectExtent b="0" l="0" r="0" t="0"/>
-            <wp:docPr descr="" title="" id="431" name="Picture"/>
+            <wp:docPr descr="" title="" id="424" name="Picture"/>
             <a:graphic>
               <a:graphicData uri="http://schemas.openxmlformats.org/drawingml/2006/picture">
                 <pic:pic>
                   <pic:nvPicPr>
-                    <pic:cNvPr descr="06_securite_alimentaire_files/figure-docx/g1_soudure_distrib-1.png" id="432" name="Picture"/>
+                    <pic:cNvPr descr="06_securite_alimentaire_files/figure-docx/g1_soudure_distrib-1.png" id="425" name="Picture"/>
                     <pic:cNvPicPr>
                       <a:picLocks noChangeArrowheads="1" noChangeAspect="1"/>
                     </pic:cNvPicPr>
                   </pic:nvPicPr>
                   <pic:blipFill>
-                    <a:blip r:embed="rId430"/>
+                    <a:blip r:embed="rId423"/>
                     <a:stretch>
                       <a:fillRect/>
                     </a:stretch>
@@ -10787,8 +10792,8 @@
         </w:drawing>
       </w:r>
     </w:p>
-    <w:bookmarkEnd w:id="433"/>
-    <w:bookmarkStart w:id="437" w:name="calendrier-de-la-soudure"/>
+    <w:bookmarkEnd w:id="426"/>
+    <w:bookmarkStart w:id="430" w:name="calendrier-de-la-soudure"/>
     <w:p>
       <w:pPr>
         <w:pStyle w:val="Titre4"/>
@@ -10806,18 +10811,18 @@
           <wp:inline>
             <wp:extent cx="4620126" cy="3696101"/>
             <wp:effectExtent b="0" l="0" r="0" t="0"/>
-            <wp:docPr descr="" title="" id="435" name="Picture"/>
+            <wp:docPr descr="" title="" id="428" name="Picture"/>
             <a:graphic>
               <a:graphicData uri="http://schemas.openxmlformats.org/drawingml/2006/picture">
                 <pic:pic>
                   <pic:nvPicPr>
-                    <pic:cNvPr descr="06_securite_alimentaire_files/figure-docx/g2_calendrier_soudure-1.png" id="436" name="Picture"/>
+                    <pic:cNvPr descr="06_securite_alimentaire_files/figure-docx/g2_calendrier_soudure-1.png" id="429" name="Picture"/>
                     <pic:cNvPicPr>
                       <a:picLocks noChangeArrowheads="1" noChangeAspect="1"/>
                     </pic:cNvPicPr>
                   </pic:nvPicPr>
                   <pic:blipFill>
-                    <a:blip r:embed="rId434"/>
+                    <a:blip r:embed="rId427"/>
                     <a:stretch>
                       <a:fillRect/>
                     </a:stretch>
@@ -10844,9 +10849,9 @@
         </w:drawing>
       </w:r>
     </w:p>
-    <w:bookmarkEnd w:id="437"/>
-    <w:bookmarkEnd w:id="438"/>
-    <w:bookmarkStart w:id="446" w:name="stress-alimentaire"/>
+    <w:bookmarkEnd w:id="430"/>
+    <w:bookmarkEnd w:id="431"/>
+    <w:bookmarkStart w:id="439" w:name="stress-alimentaire"/>
     <w:p>
       <w:pPr>
         <w:pStyle w:val="Titre3"/>
@@ -10871,7 +10876,7 @@
         <w:t xml:space="preserve">A Marovoay, La durée moyenne du stress alimentaire atteint 3.3 mois.</w:t>
       </w:r>
     </w:p>
-    <w:bookmarkStart w:id="439" w:name="X9a463c72b8245f9704bb79ecb2abc3d188eed1f"/>
+    <w:bookmarkStart w:id="432" w:name="X9a463c72b8245f9704bb79ecb2abc3d188eed1f"/>
     <w:p>
       <w:pPr>
         <w:pStyle w:val="Titre4"/>
@@ -10880,8 +10885,8 @@
         <w:t xml:space="preserve">6.1.2.1 Durée du stress alimentaire par observatoire</w:t>
       </w:r>
     </w:p>
-    <w:bookmarkEnd w:id="439"/>
-    <w:bookmarkStart w:id="440" w:name="calendrier-du-stress-alimentaire"/>
+    <w:bookmarkEnd w:id="432"/>
+    <w:bookmarkStart w:id="433" w:name="calendrier-du-stress-alimentaire"/>
     <w:p>
       <w:pPr>
         <w:pStyle w:val="Titre4"/>
@@ -10890,8 +10895,8 @@
         <w:t xml:space="preserve">6.1.2.2 Calendrier du stress alimentaire</w:t>
       </w:r>
     </w:p>
-    <w:bookmarkEnd w:id="440"/>
-    <w:bookmarkStart w:id="445" w:name="Xccf58b071d79cc51e6dccc31b240904335e5845"/>
+    <w:bookmarkEnd w:id="433"/>
+    <w:bookmarkStart w:id="438" w:name="Xccf58b071d79cc51e6dccc31b240904335e5845"/>
     <w:p>
       <w:pPr>
         <w:pStyle w:val="Titre4"/>
@@ -10913,7 +10918,7 @@
       <w:tr>
         <w:tc>
           <w:tcPr/>
-          <w:bookmarkStart w:id="444" w:name="fig-soudure-vs-stress"/>
+          <w:bookmarkStart w:id="437" w:name="fig-soudure-vs-stress"/>
           <w:p>
             <w:pPr>
               <w:jc w:val="center"/>
@@ -10937,18 +10942,18 @@
                 <wp:inline>
                   <wp:extent cx="4620126" cy="3696101"/>
                   <wp:effectExtent b="0" l="0" r="0" t="0"/>
-                  <wp:docPr descr="" title="" id="442" name="Picture"/>
+                  <wp:docPr descr="" title="" id="435" name="Picture"/>
                   <a:graphic>
                     <a:graphicData uri="http://schemas.openxmlformats.org/drawingml/2006/picture">
                       <pic:pic>
                         <pic:nvPicPr>
-                          <pic:cNvPr descr="06_securite_alimentaire_files/figure-docx/fig-soudure-vs-stress-1.png" id="443" name="Picture"/>
+                          <pic:cNvPr descr="06_securite_alimentaire_files/figure-docx/fig-soudure-vs-stress-1.png" id="436" name="Picture"/>
                           <pic:cNvPicPr>
                             <a:picLocks noChangeArrowheads="1" noChangeAspect="1"/>
                           </pic:cNvPicPr>
                         </pic:nvPicPr>
                         <pic:blipFill>
-                          <a:blip r:embed="rId441"/>
+                          <a:blip r:embed="rId434"/>
                           <a:stretch>
                             <a:fillRect/>
                           </a:stretch>
@@ -10975,56 +10980,142 @@
               </w:drawing>
             </w:r>
           </w:p>
-          <w:bookmarkEnd w:id="444"/>
+          <w:bookmarkEnd w:id="437"/>
         </w:tc>
       </w:tr>
     </w:tbl>
+    <w:bookmarkEnd w:id="438"/>
+    <w:bookmarkEnd w:id="439"/>
+    <w:bookmarkStart w:id="447" w:name="alimentation-de-base"/>
+    <w:p>
+      <w:pPr>
+        <w:pStyle w:val="Titre3"/>
+      </w:pPr>
+      <w:r>
+        <w:t xml:space="preserve">6.1.3 Alimentation de base</w:t>
+      </w:r>
+    </w:p>
+    <w:p>
+      <w:pPr>
+        <w:pStyle w:val="FirstParagraph"/>
+      </w:pPr>
+      <w:r>
+        <w:t xml:space="preserve">Cette section compare les aliments de base consommés aux trois repas, hors et pendant la période de soudure. Le riz constitue la base alimentaire, mais sa place relative varie selon la saison et la localité. Les substitutions opérées pendant la soudure (manioc, patate douce, maïs) témoignent des stratégies d’adaptation alimentaire des ménages.</w:t>
+      </w:r>
+    </w:p>
+    <w:bookmarkStart w:id="440" w:name="alimentation-hors-soudure"/>
+    <w:p>
+      <w:pPr>
+        <w:pStyle w:val="Titre4"/>
+      </w:pPr>
+      <w:r>
+        <w:t xml:space="preserve">6.1.3.1 Alimentation hors soudure</w:t>
+      </w:r>
+    </w:p>
+    <w:bookmarkEnd w:id="440"/>
+    <w:bookmarkStart w:id="441" w:name="alimentation-pendant-la-soudure"/>
+    <w:p>
+      <w:pPr>
+        <w:pStyle w:val="Titre4"/>
+      </w:pPr>
+      <w:r>
+        <w:t xml:space="preserve">6.1.3.2 Alimentation pendant la soudure</w:t>
+      </w:r>
+    </w:p>
+    <w:bookmarkEnd w:id="441"/>
+    <w:bookmarkStart w:id="445" w:name="X72a9965c0dbad0a4072f515989797b1356a2468"/>
+    <w:p>
+      <w:pPr>
+        <w:pStyle w:val="Titre4"/>
+      </w:pPr>
+      <w:r>
+        <w:t xml:space="preserve">6.1.3.3 Comparaison de l’alimentation au déjeuner : hors vs pendant soudure</w:t>
+      </w:r>
+    </w:p>
+    <w:p>
+      <w:pPr>
+        <w:pStyle w:val="FirstParagraph"/>
+      </w:pPr>
+      <w:r>
+        <w:drawing>
+          <wp:inline>
+            <wp:extent cx="4620126" cy="3696101"/>
+            <wp:effectExtent b="0" l="0" r="0" t="0"/>
+            <wp:docPr descr="" title="" id="443" name="Picture"/>
+            <a:graphic>
+              <a:graphicData uri="http://schemas.openxmlformats.org/drawingml/2006/picture">
+                <pic:pic>
+                  <pic:nvPicPr>
+                    <pic:cNvPr descr="06_securite_alimentaire_files/figure-docx/g4_comparaison_dejeuner-1.png" id="444" name="Picture"/>
+                    <pic:cNvPicPr>
+                      <a:picLocks noChangeArrowheads="1" noChangeAspect="1"/>
+                    </pic:cNvPicPr>
+                  </pic:nvPicPr>
+                  <pic:blipFill>
+                    <a:blip r:embed="rId442"/>
+                    <a:stretch>
+                      <a:fillRect/>
+                    </a:stretch>
+                  </pic:blipFill>
+                  <pic:spPr bwMode="auto">
+                    <a:xfrm>
+                      <a:off x="0" y="0"/>
+                      <a:ext cx="4620126" cy="3696101"/>
+                    </a:xfrm>
+                    <a:prstGeom prst="rect">
+                      <a:avLst/>
+                    </a:prstGeom>
+                    <a:noFill/>
+                    <a:ln w="9525">
+                      <a:noFill/>
+                      <a:headEnd/>
+                      <a:tailEnd/>
+                    </a:ln>
+                  </pic:spPr>
+                </pic:pic>
+              </a:graphicData>
+            </a:graphic>
+          </wp:inline>
+        </w:drawing>
+      </w:r>
+    </w:p>
     <w:bookmarkEnd w:id="445"/>
+    <w:bookmarkStart w:id="446" w:name="Xac9b27d1fa2958ed638b7f1d3389e7618eba676"/>
+    <w:p>
+      <w:pPr>
+        <w:pStyle w:val="Titre4"/>
+      </w:pPr>
+      <w:r>
+        <w:t xml:space="preserve">6.1.3.4 Changement d’aliment de base au déjeuner entre hors et pendant soudure</w:t>
+      </w:r>
+    </w:p>
     <w:bookmarkEnd w:id="446"/>
-    <w:bookmarkStart w:id="454" w:name="alimentation-de-base"/>
+    <w:bookmarkEnd w:id="447"/>
+    <w:bookmarkEnd w:id="448"/>
+    <w:bookmarkStart w:id="463" w:name="stratégies-de-sécurité-alimentaire"/>
+    <w:p>
+      <w:pPr>
+        <w:pStyle w:val="Titre2"/>
+      </w:pPr>
+      <w:r>
+        <w:t xml:space="preserve">6.2 Stratégies de sécurité alimentaire</w:t>
+      </w:r>
+    </w:p>
+    <w:p>
+      <w:pPr>
+        <w:pStyle w:val="FirstParagraph"/>
+      </w:pPr>
+      <w:r>
+        <w:t xml:space="preserve">Face à l’insécurité alimentaire, les ménages déploient un éventail de stratégies d’adaptation dont la sévérité varie : réduction des portions, substitution d’aliments, endettement, cueillette sauvage, voire décapitalisation. Chaque stratégie est évaluée sur une échelle de fréquence : 0 = Jamais, 1 = Rarement, 2 = Quelquefois, 3 = Souvent.</w:t>
+      </w:r>
+    </w:p>
+    <w:bookmarkStart w:id="452" w:name="fréquence-des-stratégies-dadaptation"/>
     <w:p>
       <w:pPr>
         <w:pStyle w:val="Titre3"/>
       </w:pPr>
       <w:r>
-        <w:t xml:space="preserve">6.1.3 Alimentation de base</w:t>
-      </w:r>
-    </w:p>
-    <w:p>
-      <w:pPr>
-        <w:pStyle w:val="FirstParagraph"/>
-      </w:pPr>
-      <w:r>
-        <w:t xml:space="preserve">Cette section compare les aliments de base consommés aux trois repas, hors et pendant la période de soudure. Le riz constitue la base alimentaire dans les deux observatoires, mais sa place relative varie selon la saison et le site. Les substitutions opérées pendant la soudure (manioc, patate douce, maïs) témoignent des stratégies d’adaptation alimentaire des ménages.</w:t>
-      </w:r>
-    </w:p>
-    <w:bookmarkStart w:id="447" w:name="alimentation-hors-soudure"/>
-    <w:p>
-      <w:pPr>
-        <w:pStyle w:val="Titre4"/>
-      </w:pPr>
-      <w:r>
-        <w:t xml:space="preserve">6.1.3.1 Alimentation hors soudure</w:t>
-      </w:r>
-    </w:p>
-    <w:bookmarkEnd w:id="447"/>
-    <w:bookmarkStart w:id="448" w:name="alimentation-pendant-la-soudure"/>
-    <w:p>
-      <w:pPr>
-        <w:pStyle w:val="Titre4"/>
-      </w:pPr>
-      <w:r>
-        <w:t xml:space="preserve">6.1.3.2 Alimentation pendant la soudure</w:t>
-      </w:r>
-    </w:p>
-    <w:bookmarkEnd w:id="448"/>
-    <w:bookmarkStart w:id="452" w:name="X72a9965c0dbad0a4072f515989797b1356a2468"/>
-    <w:p>
-      <w:pPr>
-        <w:pStyle w:val="Titre4"/>
-      </w:pPr>
-      <w:r>
-        <w:t xml:space="preserve">6.1.3.3 Comparaison de l’alimentation au déjeuner : hors vs pendant soudure</w:t>
+        <w:t xml:space="preserve">6.2.1 Fréquence des stratégies d’adaptation</w:t>
       </w:r>
     </w:p>
     <w:p>
@@ -11041,7 +11132,7 @@
               <a:graphicData uri="http://schemas.openxmlformats.org/drawingml/2006/picture">
                 <pic:pic>
                   <pic:nvPicPr>
-                    <pic:cNvPr descr="06_securite_alimentaire_files/figure-docx/g4_comparaison_dejeuner-1.png" id="451" name="Picture"/>
+                    <pic:cNvPr descr="06_securite_alimentaire_files/figure-docx/g5_strategies_likert-1.png" id="451" name="Picture"/>
                     <pic:cNvPicPr>
                       <a:picLocks noChangeArrowheads="1" noChangeAspect="1"/>
                     </pic:cNvPicPr>
@@ -11075,59 +11166,85 @@
       </w:r>
     </w:p>
     <w:bookmarkEnd w:id="452"/>
-    <w:bookmarkStart w:id="453" w:name="Xac9b27d1fa2958ed638b7f1d3389e7618eba676"/>
-    <w:p>
-      <w:pPr>
-        <w:pStyle w:val="Titre4"/>
-      </w:pPr>
-      <w:r>
-        <w:t xml:space="preserve">6.1.3.4 Changement d’aliment de base au déjeuner entre hors et pendant soudure</w:t>
-      </w:r>
-    </w:p>
-    <w:bookmarkEnd w:id="453"/>
-    <w:bookmarkEnd w:id="454"/>
-    <w:bookmarkEnd w:id="455"/>
-    <w:bookmarkStart w:id="470" w:name="stratégies-de-sécurité-alimentaire"/>
-    <w:p>
-      <w:pPr>
-        <w:pStyle w:val="Titre2"/>
-      </w:pPr>
-      <w:r>
-        <w:t xml:space="preserve">6.2 Stratégies de sécurité alimentaire</w:t>
-      </w:r>
-    </w:p>
-    <w:p>
-      <w:pPr>
-        <w:pStyle w:val="FirstParagraph"/>
-      </w:pPr>
-      <w:r>
-        <w:t xml:space="preserve">Face à l’insécurité alimentaire, les ménages déploient un éventail de stratégies d’adaptation dont la sévérité varie : réduction des portions, substitution d’aliments, endettement, cueillette sauvage, voire décapitalisation. Chaque stratégie est évaluée sur une échelle de fréquence : 0 = Jamais, 1 = Rarement, 2 = Quelquefois, 3 = Souvent.</w:t>
-      </w:r>
-    </w:p>
-    <w:bookmarkStart w:id="459" w:name="fréquence-des-stratégies-dadaptation"/>
+    <w:bookmarkStart w:id="462" w:name="X9cf7e1014deb83f27c62d34c9fba8f88243955e"/>
     <w:p>
       <w:pPr>
         <w:pStyle w:val="Titre3"/>
       </w:pPr>
       <w:r>
-        <w:t xml:space="preserve">6.2.1 Fréquence des stratégies d’adaptation</w:t>
-      </w:r>
-    </w:p>
-    <w:p>
-      <w:pPr>
-        <w:pStyle w:val="FirstParagraph"/>
+        <w:t xml:space="preserve">6.2.2 Sources d’endettement et d’emprunt alimentaire</w:t>
+      </w:r>
+    </w:p>
+    <w:p>
+      <w:pPr>
+        <w:pStyle w:val="CaptionedFigure"/>
       </w:pPr>
       <w:r>
         <w:drawing>
           <wp:inline>
             <wp:extent cx="4620126" cy="3696101"/>
             <wp:effectExtent b="0" l="0" r="0" t="0"/>
-            <wp:docPr descr="" title="" id="457" name="Picture"/>
+            <wp:docPr descr="Sources d’endettement alimentaire" title="" id="454" name="Picture"/>
             <a:graphic>
               <a:graphicData uri="http://schemas.openxmlformats.org/drawingml/2006/picture">
                 <pic:pic>
                   <pic:nvPicPr>
-                    <pic:cNvPr descr="06_securite_alimentaire_files/figure-docx/g5_strategies_likert-1.png" id="458" name="Picture"/>
+                    <pic:cNvPr descr="06_securite_alimentaire_files/figure-docx/fig_sources_endettement-1.png" id="455" name="Picture"/>
+                    <pic:cNvPicPr>
+                      <a:picLocks noChangeArrowheads="1" noChangeAspect="1"/>
+                    </pic:cNvPicPr>
+                  </pic:nvPicPr>
+                  <pic:blipFill>
+                    <a:blip r:embed="rId453"/>
+                    <a:stretch>
+                      <a:fillRect/>
+                    </a:stretch>
+                  </pic:blipFill>
+                  <pic:spPr bwMode="auto">
+                    <a:xfrm>
+                      <a:off x="0" y="0"/>
+                      <a:ext cx="4620126" cy="3696101"/>
+                    </a:xfrm>
+                    <a:prstGeom prst="rect">
+                      <a:avLst/>
+                    </a:prstGeom>
+                    <a:noFill/>
+                    <a:ln w="9525">
+                      <a:noFill/>
+                      <a:headEnd/>
+                      <a:tailEnd/>
+                    </a:ln>
+                  </pic:spPr>
+                </pic:pic>
+              </a:graphicData>
+            </a:graphic>
+          </wp:inline>
+        </w:drawing>
+      </w:r>
+    </w:p>
+    <w:p>
+      <w:pPr>
+        <w:pStyle w:val="ImageCaption"/>
+      </w:pPr>
+      <w:r>
+        <w:t xml:space="preserve">Sources d’endettement alimentaire</w:t>
+      </w:r>
+    </w:p>
+    <w:p>
+      <w:pPr>
+        <w:pStyle w:val="CaptionedFigure"/>
+      </w:pPr>
+      <w:r>
+        <w:drawing>
+          <wp:inline>
+            <wp:extent cx="4620126" cy="3696101"/>
+            <wp:effectExtent b="0" l="0" r="0" t="0"/>
+            <wp:docPr descr="Sources d’emprunt d’aliments de base" title="" id="457" name="Picture"/>
+            <a:graphic>
+              <a:graphicData uri="http://schemas.openxmlformats.org/drawingml/2006/picture">
+                <pic:pic>
+                  <pic:nvPicPr>
+                    <pic:cNvPr descr="06_securite_alimentaire_files/figure-docx/fig_sources_emprunt-1.png" id="458" name="Picture"/>
                     <pic:cNvPicPr>
                       <a:picLocks noChangeArrowheads="1" noChangeAspect="1"/>
                     </pic:cNvPicPr>
@@ -11160,37 +11277,101 @@
         </w:drawing>
       </w:r>
     </w:p>
-    <w:bookmarkEnd w:id="459"/>
-    <w:bookmarkStart w:id="469" w:name="X9cf7e1014deb83f27c62d34c9fba8f88243955e"/>
-    <w:p>
-      <w:pPr>
-        <w:pStyle w:val="Titre3"/>
-      </w:pPr>
-      <w:r>
-        <w:t xml:space="preserve">6.2.2 Sources d’endettement et d’emprunt alimentaire</w:t>
-      </w:r>
-    </w:p>
-    <w:p>
-      <w:pPr>
-        <w:pStyle w:val="CaptionedFigure"/>
+    <w:p>
+      <w:pPr>
+        <w:pStyle w:val="ImageCaption"/>
+      </w:pPr>
+      <w:r>
+        <w:t xml:space="preserve">Sources d’emprunt d’aliments de base</w:t>
+      </w:r>
+    </w:p>
+    <w:p>
+      <w:pPr>
+        <w:pStyle w:val="Corpsdetexte"/>
       </w:pPr>
       <w:r>
         <w:drawing>
           <wp:inline>
-            <wp:extent cx="4620126" cy="3696101"/>
+            <wp:extent cx="4620126" cy="3503595"/>
             <wp:effectExtent b="0" l="0" r="0" t="0"/>
-            <wp:docPr descr="Sources d’endettement alimentaire" title="" id="461" name="Picture"/>
+            <wp:docPr descr="" title="" id="460" name="Picture"/>
             <a:graphic>
               <a:graphicData uri="http://schemas.openxmlformats.org/drawingml/2006/picture">
                 <pic:pic>
                   <pic:nvPicPr>
-                    <pic:cNvPr descr="06_securite_alimentaire_files/figure-docx/fig_sources_endettement-1.png" id="462" name="Picture"/>
+                    <pic:cNvPr descr="06_securite_alimentaire_files/figure-docx/g6_top_strategies-1.png" id="461" name="Picture"/>
                     <pic:cNvPicPr>
                       <a:picLocks noChangeArrowheads="1" noChangeAspect="1"/>
                     </pic:cNvPicPr>
                   </pic:nvPicPr>
                   <pic:blipFill>
-                    <a:blip r:embed="rId460"/>
+                    <a:blip r:embed="rId459"/>
+                    <a:stretch>
+                      <a:fillRect/>
+                    </a:stretch>
+                  </pic:blipFill>
+                  <pic:spPr bwMode="auto">
+                    <a:xfrm>
+                      <a:off x="0" y="0"/>
+                      <a:ext cx="4620126" cy="3503595"/>
+                    </a:xfrm>
+                    <a:prstGeom prst="rect">
+                      <a:avLst/>
+                    </a:prstGeom>
+                    <a:noFill/>
+                    <a:ln w="9525">
+                      <a:noFill/>
+                      <a:headEnd/>
+                      <a:tailEnd/>
+                    </a:ln>
+                  </pic:spPr>
+                </pic:pic>
+              </a:graphicData>
+            </a:graphic>
+          </wp:inline>
+        </w:drawing>
+      </w:r>
+    </w:p>
+    <w:bookmarkEnd w:id="462"/>
+    <w:bookmarkEnd w:id="463"/>
+    <w:bookmarkStart w:id="467" w:name="X022980f631cd731cb72eb071d0b331cc128d08a"/>
+    <w:p>
+      <w:pPr>
+        <w:pStyle w:val="Titre2"/>
+      </w:pPr>
+      <w:r>
+        <w:t xml:space="preserve">6.3 Indice synthétique de stratégies d’adaptation (CSI simplifié)</w:t>
+      </w:r>
+    </w:p>
+    <w:p>
+      <w:pPr>
+        <w:pStyle w:val="FirstParagraph"/>
+      </w:pPr>
+      <w:r>
+        <w:t xml:space="preserve">Un score simplifié est calculé en sommant les fréquences de toutes les stratégies (0 à 3) pour chaque ménage. Plus le score est élevé, plus le ménage recourt intensément à des stratégies d’adaptation.</w:t>
+      </w:r>
+    </w:p>
+    <w:p>
+      <w:pPr>
+        <w:pStyle w:val="Corpsdetexte"/>
+      </w:pPr>
+      <w:r>
+        <w:drawing>
+          <wp:inline>
+            <wp:extent cx="4620126" cy="3696101"/>
+            <wp:effectExtent b="0" l="0" r="0" t="0"/>
+            <wp:docPr descr="" title="" id="465" name="Picture"/>
+            <a:graphic>
+              <a:graphicData uri="http://schemas.openxmlformats.org/drawingml/2006/picture">
+                <pic:pic>
+                  <pic:nvPicPr>
+                    <pic:cNvPr descr="06_securite_alimentaire_files/figure-docx/g7_csi_boxplot-1.png" id="466" name="Picture"/>
+                    <pic:cNvPicPr>
+                      <a:picLocks noChangeArrowheads="1" noChangeAspect="1"/>
+                    </pic:cNvPicPr>
+                  </pic:nvPicPr>
+                  <pic:blipFill>
+                    <a:blip r:embed="rId464"/>
                     <a:stretch>
                       <a:fillRect/>
                     </a:stretch>
@@ -11217,125 +11398,15 @@
         </w:drawing>
       </w:r>
     </w:p>
-    <w:p>
-      <w:pPr>
-        <w:pStyle w:val="ImageCaption"/>
-      </w:pPr>
-      <w:r>
-        <w:t xml:space="preserve">Sources d’endettement alimentaire</w:t>
-      </w:r>
-    </w:p>
-    <w:p>
-      <w:pPr>
-        <w:pStyle w:val="CaptionedFigure"/>
-      </w:pPr>
-      <w:r>
-        <w:drawing>
-          <wp:inline>
-            <wp:extent cx="4620126" cy="3696101"/>
-            <wp:effectExtent b="0" l="0" r="0" t="0"/>
-            <wp:docPr descr="Sources d’emprunt d’aliments de base" title="" id="464" name="Picture"/>
-            <a:graphic>
-              <a:graphicData uri="http://schemas.openxmlformats.org/drawingml/2006/picture">
-                <pic:pic>
-                  <pic:nvPicPr>
-                    <pic:cNvPr descr="06_securite_alimentaire_files/figure-docx/fig_sources_emprunt-1.png" id="465" name="Picture"/>
-                    <pic:cNvPicPr>
-                      <a:picLocks noChangeArrowheads="1" noChangeAspect="1"/>
-                    </pic:cNvPicPr>
-                  </pic:nvPicPr>
-                  <pic:blipFill>
-                    <a:blip r:embed="rId463"/>
-                    <a:stretch>
-                      <a:fillRect/>
-                    </a:stretch>
-                  </pic:blipFill>
-                  <pic:spPr bwMode="auto">
-                    <a:xfrm>
-                      <a:off x="0" y="0"/>
-                      <a:ext cx="4620126" cy="3696101"/>
-                    </a:xfrm>
-                    <a:prstGeom prst="rect">
-                      <a:avLst/>
-                    </a:prstGeom>
-                    <a:noFill/>
-                    <a:ln w="9525">
-                      <a:noFill/>
-                      <a:headEnd/>
-                      <a:tailEnd/>
-                    </a:ln>
-                  </pic:spPr>
-                </pic:pic>
-              </a:graphicData>
-            </a:graphic>
-          </wp:inline>
-        </w:drawing>
-      </w:r>
-    </w:p>
-    <w:p>
-      <w:pPr>
-        <w:pStyle w:val="ImageCaption"/>
-      </w:pPr>
-      <w:r>
-        <w:t xml:space="preserve">Sources d’emprunt d’aliments de base</w:t>
-      </w:r>
-    </w:p>
-    <w:p>
-      <w:pPr>
-        <w:pStyle w:val="Corpsdetexte"/>
-      </w:pPr>
-      <w:r>
-        <w:drawing>
-          <wp:inline>
-            <wp:extent cx="4620126" cy="3503595"/>
-            <wp:effectExtent b="0" l="0" r="0" t="0"/>
-            <wp:docPr descr="" title="" id="467" name="Picture"/>
-            <a:graphic>
-              <a:graphicData uri="http://schemas.openxmlformats.org/drawingml/2006/picture">
-                <pic:pic>
-                  <pic:nvPicPr>
-                    <pic:cNvPr descr="06_securite_alimentaire_files/figure-docx/g6_top_strategies-1.png" id="468" name="Picture"/>
-                    <pic:cNvPicPr>
-                      <a:picLocks noChangeArrowheads="1" noChangeAspect="1"/>
-                    </pic:cNvPicPr>
-                  </pic:nvPicPr>
-                  <pic:blipFill>
-                    <a:blip r:embed="rId466"/>
-                    <a:stretch>
-                      <a:fillRect/>
-                    </a:stretch>
-                  </pic:blipFill>
-                  <pic:spPr bwMode="auto">
-                    <a:xfrm>
-                      <a:off x="0" y="0"/>
-                      <a:ext cx="4620126" cy="3503595"/>
-                    </a:xfrm>
-                    <a:prstGeom prst="rect">
-                      <a:avLst/>
-                    </a:prstGeom>
-                    <a:noFill/>
-                    <a:ln w="9525">
-                      <a:noFill/>
-                      <a:headEnd/>
-                      <a:tailEnd/>
-                    </a:ln>
-                  </pic:spPr>
-                </pic:pic>
-              </a:graphicData>
-            </a:graphic>
-          </wp:inline>
-        </w:drawing>
-      </w:r>
-    </w:p>
-    <w:bookmarkEnd w:id="469"/>
-    <w:bookmarkEnd w:id="470"/>
-    <w:bookmarkStart w:id="474" w:name="X022980f631cd731cb72eb071d0b331cc128d08a"/>
-    <w:p>
-      <w:pPr>
-        <w:pStyle w:val="Titre2"/>
-      </w:pPr>
-      <w:r>
-        <w:t xml:space="preserve">6.3 Indice synthétique de stratégies d’adaptation (CSI simplifié)</w:t>
+    <w:bookmarkEnd w:id="467"/>
+    <w:bookmarkEnd w:id="468"/>
+    <w:bookmarkStart w:id="593" w:name="X855e8d906f5a6acf967b2aed36312ae7fa0ee32"/>
+    <w:p>
+      <w:pPr>
+        <w:pStyle w:val="Titre1"/>
+      </w:pPr>
+      <w:r>
+        <w:t xml:space="preserve">7. Rapport des ménages ruraux avec l’environnement</w:t>
       </w:r>
     </w:p>
     <w:p>
@@ -11343,73 +11414,7 @@
         <w:pStyle w:val="FirstParagraph"/>
       </w:pPr>
       <w:r>
-        <w:t xml:space="preserve">Un score simplifié est calculé en sommant les fréquences de toutes les stratégies (0 à 3) pour chaque ménage. Plus le score est élevé, plus le ménage recourt intensément à des stratégies d’adaptation.</w:t>
-      </w:r>
-    </w:p>
-    <w:p>
-      <w:pPr>
-        <w:pStyle w:val="Corpsdetexte"/>
-      </w:pPr>
-      <w:r>
-        <w:drawing>
-          <wp:inline>
-            <wp:extent cx="4620126" cy="3696101"/>
-            <wp:effectExtent b="0" l="0" r="0" t="0"/>
-            <wp:docPr descr="" title="" id="472" name="Picture"/>
-            <a:graphic>
-              <a:graphicData uri="http://schemas.openxmlformats.org/drawingml/2006/picture">
-                <pic:pic>
-                  <pic:nvPicPr>
-                    <pic:cNvPr descr="06_securite_alimentaire_files/figure-docx/g7_csi_boxplot-1.png" id="473" name="Picture"/>
-                    <pic:cNvPicPr>
-                      <a:picLocks noChangeArrowheads="1" noChangeAspect="1"/>
-                    </pic:cNvPicPr>
-                  </pic:nvPicPr>
-                  <pic:blipFill>
-                    <a:blip r:embed="rId471"/>
-                    <a:stretch>
-                      <a:fillRect/>
-                    </a:stretch>
-                  </pic:blipFill>
-                  <pic:spPr bwMode="auto">
-                    <a:xfrm>
-                      <a:off x="0" y="0"/>
-                      <a:ext cx="4620126" cy="3696101"/>
-                    </a:xfrm>
-                    <a:prstGeom prst="rect">
-                      <a:avLst/>
-                    </a:prstGeom>
-                    <a:noFill/>
-                    <a:ln w="9525">
-                      <a:noFill/>
-                      <a:headEnd/>
-                      <a:tailEnd/>
-                    </a:ln>
-                  </pic:spPr>
-                </pic:pic>
-              </a:graphicData>
-            </a:graphic>
-          </wp:inline>
-        </w:drawing>
-      </w:r>
-    </w:p>
-    <w:bookmarkEnd w:id="474"/>
-    <w:bookmarkEnd w:id="475"/>
-    <w:bookmarkStart w:id="600" w:name="X855e8d906f5a6acf967b2aed36312ae7fa0ee32"/>
-    <w:p>
-      <w:pPr>
-        <w:pStyle w:val="Titre1"/>
-      </w:pPr>
-      <w:r>
-        <w:t xml:space="preserve">7. Rapport des ménages ruraux avec l’environnement</w:t>
-      </w:r>
-    </w:p>
-    <w:p>
-      <w:pPr>
-        <w:pStyle w:val="FirstParagraph"/>
-      </w:pPr>
-      <w:r>
-        <w:t xml:space="preserve">Les deux observatoires sont situés à proximité d’aires protégées majeures : Pour Alaotra la Nouvelle Aire Protégée du lac Alaotra et le Corridor Ankeniheny Zahamena et pour Marovoay le Parc National d’Ankarafantsika. Ce chapitre analyse les représentations, les usages, les pratiques (notamment le feu) et les opinions des ménages concernant la protection de l’environnement.</w:t>
+        <w:t xml:space="preserve">L’observatoire de Marovoay est situé à proximité du Parc National d’Ankarafantsika, dont les limites ont été étendues en 2002. Ce chapitre analyse les représentations, les usages, les pratiques (notamment le feu) et les opinions des ménages concernant la protection de l’environnement dans ce contexte de coexistence entre activités agricoles et conservation.</w:t>
       </w:r>
     </w:p>
     <w:tbl>
@@ -11453,18 +11458,18 @@
                 <wp:inline>
                   <wp:extent cx="152400" cy="152400"/>
                   <wp:effectExtent b="0" l="0" r="0" t="0"/>
-                  <wp:docPr descr="" title="" id="476" name="Picture"/>
+                  <wp:docPr descr="" title="" id="469" name="Picture"/>
                   <a:graphic>
                     <a:graphicData uri="http://schemas.openxmlformats.org/drawingml/2006/picture">
                       <pic:pic>
                         <pic:nvPicPr>
-                          <pic:cNvPr descr="C:\Users\fbede\AppData\Local\Programs\Quarto\share\formats\docx\warning.png" id="477" name="Picture"/>
+                          <pic:cNvPr descr="C:\Users\fbede\AppData\Local\Programs\Quarto\share\formats\docx\warning.png" id="470" name="Picture"/>
                           <pic:cNvPicPr>
                             <a:picLocks noChangeArrowheads="1" noChangeAspect="1"/>
                           </pic:cNvPicPr>
                         </pic:nvPicPr>
                         <pic:blipFill>
-                          <a:blip r:embed="rId24"/>
+                          <a:blip r:embed="rId21"/>
                           <a:stretch>
                             <a:fillRect/>
                           </a:stretch>
@@ -11521,14 +11526,14 @@
               <w:spacing w:before="16" w:after="16"/>
             </w:pPr>
             <w:r>
-              <w:t xml:space="preserve">Les résultats présentés ci-dessous sont provisoires, et sont susceptibles de faire l’objet de corrections.</w:t>
+              <w:t xml:space="preserve">Les résultats présentés ci-dessous sont provisoires et pourront être ajustés ou enrichis par les informations supplémentaires recueillies lors des restitutions locales.</w:t>
             </w:r>
           </w:p>
           <w:p/>
         </w:tc>
       </w:tr>
     </w:tbl>
-    <w:bookmarkStart w:id="503" w:name="sec-representation"/>
+    <w:bookmarkStart w:id="496" w:name="sec-representation"/>
     <w:p>
       <w:pPr>
         <w:pStyle w:val="Titre2"/>
@@ -11537,7 +11542,7 @@
         <w:t xml:space="preserve">7.1 Représentation de la zone protégée par les ménages</w:t>
       </w:r>
     </w:p>
-    <w:bookmarkStart w:id="482" w:name="X4665de780bd1ca3fab6f12e5bee69cd08b80e0b"/>
+    <w:bookmarkStart w:id="475" w:name="X4665de780bd1ca3fab6f12e5bee69cd08b80e0b"/>
     <w:p>
       <w:pPr>
         <w:pStyle w:val="Titre3"/>
@@ -11584,7 +11589,7 @@
       <w:tr>
         <w:tc>
           <w:tcPr/>
-          <w:bookmarkStart w:id="481" w:name="fig-ressources-dispo"/>
+          <w:bookmarkStart w:id="474" w:name="fig-ressources-dispo"/>
           <w:p>
             <w:pPr>
               <w:jc w:val="center"/>
@@ -11608,18 +11613,18 @@
                 <wp:inline>
                   <wp:extent cx="5969000" cy="3581400"/>
                   <wp:effectExtent b="0" l="0" r="0" t="0"/>
-                  <wp:docPr descr="" title="" id="479" name="Picture"/>
+                  <wp:docPr descr="" title="" id="472" name="Picture"/>
                   <a:graphic>
                     <a:graphicData uri="http://schemas.openxmlformats.org/drawingml/2006/picture">
                       <pic:pic>
                         <pic:nvPicPr>
-                          <pic:cNvPr descr="07_rapport_environnement_files/figure-docx/fig-ressources-dispo-1.png" id="480" name="Picture"/>
+                          <pic:cNvPr descr="07_rapport_environnement_files/figure-docx/fig-ressources-dispo-1.png" id="473" name="Picture"/>
                           <pic:cNvPicPr>
                             <a:picLocks noChangeArrowheads="1" noChangeAspect="1"/>
                           </pic:cNvPicPr>
                         </pic:nvPicPr>
                         <pic:blipFill>
-                          <a:blip r:embed="rId478"/>
+                          <a:blip r:embed="rId471"/>
                           <a:stretch>
                             <a:fillRect/>
                           </a:stretch>
@@ -11646,12 +11651,12 @@
               </w:drawing>
             </w:r>
           </w:p>
-          <w:bookmarkEnd w:id="481"/>
+          <w:bookmarkEnd w:id="474"/>
         </w:tc>
       </w:tr>
     </w:tbl>
-    <w:bookmarkEnd w:id="482"/>
-    <w:bookmarkStart w:id="487" w:name="évolution-perçue-des-ressources"/>
+    <w:bookmarkEnd w:id="475"/>
+    <w:bookmarkStart w:id="480" w:name="évolution-perçue-des-ressources"/>
     <w:p>
       <w:pPr>
         <w:pStyle w:val="Titre3"/>
@@ -11698,7 +11703,7 @@
       <w:tr>
         <w:tc>
           <w:tcPr/>
-          <w:bookmarkStart w:id="486" w:name="fig-evolution-ressources"/>
+          <w:bookmarkStart w:id="479" w:name="fig-evolution-ressources"/>
           <w:p>
             <w:pPr>
               <w:jc w:val="center"/>
@@ -11722,18 +11727,18 @@
                 <wp:inline>
                   <wp:extent cx="5969000" cy="3581400"/>
                   <wp:effectExtent b="0" l="0" r="0" t="0"/>
-                  <wp:docPr descr="" title="" id="484" name="Picture"/>
+                  <wp:docPr descr="" title="" id="477" name="Picture"/>
                   <a:graphic>
                     <a:graphicData uri="http://schemas.openxmlformats.org/drawingml/2006/picture">
                       <pic:pic>
                         <pic:nvPicPr>
-                          <pic:cNvPr descr="07_rapport_environnement_files/figure-docx/fig-evolution-ressources-1.png" id="485" name="Picture"/>
+                          <pic:cNvPr descr="07_rapport_environnement_files/figure-docx/fig-evolution-ressources-1.png" id="478" name="Picture"/>
                           <pic:cNvPicPr>
                             <a:picLocks noChangeArrowheads="1" noChangeAspect="1"/>
                           </pic:cNvPicPr>
                         </pic:nvPicPr>
                         <pic:blipFill>
-                          <a:blip r:embed="rId483"/>
+                          <a:blip r:embed="rId476"/>
                           <a:stretch>
                             <a:fillRect/>
                           </a:stretch>
@@ -11760,12 +11765,12 @@
               </w:drawing>
             </w:r>
           </w:p>
-          <w:bookmarkEnd w:id="486"/>
+          <w:bookmarkEnd w:id="479"/>
         </w:tc>
       </w:tr>
     </w:tbl>
-    <w:bookmarkEnd w:id="487"/>
-    <w:bookmarkStart w:id="492" w:name="appartenance-perçue-de-la-zone"/>
+    <w:bookmarkEnd w:id="480"/>
+    <w:bookmarkStart w:id="485" w:name="appartenance-perçue-de-la-zone"/>
     <w:p>
       <w:pPr>
         <w:pStyle w:val="Titre3"/>
@@ -11812,7 +11817,7 @@
       <w:tr>
         <w:tc>
           <w:tcPr/>
-          <w:bookmarkStart w:id="491" w:name="fig-appartenance"/>
+          <w:bookmarkStart w:id="484" w:name="fig-appartenance"/>
           <w:p>
             <w:pPr>
               <w:jc w:val="center"/>
@@ -11836,18 +11841,18 @@
                 <wp:inline>
                   <wp:extent cx="5969000" cy="6632222"/>
                   <wp:effectExtent b="0" l="0" r="0" t="0"/>
-                  <wp:docPr descr="" title="" id="489" name="Picture"/>
+                  <wp:docPr descr="" title="" id="482" name="Picture"/>
                   <a:graphic>
                     <a:graphicData uri="http://schemas.openxmlformats.org/drawingml/2006/picture">
                       <pic:pic>
                         <pic:nvPicPr>
-                          <pic:cNvPr descr="07_rapport_environnement_files/figure-docx/fig-appartenance-1.png" id="490" name="Picture"/>
+                          <pic:cNvPr descr="07_rapport_environnement_files/figure-docx/fig-appartenance-1.png" id="483" name="Picture"/>
                           <pic:cNvPicPr>
                             <a:picLocks noChangeArrowheads="1" noChangeAspect="1"/>
                           </pic:cNvPicPr>
                         </pic:nvPicPr>
                         <pic:blipFill>
-                          <a:blip r:embed="rId488"/>
+                          <a:blip r:embed="rId481"/>
                           <a:stretch>
                             <a:fillRect/>
                           </a:stretch>
@@ -11874,12 +11879,12 @@
               </w:drawing>
             </w:r>
           </w:p>
-          <w:bookmarkEnd w:id="491"/>
+          <w:bookmarkEnd w:id="484"/>
         </w:tc>
       </w:tr>
     </w:tbl>
-    <w:bookmarkEnd w:id="492"/>
-    <w:bookmarkStart w:id="497" w:name="menaces-perçues-et-responsables"/>
+    <w:bookmarkEnd w:id="485"/>
+    <w:bookmarkStart w:id="490" w:name="menaces-perçues-et-responsables"/>
     <w:p>
       <w:pPr>
         <w:pStyle w:val="Titre3"/>
@@ -11909,7 +11914,7 @@
       <w:tr>
         <w:tc>
           <w:tcPr/>
-          <w:bookmarkStart w:id="493" w:name="tbl-menaces"/>
+          <w:bookmarkStart w:id="486" w:name="tbl-menaces"/>
           <w:p>
             <w:pPr>
               <w:jc w:val="center"/>
@@ -11923,7 +11928,7 @@
               <w:t xml:space="preserve">Table 7.1: Menaces perçues sur l’environnement et responsables identifiés (% de Oui)</w:t>
             </w:r>
           </w:p>
-          <w:bookmarkEnd w:id="493"/>
+          <w:bookmarkEnd w:id="486"/>
         </w:tc>
       </w:tr>
     </w:tbl>
@@ -11936,18 +11941,18 @@
           <wp:inline>
             <wp:extent cx="4620126" cy="7392202"/>
             <wp:effectExtent b="0" l="0" r="0" t="0"/>
-            <wp:docPr descr="Menaces perçues et responsables identifiés (% de Oui)" title="" id="495" name="Picture"/>
+            <wp:docPr descr="Menaces perçues et responsables identifiés (% de Oui)" title="" id="488" name="Picture"/>
             <a:graphic>
               <a:graphicData uri="http://schemas.openxmlformats.org/drawingml/2006/picture">
                 <pic:pic>
                   <pic:nvPicPr>
-                    <pic:cNvPr descr="07_rapport_environnement_files/figure-docx/fig_menaces-1.png" id="496" name="Picture"/>
+                    <pic:cNvPr descr="07_rapport_environnement_files/figure-docx/fig_menaces-1.png" id="489" name="Picture"/>
                     <pic:cNvPicPr>
                       <a:picLocks noChangeArrowheads="1" noChangeAspect="1"/>
                     </pic:cNvPicPr>
                   </pic:nvPicPr>
                   <pic:blipFill>
-                    <a:blip r:embed="rId494"/>
+                    <a:blip r:embed="rId487"/>
                     <a:stretch>
                       <a:fillRect/>
                     </a:stretch>
@@ -11982,8 +11987,8 @@
         <w:t xml:space="preserve">Menaces perçues et responsables identifiés (% de Oui)</w:t>
       </w:r>
     </w:p>
-    <w:bookmarkEnd w:id="497"/>
-    <w:bookmarkStart w:id="502" w:name="X111e78fde4bc41d7853240be4e0062dcf4cf407"/>
+    <w:bookmarkEnd w:id="490"/>
+    <w:bookmarkStart w:id="495" w:name="X111e78fde4bc41d7853240be4e0062dcf4cf407"/>
     <w:p>
       <w:pPr>
         <w:pStyle w:val="Titre3"/>
@@ -12028,7 +12033,7 @@
       <w:tr>
         <w:tc>
           <w:tcPr/>
-          <w:bookmarkStart w:id="501" w:name="fig-representation"/>
+          <w:bookmarkStart w:id="494" w:name="fig-representation"/>
           <w:p>
             <w:pPr>
               <w:jc w:val="center"/>
@@ -12052,18 +12057,18 @@
                 <wp:inline>
                   <wp:extent cx="5969000" cy="5969000"/>
                   <wp:effectExtent b="0" l="0" r="0" t="0"/>
-                  <wp:docPr descr="" title="" id="499" name="Picture"/>
+                  <wp:docPr descr="" title="" id="492" name="Picture"/>
                   <a:graphic>
                     <a:graphicData uri="http://schemas.openxmlformats.org/drawingml/2006/picture">
                       <pic:pic>
                         <pic:nvPicPr>
-                          <pic:cNvPr descr="07_rapport_environnement_files/figure-docx/fig-representation-1.png" id="500" name="Picture"/>
+                          <pic:cNvPr descr="07_rapport_environnement_files/figure-docx/fig-representation-1.png" id="493" name="Picture"/>
                           <pic:cNvPicPr>
                             <a:picLocks noChangeArrowheads="1" noChangeAspect="1"/>
                           </pic:cNvPicPr>
                         </pic:nvPicPr>
                         <pic:blipFill>
-                          <a:blip r:embed="rId498"/>
+                          <a:blip r:embed="rId491"/>
                           <a:stretch>
                             <a:fillRect/>
                           </a:stretch>
@@ -12090,13 +12095,13 @@
               </w:drawing>
             </w:r>
           </w:p>
-          <w:bookmarkEnd w:id="501"/>
+          <w:bookmarkEnd w:id="494"/>
         </w:tc>
       </w:tr>
     </w:tbl>
-    <w:bookmarkEnd w:id="502"/>
-    <w:bookmarkEnd w:id="503"/>
-    <w:bookmarkStart w:id="539" w:name="sec-exploitation"/>
+    <w:bookmarkEnd w:id="495"/>
+    <w:bookmarkEnd w:id="496"/>
+    <w:bookmarkStart w:id="532" w:name="sec-exploitation"/>
     <w:p>
       <w:pPr>
         <w:pStyle w:val="Titre2"/>
@@ -12105,7 +12110,7 @@
         <w:t xml:space="preserve">7.2 Exploitation forestière et usage de l’Aire protégée</w:t>
       </w:r>
     </w:p>
-    <w:bookmarkStart w:id="512" w:name="collecte-de-bois-et-charbon"/>
+    <w:bookmarkStart w:id="505" w:name="collecte-de-bois-et-charbon"/>
     <w:p>
       <w:pPr>
         <w:pStyle w:val="Titre3"/>
@@ -12204,7 +12209,7 @@
       <w:tr>
         <w:tc>
           <w:tcPr/>
-          <w:bookmarkStart w:id="507" w:name="fig-ef-produits"/>
+          <w:bookmarkStart w:id="500" w:name="fig-ef-produits"/>
           <w:p>
             <w:pPr>
               <w:jc w:val="center"/>
@@ -12228,18 +12233,18 @@
                 <wp:inline>
                   <wp:extent cx="5969000" cy="2652888"/>
                   <wp:effectExtent b="0" l="0" r="0" t="0"/>
-                  <wp:docPr descr="" title="" id="505" name="Picture"/>
+                  <wp:docPr descr="" title="" id="498" name="Picture"/>
                   <a:graphic>
                     <a:graphicData uri="http://schemas.openxmlformats.org/drawingml/2006/picture">
                       <pic:pic>
                         <pic:nvPicPr>
-                          <pic:cNvPr descr="07_rapport_environnement_files/figure-docx/fig-ef-produits-1.png" id="506" name="Picture"/>
+                          <pic:cNvPr descr="07_rapport_environnement_files/figure-docx/fig-ef-produits-1.png" id="499" name="Picture"/>
                           <pic:cNvPicPr>
                             <a:picLocks noChangeArrowheads="1" noChangeAspect="1"/>
                           </pic:cNvPicPr>
                         </pic:nvPicPr>
                         <pic:blipFill>
-                          <a:blip r:embed="rId504"/>
+                          <a:blip r:embed="rId497"/>
                           <a:stretch>
                             <a:fillRect/>
                           </a:stretch>
@@ -12266,7 +12271,7 @@
               </w:drawing>
             </w:r>
           </w:p>
-          <w:bookmarkEnd w:id="507"/>
+          <w:bookmarkEnd w:id="500"/>
         </w:tc>
       </w:tr>
     </w:tbl>
@@ -12283,7 +12288,7 @@
       <w:tr>
         <w:tc>
           <w:tcPr/>
-          <w:bookmarkStart w:id="511" w:name="fig-ef-origine"/>
+          <w:bookmarkStart w:id="504" w:name="fig-ef-origine"/>
           <w:p>
             <w:pPr>
               <w:jc w:val="center"/>
@@ -12307,18 +12312,18 @@
                 <wp:inline>
                   <wp:extent cx="5969000" cy="2652888"/>
                   <wp:effectExtent b="0" l="0" r="0" t="0"/>
-                  <wp:docPr descr="" title="" id="509" name="Picture"/>
+                  <wp:docPr descr="" title="" id="502" name="Picture"/>
                   <a:graphic>
                     <a:graphicData uri="http://schemas.openxmlformats.org/drawingml/2006/picture">
                       <pic:pic>
                         <pic:nvPicPr>
-                          <pic:cNvPr descr="07_rapport_environnement_files/figure-docx/fig-ef-origine-1.png" id="510" name="Picture"/>
+                          <pic:cNvPr descr="07_rapport_environnement_files/figure-docx/fig-ef-origine-1.png" id="503" name="Picture"/>
                           <pic:cNvPicPr>
                             <a:picLocks noChangeArrowheads="1" noChangeAspect="1"/>
                           </pic:cNvPicPr>
                         </pic:nvPicPr>
                         <pic:blipFill>
-                          <a:blip r:embed="rId508"/>
+                          <a:blip r:embed="rId501"/>
                           <a:stretch>
                             <a:fillRect/>
                           </a:stretch>
@@ -12345,12 +12350,12 @@
               </w:drawing>
             </w:r>
           </w:p>
-          <w:bookmarkEnd w:id="511"/>
+          <w:bookmarkEnd w:id="504"/>
         </w:tc>
       </w:tr>
     </w:tbl>
-    <w:bookmarkEnd w:id="512"/>
-    <w:bookmarkStart w:id="517" w:name="saisonnalité-de-la-collecte-forestière"/>
+    <w:bookmarkEnd w:id="505"/>
+    <w:bookmarkStart w:id="510" w:name="saisonnalité-de-la-collecte-forestière"/>
     <w:p>
       <w:pPr>
         <w:pStyle w:val="Titre3"/>
@@ -12380,7 +12385,7 @@
       <w:tr>
         <w:tc>
           <w:tcPr/>
-          <w:bookmarkStart w:id="516" w:name="fig-ef-saison"/>
+          <w:bookmarkStart w:id="509" w:name="fig-ef-saison"/>
           <w:p>
             <w:pPr>
               <w:jc w:val="center"/>
@@ -12404,18 +12409,18 @@
                 <wp:inline>
                   <wp:extent cx="5969000" cy="2984500"/>
                   <wp:effectExtent b="0" l="0" r="0" t="0"/>
-                  <wp:docPr descr="" title="" id="514" name="Picture"/>
+                  <wp:docPr descr="" title="" id="507" name="Picture"/>
                   <a:graphic>
                     <a:graphicData uri="http://schemas.openxmlformats.org/drawingml/2006/picture">
                       <pic:pic>
                         <pic:nvPicPr>
-                          <pic:cNvPr descr="07_rapport_environnement_files/figure-docx/fig-ef-saison-1.png" id="515" name="Picture"/>
+                          <pic:cNvPr descr="07_rapport_environnement_files/figure-docx/fig-ef-saison-1.png" id="508" name="Picture"/>
                           <pic:cNvPicPr>
                             <a:picLocks noChangeArrowheads="1" noChangeAspect="1"/>
                           </pic:cNvPicPr>
                         </pic:nvPicPr>
                         <pic:blipFill>
-                          <a:blip r:embed="rId513"/>
+                          <a:blip r:embed="rId506"/>
                           <a:stretch>
                             <a:fillRect/>
                           </a:stretch>
@@ -12442,12 +12447,12 @@
               </w:drawing>
             </w:r>
           </w:p>
-          <w:bookmarkEnd w:id="516"/>
+          <w:bookmarkEnd w:id="509"/>
         </w:tc>
       </w:tr>
     </w:tbl>
-    <w:bookmarkEnd w:id="517"/>
-    <w:bookmarkStart w:id="519" w:name="fréquentation-de-laire-protégée"/>
+    <w:bookmarkEnd w:id="510"/>
+    <w:bookmarkStart w:id="512" w:name="fréquentation-de-laire-protégée"/>
     <w:p>
       <w:pPr>
         <w:pStyle w:val="Titre3"/>
@@ -12509,7 +12514,7 @@
       <w:tr>
         <w:tc>
           <w:tcPr/>
-          <w:bookmarkStart w:id="518" w:name="tbl-frequentation"/>
+          <w:bookmarkStart w:id="511" w:name="tbl-frequentation"/>
           <w:p>
             <w:pPr>
               <w:jc w:val="center"/>
@@ -12523,12 +12528,12 @@
               <w:t xml:space="preserve">Table 7.2: Fréquentation et connaissance de l’Aire protégée</w:t>
             </w:r>
           </w:p>
-          <w:bookmarkEnd w:id="518"/>
+          <w:bookmarkEnd w:id="511"/>
         </w:tc>
       </w:tr>
     </w:tbl>
-    <w:bookmarkEnd w:id="519"/>
-    <w:bookmarkStart w:id="524" w:name="raisons-de-non-fréquentation"/>
+    <w:bookmarkEnd w:id="512"/>
+    <w:bookmarkStart w:id="517" w:name="raisons-de-non-fréquentation"/>
     <w:p>
       <w:pPr>
         <w:pStyle w:val="Titre3"/>
@@ -12558,7 +12563,7 @@
       <w:tr>
         <w:tc>
           <w:tcPr/>
-          <w:bookmarkStart w:id="523" w:name="fig-non-freq"/>
+          <w:bookmarkStart w:id="516" w:name="fig-non-freq"/>
           <w:p>
             <w:pPr>
               <w:jc w:val="center"/>
@@ -12582,18 +12587,18 @@
                 <wp:inline>
                   <wp:extent cx="5969000" cy="6100262"/>
                   <wp:effectExtent b="0" l="0" r="0" t="0"/>
-                  <wp:docPr descr="" title="" id="521" name="Picture"/>
+                  <wp:docPr descr="" title="" id="514" name="Picture"/>
                   <a:graphic>
                     <a:graphicData uri="http://schemas.openxmlformats.org/drawingml/2006/picture">
                       <pic:pic>
                         <pic:nvPicPr>
-                          <pic:cNvPr descr="07_rapport_environnement_files/figure-docx/fig-non-freq-1.png" id="522" name="Picture"/>
+                          <pic:cNvPr descr="07_rapport_environnement_files/figure-docx/fig-non-freq-1.png" id="515" name="Picture"/>
                           <pic:cNvPicPr>
                             <a:picLocks noChangeArrowheads="1" noChangeAspect="1"/>
                           </pic:cNvPicPr>
                         </pic:nvPicPr>
                         <pic:blipFill>
-                          <a:blip r:embed="rId520"/>
+                          <a:blip r:embed="rId513"/>
                           <a:stretch>
                             <a:fillRect/>
                           </a:stretch>
@@ -12620,12 +12625,12 @@
               </w:drawing>
             </w:r>
           </w:p>
-          <w:bookmarkEnd w:id="523"/>
+          <w:bookmarkEnd w:id="516"/>
         </w:tc>
       </w:tr>
     </w:tbl>
-    <w:bookmarkEnd w:id="524"/>
-    <w:bookmarkStart w:id="533" w:name="usages-de-laire-protégée"/>
+    <w:bookmarkEnd w:id="517"/>
+    <w:bookmarkStart w:id="526" w:name="usages-de-laire-protégée"/>
     <w:p>
       <w:pPr>
         <w:pStyle w:val="Titre3"/>
@@ -12689,7 +12694,7 @@
       <w:tr>
         <w:tc>
           <w:tcPr/>
-          <w:bookmarkStart w:id="528" w:name="fig-usages-ap"/>
+          <w:bookmarkStart w:id="521" w:name="fig-usages-ap"/>
           <w:p>
             <w:pPr>
               <w:jc w:val="center"/>
@@ -12713,18 +12718,18 @@
                 <wp:inline>
                   <wp:extent cx="5969000" cy="5969000"/>
                   <wp:effectExtent b="0" l="0" r="0" t="0"/>
-                  <wp:docPr descr="" title="" id="526" name="Picture"/>
+                  <wp:docPr descr="" title="" id="519" name="Picture"/>
                   <a:graphic>
                     <a:graphicData uri="http://schemas.openxmlformats.org/drawingml/2006/picture">
                       <pic:pic>
                         <pic:nvPicPr>
-                          <pic:cNvPr descr="07_rapport_environnement_files/figure-docx/fig-usages-ap-1.png" id="527" name="Picture"/>
+                          <pic:cNvPr descr="07_rapport_environnement_files/figure-docx/fig-usages-ap-1.png" id="520" name="Picture"/>
                           <pic:cNvPicPr>
                             <a:picLocks noChangeArrowheads="1" noChangeAspect="1"/>
                           </pic:cNvPicPr>
                         </pic:nvPicPr>
                         <pic:blipFill>
-                          <a:blip r:embed="rId525"/>
+                          <a:blip r:embed="rId518"/>
                           <a:stretch>
                             <a:fillRect/>
                           </a:stretch>
@@ -12751,7 +12756,7 @@
               </w:drawing>
             </w:r>
           </w:p>
-          <w:bookmarkEnd w:id="528"/>
+          <w:bookmarkEnd w:id="521"/>
         </w:tc>
       </w:tr>
     </w:tbl>
@@ -12768,7 +12773,7 @@
       <w:tr>
         <w:tc>
           <w:tcPr/>
-          <w:bookmarkStart w:id="532" w:name="fig-freq-usages"/>
+          <w:bookmarkStart w:id="525" w:name="fig-freq-usages"/>
           <w:p>
             <w:pPr>
               <w:jc w:val="center"/>
@@ -12792,18 +12797,18 @@
                 <wp:inline>
                   <wp:extent cx="5969000" cy="3581400"/>
                   <wp:effectExtent b="0" l="0" r="0" t="0"/>
-                  <wp:docPr descr="" title="" id="530" name="Picture"/>
+                  <wp:docPr descr="" title="" id="523" name="Picture"/>
                   <a:graphic>
                     <a:graphicData uri="http://schemas.openxmlformats.org/drawingml/2006/picture">
                       <pic:pic>
                         <pic:nvPicPr>
-                          <pic:cNvPr descr="07_rapport_environnement_files/figure-docx/fig-freq-usages-1.png" id="531" name="Picture"/>
+                          <pic:cNvPr descr="07_rapport_environnement_files/figure-docx/fig-freq-usages-1.png" id="524" name="Picture"/>
                           <pic:cNvPicPr>
                             <a:picLocks noChangeArrowheads="1" noChangeAspect="1"/>
                           </pic:cNvPicPr>
                         </pic:nvPicPr>
                         <pic:blipFill>
-                          <a:blip r:embed="rId529"/>
+                          <a:blip r:embed="rId522"/>
                           <a:stretch>
                             <a:fillRect/>
                           </a:stretch>
@@ -12830,12 +12835,12 @@
               </w:drawing>
             </w:r>
           </w:p>
-          <w:bookmarkEnd w:id="532"/>
+          <w:bookmarkEnd w:id="525"/>
         </w:tc>
       </w:tr>
     </w:tbl>
-    <w:bookmarkEnd w:id="533"/>
-    <w:bookmarkStart w:id="538" w:name="saisonnalité-de-la-fréquentation-de-lap"/>
+    <w:bookmarkEnd w:id="526"/>
+    <w:bookmarkStart w:id="531" w:name="saisonnalité-de-la-fréquentation-de-lap"/>
     <w:p>
       <w:pPr>
         <w:pStyle w:val="Titre3"/>
@@ -12865,7 +12870,7 @@
       <w:tr>
         <w:tc>
           <w:tcPr/>
-          <w:bookmarkStart w:id="537" w:name="fig-saison-ap"/>
+          <w:bookmarkStart w:id="530" w:name="fig-saison-ap"/>
           <w:p>
             <w:pPr>
               <w:jc w:val="center"/>
@@ -12889,18 +12894,18 @@
                 <wp:inline>
                   <wp:extent cx="5969000" cy="2984500"/>
                   <wp:effectExtent b="0" l="0" r="0" t="0"/>
-                  <wp:docPr descr="" title="" id="535" name="Picture"/>
+                  <wp:docPr descr="" title="" id="528" name="Picture"/>
                   <a:graphic>
                     <a:graphicData uri="http://schemas.openxmlformats.org/drawingml/2006/picture">
                       <pic:pic>
                         <pic:nvPicPr>
-                          <pic:cNvPr descr="07_rapport_environnement_files/figure-docx/fig-saison-ap-1.png" id="536" name="Picture"/>
+                          <pic:cNvPr descr="07_rapport_environnement_files/figure-docx/fig-saison-ap-1.png" id="529" name="Picture"/>
                           <pic:cNvPicPr>
                             <a:picLocks noChangeArrowheads="1" noChangeAspect="1"/>
                           </pic:cNvPicPr>
                         </pic:nvPicPr>
                         <pic:blipFill>
-                          <a:blip r:embed="rId534"/>
+                          <a:blip r:embed="rId527"/>
                           <a:stretch>
                             <a:fillRect/>
                           </a:stretch>
@@ -12927,13 +12932,13 @@
               </w:drawing>
             </w:r>
           </w:p>
-          <w:bookmarkEnd w:id="537"/>
+          <w:bookmarkEnd w:id="530"/>
         </w:tc>
       </w:tr>
     </w:tbl>
-    <w:bookmarkEnd w:id="538"/>
-    <w:bookmarkEnd w:id="539"/>
-    <w:bookmarkStart w:id="568" w:name="sec-feu"/>
+    <w:bookmarkEnd w:id="531"/>
+    <w:bookmarkEnd w:id="532"/>
+    <w:bookmarkStart w:id="561" w:name="sec-feu"/>
     <w:p>
       <w:pPr>
         <w:pStyle w:val="Titre2"/>
@@ -12942,7 +12947,7 @@
         <w:t xml:space="preserve">7.3 Feux de brousse</w:t>
       </w:r>
     </w:p>
-    <w:bookmarkStart w:id="544" w:name="opinions-sur-les-raisons-des-feux"/>
+    <w:bookmarkStart w:id="537" w:name="opinions-sur-les-raisons-des-feux"/>
     <w:p>
       <w:pPr>
         <w:pStyle w:val="Titre3"/>
@@ -12984,7 +12989,7 @@
       <w:tr>
         <w:tc>
           <w:tcPr/>
-          <w:bookmarkStart w:id="543" w:name="fig-raisons-feux"/>
+          <w:bookmarkStart w:id="536" w:name="fig-raisons-feux"/>
           <w:p>
             <w:pPr>
               <w:jc w:val="center"/>
@@ -13008,18 +13013,18 @@
                 <wp:inline>
                   <wp:extent cx="5969000" cy="5969000"/>
                   <wp:effectExtent b="0" l="0" r="0" t="0"/>
-                  <wp:docPr descr="" title="" id="541" name="Picture"/>
+                  <wp:docPr descr="" title="" id="534" name="Picture"/>
                   <a:graphic>
                     <a:graphicData uri="http://schemas.openxmlformats.org/drawingml/2006/picture">
                       <pic:pic>
                         <pic:nvPicPr>
-                          <pic:cNvPr descr="07_rapport_environnement_files/figure-docx/fig-raisons-feux-1.png" id="542" name="Picture"/>
+                          <pic:cNvPr descr="07_rapport_environnement_files/figure-docx/fig-raisons-feux-1.png" id="535" name="Picture"/>
                           <pic:cNvPicPr>
                             <a:picLocks noChangeArrowheads="1" noChangeAspect="1"/>
                           </pic:cNvPicPr>
                         </pic:nvPicPr>
                         <pic:blipFill>
-                          <a:blip r:embed="rId540"/>
+                          <a:blip r:embed="rId533"/>
                           <a:stretch>
                             <a:fillRect/>
                           </a:stretch>
@@ -13046,12 +13051,12 @@
               </w:drawing>
             </w:r>
           </w:p>
-          <w:bookmarkEnd w:id="543"/>
+          <w:bookmarkEnd w:id="536"/>
         </w:tc>
       </w:tr>
     </w:tbl>
-    <w:bookmarkEnd w:id="544"/>
-    <w:bookmarkStart w:id="549" w:name="pratique-du-feu"/>
+    <w:bookmarkEnd w:id="537"/>
+    <w:bookmarkStart w:id="542" w:name="pratique-du-feu"/>
     <w:p>
       <w:pPr>
         <w:pStyle w:val="Titre3"/>
@@ -13081,7 +13086,7 @@
       <w:tr>
         <w:tc>
           <w:tcPr/>
-          <w:bookmarkStart w:id="545" w:name="tbl-feux"/>
+          <w:bookmarkStart w:id="538" w:name="tbl-feux"/>
           <w:p>
             <w:pPr>
               <w:jc w:val="center"/>
@@ -13095,7 +13100,7 @@
               <w:t xml:space="preserve">Table 7.3: Pratique et perception des feux par observatoire</w:t>
             </w:r>
           </w:p>
-          <w:bookmarkEnd w:id="545"/>
+          <w:bookmarkEnd w:id="538"/>
         </w:tc>
       </w:tr>
     </w:tbl>
@@ -13108,18 +13113,18 @@
           <wp:inline>
             <wp:extent cx="4620126" cy="3696101"/>
             <wp:effectExtent b="0" l="0" r="0" t="0"/>
-            <wp:docPr descr="Pratique et perception des feux (% de Oui)" title="" id="547" name="Picture"/>
+            <wp:docPr descr="Pratique et perception des feux (% de Oui)" title="" id="540" name="Picture"/>
             <a:graphic>
               <a:graphicData uri="http://schemas.openxmlformats.org/drawingml/2006/picture">
                 <pic:pic>
                   <pic:nvPicPr>
-                    <pic:cNvPr descr="07_rapport_environnement_files/figure-docx/fig_feux-1.png" id="548" name="Picture"/>
+                    <pic:cNvPr descr="07_rapport_environnement_files/figure-docx/fig_feux-1.png" id="541" name="Picture"/>
                     <pic:cNvPicPr>
                       <a:picLocks noChangeArrowheads="1" noChangeAspect="1"/>
                     </pic:cNvPicPr>
                   </pic:nvPicPr>
                   <pic:blipFill>
-                    <a:blip r:embed="rId546"/>
+                    <a:blip r:embed="rId539"/>
                     <a:stretch>
                       <a:fillRect/>
                     </a:stretch>
@@ -13154,8 +13159,8 @@
         <w:t xml:space="preserve">Pratique et perception des feux (% de Oui)</w:t>
       </w:r>
     </w:p>
-    <w:bookmarkEnd w:id="549"/>
-    <w:bookmarkStart w:id="554" w:name="saisonnalité-des-feux"/>
+    <w:bookmarkEnd w:id="542"/>
+    <w:bookmarkStart w:id="547" w:name="saisonnalité-des-feux"/>
     <w:p>
       <w:pPr>
         <w:pStyle w:val="Titre3"/>
@@ -13185,7 +13190,7 @@
       <w:tr>
         <w:tc>
           <w:tcPr/>
-          <w:bookmarkStart w:id="553" w:name="fig-saison-feux"/>
+          <w:bookmarkStart w:id="546" w:name="fig-saison-feux"/>
           <w:p>
             <w:pPr>
               <w:jc w:val="center"/>
@@ -13209,18 +13214,18 @@
                 <wp:inline>
                   <wp:extent cx="5969000" cy="2387600"/>
                   <wp:effectExtent b="0" l="0" r="0" t="0"/>
-                  <wp:docPr descr="" title="" id="551" name="Picture"/>
+                  <wp:docPr descr="" title="" id="544" name="Picture"/>
                   <a:graphic>
                     <a:graphicData uri="http://schemas.openxmlformats.org/drawingml/2006/picture">
                       <pic:pic>
                         <pic:nvPicPr>
-                          <pic:cNvPr descr="07_rapport_environnement_files/figure-docx/fig-saison-feux-1.png" id="552" name="Picture"/>
+                          <pic:cNvPr descr="07_rapport_environnement_files/figure-docx/fig-saison-feux-1.png" id="545" name="Picture"/>
                           <pic:cNvPicPr>
                             <a:picLocks noChangeArrowheads="1" noChangeAspect="1"/>
                           </pic:cNvPicPr>
                         </pic:nvPicPr>
                         <pic:blipFill>
-                          <a:blip r:embed="rId550"/>
+                          <a:blip r:embed="rId543"/>
                           <a:stretch>
                             <a:fillRect/>
                           </a:stretch>
@@ -13247,12 +13252,12 @@
               </w:drawing>
             </w:r>
           </w:p>
-          <w:bookmarkEnd w:id="553"/>
+          <w:bookmarkEnd w:id="546"/>
         </w:tc>
       </w:tr>
     </w:tbl>
-    <w:bookmarkEnd w:id="554"/>
-    <w:bookmarkStart w:id="567" w:name="avis-sur-les-feux"/>
+    <w:bookmarkEnd w:id="547"/>
+    <w:bookmarkStart w:id="560" w:name="avis-sur-les-feux"/>
     <w:p>
       <w:pPr>
         <w:pStyle w:val="Titre3"/>
@@ -13282,7 +13287,7 @@
       <w:tr>
         <w:tc>
           <w:tcPr/>
-          <w:bookmarkStart w:id="558" w:name="fig-evol-feux"/>
+          <w:bookmarkStart w:id="551" w:name="fig-evol-feux"/>
           <w:p>
             <w:pPr>
               <w:jc w:val="center"/>
@@ -13306,18 +13311,18 @@
                 <wp:inline>
                   <wp:extent cx="5969000" cy="2652888"/>
                   <wp:effectExtent b="0" l="0" r="0" t="0"/>
-                  <wp:docPr descr="" title="" id="556" name="Picture"/>
+                  <wp:docPr descr="" title="" id="549" name="Picture"/>
                   <a:graphic>
                     <a:graphicData uri="http://schemas.openxmlformats.org/drawingml/2006/picture">
                       <pic:pic>
                         <pic:nvPicPr>
-                          <pic:cNvPr descr="07_rapport_environnement_files/figure-docx/fig-evol-feux-1.png" id="557" name="Picture"/>
+                          <pic:cNvPr descr="07_rapport_environnement_files/figure-docx/fig-evol-feux-1.png" id="550" name="Picture"/>
                           <pic:cNvPicPr>
                             <a:picLocks noChangeArrowheads="1" noChangeAspect="1"/>
                           </pic:cNvPicPr>
                         </pic:nvPicPr>
                         <pic:blipFill>
-                          <a:blip r:embed="rId555"/>
+                          <a:blip r:embed="rId548"/>
                           <a:stretch>
                             <a:fillRect/>
                           </a:stretch>
@@ -13344,7 +13349,7 @@
               </w:drawing>
             </w:r>
           </w:p>
-          <w:bookmarkEnd w:id="558"/>
+          <w:bookmarkEnd w:id="551"/>
         </w:tc>
       </w:tr>
     </w:tbl>
@@ -13361,7 +13366,7 @@
       <w:tr>
         <w:tc>
           <w:tcPr/>
-          <w:bookmarkStart w:id="562" w:name="fig-probleme-feux"/>
+          <w:bookmarkStart w:id="555" w:name="fig-probleme-feux"/>
           <w:p>
             <w:pPr>
               <w:jc w:val="center"/>
@@ -13385,18 +13390,18 @@
                 <wp:inline>
                   <wp:extent cx="5969000" cy="2652888"/>
                   <wp:effectExtent b="0" l="0" r="0" t="0"/>
-                  <wp:docPr descr="" title="" id="560" name="Picture"/>
+                  <wp:docPr descr="" title="" id="553" name="Picture"/>
                   <a:graphic>
                     <a:graphicData uri="http://schemas.openxmlformats.org/drawingml/2006/picture">
                       <pic:pic>
                         <pic:nvPicPr>
-                          <pic:cNvPr descr="07_rapport_environnement_files/figure-docx/fig-probleme-feux-1.png" id="561" name="Picture"/>
+                          <pic:cNvPr descr="07_rapport_environnement_files/figure-docx/fig-probleme-feux-1.png" id="554" name="Picture"/>
                           <pic:cNvPicPr>
                             <a:picLocks noChangeArrowheads="1" noChangeAspect="1"/>
                           </pic:cNvPicPr>
                         </pic:nvPicPr>
                         <pic:blipFill>
-                          <a:blip r:embed="rId559"/>
+                          <a:blip r:embed="rId552"/>
                           <a:stretch>
                             <a:fillRect/>
                           </a:stretch>
@@ -13423,7 +13428,7 @@
               </w:drawing>
             </w:r>
           </w:p>
-          <w:bookmarkEnd w:id="562"/>
+          <w:bookmarkEnd w:id="555"/>
         </w:tc>
       </w:tr>
     </w:tbl>
@@ -13440,7 +13445,7 @@
       <w:tr>
         <w:tc>
           <w:tcPr/>
-          <w:bookmarkStart w:id="566" w:name="fig-reglementation-feux"/>
+          <w:bookmarkStart w:id="559" w:name="fig-reglementation-feux"/>
           <w:p>
             <w:pPr>
               <w:jc w:val="center"/>
@@ -13464,18 +13469,18 @@
                 <wp:inline>
                   <wp:extent cx="5969000" cy="2984500"/>
                   <wp:effectExtent b="0" l="0" r="0" t="0"/>
-                  <wp:docPr descr="" title="" id="564" name="Picture"/>
+                  <wp:docPr descr="" title="" id="557" name="Picture"/>
                   <a:graphic>
                     <a:graphicData uri="http://schemas.openxmlformats.org/drawingml/2006/picture">
                       <pic:pic>
                         <pic:nvPicPr>
-                          <pic:cNvPr descr="07_rapport_environnement_files/figure-docx/fig-reglementation-feux-1.png" id="565" name="Picture"/>
+                          <pic:cNvPr descr="07_rapport_environnement_files/figure-docx/fig-reglementation-feux-1.png" id="558" name="Picture"/>
                           <pic:cNvPicPr>
                             <a:picLocks noChangeArrowheads="1" noChangeAspect="1"/>
                           </pic:cNvPicPr>
                         </pic:nvPicPr>
                         <pic:blipFill>
-                          <a:blip r:embed="rId563"/>
+                          <a:blip r:embed="rId556"/>
                           <a:stretch>
                             <a:fillRect/>
                           </a:stretch>
@@ -13502,13 +13507,13 @@
               </w:drawing>
             </w:r>
           </w:p>
-          <w:bookmarkEnd w:id="566"/>
+          <w:bookmarkEnd w:id="559"/>
         </w:tc>
       </w:tr>
     </w:tbl>
-    <w:bookmarkEnd w:id="567"/>
-    <w:bookmarkEnd w:id="568"/>
-    <w:bookmarkStart w:id="599" w:name="sec-protection"/>
+    <w:bookmarkEnd w:id="560"/>
+    <w:bookmarkEnd w:id="561"/>
+    <w:bookmarkStart w:id="592" w:name="sec-protection"/>
     <w:p>
       <w:pPr>
         <w:pStyle w:val="Titre2"/>
@@ -13517,7 +13522,7 @@
         <w:t xml:space="preserve">7.4 Protection de l’Aire protégée</w:t>
       </w:r>
     </w:p>
-    <w:bookmarkStart w:id="573" w:name="connaissance-de-laire-protégée"/>
+    <w:bookmarkStart w:id="566" w:name="connaissance-de-laire-protégée"/>
     <w:p>
       <w:pPr>
         <w:pStyle w:val="Titre3"/>
@@ -13547,7 +13552,7 @@
       <w:tr>
         <w:tc>
           <w:tcPr/>
-          <w:bookmarkStart w:id="569" w:name="tbl-connaissance-ap"/>
+          <w:bookmarkStart w:id="562" w:name="tbl-connaissance-ap"/>
           <w:p>
             <w:pPr>
               <w:jc w:val="center"/>
@@ -13561,7 +13566,7 @@
               <w:t xml:space="preserve">Table 7.4: Connaissance de l’Aire protégée et demande de protection</w:t>
             </w:r>
           </w:p>
-          <w:bookmarkEnd w:id="569"/>
+          <w:bookmarkEnd w:id="562"/>
         </w:tc>
       </w:tr>
     </w:tbl>
@@ -13574,18 +13579,18 @@
           <wp:inline>
             <wp:extent cx="4620126" cy="3696101"/>
             <wp:effectExtent b="0" l="0" r="0" t="0"/>
-            <wp:docPr descr="Connaissance de l’Aire protégée et demande de protection (% de Oui)" title="" id="571" name="Picture"/>
+            <wp:docPr descr="Connaissance de l’Aire protégée et demande de protection (% de Oui)" title="" id="564" name="Picture"/>
             <a:graphic>
               <a:graphicData uri="http://schemas.openxmlformats.org/drawingml/2006/picture">
                 <pic:pic>
                   <pic:nvPicPr>
-                    <pic:cNvPr descr="07_rapport_environnement_files/figure-docx/fig_connaissance_ap-1.png" id="572" name="Picture"/>
+                    <pic:cNvPr descr="07_rapport_environnement_files/figure-docx/fig_connaissance_ap-1.png" id="565" name="Picture"/>
                     <pic:cNvPicPr>
                       <a:picLocks noChangeArrowheads="1" noChangeAspect="1"/>
                     </pic:cNvPicPr>
                   </pic:nvPicPr>
                   <pic:blipFill>
-                    <a:blip r:embed="rId570"/>
+                    <a:blip r:embed="rId563"/>
                     <a:stretch>
                       <a:fillRect/>
                     </a:stretch>
@@ -13620,8 +13625,8 @@
         <w:t xml:space="preserve">Connaissance de l’Aire protégée et demande de protection (% de Oui)</w:t>
       </w:r>
     </w:p>
-    <w:bookmarkEnd w:id="573"/>
-    <w:bookmarkStart w:id="578" w:name="impact-perçu-des-actions-de-lap"/>
+    <w:bookmarkEnd w:id="566"/>
+    <w:bookmarkStart w:id="571" w:name="impact-perçu-des-actions-de-lap"/>
     <w:p>
       <w:pPr>
         <w:pStyle w:val="Titre3"/>
@@ -13651,7 +13656,7 @@
       <w:tr>
         <w:tc>
           <w:tcPr/>
-          <w:bookmarkStart w:id="577" w:name="fig-jugement-ap"/>
+          <w:bookmarkStart w:id="570" w:name="fig-jugement-ap"/>
           <w:p>
             <w:pPr>
               <w:jc w:val="center"/>
@@ -13675,18 +13680,18 @@
                 <wp:inline>
                   <wp:extent cx="5969000" cy="2984500"/>
                   <wp:effectExtent b="0" l="0" r="0" t="0"/>
-                  <wp:docPr descr="" title="" id="575" name="Picture"/>
+                  <wp:docPr descr="" title="" id="568" name="Picture"/>
                   <a:graphic>
                     <a:graphicData uri="http://schemas.openxmlformats.org/drawingml/2006/picture">
                       <pic:pic>
                         <pic:nvPicPr>
-                          <pic:cNvPr descr="07_rapport_environnement_files/figure-docx/fig-jugement-ap-1.png" id="576" name="Picture"/>
+                          <pic:cNvPr descr="07_rapport_environnement_files/figure-docx/fig-jugement-ap-1.png" id="569" name="Picture"/>
                           <pic:cNvPicPr>
                             <a:picLocks noChangeArrowheads="1" noChangeAspect="1"/>
                           </pic:cNvPicPr>
                         </pic:nvPicPr>
                         <pic:blipFill>
-                          <a:blip r:embed="rId574"/>
+                          <a:blip r:embed="rId567"/>
                           <a:stretch>
                             <a:fillRect/>
                           </a:stretch>
@@ -13713,12 +13718,12 @@
               </w:drawing>
             </w:r>
           </w:p>
-          <w:bookmarkEnd w:id="577"/>
+          <w:bookmarkEnd w:id="570"/>
         </w:tc>
       </w:tr>
     </w:tbl>
-    <w:bookmarkEnd w:id="578"/>
-    <w:bookmarkStart w:id="583" w:name="gestionnaire-souhaité"/>
+    <w:bookmarkEnd w:id="571"/>
+    <w:bookmarkStart w:id="576" w:name="gestionnaire-souhaité"/>
     <w:p>
       <w:pPr>
         <w:pStyle w:val="Titre3"/>
@@ -13748,7 +13753,7 @@
       <w:tr>
         <w:tc>
           <w:tcPr/>
-          <w:bookmarkStart w:id="582" w:name="fig-gestionnaire"/>
+          <w:bookmarkStart w:id="575" w:name="fig-gestionnaire"/>
           <w:p>
             <w:pPr>
               <w:jc w:val="center"/>
@@ -13772,18 +13777,18 @@
                 <wp:inline>
                   <wp:extent cx="5969000" cy="6632222"/>
                   <wp:effectExtent b="0" l="0" r="0" t="0"/>
-                  <wp:docPr descr="" title="" id="580" name="Picture"/>
+                  <wp:docPr descr="" title="" id="573" name="Picture"/>
                   <a:graphic>
                     <a:graphicData uri="http://schemas.openxmlformats.org/drawingml/2006/picture">
                       <pic:pic>
                         <pic:nvPicPr>
-                          <pic:cNvPr descr="07_rapport_environnement_files/figure-docx/fig-gestionnaire-1.png" id="581" name="Picture"/>
+                          <pic:cNvPr descr="07_rapport_environnement_files/figure-docx/fig-gestionnaire-1.png" id="574" name="Picture"/>
                           <pic:cNvPicPr>
                             <a:picLocks noChangeArrowheads="1" noChangeAspect="1"/>
                           </pic:cNvPicPr>
                         </pic:nvPicPr>
                         <pic:blipFill>
-                          <a:blip r:embed="rId579"/>
+                          <a:blip r:embed="rId572"/>
                           <a:stretch>
                             <a:fillRect/>
                           </a:stretch>
@@ -13810,12 +13815,12 @@
               </w:drawing>
             </w:r>
           </w:p>
-          <w:bookmarkEnd w:id="582"/>
+          <w:bookmarkEnd w:id="575"/>
         </w:tc>
       </w:tr>
     </w:tbl>
-    <w:bookmarkEnd w:id="583"/>
-    <w:bookmarkStart w:id="588" w:name="mesures-de-protection-souhaitées"/>
+    <w:bookmarkEnd w:id="576"/>
+    <w:bookmarkStart w:id="581" w:name="mesures-de-protection-souhaitées"/>
     <w:p>
       <w:pPr>
         <w:pStyle w:val="Titre3"/>
@@ -13845,7 +13850,7 @@
       <w:tr>
         <w:tc>
           <w:tcPr/>
-          <w:bookmarkStart w:id="587" w:name="fig-mesures-protection"/>
+          <w:bookmarkStart w:id="580" w:name="fig-mesures-protection"/>
           <w:p>
             <w:pPr>
               <w:jc w:val="center"/>
@@ -13869,18 +13874,18 @@
                 <wp:inline>
                   <wp:extent cx="5969000" cy="5969000"/>
                   <wp:effectExtent b="0" l="0" r="0" t="0"/>
-                  <wp:docPr descr="" title="" id="585" name="Picture"/>
+                  <wp:docPr descr="" title="" id="578" name="Picture"/>
                   <a:graphic>
                     <a:graphicData uri="http://schemas.openxmlformats.org/drawingml/2006/picture">
                       <pic:pic>
                         <pic:nvPicPr>
-                          <pic:cNvPr descr="07_rapport_environnement_files/figure-docx/fig-mesures-protection-1.png" id="586" name="Picture"/>
+                          <pic:cNvPr descr="07_rapport_environnement_files/figure-docx/fig-mesures-protection-1.png" id="579" name="Picture"/>
                           <pic:cNvPicPr>
                             <a:picLocks noChangeArrowheads="1" noChangeAspect="1"/>
                           </pic:cNvPicPr>
                         </pic:nvPicPr>
                         <pic:blipFill>
-                          <a:blip r:embed="rId584"/>
+                          <a:blip r:embed="rId577"/>
                           <a:stretch>
                             <a:fillRect/>
                           </a:stretch>
@@ -13907,12 +13912,12 @@
               </w:drawing>
             </w:r>
           </w:p>
-          <w:bookmarkEnd w:id="587"/>
+          <w:bookmarkEnd w:id="580"/>
         </w:tc>
       </w:tr>
     </w:tbl>
-    <w:bookmarkEnd w:id="588"/>
-    <w:bookmarkStart w:id="593" w:name="Xb8ae756bccb17fd6df4bc4692a06ffe8634129b"/>
+    <w:bookmarkEnd w:id="581"/>
+    <w:bookmarkStart w:id="586" w:name="Xb8ae756bccb17fd6df4bc4692a06ffe8634129b"/>
     <w:p>
       <w:pPr>
         <w:pStyle w:val="Titre3"/>
@@ -13942,7 +13947,7 @@
       <w:tr>
         <w:tc>
           <w:tcPr/>
-          <w:bookmarkStart w:id="592" w:name="fig-priorite"/>
+          <w:bookmarkStart w:id="585" w:name="fig-priorite"/>
           <w:p>
             <w:pPr>
               <w:jc w:val="center"/>
@@ -13966,18 +13971,18 @@
                 <wp:inline>
                   <wp:extent cx="5969000" cy="5490236"/>
                   <wp:effectExtent b="0" l="0" r="0" t="0"/>
-                  <wp:docPr descr="" title="" id="590" name="Picture"/>
+                  <wp:docPr descr="" title="" id="583" name="Picture"/>
                   <a:graphic>
                     <a:graphicData uri="http://schemas.openxmlformats.org/drawingml/2006/picture">
                       <pic:pic>
                         <pic:nvPicPr>
-                          <pic:cNvPr descr="07_rapport_environnement_files/figure-docx/fig-priorite-1.png" id="591" name="Picture"/>
+                          <pic:cNvPr descr="07_rapport_environnement_files/figure-docx/fig-priorite-1.png" id="584" name="Picture"/>
                           <pic:cNvPicPr>
                             <a:picLocks noChangeArrowheads="1" noChangeAspect="1"/>
                           </pic:cNvPicPr>
                         </pic:nvPicPr>
                         <pic:blipFill>
-                          <a:blip r:embed="rId589"/>
+                          <a:blip r:embed="rId582"/>
                           <a:stretch>
                             <a:fillRect/>
                           </a:stretch>
@@ -14004,12 +14009,12 @@
               </w:drawing>
             </w:r>
           </w:p>
-          <w:bookmarkEnd w:id="592"/>
+          <w:bookmarkEnd w:id="585"/>
         </w:tc>
       </w:tr>
     </w:tbl>
-    <w:bookmarkEnd w:id="593"/>
-    <w:bookmarkStart w:id="598" w:name="connaissance-des-actions-de-protection"/>
+    <w:bookmarkEnd w:id="586"/>
+    <w:bookmarkStart w:id="591" w:name="connaissance-des-actions-de-protection"/>
     <w:p>
       <w:pPr>
         <w:pStyle w:val="Titre3"/>
@@ -14056,7 +14061,7 @@
       <w:tr>
         <w:tc>
           <w:tcPr/>
-          <w:bookmarkStart w:id="597" w:name="fig-actions-ap"/>
+          <w:bookmarkStart w:id="590" w:name="fig-actions-ap"/>
           <w:p>
             <w:pPr>
               <w:jc w:val="center"/>
@@ -14080,18 +14085,18 @@
                 <wp:inline>
                   <wp:extent cx="5969000" cy="4178300"/>
                   <wp:effectExtent b="0" l="0" r="0" t="0"/>
-                  <wp:docPr descr="" title="" id="595" name="Picture"/>
+                  <wp:docPr descr="" title="" id="588" name="Picture"/>
                   <a:graphic>
                     <a:graphicData uri="http://schemas.openxmlformats.org/drawingml/2006/picture">
                       <pic:pic>
                         <pic:nvPicPr>
-                          <pic:cNvPr descr="07_rapport_environnement_files/figure-docx/fig-actions-ap-1.png" id="596" name="Picture"/>
+                          <pic:cNvPr descr="07_rapport_environnement_files/figure-docx/fig-actions-ap-1.png" id="589" name="Picture"/>
                           <pic:cNvPicPr>
                             <a:picLocks noChangeArrowheads="1" noChangeAspect="1"/>
                           </pic:cNvPicPr>
                         </pic:nvPicPr>
                         <pic:blipFill>
-                          <a:blip r:embed="rId594"/>
+                          <a:blip r:embed="rId587"/>
                           <a:stretch>
                             <a:fillRect/>
                           </a:stretch>
@@ -14118,14 +14123,14 @@
               </w:drawing>
             </w:r>
           </w:p>
-          <w:bookmarkEnd w:id="597"/>
+          <w:bookmarkEnd w:id="590"/>
         </w:tc>
       </w:tr>
     </w:tbl>
-    <w:bookmarkEnd w:id="598"/>
-    <w:bookmarkEnd w:id="599"/>
-    <w:bookmarkEnd w:id="600"/>
-    <w:bookmarkStart w:id="645" w:name="cataclysmes-et-catastrophes"/>
+    <w:bookmarkEnd w:id="591"/>
+    <w:bookmarkEnd w:id="592"/>
+    <w:bookmarkEnd w:id="593"/>
+    <w:bookmarkStart w:id="638" w:name="cataclysmes-et-catastrophes"/>
     <w:p>
       <w:pPr>
         <w:pStyle w:val="Titre1"/>
@@ -14237,18 +14242,18 @@
                 <wp:inline>
                   <wp:extent cx="152400" cy="152400"/>
                   <wp:effectExtent b="0" l="0" r="0" t="0"/>
-                  <wp:docPr descr="" title="" id="601" name="Picture"/>
+                  <wp:docPr descr="" title="" id="594" name="Picture"/>
                   <a:graphic>
                     <a:graphicData uri="http://schemas.openxmlformats.org/drawingml/2006/picture">
                       <pic:pic>
                         <pic:nvPicPr>
-                          <pic:cNvPr descr="C:\Users\fbede\AppData\Local\Programs\Quarto\share\formats\docx\warning.png" id="602" name="Picture"/>
+                          <pic:cNvPr descr="C:\Users\fbede\AppData\Local\Programs\Quarto\share\formats\docx\warning.png" id="595" name="Picture"/>
                           <pic:cNvPicPr>
                             <a:picLocks noChangeArrowheads="1" noChangeAspect="1"/>
                           </pic:cNvPicPr>
                         </pic:nvPicPr>
                         <pic:blipFill>
-                          <a:blip r:embed="rId24"/>
+                          <a:blip r:embed="rId21"/>
                           <a:stretch>
                             <a:fillRect/>
                           </a:stretch>
@@ -14305,14 +14310,14 @@
               <w:spacing w:before="16" w:after="16"/>
             </w:pPr>
             <w:r>
-              <w:t xml:space="preserve">Les résultats présentés ci-dessous sont provisoires, et sont susceptibles de faire l’objet de corrections.</w:t>
+              <w:t xml:space="preserve">Les résultats présentés ci-dessous sont provisoires et pourront être ajustés ou enrichis par les informations supplémentaires recueillies lors des restitutions locales.</w:t>
             </w:r>
           </w:p>
           <w:p/>
         </w:tc>
       </w:tr>
     </w:tbl>
-    <w:bookmarkStart w:id="609" w:name="prévalence-des-cataclysmes"/>
+    <w:bookmarkStart w:id="602" w:name="prévalence-des-cataclysmes"/>
     <w:p>
       <w:pPr>
         <w:pStyle w:val="Titre2"/>
@@ -14326,7 +14331,7 @@
         <w:pStyle w:val="FirstParagraph"/>
       </w:pPr>
       <w:r>
-        <w:t xml:space="preserve">L’exposition aux aléas climatiques et biologiques est très élevée dans les deux observatoires.</w:t>
+        <w:t xml:space="preserve">L’exposition aux aléas climatiques et biologiques est très élevée dans les zones rurales enquêtées.</w:t>
       </w:r>
     </w:p>
     <w:p>
@@ -14337,7 +14342,7 @@
         <w:t xml:space="preserve">A Marovoay, 71.1 % des ménages déclarent avoir été touchés par au moins un événement. Les ménages affectés subissent en moyenne 1.5 événements. Le cataclysme le plus fréquemment cité est « Sécheresse ».</w:t>
       </w:r>
     </w:p>
-    <w:bookmarkStart w:id="603" w:name="taux-dexposition-global"/>
+    <w:bookmarkStart w:id="596" w:name="taux-dexposition-global"/>
     <w:p>
       <w:pPr>
         <w:pStyle w:val="Titre3"/>
@@ -14359,11 +14364,11 @@
         <w:pStyle w:val="Corpsdetexte"/>
       </w:pPr>
       <w:r>
-        <w:t xml:space="preserve">Le taux d’exposition aux cataclysmes est très élevé dans les deux observatoires.</w:t>
-      </w:r>
-    </w:p>
-    <w:bookmarkEnd w:id="603"/>
-    <w:bookmarkStart w:id="607" w:name="prévalence-par-type-de-catastrophe"/>
+        <w:t xml:space="preserve">Le taux d’exposition aux cataclysmes est très élevé.</w:t>
+      </w:r>
+    </w:p>
+    <w:bookmarkEnd w:id="596"/>
+    <w:bookmarkStart w:id="600" w:name="prévalence-par-type-de-catastrophe"/>
     <w:p>
       <w:pPr>
         <w:pStyle w:val="Titre3"/>
@@ -14377,7 +14382,7 @@
         <w:pStyle w:val="FirstParagraph"/>
       </w:pPr>
       <w:r>
-        <w:t xml:space="preserve">La sécheresse est de loin le Catastrophe le plus fréquemment cité, suivi des maladies (cultures/élevage), des rats et des facteurs humains (vol, dégradation). Les cyclones et inondations ont touché un nombre plus limité de ménages dans ces deux observatoires pour cette campagne.</w:t>
+        <w:t xml:space="preserve">La sécheresse est de loin le cataclysme le plus fréquemment cité, suivi des maladies (cultures/élevage), des rats et des facteurs humains (vol, dégradation). Les cyclones et inondations ont touché un nombre plus limité de ménages pour cette campagne.</w:t>
       </w:r>
     </w:p>
     <w:p>
@@ -14389,18 +14394,18 @@
           <wp:inline>
             <wp:extent cx="4620126" cy="9240252"/>
             <wp:effectExtent b="0" l="0" r="0" t="0"/>
-            <wp:docPr descr="" title="" id="605" name="Picture"/>
+            <wp:docPr descr="" title="" id="598" name="Picture"/>
             <a:graphic>
               <a:graphicData uri="http://schemas.openxmlformats.org/drawingml/2006/picture">
                 <pic:pic>
                   <pic:nvPicPr>
-                    <pic:cNvPr descr="08_cataclysme_catastrophe_files/figure-docx/g1_prevalence_type-1.png" id="606" name="Picture"/>
+                    <pic:cNvPr descr="08_cataclysme_catastrophe_files/figure-docx/g1_prevalence_type-1.png" id="599" name="Picture"/>
                     <pic:cNvPicPr>
                       <a:picLocks noChangeArrowheads="1" noChangeAspect="1"/>
                     </pic:cNvPicPr>
                   </pic:nvPicPr>
                   <pic:blipFill>
-                    <a:blip r:embed="rId604"/>
+                    <a:blip r:embed="rId597"/>
                     <a:stretch>
                       <a:fillRect/>
                     </a:stretch>
@@ -14427,8 +14432,8 @@
         </w:drawing>
       </w:r>
     </w:p>
-    <w:bookmarkEnd w:id="607"/>
-    <w:bookmarkStart w:id="608" w:name="nombre-moyen-de-catastrophes-par-ménage"/>
+    <w:bookmarkEnd w:id="600"/>
+    <w:bookmarkStart w:id="601" w:name="nombre-moyen-de-catastrophes-par-ménage"/>
     <w:p>
       <w:pPr>
         <w:pStyle w:val="Titre3"/>
@@ -14445,9 +14450,9 @@
         <w:t xml:space="preserve">Un ménage peut être touché par plusieurs types de catastrophes au cours de la même campagne. Le tableau suivant indique le nombre moyen de catastrophes subies.</w:t>
       </w:r>
     </w:p>
-    <w:bookmarkEnd w:id="608"/>
-    <w:bookmarkEnd w:id="609"/>
-    <w:bookmarkStart w:id="623" w:name="sévérité-des-dégâts"/>
+    <w:bookmarkEnd w:id="601"/>
+    <w:bookmarkEnd w:id="602"/>
+    <w:bookmarkStart w:id="616" w:name="sévérité-des-dégâts"/>
     <w:p>
       <w:pPr>
         <w:pStyle w:val="Titre2"/>
@@ -14516,7 +14521,7 @@
         <w:t xml:space="preserve">: 1 = Aucun, 2 = Blessure/Maladie, 3 = Décès/Porté disparu, 4 = Manque de vivres</w:t>
       </w:r>
     </w:p>
-    <w:bookmarkStart w:id="613" w:name="dégâts-sur-le-logement"/>
+    <w:bookmarkStart w:id="606" w:name="dégâts-sur-le-logement"/>
     <w:p>
       <w:pPr>
         <w:pStyle w:val="Titre3"/>
@@ -14542,18 +14547,18 @@
           <wp:inline>
             <wp:extent cx="4620126" cy="3696101"/>
             <wp:effectExtent b="0" l="0" r="0" t="0"/>
-            <wp:docPr descr="Dégâts sur le logement par type de catastrophe" title="" id="611" name="Picture"/>
+            <wp:docPr descr="Dégâts sur le logement par type de catastrophe" title="" id="604" name="Picture"/>
             <a:graphic>
               <a:graphicData uri="http://schemas.openxmlformats.org/drawingml/2006/picture">
                 <pic:pic>
                   <pic:nvPicPr>
-                    <pic:cNvPr descr="08_cataclysme_catastrophe_files/figure-docx/fig_degats_logement-1.png" id="612" name="Picture"/>
+                    <pic:cNvPr descr="08_cataclysme_catastrophe_files/figure-docx/fig_degats_logement-1.png" id="605" name="Picture"/>
                     <pic:cNvPicPr>
                       <a:picLocks noChangeArrowheads="1" noChangeAspect="1"/>
                     </pic:cNvPicPr>
                   </pic:nvPicPr>
                   <pic:blipFill>
-                    <a:blip r:embed="rId610"/>
+                    <a:blip r:embed="rId603"/>
                     <a:stretch>
                       <a:fillRect/>
                     </a:stretch>
@@ -14588,8 +14593,8 @@
         <w:t xml:space="preserve">Dégâts sur le logement par type de catastrophe</w:t>
       </w:r>
     </w:p>
-    <w:bookmarkEnd w:id="613"/>
-    <w:bookmarkStart w:id="614" w:name="dégâts-sur-lélevage"/>
+    <w:bookmarkEnd w:id="606"/>
+    <w:bookmarkStart w:id="607" w:name="dégâts-sur-lélevage"/>
     <w:p>
       <w:pPr>
         <w:pStyle w:val="Titre3"/>
@@ -14606,8 +14611,8 @@
         <w:t xml:space="preserve">Les dégâts sur l’élevage sont particulièrement importants pour certains aléas : les maladies et la sécheresse peuvent entraîner des pertes significatives (catégorie « Beaucoup » ou « Destruction totale »).</w:t>
       </w:r>
     </w:p>
-    <w:bookmarkEnd w:id="614"/>
-    <w:bookmarkStart w:id="618" w:name="conséquences-sur-les-personnes"/>
+    <w:bookmarkEnd w:id="607"/>
+    <w:bookmarkStart w:id="611" w:name="conséquences-sur-les-personnes"/>
     <w:p>
       <w:pPr>
         <w:pStyle w:val="Titre3"/>
@@ -14625,18 +14630,18 @@
           <wp:inline>
             <wp:extent cx="4620126" cy="9240252"/>
             <wp:effectExtent b="0" l="0" r="0" t="0"/>
-            <wp:docPr descr="Conséquences des cataclysmes sur les personnes" title="" id="616" name="Picture"/>
+            <wp:docPr descr="Conséquences des cataclysmes sur les personnes" title="" id="609" name="Picture"/>
             <a:graphic>
               <a:graphicData uri="http://schemas.openxmlformats.org/drawingml/2006/picture">
                 <pic:pic>
                   <pic:nvPicPr>
-                    <pic:cNvPr descr="08_cataclysme_catastrophe_files/figure-docx/fig_degats_personnes-1.png" id="617" name="Picture"/>
+                    <pic:cNvPr descr="08_cataclysme_catastrophe_files/figure-docx/fig_degats_personnes-1.png" id="610" name="Picture"/>
                     <pic:cNvPicPr>
                       <a:picLocks noChangeArrowheads="1" noChangeAspect="1"/>
                     </pic:cNvPicPr>
                   </pic:nvPicPr>
                   <pic:blipFill>
-                    <a:blip r:embed="rId615"/>
+                    <a:blip r:embed="rId608"/>
                     <a:stretch>
                       <a:fillRect/>
                     </a:stretch>
@@ -14679,8 +14684,8 @@
         <w:t xml:space="preserve">La conséquence la plus répandue est le manque de vivres, directement lié aux pertes agricoles. Les décès et disparitions, bien que rares, sont signalés pour certains cataclysmes (inondations, cyclones).</w:t>
       </w:r>
     </w:p>
-    <w:bookmarkEnd w:id="618"/>
-    <w:bookmarkStart w:id="622" w:name="X8a171b41bcc09a3f8d1a3f452aa03aa06659af0"/>
+    <w:bookmarkEnd w:id="611"/>
+    <w:bookmarkStart w:id="615" w:name="X8a171b41bcc09a3f8d1a3f452aa03aa06659af0"/>
     <w:p>
       <w:pPr>
         <w:pStyle w:val="Titre3"/>
@@ -14698,18 +14703,18 @@
           <wp:inline>
             <wp:extent cx="4620126" cy="3696101"/>
             <wp:effectExtent b="0" l="0" r="0" t="0"/>
-            <wp:docPr descr="" title="" id="620" name="Picture"/>
+            <wp:docPr descr="" title="" id="613" name="Picture"/>
             <a:graphic>
               <a:graphicData uri="http://schemas.openxmlformats.org/drawingml/2006/picture">
                 <pic:pic>
                   <pic:nvPicPr>
-                    <pic:cNvPr descr="08_cataclysme_catastrophe_files/figure-docx/g2_severite_profil-1.png" id="621" name="Picture"/>
+                    <pic:cNvPr descr="08_cataclysme_catastrophe_files/figure-docx/g2_severite_profil-1.png" id="614" name="Picture"/>
                     <pic:cNvPicPr>
                       <a:picLocks noChangeArrowheads="1" noChangeAspect="1"/>
                     </pic:cNvPicPr>
                   </pic:nvPicPr>
                   <pic:blipFill>
-                    <a:blip r:embed="rId619"/>
+                    <a:blip r:embed="rId612"/>
                     <a:stretch>
                       <a:fillRect/>
                     </a:stretch>
@@ -14744,9 +14749,9 @@
         <w:t xml:space="preserve">Le graphique précédent révèle que la sévérité des dégâts sur l’élevage varie fortement selon le type de catastrophe. Les destructions totales sont surtout associées aux événements les plus violents (cyclones, inondations), tandis que les sécheresses et les maladies animales engendrent des pertes plus diffuses mais néanmoins significatives.</w:t>
       </w:r>
     </w:p>
-    <w:bookmarkEnd w:id="622"/>
-    <w:bookmarkEnd w:id="623"/>
-    <w:bookmarkStart w:id="627" w:name="saisonnalité-des-cataclysmes"/>
+    <w:bookmarkEnd w:id="615"/>
+    <w:bookmarkEnd w:id="616"/>
+    <w:bookmarkStart w:id="620" w:name="saisonnalité-des-cataclysmes"/>
     <w:p>
       <w:pPr>
         <w:pStyle w:val="Titre2"/>
@@ -14772,18 +14777,18 @@
           <wp:inline>
             <wp:extent cx="4620126" cy="3696101"/>
             <wp:effectExtent b="0" l="0" r="0" t="0"/>
-            <wp:docPr descr="" title="" id="625" name="Picture"/>
+            <wp:docPr descr="" title="" id="618" name="Picture"/>
             <a:graphic>
               <a:graphicData uri="http://schemas.openxmlformats.org/drawingml/2006/picture">
                 <pic:pic>
                   <pic:nvPicPr>
-                    <pic:cNvPr descr="08_cataclysme_catastrophe_files/figure-docx/g3_saisonnalite-1.png" id="626" name="Picture"/>
+                    <pic:cNvPr descr="08_cataclysme_catastrophe_files/figure-docx/g3_saisonnalite-1.png" id="619" name="Picture"/>
                     <pic:cNvPicPr>
                       <a:picLocks noChangeArrowheads="1" noChangeAspect="1"/>
                     </pic:cNvPicPr>
                   </pic:nvPicPr>
                   <pic:blipFill>
-                    <a:blip r:embed="rId624"/>
+                    <a:blip r:embed="rId617"/>
                     <a:stretch>
                       <a:fillRect/>
                     </a:stretch>
@@ -14818,8 +14823,8 @@
         <w:t xml:space="preserve">La majorité des cataclysmes surviennent pendant la période de soudure, ce qui amplifie leur impact sur la sécurité alimentaire des ménages. La sécheresse et les maladies, notamment, frappent souvent lorsque les stocks sont déjà au plus bas.</w:t>
       </w:r>
     </w:p>
-    <w:bookmarkEnd w:id="627"/>
-    <w:bookmarkStart w:id="644" w:name="dégâts-agricoles-par-culture"/>
+    <w:bookmarkEnd w:id="620"/>
+    <w:bookmarkStart w:id="637" w:name="dégâts-agricoles-par-culture"/>
     <w:p>
       <w:pPr>
         <w:pStyle w:val="Titre2"/>
@@ -14851,7 +14856,7 @@
         <w:t xml:space="preserve">détaille les dégâts subis par chaque culture, en distinguant les pertes sur les champs (en cours de croissance) et sur les stocks (après récolte). Cette information est cruciale pour évaluer l’impact réel sur la production alimentaire.</w:t>
       </w:r>
     </w:p>
-    <w:bookmarkStart w:id="631" w:name="cultures-les-plus-touchées"/>
+    <w:bookmarkStart w:id="624" w:name="cultures-les-plus-touchées"/>
     <w:p>
       <w:pPr>
         <w:pStyle w:val="Titre3"/>
@@ -14869,18 +14874,18 @@
           <wp:inline>
             <wp:extent cx="4620126" cy="3696101"/>
             <wp:effectExtent b="0" l="0" r="0" t="0"/>
-            <wp:docPr descr="Top 10 des cultures les plus touchées" title="" id="629" name="Picture"/>
+            <wp:docPr descr="Top 10 des cultures les plus touchées" title="" id="622" name="Picture"/>
             <a:graphic>
               <a:graphicData uri="http://schemas.openxmlformats.org/drawingml/2006/picture">
                 <pic:pic>
                   <pic:nvPicPr>
-                    <pic:cNvPr descr="08_cataclysme_catastrophe_files/figure-docx/fig_cultures_touchees-1.png" id="630" name="Picture"/>
+                    <pic:cNvPr descr="08_cataclysme_catastrophe_files/figure-docx/fig_cultures_touchees-1.png" id="623" name="Picture"/>
                     <pic:cNvPicPr>
                       <a:picLocks noChangeArrowheads="1" noChangeAspect="1"/>
                     </pic:cNvPicPr>
                   </pic:nvPicPr>
                   <pic:blipFill>
-                    <a:blip r:embed="rId628"/>
+                    <a:blip r:embed="rId621"/>
                     <a:stretch>
                       <a:fillRect/>
                     </a:stretch>
@@ -14923,8 +14928,8 @@
         <w:t xml:space="preserve">Le riz, culture vivrière dominante, est de loin la culture la plus exposée aux cataclysmes. Le haricot, le maïs et le manioc figurent également parmi les cultures les plus touchées.</w:t>
       </w:r>
     </w:p>
-    <w:bookmarkEnd w:id="631"/>
-    <w:bookmarkStart w:id="635" w:name="X761fe4265c538f6bafac6cdcff31c03acc14793"/>
+    <w:bookmarkEnd w:id="624"/>
+    <w:bookmarkStart w:id="628" w:name="X761fe4265c538f6bafac6cdcff31c03acc14793"/>
     <w:p>
       <w:pPr>
         <w:pStyle w:val="Titre3"/>
@@ -14950,18 +14955,18 @@
           <wp:inline>
             <wp:extent cx="4620126" cy="9240252"/>
             <wp:effectExtent b="0" l="0" r="0" t="0"/>
-            <wp:docPr descr="Gravité des dégâts sur les champs de riz" title="" id="633" name="Picture"/>
+            <wp:docPr descr="Gravité des dégâts sur les champs de riz" title="" id="626" name="Picture"/>
             <a:graphic>
               <a:graphicData uri="http://schemas.openxmlformats.org/drawingml/2006/picture">
                 <pic:pic>
                   <pic:nvPicPr>
-                    <pic:cNvPr descr="08_cataclysme_catastrophe_files/figure-docx/fig_degats_champs_riz-1.png" id="634" name="Picture"/>
+                    <pic:cNvPr descr="08_cataclysme_catastrophe_files/figure-docx/fig_degats_champs_riz-1.png" id="627" name="Picture"/>
                     <pic:cNvPicPr>
                       <a:picLocks noChangeArrowheads="1" noChangeAspect="1"/>
                     </pic:cNvPicPr>
                   </pic:nvPicPr>
                   <pic:blipFill>
-                    <a:blip r:embed="rId632"/>
+                    <a:blip r:embed="rId625"/>
                     <a:stretch>
                       <a:fillRect/>
                     </a:stretch>
@@ -14996,8 +15001,8 @@
         <w:t xml:space="preserve">Gravité des dégâts sur les champs de riz</w:t>
       </w:r>
     </w:p>
-    <w:bookmarkEnd w:id="635"/>
-    <w:bookmarkStart w:id="639" w:name="Xcf77f7ca95e8511826fa9c1eb4f3d1682b70b3d"/>
+    <w:bookmarkEnd w:id="628"/>
+    <w:bookmarkStart w:id="632" w:name="Xcf77f7ca95e8511826fa9c1eb4f3d1682b70b3d"/>
     <w:p>
       <w:pPr>
         <w:pStyle w:val="Titre3"/>
@@ -15015,18 +15020,18 @@
           <wp:inline>
             <wp:extent cx="4620126" cy="9240252"/>
             <wp:effectExtent b="0" l="0" r="0" t="0"/>
-            <wp:docPr descr="Gravité des dégâts sur les stocks de riz" title="" id="637" name="Picture"/>
+            <wp:docPr descr="Gravité des dégâts sur les stocks de riz" title="" id="630" name="Picture"/>
             <a:graphic>
               <a:graphicData uri="http://schemas.openxmlformats.org/drawingml/2006/picture">
                 <pic:pic>
                   <pic:nvPicPr>
-                    <pic:cNvPr descr="08_cataclysme_catastrophe_files/figure-docx/fig_degats_stocks_riz-1.png" id="638" name="Picture"/>
+                    <pic:cNvPr descr="08_cataclysme_catastrophe_files/figure-docx/fig_degats_stocks_riz-1.png" id="631" name="Picture"/>
                     <pic:cNvPicPr>
                       <a:picLocks noChangeArrowheads="1" noChangeAspect="1"/>
                     </pic:cNvPicPr>
                   </pic:nvPicPr>
                   <pic:blipFill>
-                    <a:blip r:embed="rId636"/>
+                    <a:blip r:embed="rId629"/>
                     <a:stretch>
                       <a:fillRect/>
                     </a:stretch>
@@ -15069,8 +15074,8 @@
         <w:t xml:space="preserve">Les dégâts sur les stocks, bien que moins fréquents que sur les champs, affectent directement les réserves alimentaires du ménage, en particulier lorsqu’ils surviennent en période de soudure. Les rats et les insectes nuisibles constituent les principales causes de pertes post-récolte, auxquelles s’ajoutent les conditions de stockage précaires face aux intempéries.</w:t>
       </w:r>
     </w:p>
-    <w:bookmarkEnd w:id="639"/>
-    <w:bookmarkStart w:id="643" w:name="Xc5153409833405fb69cd75dc36cbc4fc94497fa"/>
+    <w:bookmarkEnd w:id="632"/>
+    <w:bookmarkStart w:id="636" w:name="Xc5153409833405fb69cd75dc36cbc4fc94497fa"/>
     <w:p>
       <w:pPr>
         <w:pStyle w:val="Titre3"/>
@@ -15088,18 +15093,18 @@
           <wp:inline>
             <wp:extent cx="4620126" cy="3696101"/>
             <wp:effectExtent b="0" l="0" r="0" t="0"/>
-            <wp:docPr descr="" title="" id="641" name="Picture"/>
+            <wp:docPr descr="" title="" id="634" name="Picture"/>
             <a:graphic>
               <a:graphicData uri="http://schemas.openxmlformats.org/drawingml/2006/picture">
                 <pic:pic>
                   <pic:nvPicPr>
-                    <pic:cNvPr descr="08_cataclysme_catastrophe_files/figure-docx/g4_champs_vs_stocks-1.png" id="642" name="Picture"/>
+                    <pic:cNvPr descr="08_cataclysme_catastrophe_files/figure-docx/g4_champs_vs_stocks-1.png" id="635" name="Picture"/>
                     <pic:cNvPicPr>
                       <a:picLocks noChangeArrowheads="1" noChangeAspect="1"/>
                     </pic:cNvPicPr>
                   </pic:nvPicPr>
                   <pic:blipFill>
-                    <a:blip r:embed="rId640"/>
+                    <a:blip r:embed="rId633"/>
                     <a:stretch>
                       <a:fillRect/>
                     </a:stretch>
@@ -15134,10 +15139,10 @@
         <w:t xml:space="preserve">Les dégâts sur les champs (cultures en cours) sont systématiquement plus fréquents que les pertes de stocks. Toutefois, les pertes de stocks, même si elles concernent moins de ménages, ont un impact direct sur les réserves alimentaires disponibles.</w:t>
       </w:r>
     </w:p>
-    <w:bookmarkEnd w:id="643"/>
-    <w:bookmarkEnd w:id="644"/>
-    <w:bookmarkEnd w:id="645"/>
-    <w:bookmarkStart w:id="692" w:name="X03cb89d846b4b88883df2a757e95414db7d381a"/>
+    <w:bookmarkEnd w:id="636"/>
+    <w:bookmarkEnd w:id="637"/>
+    <w:bookmarkEnd w:id="638"/>
+    <w:bookmarkStart w:id="685" w:name="X03cb89d846b4b88883df2a757e95414db7d381a"/>
     <w:p>
       <w:pPr>
         <w:pStyle w:val="Titre1"/>
@@ -15195,18 +15200,18 @@
                 <wp:inline>
                   <wp:extent cx="152400" cy="152400"/>
                   <wp:effectExtent b="0" l="0" r="0" t="0"/>
-                  <wp:docPr descr="" title="" id="646" name="Picture"/>
+                  <wp:docPr descr="" title="" id="639" name="Picture"/>
                   <a:graphic>
                     <a:graphicData uri="http://schemas.openxmlformats.org/drawingml/2006/picture">
                       <pic:pic>
                         <pic:nvPicPr>
-                          <pic:cNvPr descr="C:\Users\fbede\AppData\Local\Programs\Quarto\share\formats\docx\warning.png" id="647" name="Picture"/>
+                          <pic:cNvPr descr="C:\Users\fbede\AppData\Local\Programs\Quarto\share\formats\docx\warning.png" id="640" name="Picture"/>
                           <pic:cNvPicPr>
                             <a:picLocks noChangeArrowheads="1" noChangeAspect="1"/>
                           </pic:cNvPicPr>
                         </pic:nvPicPr>
                         <pic:blipFill>
-                          <a:blip r:embed="rId24"/>
+                          <a:blip r:embed="rId21"/>
                           <a:stretch>
                             <a:fillRect/>
                           </a:stretch>
@@ -15263,14 +15268,14 @@
               <w:spacing w:before="16" w:after="16"/>
             </w:pPr>
             <w:r>
-              <w:t xml:space="preserve">Les résultats présentés ci-dessous sont provisoires, et sont susceptibles de faire l’objet de corrections.</w:t>
+              <w:t xml:space="preserve">Les résultats présentés ci-dessous sont provisoires et pourront être ajustés ou enrichis par les informations supplémentaires recueillies lors des restitutions locales.</w:t>
             </w:r>
           </w:p>
           <w:p/>
         </w:tc>
       </w:tr>
     </w:tbl>
-    <w:bookmarkStart w:id="670" w:name="sec-insertion"/>
+    <w:bookmarkStart w:id="663" w:name="sec-insertion"/>
     <w:p>
       <w:pPr>
         <w:pStyle w:val="Titre2"/>
@@ -15279,7 +15284,7 @@
         <w:t xml:space="preserve">9.1 Insertion sociale</w:t>
       </w:r>
     </w:p>
-    <w:bookmarkStart w:id="649" w:name="appartenance-à-une-organisation"/>
+    <w:bookmarkStart w:id="642" w:name="appartenance-à-une-organisation"/>
     <w:p>
       <w:pPr>
         <w:pStyle w:val="Titre3"/>
@@ -15293,7 +15298,7 @@
         <w:pStyle w:val="FirstParagraph"/>
       </w:pPr>
       <w:r>
-        <w:t xml:space="preserve">Sur les 519 ménages enquêtés, 287 (55.3 %) déclarent qu’au moins un de leurs membres appartient à une organisation ou association. La participation est nettement plus élevée à Marovoay qu’à Alaotra.</w:t>
+        <w:t xml:space="preserve">Sur les 519 ménages enquêtés, 287 (55.3 %) déclarent qu’au moins un de leurs membres appartient à une organisation ou association.</w:t>
       </w:r>
     </w:p>
     <w:tbl>
@@ -15309,7 +15314,7 @@
       <w:tr>
         <w:tc>
           <w:tcPr/>
-          <w:bookmarkStart w:id="648" w:name="tbl-adhesion"/>
+          <w:bookmarkStart w:id="641" w:name="tbl-adhesion"/>
           <w:p>
             <w:pPr>
               <w:jc w:val="center"/>
@@ -15323,12 +15328,12 @@
               <w:t xml:space="preserve">Table 9.1: Appartenance à une organisation ou association</w:t>
             </w:r>
           </w:p>
-          <w:bookmarkEnd w:id="648"/>
+          <w:bookmarkEnd w:id="641"/>
         </w:tc>
       </w:tr>
     </w:tbl>
-    <w:bookmarkEnd w:id="649"/>
-    <w:bookmarkStart w:id="654" w:name="nombre-dorganisations-par-ménage"/>
+    <w:bookmarkEnd w:id="642"/>
+    <w:bookmarkStart w:id="647" w:name="nombre-dorganisations-par-ménage"/>
     <w:p>
       <w:pPr>
         <w:pStyle w:val="Titre3"/>
@@ -15358,7 +15363,7 @@
       <w:tr>
         <w:tc>
           <w:tcPr/>
-          <w:bookmarkStart w:id="653" w:name="fig-nb-org"/>
+          <w:bookmarkStart w:id="646" w:name="fig-nb-org"/>
           <w:p>
             <w:pPr>
               <w:jc w:val="center"/>
@@ -15382,18 +15387,18 @@
                 <wp:inline>
                   <wp:extent cx="5969000" cy="3730624"/>
                   <wp:effectExtent b="0" l="0" r="0" t="0"/>
-                  <wp:docPr descr="" title="" id="651" name="Picture"/>
+                  <wp:docPr descr="" title="" id="644" name="Picture"/>
                   <a:graphic>
                     <a:graphicData uri="http://schemas.openxmlformats.org/drawingml/2006/picture">
                       <pic:pic>
                         <pic:nvPicPr>
-                          <pic:cNvPr descr="09_insertion_projet_files/figure-docx/fig-nb-org-1.png" id="652" name="Picture"/>
+                          <pic:cNvPr descr="09_insertion_projet_files/figure-docx/fig-nb-org-1.png" id="645" name="Picture"/>
                           <pic:cNvPicPr>
                             <a:picLocks noChangeArrowheads="1" noChangeAspect="1"/>
                           </pic:cNvPicPr>
                         </pic:nvPicPr>
                         <pic:blipFill>
-                          <a:blip r:embed="rId650"/>
+                          <a:blip r:embed="rId643"/>
                           <a:stretch>
                             <a:fillRect/>
                           </a:stretch>
@@ -15420,12 +15425,12 @@
               </w:drawing>
             </w:r>
           </w:p>
-          <w:bookmarkEnd w:id="653"/>
+          <w:bookmarkEnd w:id="646"/>
         </w:tc>
       </w:tr>
     </w:tbl>
-    <w:bookmarkEnd w:id="654"/>
-    <w:bookmarkStart w:id="659" w:name="type-dorganisation"/>
+    <w:bookmarkEnd w:id="647"/>
+    <w:bookmarkStart w:id="652" w:name="type-dorganisation"/>
     <w:p>
       <w:pPr>
         <w:pStyle w:val="Titre3"/>
@@ -15468,7 +15473,7 @@
       <w:tr>
         <w:tc>
           <w:tcPr/>
-          <w:bookmarkStart w:id="658" w:name="fig-type-org"/>
+          <w:bookmarkStart w:id="651" w:name="fig-type-org"/>
           <w:p>
             <w:pPr>
               <w:jc w:val="center"/>
@@ -15492,18 +15497,18 @@
                 <wp:inline>
                   <wp:extent cx="5969000" cy="5426363"/>
                   <wp:effectExtent b="0" l="0" r="0" t="0"/>
-                  <wp:docPr descr="" title="" id="656" name="Picture"/>
+                  <wp:docPr descr="" title="" id="649" name="Picture"/>
                   <a:graphic>
                     <a:graphicData uri="http://schemas.openxmlformats.org/drawingml/2006/picture">
                       <pic:pic>
                         <pic:nvPicPr>
-                          <pic:cNvPr descr="09_insertion_projet_files/figure-docx/fig-type-org-1.png" id="657" name="Picture"/>
+                          <pic:cNvPr descr="09_insertion_projet_files/figure-docx/fig-type-org-1.png" id="650" name="Picture"/>
                           <pic:cNvPicPr>
                             <a:picLocks noChangeArrowheads="1" noChangeAspect="1"/>
                           </pic:cNvPicPr>
                         </pic:nvPicPr>
                         <pic:blipFill>
-                          <a:blip r:embed="rId655"/>
+                          <a:blip r:embed="rId648"/>
                           <a:stretch>
                             <a:fillRect/>
                           </a:stretch>
@@ -15530,12 +15535,12 @@
               </w:drawing>
             </w:r>
           </w:p>
-          <w:bookmarkEnd w:id="658"/>
+          <w:bookmarkEnd w:id="651"/>
         </w:tc>
       </w:tr>
     </w:tbl>
-    <w:bookmarkEnd w:id="659"/>
-    <w:bookmarkStart w:id="664" w:name="qui-dans-le-ménage-est-membre"/>
+    <w:bookmarkEnd w:id="652"/>
+    <w:bookmarkStart w:id="657" w:name="qui-dans-le-ménage-est-membre"/>
     <w:p>
       <w:pPr>
         <w:pStyle w:val="Titre3"/>
@@ -15565,7 +15570,7 @@
       <w:tr>
         <w:tc>
           <w:tcPr/>
-          <w:bookmarkStart w:id="663" w:name="fig-qui-membre"/>
+          <w:bookmarkStart w:id="656" w:name="fig-qui-membre"/>
           <w:p>
             <w:pPr>
               <w:jc w:val="center"/>
@@ -15589,18 +15594,18 @@
                 <wp:inline>
                   <wp:extent cx="5969000" cy="4373121"/>
                   <wp:effectExtent b="0" l="0" r="0" t="0"/>
-                  <wp:docPr descr="" title="" id="661" name="Picture"/>
+                  <wp:docPr descr="" title="" id="654" name="Picture"/>
                   <a:graphic>
                     <a:graphicData uri="http://schemas.openxmlformats.org/drawingml/2006/picture">
                       <pic:pic>
                         <pic:nvPicPr>
-                          <pic:cNvPr descr="09_insertion_projet_files/figure-docx/fig-qui-membre-1.png" id="662" name="Picture"/>
+                          <pic:cNvPr descr="09_insertion_projet_files/figure-docx/fig-qui-membre-1.png" id="655" name="Picture"/>
                           <pic:cNvPicPr>
                             <a:picLocks noChangeArrowheads="1" noChangeAspect="1"/>
                           </pic:cNvPicPr>
                         </pic:nvPicPr>
                         <pic:blipFill>
-                          <a:blip r:embed="rId660"/>
+                          <a:blip r:embed="rId653"/>
                           <a:stretch>
                             <a:fillRect/>
                           </a:stretch>
@@ -15627,12 +15632,12 @@
               </w:drawing>
             </w:r>
           </w:p>
-          <w:bookmarkEnd w:id="663"/>
+          <w:bookmarkEnd w:id="656"/>
         </w:tc>
       </w:tr>
     </w:tbl>
-    <w:bookmarkEnd w:id="664"/>
-    <w:bookmarkStart w:id="669" w:name="niveau-de-responsabilité"/>
+    <w:bookmarkEnd w:id="657"/>
+    <w:bookmarkStart w:id="662" w:name="niveau-de-responsabilité"/>
     <w:p>
       <w:pPr>
         <w:pStyle w:val="Titre3"/>
@@ -15675,7 +15680,7 @@
       <w:tr>
         <w:tc>
           <w:tcPr/>
-          <w:bookmarkStart w:id="668" w:name="fig-responsabilite"/>
+          <w:bookmarkStart w:id="661" w:name="fig-responsabilite"/>
           <w:p>
             <w:pPr>
               <w:jc w:val="center"/>
@@ -15699,18 +15704,18 @@
                 <wp:inline>
                   <wp:extent cx="5969000" cy="3316111"/>
                   <wp:effectExtent b="0" l="0" r="0" t="0"/>
-                  <wp:docPr descr="" title="" id="666" name="Picture"/>
+                  <wp:docPr descr="" title="" id="659" name="Picture"/>
                   <a:graphic>
                     <a:graphicData uri="http://schemas.openxmlformats.org/drawingml/2006/picture">
                       <pic:pic>
                         <pic:nvPicPr>
-                          <pic:cNvPr descr="09_insertion_projet_files/figure-docx/fig-responsabilite-1.png" id="667" name="Picture"/>
+                          <pic:cNvPr descr="09_insertion_projet_files/figure-docx/fig-responsabilite-1.png" id="660" name="Picture"/>
                           <pic:cNvPicPr>
                             <a:picLocks noChangeArrowheads="1" noChangeAspect="1"/>
                           </pic:cNvPicPr>
                         </pic:nvPicPr>
                         <pic:blipFill>
-                          <a:blip r:embed="rId665"/>
+                          <a:blip r:embed="rId658"/>
                           <a:stretch>
                             <a:fillRect/>
                           </a:stretch>
@@ -15737,13 +15742,13 @@
               </w:drawing>
             </w:r>
           </w:p>
-          <w:bookmarkEnd w:id="668"/>
+          <w:bookmarkEnd w:id="661"/>
         </w:tc>
       </w:tr>
     </w:tbl>
-    <w:bookmarkEnd w:id="669"/>
-    <w:bookmarkEnd w:id="670"/>
-    <w:bookmarkStart w:id="686" w:name="sec-projets"/>
+    <w:bookmarkEnd w:id="662"/>
+    <w:bookmarkEnd w:id="663"/>
+    <w:bookmarkStart w:id="679" w:name="sec-projets"/>
     <w:p>
       <w:pPr>
         <w:pStyle w:val="Titre2"/>
@@ -15757,52 +15762,10 @@
         <w:pStyle w:val="FirstParagraph"/>
       </w:pPr>
       <w:r>
-        <w:t xml:space="preserve">Le questionnaire demande aux ménages s’ils ont bénéficié de projets ou de formations dans huit domaines. La variable</w:t>
-      </w:r>
-      <w:r>
-        <w:t xml:space="preserve"> </w:t>
-      </w:r>
-      <w:r>
-        <w:rPr>
-          <w:rStyle w:val="VerbatimChar"/>
-        </w:rPr>
-        <w:t xml:space="preserve">pro1</w:t>
-      </w:r>
-      <w:r>
-        <w:t xml:space="preserve"> </w:t>
-      </w:r>
-      <w:r>
-        <w:t xml:space="preserve">(dans</w:t>
-      </w:r>
-      <w:r>
-        <w:t xml:space="preserve"> </w:t>
-      </w:r>
-      <w:r>
-        <w:rPr>
-          <w:rStyle w:val="VerbatimChar"/>
-        </w:rPr>
-        <w:t xml:space="preserve">res_respg0</w:t>
-      </w:r>
-      <w:r>
-        <w:t xml:space="preserve">) indique si au moins un membre du ménage a bénéficié d’un projet, tandis que</w:t>
-      </w:r>
-      <w:r>
-        <w:t xml:space="preserve"> </w:t>
-      </w:r>
-      <w:r>
-        <w:rPr>
-          <w:rStyle w:val="VerbatimChar"/>
-        </w:rPr>
-        <w:t xml:space="preserve">res_pro</w:t>
-      </w:r>
-      <w:r>
-        <w:t xml:space="preserve"> </w:t>
-      </w:r>
-      <w:r>
-        <w:t xml:space="preserve">détaille les bénéficiaires par type de projet et leur source de financement.</w:t>
-      </w:r>
-    </w:p>
-    <w:bookmarkStart w:id="674" w:name="bénéficiaires-de-projets"/>
+        <w:t xml:space="preserve">Le questionnaire demande aux ménages s’ils ont bénéficié de projets ou de formations dans huit domaines : agriculture, élevage et pêche, nutrition, éducation et santé, environnement, tourisme, autres productions et travaux à haute intensité de main d’œuvre (HIMO).</w:t>
+      </w:r>
+    </w:p>
+    <w:bookmarkStart w:id="667" w:name="bénéficiaires-de-projets"/>
     <w:p>
       <w:pPr>
         <w:pStyle w:val="Titre3"/>
@@ -15816,7 +15779,7 @@
         <w:pStyle w:val="FirstParagraph"/>
       </w:pPr>
       <w:r>
-        <w:t xml:space="preserve">L’accès aux projets de développement reste inégal entre les deux sites.</w:t>
+        <w:t xml:space="preserve">L’accès aux projets de développement reste inégal selon les localités.</w:t>
       </w:r>
     </w:p>
     <w:p>
@@ -15836,18 +15799,18 @@
           <wp:inline>
             <wp:extent cx="4620126" cy="3696101"/>
             <wp:effectExtent b="0" l="0" r="0" t="0"/>
-            <wp:docPr descr="Ménages bénéficiaires de projets ou formations" title="" id="672" name="Picture"/>
+            <wp:docPr descr="Ménages bénéficiaires de projets ou formations" title="" id="665" name="Picture"/>
             <a:graphic>
               <a:graphicData uri="http://schemas.openxmlformats.org/drawingml/2006/picture">
                 <pic:pic>
                   <pic:nvPicPr>
-                    <pic:cNvPr descr="09_insertion_projet_files/figure-docx/fig_pro1-1.png" id="673" name="Picture"/>
+                    <pic:cNvPr descr="09_insertion_projet_files/figure-docx/fig_pro1-1.png" id="666" name="Picture"/>
                     <pic:cNvPicPr>
                       <a:picLocks noChangeArrowheads="1" noChangeAspect="1"/>
                     </pic:cNvPicPr>
                   </pic:nvPicPr>
                   <pic:blipFill>
-                    <a:blip r:embed="rId671"/>
+                    <a:blip r:embed="rId664"/>
                     <a:stretch>
                       <a:fillRect/>
                     </a:stretch>
@@ -15882,8 +15845,8 @@
         <w:t xml:space="preserve">Ménages bénéficiaires de projets ou formations</w:t>
       </w:r>
     </w:p>
-    <w:bookmarkEnd w:id="674"/>
-    <w:bookmarkStart w:id="679" w:name="taux-de-bénéficiaires-par-type-de-projet"/>
+    <w:bookmarkEnd w:id="667"/>
+    <w:bookmarkStart w:id="672" w:name="taux-de-bénéficiaires-par-type-de-projet"/>
     <w:p>
       <w:pPr>
         <w:pStyle w:val="Titre3"/>
@@ -15897,7 +15860,7 @@
         <w:pStyle w:val="FirstParagraph"/>
       </w:pPr>
       <w:r>
-        <w:t xml:space="preserve">L’éducation et la santé, la nutrition et l’agriculture sont les domaines pour lesquels les ménages bénéficient le plus de projets. Le tourisme reste totalement absent des deux observatoires.</w:t>
+        <w:t xml:space="preserve">L’éducation et la santé, la nutrition et l’agriculture sont les domaines pour lesquels les ménages bénéficient le plus de projets.</w:t>
       </w:r>
     </w:p>
     <w:tbl>
@@ -15913,7 +15876,7 @@
       <w:tr>
         <w:tc>
           <w:tcPr/>
-          <w:bookmarkStart w:id="678" w:name="fig-benef-type"/>
+          <w:bookmarkStart w:id="671" w:name="fig-benef-type"/>
           <w:p>
             <w:pPr>
               <w:jc w:val="center"/>
@@ -15937,18 +15900,18 @@
                 <wp:inline>
                   <wp:extent cx="5969000" cy="5969000"/>
                   <wp:effectExtent b="0" l="0" r="0" t="0"/>
-                  <wp:docPr descr="" title="" id="676" name="Picture"/>
+                  <wp:docPr descr="" title="" id="669" name="Picture"/>
                   <a:graphic>
                     <a:graphicData uri="http://schemas.openxmlformats.org/drawingml/2006/picture">
                       <pic:pic>
                         <pic:nvPicPr>
-                          <pic:cNvPr descr="09_insertion_projet_files/figure-docx/fig-benef-type-1.png" id="677" name="Picture"/>
+                          <pic:cNvPr descr="09_insertion_projet_files/figure-docx/fig-benef-type-1.png" id="670" name="Picture"/>
                           <pic:cNvPicPr>
                             <a:picLocks noChangeArrowheads="1" noChangeAspect="1"/>
                           </pic:cNvPicPr>
                         </pic:nvPicPr>
                         <pic:blipFill>
-                          <a:blip r:embed="rId675"/>
+                          <a:blip r:embed="rId668"/>
                           <a:stretch>
                             <a:fillRect/>
                           </a:stretch>
@@ -15975,12 +15938,12 @@
               </w:drawing>
             </w:r>
           </w:p>
-          <w:bookmarkEnd w:id="678"/>
+          <w:bookmarkEnd w:id="671"/>
         </w:tc>
       </w:tr>
     </w:tbl>
-    <w:bookmarkEnd w:id="679"/>
-    <w:bookmarkStart w:id="685" w:name="source-des-projets"/>
+    <w:bookmarkEnd w:id="672"/>
+    <w:bookmarkStart w:id="678" w:name="source-des-projets"/>
     <w:p>
       <w:pPr>
         <w:pStyle w:val="Titre3"/>
@@ -16010,7 +15973,7 @@
       <w:tr>
         <w:tc>
           <w:tcPr/>
-          <w:bookmarkStart w:id="683" w:name="fig-source-projet"/>
+          <w:bookmarkStart w:id="676" w:name="fig-source-projet"/>
           <w:p>
             <w:pPr>
               <w:jc w:val="center"/>
@@ -16034,18 +15997,18 @@
                 <wp:inline>
                   <wp:extent cx="5969000" cy="3581400"/>
                   <wp:effectExtent b="0" l="0" r="0" t="0"/>
-                  <wp:docPr descr="" title="" id="681" name="Picture"/>
+                  <wp:docPr descr="" title="" id="674" name="Picture"/>
                   <a:graphic>
                     <a:graphicData uri="http://schemas.openxmlformats.org/drawingml/2006/picture">
                       <pic:pic>
                         <pic:nvPicPr>
-                          <pic:cNvPr descr="09_insertion_projet_files/figure-docx/fig-source-projet-1.png" id="682" name="Picture"/>
+                          <pic:cNvPr descr="09_insertion_projet_files/figure-docx/fig-source-projet-1.png" id="675" name="Picture"/>
                           <pic:cNvPicPr>
                             <a:picLocks noChangeArrowheads="1" noChangeAspect="1"/>
                           </pic:cNvPicPr>
                         </pic:nvPicPr>
                         <pic:blipFill>
-                          <a:blip r:embed="rId680"/>
+                          <a:blip r:embed="rId673"/>
                           <a:stretch>
                             <a:fillRect/>
                           </a:stretch>
@@ -16072,7 +16035,7 @@
               </w:drawing>
             </w:r>
           </w:p>
-          <w:bookmarkEnd w:id="683"/>
+          <w:bookmarkEnd w:id="676"/>
         </w:tc>
       </w:tr>
     </w:tbl>
@@ -16089,7 +16052,7 @@
       <w:tr>
         <w:tc>
           <w:tcPr/>
-          <w:bookmarkStart w:id="684" w:name="tbl-source-global"/>
+          <w:bookmarkStart w:id="677" w:name="tbl-source-global"/>
           <w:p>
             <w:pPr>
               <w:jc w:val="center"/>
@@ -16103,13 +16066,13 @@
               <w:t xml:space="preserve">Table 9.2: Source des projets (tous types confondus)</w:t>
             </w:r>
           </w:p>
-          <w:bookmarkEnd w:id="684"/>
+          <w:bookmarkEnd w:id="677"/>
         </w:tc>
       </w:tr>
     </w:tbl>
-    <w:bookmarkEnd w:id="685"/>
-    <w:bookmarkEnd w:id="686"/>
-    <w:bookmarkStart w:id="691" w:name="sec-croisement"/>
+    <w:bookmarkEnd w:id="678"/>
+    <w:bookmarkEnd w:id="679"/>
+    <w:bookmarkStart w:id="684" w:name="sec-croisement"/>
     <w:p>
       <w:pPr>
         <w:pStyle w:val="Titre2"/>
@@ -16147,7 +16110,7 @@
       <w:tr>
         <w:tc>
           <w:tcPr/>
-          <w:bookmarkStart w:id="687" w:name="tbl-croisement"/>
+          <w:bookmarkStart w:id="680" w:name="tbl-croisement"/>
           <w:p>
             <w:pPr>
               <w:jc w:val="center"/>
@@ -16161,7 +16124,7 @@
               <w:t xml:space="preserve">Table 9.3: Accès aux projets selon l’appartenance à une organisation</w:t>
             </w:r>
           </w:p>
-          <w:bookmarkEnd w:id="687"/>
+          <w:bookmarkEnd w:id="680"/>
         </w:tc>
       </w:tr>
     </w:tbl>
@@ -16174,18 +16137,18 @@
           <wp:inline>
             <wp:extent cx="4620126" cy="3696101"/>
             <wp:effectExtent b="0" l="0" r="0" t="0"/>
-            <wp:docPr descr="Accès aux projets selon l’appartenance à une organisation" title="" id="689" name="Picture"/>
+            <wp:docPr descr="Accès aux projets selon l’appartenance à une organisation" title="" id="682" name="Picture"/>
             <a:graphic>
               <a:graphicData uri="http://schemas.openxmlformats.org/drawingml/2006/picture">
                 <pic:pic>
                   <pic:nvPicPr>
-                    <pic:cNvPr descr="09_insertion_projet_files/figure-docx/fig_croisement-1.png" id="690" name="Picture"/>
+                    <pic:cNvPr descr="09_insertion_projet_files/figure-docx/fig_croisement-1.png" id="683" name="Picture"/>
                     <pic:cNvPicPr>
                       <a:picLocks noChangeArrowheads="1" noChangeAspect="1"/>
                     </pic:cNvPicPr>
                   </pic:nvPicPr>
                   <pic:blipFill>
-                    <a:blip r:embed="rId688"/>
+                    <a:blip r:embed="rId681"/>
                     <a:stretch>
                       <a:fillRect/>
                     </a:stretch>
@@ -16220,9 +16183,9 @@
         <w:t xml:space="preserve">Accès aux projets selon l’appartenance à une organisation</w:t>
       </w:r>
     </w:p>
-    <w:bookmarkEnd w:id="691"/>
-    <w:bookmarkEnd w:id="692"/>
-    <w:bookmarkStart w:id="712" w:name="évaluation-de-la-qualité-de-lenquête"/>
+    <w:bookmarkEnd w:id="684"/>
+    <w:bookmarkEnd w:id="685"/>
+    <w:bookmarkStart w:id="705" w:name="évaluation-de-la-qualité-de-lenquête"/>
     <w:p>
       <w:pPr>
         <w:pStyle w:val="Titre1"/>
@@ -16431,18 +16394,18 @@
                 <wp:inline>
                   <wp:extent cx="152400" cy="152400"/>
                   <wp:effectExtent b="0" l="0" r="0" t="0"/>
-                  <wp:docPr descr="" title="" id="693" name="Picture"/>
+                  <wp:docPr descr="" title="" id="686" name="Picture"/>
                   <a:graphic>
                     <a:graphicData uri="http://schemas.openxmlformats.org/drawingml/2006/picture">
                       <pic:pic>
                         <pic:nvPicPr>
-                          <pic:cNvPr descr="C:\Users\fbede\AppData\Local\Programs\Quarto\share\formats\docx\warning.png" id="694" name="Picture"/>
+                          <pic:cNvPr descr="C:\Users\fbede\AppData\Local\Programs\Quarto\share\formats\docx\warning.png" id="687" name="Picture"/>
                           <pic:cNvPicPr>
                             <a:picLocks noChangeArrowheads="1" noChangeAspect="1"/>
                           </pic:cNvPicPr>
                         </pic:nvPicPr>
                         <pic:blipFill>
-                          <a:blip r:embed="rId24"/>
+                          <a:blip r:embed="rId21"/>
                           <a:stretch>
                             <a:fillRect/>
                           </a:stretch>
@@ -16499,14 +16462,14 @@
               <w:spacing w:before="16" w:after="16"/>
             </w:pPr>
             <w:r>
-              <w:t xml:space="preserve">Les résultats présentés ci-dessous sont provisoires, et sont susceptibles de faire l’objet de corrections.</w:t>
+              <w:t xml:space="preserve">Les résultats présentés ci-dessous sont provisoires et pourront être ajustés ou enrichis par les informations supplémentaires recueillies lors des restitutions locales.</w:t>
             </w:r>
           </w:p>
           <w:p/>
         </w:tc>
       </w:tr>
     </w:tbl>
-    <w:bookmarkStart w:id="699" w:name="Xa4db8dd5ff569f230bca5343853834cca9e2941"/>
+    <w:bookmarkStart w:id="692" w:name="Xa4db8dd5ff569f230bca5343853834cca9e2941"/>
     <w:p>
       <w:pPr>
         <w:pStyle w:val="Titre2"/>
@@ -16578,7 +16541,7 @@
       <w:tr>
         <w:tc>
           <w:tcPr/>
-          <w:bookmarkStart w:id="698" w:name="fig-qualite"/>
+          <w:bookmarkStart w:id="691" w:name="fig-qualite"/>
           <w:p>
             <w:pPr>
               <w:jc w:val="center"/>
@@ -16590,6 +16553,224 @@
             </w:pPr>
             <w:r>
               <w:t xml:space="preserve">Figure 10.1: Qualité de l’enquête selon l’enquêteur (j11, page de couverture)</w:t>
+            </w:r>
+          </w:p>
+          <w:p>
+            <w:pPr>
+              <w:pStyle w:val="Compact"/>
+              <w:jc w:val="center"/>
+            </w:pPr>
+            <w:r>
+              <w:drawing>
+                <wp:inline>
+                  <wp:extent cx="5969000" cy="2984500"/>
+                  <wp:effectExtent b="0" l="0" r="0" t="0"/>
+                  <wp:docPr descr="" title="" id="689" name="Picture"/>
+                  <a:graphic>
+                    <a:graphicData uri="http://schemas.openxmlformats.org/drawingml/2006/picture">
+                      <pic:pic>
+                        <pic:nvPicPr>
+                          <pic:cNvPr descr="10_enquete_qualite_files/figure-docx/fig-qualite-1.png" id="690" name="Picture"/>
+                          <pic:cNvPicPr>
+                            <a:picLocks noChangeArrowheads="1" noChangeAspect="1"/>
+                          </pic:cNvPicPr>
+                        </pic:nvPicPr>
+                        <pic:blipFill>
+                          <a:blip r:embed="rId688"/>
+                          <a:stretch>
+                            <a:fillRect/>
+                          </a:stretch>
+                        </pic:blipFill>
+                        <pic:spPr bwMode="auto">
+                          <a:xfrm>
+                            <a:off x="0" y="0"/>
+                            <a:ext cx="5969000" cy="2984500"/>
+                          </a:xfrm>
+                          <a:prstGeom prst="rect">
+                            <a:avLst/>
+                          </a:prstGeom>
+                          <a:noFill/>
+                          <a:ln w="9525">
+                            <a:noFill/>
+                            <a:headEnd/>
+                            <a:tailEnd/>
+                          </a:ln>
+                        </pic:spPr>
+                      </pic:pic>
+                    </a:graphicData>
+                  </a:graphic>
+                </wp:inline>
+              </w:drawing>
+            </w:r>
+          </w:p>
+          <w:bookmarkEnd w:id="691"/>
+        </w:tc>
+      </w:tr>
+    </w:tbl>
+    <w:bookmarkEnd w:id="692"/>
+    <w:bookmarkStart w:id="694" w:name="répondant"/>
+    <w:p>
+      <w:pPr>
+        <w:pStyle w:val="Titre2"/>
+      </w:pPr>
+      <w:r>
+        <w:t xml:space="preserve">10.2 Répondant</w:t>
+      </w:r>
+    </w:p>
+    <w:p>
+      <w:pPr>
+        <w:pStyle w:val="FirstParagraph"/>
+      </w:pPr>
+      <w:r>
+        <w:t xml:space="preserve">Dans la plupart des cas, le répondant est le chef de ménage lui-même ou son conjoint. Quelques entretiens ont été réalisés avec un autre membre du ménage (</w:t>
+      </w:r>
+      <w:hyperlink w:anchor="tbl-repondant">
+        <w:r>
+          <w:rPr>
+            <w:rStyle w:val="Lienhypertexte"/>
+          </w:rPr>
+          <w:t xml:space="preserve">Table 10.1</w:t>
+        </w:r>
+      </w:hyperlink>
+      <w:r>
+        <w:t xml:space="preserve">).</w:t>
+      </w:r>
+    </w:p>
+    <w:tbl>
+      <w:tblPr>
+        <w:tblStyle w:val="Table"/>
+        <w:tblW w:type="pct" w:w="5000"/>
+        <w:tblLayout w:type="fixed"/>
+        <w:tblLook w:firstRow="0" w:lastRow="0" w:firstColumn="0" w:lastColumn="0" w:noHBand="0" w:noVBand="0" w:val="0000"/>
+      </w:tblPr>
+      <w:tblGrid>
+        <w:gridCol w:w="7920"/>
+      </w:tblGrid>
+      <w:tr>
+        <w:tc>
+          <w:tcPr/>
+          <w:bookmarkStart w:id="693" w:name="tbl-repondant"/>
+          <w:p>
+            <w:pPr>
+              <w:jc w:val="center"/>
+            </w:pPr>
+            <w:pPr>
+              <w:jc w:val="left"/>
+              <w:spacing w:before="200"/>
+              <w:pStyle w:val="ImageCaption"/>
+            </w:pPr>
+            <w:r>
+              <w:t xml:space="preserve">Table 10.1: Qualité du répondant par observatoire</w:t>
+            </w:r>
+          </w:p>
+          <w:bookmarkEnd w:id="693"/>
+        </w:tc>
+      </w:tr>
+    </w:tbl>
+    <w:bookmarkEnd w:id="694"/>
+    <w:bookmarkStart w:id="699" w:name="X2101bde4d2f525baec1852bd3c950f476bfe63c"/>
+    <w:p>
+      <w:pPr>
+        <w:pStyle w:val="Titre2"/>
+      </w:pPr>
+      <w:r>
+        <w:t xml:space="preserve">10.3 Qualité de la réponse (évaluation par l’enquêteur, fin de questionnaire)</w:t>
+      </w:r>
+    </w:p>
+    <w:p>
+      <w:pPr>
+        <w:pStyle w:val="FirstParagraph"/>
+      </w:pPr>
+      <w:r>
+        <w:t xml:space="preserve">La variable</w:t>
+      </w:r>
+      <w:r>
+        <w:t xml:space="preserve"> </w:t>
+      </w:r>
+      <w:r>
+        <w:rPr>
+          <w:rStyle w:val="VerbatimChar"/>
+        </w:rPr>
+        <w:t xml:space="preserve">qual1aa</w:t>
+      </w:r>
+      <w:r>
+        <w:t xml:space="preserve"> </w:t>
+      </w:r>
+      <w:r>
+        <w:t xml:space="preserve">—</w:t>
+      </w:r>
+      <w:r>
+        <w:t xml:space="preserve"> </w:t>
+      </w:r>
+      <w:r>
+        <w:rPr>
+          <w:i/>
+          <w:iCs/>
+        </w:rPr>
+        <w:t xml:space="preserve">« Qualité de la réponse en générale »</w:t>
+      </w:r>
+      <w:r>
+        <w:t xml:space="preserve"> </w:t>
+      </w:r>
+      <w:r>
+        <w:t xml:space="preserve">— est renseignée par l’enquêteur dans le module de remarques en fin de questionnaire. Les modalités prévues sont :</w:t>
+      </w:r>
+      <w:r>
+        <w:t xml:space="preserve"> </w:t>
+      </w:r>
+      <w:r>
+        <w:rPr>
+          <w:b/>
+          <w:bCs/>
+        </w:rPr>
+        <w:t xml:space="preserve">1 = bonne, 2 = mauvaise</w:t>
+      </w:r>
+      <w:r>
+        <w:t xml:space="preserve">. La</w:t>
+      </w:r>
+      <w:r>
+        <w:t xml:space="preserve"> </w:t>
+      </w:r>
+      <w:hyperlink w:anchor="fig-qual-reponse">
+        <w:r>
+          <w:rPr>
+            <w:rStyle w:val="Lienhypertexte"/>
+          </w:rPr>
+          <w:t xml:space="preserve">Figure 10.2</w:t>
+        </w:r>
+      </w:hyperlink>
+      <w:r>
+        <w:t xml:space="preserve"> </w:t>
+      </w:r>
+      <w:r>
+        <w:t xml:space="preserve">présente la répartition par observatoire (les codes aberrants sont exclus, voir l’encadré ci-dessous).</w:t>
+      </w:r>
+    </w:p>
+    <w:tbl>
+      <w:tblPr>
+        <w:tblStyle w:val="Table"/>
+        <w:tblW w:type="pct" w:w="5000"/>
+        <w:tblLayout w:type="fixed"/>
+        <w:tblLook w:firstRow="0" w:lastRow="0" w:firstColumn="0" w:lastColumn="0" w:noHBand="0" w:noVBand="0" w:val="0000"/>
+      </w:tblPr>
+      <w:tblGrid>
+        <w:gridCol w:w="7920"/>
+      </w:tblGrid>
+      <w:tr>
+        <w:tc>
+          <w:tcPr/>
+          <w:bookmarkStart w:id="698" w:name="fig-qual-reponse"/>
+          <w:p>
+            <w:pPr>
+              <w:jc w:val="center"/>
+            </w:pPr>
+            <w:pPr>
+              <w:jc w:val="left"/>
+              <w:spacing w:before="200"/>
+              <w:pStyle w:val="ImageCaption"/>
+            </w:pPr>
+            <w:r>
+              <w:t xml:space="preserve">Figure 10.2: Qualité de la réponse selon l’enquêteur (qual1aa, fin de questionnaire)</w:t>
             </w:r>
           </w:p>
           <w:p>
@@ -16607,7 +16788,7 @@
                     <a:graphicData uri="http://schemas.openxmlformats.org/drawingml/2006/picture">
                       <pic:pic>
                         <pic:nvPicPr>
-                          <pic:cNvPr descr="10_enquete_qualite_files/figure-docx/fig-qualite-1.png" id="697" name="Picture"/>
+                          <pic:cNvPr descr="10_enquete_qualite_files/figure-docx/fig-qual-reponse-1.png" id="697" name="Picture"/>
                           <pic:cNvPicPr>
                             <a:picLocks noChangeArrowheads="1" noChangeAspect="1"/>
                           </pic:cNvPicPr>
@@ -16645,13 +16826,13 @@
       </w:tr>
     </w:tbl>
     <w:bookmarkEnd w:id="699"/>
-    <w:bookmarkStart w:id="701" w:name="répondant"/>
+    <w:bookmarkStart w:id="704" w:name="X9f66b319a86da89209272021c54dcd93697770e"/>
     <w:p>
       <w:pPr>
         <w:pStyle w:val="Titre2"/>
       </w:pPr>
       <w:r>
-        <w:t xml:space="preserve">10.2 Répondant</w:t>
+        <w:t xml:space="preserve">10.4 Réaction du répondant (évaluation par l’enquêteur, fin de questionnaire)</w:t>
       </w:r>
     </w:p>
     <w:p>
@@ -16659,18 +16840,68 @@
         <w:pStyle w:val="FirstParagraph"/>
       </w:pPr>
       <w:r>
-        <w:t xml:space="preserve">Dans la plupart des cas, le répondant est le chef de ménage lui-même ou son conjoint. Quelques entretiens ont été réalisés avec un autre membre du ménage (</w:t>
-      </w:r>
-      <w:hyperlink w:anchor="tbl-repondant">
+        <w:t xml:space="preserve">La variable</w:t>
+      </w:r>
+      <w:r>
+        <w:t xml:space="preserve"> </w:t>
+      </w:r>
+      <w:r>
+        <w:rPr>
+          <w:rStyle w:val="VerbatimChar"/>
+        </w:rPr>
+        <w:t xml:space="preserve">qual2aa</w:t>
+      </w:r>
+      <w:r>
+        <w:t xml:space="preserve"> </w:t>
+      </w:r>
+      <w:r>
+        <w:t xml:space="preserve">—</w:t>
+      </w:r>
+      <w:r>
+        <w:t xml:space="preserve"> </w:t>
+      </w:r>
+      <w:r>
+        <w:rPr>
+          <w:i/>
+          <w:iCs/>
+        </w:rPr>
+        <w:t xml:space="preserve">« Réaction du répondant »</w:t>
+      </w:r>
+      <w:r>
+        <w:t xml:space="preserve"> </w:t>
+      </w:r>
+      <w:r>
+        <w:t xml:space="preserve">— est renseignée par l’enquêteur dans le même module. Les modalités prévues sont :</w:t>
+      </w:r>
+      <w:r>
+        <w:t xml:space="preserve"> </w:t>
+      </w:r>
+      <w:r>
+        <w:rPr>
+          <w:b/>
+          <w:bCs/>
+        </w:rPr>
+        <w:t xml:space="preserve">1 = ouvert (à l’aise), 2 = neutre, 3 = méfiant</w:t>
+      </w:r>
+      <w:r>
+        <w:t xml:space="preserve">. La</w:t>
+      </w:r>
+      <w:r>
+        <w:t xml:space="preserve"> </w:t>
+      </w:r>
+      <w:hyperlink w:anchor="fig-reaction">
         <w:r>
           <w:rPr>
             <w:rStyle w:val="Lienhypertexte"/>
           </w:rPr>
-          <w:t xml:space="preserve">Table 10.1</w:t>
+          <w:t xml:space="preserve">Figure 10.3</w:t>
         </w:r>
       </w:hyperlink>
       <w:r>
-        <w:t xml:space="preserve">).</w:t>
+        <w:t xml:space="preserve"> </w:t>
+      </w:r>
+      <w:r>
+        <w:t xml:space="preserve">présente la répartition (les codes aberrants sont exclus).</w:t>
       </w:r>
     </w:p>
     <w:tbl>
@@ -16686,7 +16917,7 @@
       <w:tr>
         <w:tc>
           <w:tcPr/>
-          <w:bookmarkStart w:id="700" w:name="tbl-repondant"/>
+          <w:bookmarkStart w:id="703" w:name="fig-reaction"/>
           <w:p>
             <w:pPr>
               <w:jc w:val="center"/>
@@ -16697,117 +16928,7 @@
               <w:pStyle w:val="ImageCaption"/>
             </w:pPr>
             <w:r>
-              <w:t xml:space="preserve">Table 10.1: Qualité du répondant par observatoire</w:t>
-            </w:r>
-          </w:p>
-          <w:bookmarkEnd w:id="700"/>
-        </w:tc>
-      </w:tr>
-    </w:tbl>
-    <w:bookmarkEnd w:id="701"/>
-    <w:bookmarkStart w:id="706" w:name="X2101bde4d2f525baec1852bd3c950f476bfe63c"/>
-    <w:p>
-      <w:pPr>
-        <w:pStyle w:val="Titre2"/>
-      </w:pPr>
-      <w:r>
-        <w:t xml:space="preserve">10.3 Qualité de la réponse (évaluation par l’enquêteur, fin de questionnaire)</w:t>
-      </w:r>
-    </w:p>
-    <w:p>
-      <w:pPr>
-        <w:pStyle w:val="FirstParagraph"/>
-      </w:pPr>
-      <w:r>
-        <w:t xml:space="preserve">La variable</w:t>
-      </w:r>
-      <w:r>
-        <w:t xml:space="preserve"> </w:t>
-      </w:r>
-      <w:r>
-        <w:rPr>
-          <w:rStyle w:val="VerbatimChar"/>
-        </w:rPr>
-        <w:t xml:space="preserve">qual1aa</w:t>
-      </w:r>
-      <w:r>
-        <w:t xml:space="preserve"> </w:t>
-      </w:r>
-      <w:r>
-        <w:t xml:space="preserve">—</w:t>
-      </w:r>
-      <w:r>
-        <w:t xml:space="preserve"> </w:t>
-      </w:r>
-      <w:r>
-        <w:rPr>
-          <w:i/>
-          <w:iCs/>
-        </w:rPr>
-        <w:t xml:space="preserve">« Qualité de la réponse en générale »</w:t>
-      </w:r>
-      <w:r>
-        <w:t xml:space="preserve"> </w:t>
-      </w:r>
-      <w:r>
-        <w:t xml:space="preserve">— est renseignée par l’enquêteur dans le module de remarques en fin de questionnaire. Les modalités prévues sont :</w:t>
-      </w:r>
-      <w:r>
-        <w:t xml:space="preserve"> </w:t>
-      </w:r>
-      <w:r>
-        <w:rPr>
-          <w:b/>
-          <w:bCs/>
-        </w:rPr>
-        <w:t xml:space="preserve">1 = bonne, 2 = mauvaise</w:t>
-      </w:r>
-      <w:r>
-        <w:t xml:space="preserve">. La</w:t>
-      </w:r>
-      <w:r>
-        <w:t xml:space="preserve"> </w:t>
-      </w:r>
-      <w:hyperlink w:anchor="fig-qual-reponse">
-        <w:r>
-          <w:rPr>
-            <w:rStyle w:val="Lienhypertexte"/>
-          </w:rPr>
-          <w:t xml:space="preserve">Figure 10.2</w:t>
-        </w:r>
-      </w:hyperlink>
-      <w:r>
-        <w:t xml:space="preserve"> </w:t>
-      </w:r>
-      <w:r>
-        <w:t xml:space="preserve">présente la répartition par observatoire (les codes aberrants sont exclus, voir l’encadré ci-dessous).</w:t>
-      </w:r>
-    </w:p>
-    <w:tbl>
-      <w:tblPr>
-        <w:tblStyle w:val="Table"/>
-        <w:tblW w:type="pct" w:w="5000"/>
-        <w:tblLayout w:type="fixed"/>
-        <w:tblLook w:firstRow="0" w:lastRow="0" w:firstColumn="0" w:lastColumn="0" w:noHBand="0" w:noVBand="0" w:val="0000"/>
-      </w:tblPr>
-      <w:tblGrid>
-        <w:gridCol w:w="7920"/>
-      </w:tblGrid>
-      <w:tr>
-        <w:tc>
-          <w:tcPr/>
-          <w:bookmarkStart w:id="705" w:name="fig-qual-reponse"/>
-          <w:p>
-            <w:pPr>
-              <w:jc w:val="center"/>
-            </w:pPr>
-            <w:pPr>
-              <w:jc w:val="left"/>
-              <w:spacing w:before="200"/>
-              <w:pStyle w:val="ImageCaption"/>
-            </w:pPr>
-            <w:r>
-              <w:t xml:space="preserve">Figure 10.2: Qualité de la réponse selon l’enquêteur (qual1aa, fin de questionnaire)</w:t>
+              <w:t xml:space="preserve">Figure 10.3: Réaction du répondant selon l’enquêteur (qual2aa, fin de questionnaire)</w:t>
             </w:r>
           </w:p>
           <w:p>
@@ -16820,18 +16941,18 @@
                 <wp:inline>
                   <wp:extent cx="5969000" cy="2984500"/>
                   <wp:effectExtent b="0" l="0" r="0" t="0"/>
-                  <wp:docPr descr="" title="" id="703" name="Picture"/>
+                  <wp:docPr descr="" title="" id="701" name="Picture"/>
                   <a:graphic>
                     <a:graphicData uri="http://schemas.openxmlformats.org/drawingml/2006/picture">
                       <pic:pic>
                         <pic:nvPicPr>
-                          <pic:cNvPr descr="10_enquete_qualite_files/figure-docx/fig-qual-reponse-1.png" id="704" name="Picture"/>
+                          <pic:cNvPr descr="10_enquete_qualite_files/figure-docx/fig-reaction-1.png" id="702" name="Picture"/>
                           <pic:cNvPicPr>
                             <a:picLocks noChangeArrowheads="1" noChangeAspect="1"/>
                           </pic:cNvPicPr>
                         </pic:nvPicPr>
                         <pic:blipFill>
-                          <a:blip r:embed="rId702"/>
+                          <a:blip r:embed="rId700"/>
                           <a:stretch>
                             <a:fillRect/>
                           </a:stretch>
@@ -16858,182 +16979,24 @@
               </w:drawing>
             </w:r>
           </w:p>
-          <w:bookmarkEnd w:id="705"/>
+          <w:bookmarkEnd w:id="703"/>
         </w:tc>
       </w:tr>
     </w:tbl>
+    <w:bookmarkEnd w:id="704"/>
+    <w:bookmarkEnd w:id="705"/>
+    <w:bookmarkStart w:id="707" w:name="bibliographie"/>
+    <w:p>
+      <w:pPr>
+        <w:pStyle w:val="Titre1"/>
+      </w:pPr>
+      <w:r>
+        <w:t xml:space="preserve">Bibliographie</w:t>
+      </w:r>
+    </w:p>
+    <w:bookmarkStart w:id="706" w:name="refs"/>
     <w:bookmarkEnd w:id="706"/>
-    <w:bookmarkStart w:id="711" w:name="X9f66b319a86da89209272021c54dcd93697770e"/>
-    <w:p>
-      <w:pPr>
-        <w:pStyle w:val="Titre2"/>
-      </w:pPr>
-      <w:r>
-        <w:t xml:space="preserve">10.4 Réaction du répondant (évaluation par l’enquêteur, fin de questionnaire)</w:t>
-      </w:r>
-    </w:p>
-    <w:p>
-      <w:pPr>
-        <w:pStyle w:val="FirstParagraph"/>
-      </w:pPr>
-      <w:r>
-        <w:t xml:space="preserve">La variable</w:t>
-      </w:r>
-      <w:r>
-        <w:t xml:space="preserve"> </w:t>
-      </w:r>
-      <w:r>
-        <w:rPr>
-          <w:rStyle w:val="VerbatimChar"/>
-        </w:rPr>
-        <w:t xml:space="preserve">qual2aa</w:t>
-      </w:r>
-      <w:r>
-        <w:t xml:space="preserve"> </w:t>
-      </w:r>
-      <w:r>
-        <w:t xml:space="preserve">—</w:t>
-      </w:r>
-      <w:r>
-        <w:t xml:space="preserve"> </w:t>
-      </w:r>
-      <w:r>
-        <w:rPr>
-          <w:i/>
-          <w:iCs/>
-        </w:rPr>
-        <w:t xml:space="preserve">« Réaction du répondant »</w:t>
-      </w:r>
-      <w:r>
-        <w:t xml:space="preserve"> </w:t>
-      </w:r>
-      <w:r>
-        <w:t xml:space="preserve">— est renseignée par l’enquêteur dans le même module. Les modalités prévues sont :</w:t>
-      </w:r>
-      <w:r>
-        <w:t xml:space="preserve"> </w:t>
-      </w:r>
-      <w:r>
-        <w:rPr>
-          <w:b/>
-          <w:bCs/>
-        </w:rPr>
-        <w:t xml:space="preserve">1 = ouvert (à l’aise), 2 = neutre, 3 = méfiant</w:t>
-      </w:r>
-      <w:r>
-        <w:t xml:space="preserve">. La</w:t>
-      </w:r>
-      <w:r>
-        <w:t xml:space="preserve"> </w:t>
-      </w:r>
-      <w:hyperlink w:anchor="fig-reaction">
-        <w:r>
-          <w:rPr>
-            <w:rStyle w:val="Lienhypertexte"/>
-          </w:rPr>
-          <w:t xml:space="preserve">Figure 10.3</w:t>
-        </w:r>
-      </w:hyperlink>
-      <w:r>
-        <w:t xml:space="preserve"> </w:t>
-      </w:r>
-      <w:r>
-        <w:t xml:space="preserve">présente la répartition (les codes aberrants sont exclus).</w:t>
-      </w:r>
-    </w:p>
-    <w:tbl>
-      <w:tblPr>
-        <w:tblStyle w:val="Table"/>
-        <w:tblW w:type="pct" w:w="5000"/>
-        <w:tblLayout w:type="fixed"/>
-        <w:tblLook w:firstRow="0" w:lastRow="0" w:firstColumn="0" w:lastColumn="0" w:noHBand="0" w:noVBand="0" w:val="0000"/>
-      </w:tblPr>
-      <w:tblGrid>
-        <w:gridCol w:w="7920"/>
-      </w:tblGrid>
-      <w:tr>
-        <w:tc>
-          <w:tcPr/>
-          <w:bookmarkStart w:id="710" w:name="fig-reaction"/>
-          <w:p>
-            <w:pPr>
-              <w:jc w:val="center"/>
-            </w:pPr>
-            <w:pPr>
-              <w:jc w:val="left"/>
-              <w:spacing w:before="200"/>
-              <w:pStyle w:val="ImageCaption"/>
-            </w:pPr>
-            <w:r>
-              <w:t xml:space="preserve">Figure 10.3: Réaction du répondant selon l’enquêteur (qual2aa, fin de questionnaire)</w:t>
-            </w:r>
-          </w:p>
-          <w:p>
-            <w:pPr>
-              <w:pStyle w:val="Compact"/>
-              <w:jc w:val="center"/>
-            </w:pPr>
-            <w:r>
-              <w:drawing>
-                <wp:inline>
-                  <wp:extent cx="5969000" cy="2984500"/>
-                  <wp:effectExtent b="0" l="0" r="0" t="0"/>
-                  <wp:docPr descr="" title="" id="708" name="Picture"/>
-                  <a:graphic>
-                    <a:graphicData uri="http://schemas.openxmlformats.org/drawingml/2006/picture">
-                      <pic:pic>
-                        <pic:nvPicPr>
-                          <pic:cNvPr descr="10_enquete_qualite_files/figure-docx/fig-reaction-1.png" id="709" name="Picture"/>
-                          <pic:cNvPicPr>
-                            <a:picLocks noChangeArrowheads="1" noChangeAspect="1"/>
-                          </pic:cNvPicPr>
-                        </pic:nvPicPr>
-                        <pic:blipFill>
-                          <a:blip r:embed="rId707"/>
-                          <a:stretch>
-                            <a:fillRect/>
-                          </a:stretch>
-                        </pic:blipFill>
-                        <pic:spPr bwMode="auto">
-                          <a:xfrm>
-                            <a:off x="0" y="0"/>
-                            <a:ext cx="5969000" cy="2984500"/>
-                          </a:xfrm>
-                          <a:prstGeom prst="rect">
-                            <a:avLst/>
-                          </a:prstGeom>
-                          <a:noFill/>
-                          <a:ln w="9525">
-                            <a:noFill/>
-                            <a:headEnd/>
-                            <a:tailEnd/>
-                          </a:ln>
-                        </pic:spPr>
-                      </pic:pic>
-                    </a:graphicData>
-                  </a:graphic>
-                </wp:inline>
-              </w:drawing>
-            </w:r>
-          </w:p>
-          <w:bookmarkEnd w:id="710"/>
-        </w:tc>
-      </w:tr>
-    </w:tbl>
-    <w:bookmarkEnd w:id="711"/>
-    <w:bookmarkEnd w:id="712"/>
-    <w:bookmarkStart w:id="714" w:name="bibliographie"/>
-    <w:p>
-      <w:pPr>
-        <w:pStyle w:val="Titre1"/>
-      </w:pPr>
-      <w:r>
-        <w:t xml:space="preserve">Bibliographie</w:t>
-      </w:r>
-    </w:p>
-    <w:bookmarkStart w:id="713" w:name="refs"/>
-    <w:bookmarkEnd w:id="713"/>
-    <w:bookmarkEnd w:id="714"/>
+    <w:bookmarkEnd w:id="707"/>
     <w:sectPr>
       <w:footnotePr>
         <w:numRestart w:val="eachSect"/>

--- a/docs-marovoay/rapport-marovoay.docx
+++ b/docs-marovoay/rapport-marovoay.docx
@@ -63,7 +63,7 @@
         <w:pStyle w:val="Date"/>
       </w:pPr>
       <w:r>
-        <w:t xml:space="preserve">2026-06-29</w:t>
+        <w:t xml:space="preserve">2026-07-08</w:t>
       </w:r>
     </w:p>
     <w:p xmlns:w="http://schemas.openxmlformats.org/wordprocessingml/2006/main" xmlns:r="http://schemas.openxmlformats.org/officeDocument/2006/relationships" xmlns:wp="http://schemas.openxmlformats.org/drawingml/2006/wordprocessingDrawing" xmlns:a="http://schemas.openxmlformats.org/drawingml/2006/main" xmlns:pic="http://schemas.openxmlformats.org/drawingml/2006/picture">
@@ -388,14 +388,6 @@
         <w:pStyle w:val="FirstParagraph"/>
       </w:pPr>
       <w:r>
-        <w:t xml:space="preserve">Les enquêtes de l’observatoire rural de Marovoay ont été menées de manière régulière entre 1995 et 2014, avec une seule interruption l’année 2009 en raison de la crise politique qui a secoué le pays. La campagne 2025, réalisée par le projet BETSAKA, renoue avec ce suivi après une interruption de plus de dix ans. L’enquête conserve les instruments et la méthodologie des campagnes antérieures, tout en reprenant des ajustements faits dans le cadre de l’observatoire du Makay en 2022 et 2024, et en les adaptant au contexte actuel.</w:t>
-      </w:r>
-    </w:p>
-    <w:p>
-      <w:pPr>
-        <w:pStyle w:val="Corpsdetexte"/>
-      </w:pPr>
-      <w:r>
         <w:t xml:space="preserve">Les principales modifications du questionnaire concernent :</w:t>
       </w:r>
     </w:p>
@@ -418,7 +410,7 @@
         </w:numPr>
       </w:pPr>
       <w:r>
-        <w:t xml:space="preserve">l’introduction de nouveaux modules sur les feux (S), le rapport des ménages ruraux avec l’environnement (RM-UM-AP).</w:t>
+        <w:t xml:space="preserve">l’introduction de nouveaux modules sur les évènements climatiques extrêmes (CC), la sécurité alimentaire (SA-SSA), feux (S), le rapport des ménages ruraux avec l’environnement (RM-UM-AP).</w:t>
       </w:r>
     </w:p>
     <w:p>
@@ -679,7 +671,37 @@
         <w:pStyle w:val="FirstParagraph"/>
       </w:pPr>
       <w:r>
-        <w:t xml:space="preserve">Au total, 507 ménages enquêtés à Alaotra, pour 1 975 individus. A Marovoay, 519 ménages ont été enquêtés pour 2 297 individus.</w:t>
+        <w:t xml:space="preserve">:::: {.content-hidden when-profile=</w:t>
+      </w:r>
+      <w:r>
+        <w:t xml:space="preserve">“alaotra”</w:t>
+      </w:r>
+      <w:r>
+        <w:t xml:space="preserve">}</w:t>
+      </w:r>
+      <w:r>
+        <w:t xml:space="preserve"> </w:t>
+      </w:r>
+      <w:r>
+        <w:t xml:space="preserve">::: obs-marovoay</w:t>
+      </w:r>
+      <w:r>
+        <w:t xml:space="preserve"> </w:t>
+      </w:r>
+      <w:r>
+        <w:t xml:space="preserve">A Marovoay, 519 ménages ont été enquêtés pour 2 297 individus.</w:t>
+      </w:r>
+      <w:r>
+        <w:t xml:space="preserve"> </w:t>
+      </w:r>
+      <w:r>
+        <w:t xml:space="preserve">:::</w:t>
+      </w:r>
+      <w:r>
+        <w:t xml:space="preserve"> </w:t>
+      </w:r>
+      <w:r>
+        <w:t xml:space="preserve">::::</w:t>
       </w:r>
     </w:p>
     <w:p>
@@ -3482,32 +3504,6 @@
         <w:pStyle w:val="FirstParagraph"/>
       </w:pPr>
       <w:r>
-        <w:rPr>
-          <w:b/>
-          <w:bCs/>
-        </w:rPr>
-        <w:t xml:space="preserve">FIGURE ET INTERPRETATION POUR</w:t>
-      </w:r>
-      <w:r>
-        <w:rPr>
-          <w:b/>
-          <w:bCs/>
-        </w:rPr>
-        <w:t xml:space="preserve"> </w:t>
-      </w:r>
-      <w:r>
-        <w:rPr>
-          <w:b/>
-          <w:bCs/>
-        </w:rPr>
-        <w:t xml:space="preserve">“APTITUDE A LA LECTURE DES AUTRES MEMBRES”</w:t>
-      </w:r>
-    </w:p>
-    <w:p>
-      <w:pPr>
-        <w:pStyle w:val="Corpsdetexte"/>
-      </w:pPr>
-      <w:r>
         <w:t xml:space="preserve">À Marovoay, l’aptitude à la lecture est globalement moins répandue. La tendance en faveur des femmes persiste avec 59.3 % lisant sans difficulté contre 52.9 % pour les hommes. Cependant, 13.9 % des femmes et 16.9 % des hommes déclarent lire avec effort. Enfin, le taux de membres ne sachant pas lire du tout s’élève à 26.9 % chez les femmes et atteint 30.1 % chez les hommes.</w:t>
       </w:r>
     </w:p>
@@ -3667,13 +3663,13 @@
         <w:t xml:space="preserve">Le taux de scolarisation des enfants de 6 à 14 ans constitue un indicateur clé du développement humain et de l’investissement des ménages dans l’éducation.</w:t>
       </w:r>
     </w:p>
-    <w:bookmarkStart w:id="269" w:name="X6d9aa1dd44c1ac9e432add0b434b8dafb589d26"/>
+    <w:bookmarkStart w:id="269" w:name="X018eed9deeb686660e0600abc5f043ef00d6169"/>
     <w:p>
       <w:pPr>
         <w:pStyle w:val="Titre4"/>
       </w:pPr>
       <w:r>
-        <w:t xml:space="preserve">2.3.3.1 Taux de scolarisation des enfants de 6 à 14 ans</w:t>
+        <w:t xml:space="preserve">2.3.3.1 Taux net de scolarisation des enfants de 6 à 14 ans</w:t>
       </w:r>
     </w:p>
     <w:p>
@@ -3681,7 +3677,7 @@
         <w:pStyle w:val="FirstParagraph"/>
       </w:pPr>
       <w:r>
-        <w:t xml:space="preserve">Dans Marovoay, le taux de scolarisation s’élève à 81.7 %.</w:t>
+        <w:t xml:space="preserve">Dans Marovoay, le taux net de scolarisation s’élève à 81.7 %.</w:t>
       </w:r>
     </w:p>
     <w:p>

--- a/docs-marovoay/rapport-marovoay.docx
+++ b/docs-marovoay/rapport-marovoay.docx
@@ -63,7 +63,7 @@
         <w:pStyle w:val="Date"/>
       </w:pPr>
       <w:r>
-        <w:t xml:space="preserve">2026-07-08</w:t>
+        <w:t xml:space="preserve">2026-07-22</w:t>
       </w:r>
     </w:p>
     <w:p xmlns:w="http://schemas.openxmlformats.org/wordprocessingml/2006/main" xmlns:r="http://schemas.openxmlformats.org/officeDocument/2006/relationships" xmlns:wp="http://schemas.openxmlformats.org/drawingml/2006/wordprocessingDrawing" xmlns:a="http://schemas.openxmlformats.org/drawingml/2006/main" xmlns:pic="http://schemas.openxmlformats.org/drawingml/2006/picture">
@@ -87,7 +87,7 @@
                     </pic:cNvPicPr>
                   </pic:nvPicPr>
                   <pic:blipFill>
-                    <a:blip r:embed="rId349"/>
+                    <a:blip r:embed="rId341"/>
                     <a:stretch>
                       <a:fillRect/>
                     </a:stretch>
@@ -219,7 +219,7 @@
       </w:r>
     </w:p>
     <w:bookmarkEnd w:id="169"/>
-    <w:bookmarkStart w:id="194" w:name="description-de-lenquête"/>
+    <w:bookmarkStart w:id="191" w:name="description-de-lenquête"/>
     <w:p>
       <w:pPr>
         <w:pStyle w:val="Titre1"/>
@@ -228,123 +228,7 @@
         <w:t xml:space="preserve">1. Description de l’enquête</w:t>
       </w:r>
     </w:p>
-    <w:tbl>
-      <w:tblPr>
-        <w:tblStyle w:val="Table"/>
-        <w:tblLook w:firstRow="0" w:lastRow="0" w:firstColumn="0" w:lastColumn="0" w:noHBand="0" w:noVBand="0" w:val="0000"/>
-        <w:tblBorders>
-          <w:top w:val="single" w:sz="4" w:space="0" w:color="EB9113"/>
-          <w:left w:val="single" w:sz="24" w:space="0" w:color="EB9113"/>
-          <w:bottom w:val="single" w:sz="4" w:space="0" w:color="EB9113"/>
-          <w:right w:val="single" w:sz="4" w:space="0" w:color="EB9113"/>
-        </w:tblBorders>
-        <w:tblCellMar>
-          <w:left w:w="144" w:type="dxa"/>
-          <w:right w:w="144" w:type="dxa"/>
-        </w:tblCellMar>
-        <w:tblLook w:firstRow="0" w:lastRow="0" w:firstColumn="0" w:lastColumn="0" w:noHBand="0" w:noVBand="0" w:val="0000"/>
-      </w:tblPr>
-      <w:tr>
-        <w:trPr>
-          <w:cantSplit/>
-        </w:trPr>
-        <w:tc>
-          <w:tcPr>
-            <w:shd w:color="auto" w:fill="fcefdc" w:val="clear"/>
-            <w:tcMar>
-              <w:top w:w="92" w:type="dxa"/>
-              <w:bottom w:w="92" w:type="dxa"/>
-            </w:tcMar>
-          </w:tcPr>
-          <w:p>
-            <w:pPr>
-              <w:pStyle w:val="FirstParagraph"/>
-            </w:pPr>
-            <w:pPr>
-              <w:spacing w:before="0" w:after="0"/>
-              <w:textAlignment w:val="center"/>
-            </w:pPr>
-            <w:r>
-              <w:drawing>
-                <wp:inline>
-                  <wp:extent cx="152400" cy="152400"/>
-                  <wp:effectExtent b="0" l="0" r="0" t="0"/>
-                  <wp:docPr descr="" title="" id="171" name="Picture"/>
-                  <a:graphic>
-                    <a:graphicData uri="http://schemas.openxmlformats.org/drawingml/2006/picture">
-                      <pic:pic>
-                        <pic:nvPicPr>
-                          <pic:cNvPr descr="c:\PROGRA~1\Positron\RESOUR~1\app\quarto\share\formats\docx\warning.png" id="172" name="Picture"/>
-                          <pic:cNvPicPr>
-                            <a:picLocks noChangeArrowheads="1" noChangeAspect="1"/>
-                          </pic:cNvPicPr>
-                        </pic:nvPicPr>
-                        <pic:blipFill>
-                          <a:blip r:embed="rId170"/>
-                          <a:stretch>
-                            <a:fillRect/>
-                          </a:stretch>
-                        </pic:blipFill>
-                        <pic:spPr bwMode="auto">
-                          <a:xfrm>
-                            <a:off x="0" y="0"/>
-                            <a:ext cx="152400" cy="152400"/>
-                          </a:xfrm>
-                          <a:prstGeom prst="rect">
-                            <a:avLst/>
-                          </a:prstGeom>
-                          <a:noFill/>
-                          <a:ln w="9525">
-                            <a:noFill/>
-                            <a:headEnd/>
-                            <a:tailEnd/>
-                          </a:ln>
-                        </pic:spPr>
-                      </pic:pic>
-                    </a:graphicData>
-                  </a:graphic>
-                </wp:inline>
-              </w:drawing>
-            </w:r>
-            <w:r>
-              <w:t xml:space="preserve"> </w:t>
-            </w:r>
-            <w:r>
-              <w:t xml:space="preserve"> </w:t>
-            </w:r>
-            <w:r>
-              <w:t xml:space="preserve">Travail de vérification en cours</w:t>
-            </w:r>
-          </w:p>
-        </w:tc>
-      </w:tr>
-      <w:tr>
-        <w:trPr>
-          <w:cantSplit/>
-        </w:trPr>
-        <w:tc>
-          <w:tcPr>
-            <w:tcMar>
-              <w:top w:w="108" w:type="dxa"/>
-              <w:bottom w:w="108" w:type="dxa"/>
-            </w:tcMar>
-          </w:tcPr>
-          <w:p>
-            <w:pPr>
-              <w:pStyle w:val="Corpsdetexte"/>
-            </w:pPr>
-            <w:pPr>
-              <w:spacing w:before="16" w:after="16"/>
-            </w:pPr>
-            <w:r>
-              <w:t xml:space="preserve">Les résultats présentés ci-dessous sont provisoires et pourront être ajustés ou enrichis par les informations supplémentaires recueillies lors des restitutions locales.</w:t>
-            </w:r>
-          </w:p>
-          <w:p/>
-        </w:tc>
-      </w:tr>
-    </w:tbl>
-    <w:bookmarkStart w:id="173" w:name="contexte-et-objectifs"/>
+    <w:bookmarkStart w:id="170" w:name="contexte-et-objectifs"/>
     <w:p>
       <w:pPr>
         <w:pStyle w:val="Titre2"/>
@@ -380,7 +264,7 @@
         <w:t xml:space="preserve"> </w:t>
       </w:r>
       <w:r>
-        <w:t xml:space="preserve">, situé dans la région Boeny, dans le district de Marovoay. Marovoay constitue le deuxième pôle rizicole du pays, avec une production reposant sur l’irrigation par les eaux du fleuve Betsiboka. L’observatoire de Marovoay est situé dans la plaine alluviale du fleuve Betsiboka, au nord-ouest de Madagascar. La zone d’enquête s’organise autour de quatre fokontany — Ampijoroa et Maroala sur la rive gauche, Bepako et Madiromiongana sur la rive droite — séparés par le fleuve. La proximité du Parc national d’Ankarafantsika, dont les limites ont été étendues en 2002, confère à cette zone un intérêt particulier pour l’étude des interactions entre conservation et développement rural. L’économie locale repose principalement sur la riziculture irriguée, complétée par l’élevage bovin et les cultures de rente.</w:t>
+        <w:t xml:space="preserve">constitue le deuxième pôle rizicole du pays, avec une production reposant sur l’irrigation par les eaux du fleuve Betsiboka. L’observatoire de Marovoay est situé dans la plaine alluviale du fleuve Betsiboka, dans le district de Marovoay de la région Boeny, au nord-ouest de Madagascar. La zone d’enquête s’organise autour de quatre fokontany — Ampijoroa et Maroala sur la rive gauche, Bepako et Madiromiongana sur la rive droite — séparés par le fleuve. La proximité du Parc national d’Ankarafantsika, dont les limites ont été étendues en 2002, confère à cette zone un intérêt particulier pour l’étude des interactions entre conservation et développement rural. L’économie locale repose principalement sur la riziculture irriguée, complétée par l’élevage bovin et les cultures de rente.</w:t>
       </w:r>
     </w:p>
     <w:p>
@@ -433,8 +317,8 @@
         <w:t xml:space="preserve">octobre 2024 au 30 septembre 2025.</w:t>
       </w:r>
     </w:p>
-    <w:bookmarkEnd w:id="173"/>
-    <w:bookmarkStart w:id="177" w:name="méthodologie"/>
+    <w:bookmarkEnd w:id="170"/>
+    <w:bookmarkStart w:id="174" w:name="méthodologie"/>
     <w:p>
       <w:pPr>
         <w:pStyle w:val="Titre2"/>
@@ -508,18 +392,18 @@
                 <wp:inline>
                   <wp:extent cx="152400" cy="152400"/>
                   <wp:effectExtent b="0" l="0" r="0" t="0"/>
-                  <wp:docPr descr="" title="" id="175" name="Picture"/>
+                  <wp:docPr descr="" title="" id="172" name="Picture"/>
                   <a:graphic>
                     <a:graphicData uri="http://schemas.openxmlformats.org/drawingml/2006/picture">
                       <pic:pic>
                         <pic:nvPicPr>
-                          <pic:cNvPr descr="c:\PROGRA~1\Positron\RESOUR~1\app\quarto\share\formats\docx\note.png" id="176" name="Picture"/>
+                          <pic:cNvPr descr="C:\PROGRA~1\RStudio\RESOUR~1\app\bin\quarto\share\formats\docx\note.png" id="173" name="Picture"/>
                           <pic:cNvPicPr>
                             <a:picLocks noChangeArrowheads="1" noChangeAspect="1"/>
                           </pic:cNvPicPr>
                         </pic:nvPicPr>
                         <pic:blipFill>
-                          <a:blip r:embed="rId174"/>
+                          <a:blip r:embed="rId171"/>
                           <a:stretch>
                             <a:fillRect/>
                           </a:stretch>
@@ -583,8 +467,8 @@
         </w:tc>
       </w:tr>
     </w:tbl>
-    <w:bookmarkEnd w:id="177"/>
-    <w:bookmarkStart w:id="181" w:name="localisation-des-sites-enquêtés"/>
+    <w:bookmarkEnd w:id="174"/>
+    <w:bookmarkStart w:id="178" w:name="localisation-des-sites-enquêtés"/>
     <w:p>
       <w:pPr>
         <w:pStyle w:val="Titre2"/>
@@ -610,18 +494,18 @@
           <wp:inline>
             <wp:extent cx="4620126" cy="7392202"/>
             <wp:effectExtent b="0" l="0" r="0" t="0"/>
-            <wp:docPr descr="Localisation approximative des fokontany enquêtés (centroïde des hameaux)" title="" id="179" name="Picture"/>
+            <wp:docPr descr="Localisation approximative des fokontany enquêtés (centroïde des hameaux)" title="" id="176" name="Picture"/>
             <a:graphic>
               <a:graphicData uri="http://schemas.openxmlformats.org/drawingml/2006/picture">
                 <pic:pic>
                   <pic:nvPicPr>
-                    <pic:cNvPr descr="01_description_files/figure-docx/carte_sites-1.png" id="180" name="Picture"/>
+                    <pic:cNvPr descr="01_description_files/figure-docx/carte_sites-1.png" id="177" name="Picture"/>
                     <pic:cNvPicPr>
                       <a:picLocks noChangeArrowheads="1" noChangeAspect="1"/>
                     </pic:cNvPicPr>
                   </pic:nvPicPr>
                   <pic:blipFill>
-                    <a:blip r:embed="rId178"/>
+                    <a:blip r:embed="rId175"/>
                     <a:stretch>
                       <a:fillRect/>
                     </a:stretch>
@@ -656,8 +540,8 @@
         <w:t xml:space="preserve">Localisation approximative des fokontany enquêtés (centroïde des hameaux)</w:t>
       </w:r>
     </w:p>
-    <w:bookmarkEnd w:id="181"/>
-    <w:bookmarkStart w:id="187" w:name="ménages-enquêtés"/>
+    <w:bookmarkEnd w:id="178"/>
+    <w:bookmarkStart w:id="184" w:name="ménages-enquêtés"/>
     <w:p>
       <w:pPr>
         <w:pStyle w:val="Titre2"/>
@@ -671,37 +555,7 @@
         <w:pStyle w:val="FirstParagraph"/>
       </w:pPr>
       <w:r>
-        <w:t xml:space="preserve">:::: {.content-hidden when-profile=</w:t>
-      </w:r>
-      <w:r>
-        <w:t xml:space="preserve">“alaotra”</w:t>
-      </w:r>
-      <w:r>
-        <w:t xml:space="preserve">}</w:t>
-      </w:r>
-      <w:r>
-        <w:t xml:space="preserve"> </w:t>
-      </w:r>
-      <w:r>
-        <w:t xml:space="preserve">::: obs-marovoay</w:t>
-      </w:r>
-      <w:r>
-        <w:t xml:space="preserve"> </w:t>
-      </w:r>
-      <w:r>
         <w:t xml:space="preserve">A Marovoay, 519 ménages ont été enquêtés pour 2 297 individus.</w:t>
-      </w:r>
-      <w:r>
-        <w:t xml:space="preserve"> </w:t>
-      </w:r>
-      <w:r>
-        <w:t xml:space="preserve">:::</w:t>
-      </w:r>
-      <w:r>
-        <w:t xml:space="preserve"> </w:t>
-      </w:r>
-      <w:r>
-        <w:t xml:space="preserve">::::</w:t>
       </w:r>
     </w:p>
     <w:p>
@@ -739,7 +593,7 @@
       <w:tr>
         <w:tc>
           <w:tcPr/>
-          <w:bookmarkStart w:id="182" w:name="tbl-men-obs"/>
+          <w:bookmarkStart w:id="179" w:name="tbl-men-obs"/>
           <w:p>
             <w:pPr>
               <w:jc w:val="center"/>
@@ -753,11 +607,11 @@
               <w:t xml:space="preserve">Table 1.1: Répartition des ménages et des individus selon les observatoires</w:t>
             </w:r>
           </w:p>
-          <w:bookmarkEnd w:id="182"/>
+          <w:bookmarkEnd w:id="179"/>
         </w:tc>
       </w:tr>
     </w:tbl>
-    <w:bookmarkStart w:id="184" w:name="dénombrement-et-taux-de-sondage"/>
+    <w:bookmarkStart w:id="181" w:name="dénombrement-et-taux-de-sondage"/>
     <w:p>
       <w:pPr>
         <w:pStyle w:val="Titre3"/>
@@ -828,7 +682,7 @@
       <w:tr>
         <w:tc>
           <w:tcPr/>
-          <w:bookmarkStart w:id="183" w:name="tbl-denombrement"/>
+          <w:bookmarkStart w:id="180" w:name="tbl-denombrement"/>
           <w:p>
             <w:pPr>
               <w:jc w:val="center"/>
@@ -842,12 +696,12 @@
               <w:t xml:space="preserve">Table 1.2: Dénombrement et taux de sondage par observatoire</w:t>
             </w:r>
           </w:p>
-          <w:bookmarkEnd w:id="183"/>
+          <w:bookmarkEnd w:id="180"/>
         </w:tc>
       </w:tr>
     </w:tbl>
-    <w:bookmarkEnd w:id="184"/>
-    <w:bookmarkStart w:id="186" w:name="répartition-par-hameau"/>
+    <w:bookmarkEnd w:id="181"/>
+    <w:bookmarkStart w:id="183" w:name="répartition-par-hameau"/>
     <w:p>
       <w:pPr>
         <w:pStyle w:val="Titre3"/>
@@ -902,7 +756,7 @@
       <w:tr>
         <w:tc>
           <w:tcPr/>
-          <w:bookmarkStart w:id="185" w:name="tbl-men-hameau"/>
+          <w:bookmarkStart w:id="182" w:name="tbl-men-hameau"/>
           <w:p>
             <w:pPr>
               <w:jc w:val="center"/>
@@ -1597,14 +1451,14 @@
               </w:tc>
             </w:tr>
           </w:tbl>
-          <w:bookmarkEnd w:id="185"/>
+          <w:bookmarkEnd w:id="182"/>
           <w:p/>
         </w:tc>
       </w:tr>
     </w:tbl>
-    <w:bookmarkEnd w:id="186"/>
-    <w:bookmarkEnd w:id="187"/>
-    <w:bookmarkStart w:id="193" w:name="déroulement-de-lenquête"/>
+    <w:bookmarkEnd w:id="183"/>
+    <w:bookmarkEnd w:id="184"/>
+    <w:bookmarkStart w:id="190" w:name="déroulement-de-lenquête"/>
     <w:p>
       <w:pPr>
         <w:pStyle w:val="Titre2"/>
@@ -1663,7 +1517,7 @@
       <w:tr>
         <w:tc>
           <w:tcPr/>
-          <w:bookmarkStart w:id="191" w:name="fig-chronogramme"/>
+          <w:bookmarkStart w:id="188" w:name="fig-chronogramme"/>
           <w:p>
             <w:pPr>
               <w:jc w:val="center"/>
@@ -1687,18 +1541,18 @@
                 <wp:inline>
                   <wp:extent cx="5969000" cy="2295769"/>
                   <wp:effectExtent b="0" l="0" r="0" t="0"/>
-                  <wp:docPr descr="" title="" id="189" name="Picture"/>
+                  <wp:docPr descr="" title="" id="186" name="Picture"/>
                   <a:graphic>
                     <a:graphicData uri="http://schemas.openxmlformats.org/drawingml/2006/picture">
                       <pic:pic>
                         <pic:nvPicPr>
-                          <pic:cNvPr descr="01_description_files/figure-docx/fig-chronogramme-1.png" id="190" name="Picture"/>
+                          <pic:cNvPr descr="01_description_files/figure-docx/fig-chronogramme-1.png" id="187" name="Picture"/>
                           <pic:cNvPicPr>
                             <a:picLocks noChangeArrowheads="1" noChangeAspect="1"/>
                           </pic:cNvPicPr>
                         </pic:nvPicPr>
                         <pic:blipFill>
-                          <a:blip r:embed="rId188"/>
+                          <a:blip r:embed="rId185"/>
                           <a:stretch>
                             <a:fillRect/>
                           </a:stretch>
@@ -1725,7 +1579,7 @@
               </w:drawing>
             </w:r>
           </w:p>
-          <w:bookmarkEnd w:id="191"/>
+          <w:bookmarkEnd w:id="188"/>
         </w:tc>
       </w:tr>
     </w:tbl>
@@ -1750,7 +1604,7 @@
       <w:tr>
         <w:tc>
           <w:tcPr/>
-          <w:bookmarkStart w:id="192" w:name="tbl-periode"/>
+          <w:bookmarkStart w:id="189" w:name="tbl-periode"/>
           <w:p>
             <w:pPr>
               <w:jc w:val="center"/>
@@ -1764,7 +1618,7 @@
               <w:t xml:space="preserve">Table 1.4: Période de collecte par observatoire</w:t>
             </w:r>
           </w:p>
-          <w:bookmarkEnd w:id="192"/>
+          <w:bookmarkEnd w:id="189"/>
         </w:tc>
       </w:tr>
     </w:tbl>
@@ -1776,9 +1630,9 @@
         <w:t xml:space="preserve">L’enquête a mobilisé 20 enquêteurs (10 par observatoire), encadrés par 6 superviseurs (3 par observatoire). La saisie des questionnaires a été assurée par 4 opérateurs.</w:t>
       </w:r>
     </w:p>
-    <w:bookmarkEnd w:id="193"/>
-    <w:bookmarkEnd w:id="194"/>
-    <w:bookmarkStart w:id="287" w:name="X2f0b4bab865cbdc8f0c24eb5bc26af9f83197a2"/>
+    <w:bookmarkEnd w:id="190"/>
+    <w:bookmarkEnd w:id="191"/>
+    <w:bookmarkStart w:id="282" w:name="X2f0b4bab865cbdc8f0c24eb5bc26af9f83197a2"/>
     <w:p>
       <w:pPr>
         <w:pStyle w:val="Titre1"/>
@@ -1801,122 +1655,6 @@
         <w:t xml:space="preserve">Cette section décrit la composition des ménages, les caractéristiques des chefs de ménage et de leurs membres, ainsi que l’évolution de ces indicateurs.</w:t>
       </w:r>
     </w:p>
-    <w:tbl>
-      <w:tblPr>
-        <w:tblStyle w:val="Table"/>
-        <w:tblLook w:firstRow="0" w:lastRow="0" w:firstColumn="0" w:lastColumn="0" w:noHBand="0" w:noVBand="0" w:val="0000"/>
-        <w:tblBorders>
-          <w:top w:val="single" w:sz="4" w:space="0" w:color="EB9113"/>
-          <w:left w:val="single" w:sz="24" w:space="0" w:color="EB9113"/>
-          <w:bottom w:val="single" w:sz="4" w:space="0" w:color="EB9113"/>
-          <w:right w:val="single" w:sz="4" w:space="0" w:color="EB9113"/>
-        </w:tblBorders>
-        <w:tblCellMar>
-          <w:left w:w="144" w:type="dxa"/>
-          <w:right w:w="144" w:type="dxa"/>
-        </w:tblCellMar>
-        <w:tblLook w:firstRow="0" w:lastRow="0" w:firstColumn="0" w:lastColumn="0" w:noHBand="0" w:noVBand="0" w:val="0000"/>
-      </w:tblPr>
-      <w:tr>
-        <w:trPr>
-          <w:cantSplit/>
-        </w:trPr>
-        <w:tc>
-          <w:tcPr>
-            <w:shd w:color="auto" w:fill="fcefdc" w:val="clear"/>
-            <w:tcMar>
-              <w:top w:w="92" w:type="dxa"/>
-              <w:bottom w:w="92" w:type="dxa"/>
-            </w:tcMar>
-          </w:tcPr>
-          <w:p>
-            <w:pPr>
-              <w:pStyle w:val="Corpsdetexte"/>
-            </w:pPr>
-            <w:pPr>
-              <w:spacing w:before="0" w:after="0"/>
-              <w:textAlignment w:val="center"/>
-            </w:pPr>
-            <w:r>
-              <w:drawing>
-                <wp:inline>
-                  <wp:extent cx="152400" cy="152400"/>
-                  <wp:effectExtent b="0" l="0" r="0" t="0"/>
-                  <wp:docPr descr="" title="" id="195" name="Picture"/>
-                  <a:graphic>
-                    <a:graphicData uri="http://schemas.openxmlformats.org/drawingml/2006/picture">
-                      <pic:pic>
-                        <pic:nvPicPr>
-                          <pic:cNvPr descr="c:\PROGRA~1\Positron\RESOUR~1\app\quarto\share\formats\docx\warning.png" id="196" name="Picture"/>
-                          <pic:cNvPicPr>
-                            <a:picLocks noChangeArrowheads="1" noChangeAspect="1"/>
-                          </pic:cNvPicPr>
-                        </pic:nvPicPr>
-                        <pic:blipFill>
-                          <a:blip r:embed="rId170"/>
-                          <a:stretch>
-                            <a:fillRect/>
-                          </a:stretch>
-                        </pic:blipFill>
-                        <pic:spPr bwMode="auto">
-                          <a:xfrm>
-                            <a:off x="0" y="0"/>
-                            <a:ext cx="152400" cy="152400"/>
-                          </a:xfrm>
-                          <a:prstGeom prst="rect">
-                            <a:avLst/>
-                          </a:prstGeom>
-                          <a:noFill/>
-                          <a:ln w="9525">
-                            <a:noFill/>
-                            <a:headEnd/>
-                            <a:tailEnd/>
-                          </a:ln>
-                        </pic:spPr>
-                      </pic:pic>
-                    </a:graphicData>
-                  </a:graphic>
-                </wp:inline>
-              </w:drawing>
-            </w:r>
-            <w:r>
-              <w:t xml:space="preserve"> </w:t>
-            </w:r>
-            <w:r>
-              <w:t xml:space="preserve"> </w:t>
-            </w:r>
-            <w:r>
-              <w:t xml:space="preserve">Travail de vérification en cours</w:t>
-            </w:r>
-          </w:p>
-        </w:tc>
-      </w:tr>
-      <w:tr>
-        <w:trPr>
-          <w:cantSplit/>
-        </w:trPr>
-        <w:tc>
-          <w:tcPr>
-            <w:tcMar>
-              <w:top w:w="108" w:type="dxa"/>
-              <w:bottom w:w="108" w:type="dxa"/>
-            </w:tcMar>
-          </w:tcPr>
-          <w:p>
-            <w:pPr>
-              <w:pStyle w:val="Corpsdetexte"/>
-            </w:pPr>
-            <w:pPr>
-              <w:spacing w:before="16" w:after="16"/>
-            </w:pPr>
-            <w:r>
-              <w:t xml:space="preserve">Les résultats présentés ci-dessous sont provisoires et pourront être ajustés ou enrichis par les informations supplémentaires recueillies lors des restitutions locales.</w:t>
-            </w:r>
-          </w:p>
-          <w:p/>
-        </w:tc>
-      </w:tr>
-    </w:tbl>
     <w:p>
       <w:pPr>
         <w:pStyle w:val="Corpsdetexte"/>
@@ -1931,7 +1669,7 @@
         <w:t xml:space="preserve">La proximité de la ville de Marovoay et de la route nationale RN4 reliant Antananarivo à Mahajanga facilite les échanges et influence les activités non agricoles des ménages.</w:t>
       </w:r>
     </w:p>
-    <w:bookmarkStart w:id="214" w:name="description-des-ménages"/>
+    <w:bookmarkStart w:id="209" w:name="description-des-ménages"/>
     <w:p>
       <w:pPr>
         <w:pStyle w:val="Titre2"/>
@@ -1940,7 +1678,7 @@
         <w:t xml:space="preserve">2.1 Description des ménages</w:t>
       </w:r>
     </w:p>
-    <w:bookmarkStart w:id="200" w:name="taille-des-ménages"/>
+    <w:bookmarkStart w:id="195" w:name="taille-des-ménages"/>
     <w:p>
       <w:pPr>
         <w:pStyle w:val="Titre3"/>
@@ -1974,18 +1712,18 @@
           <wp:inline>
             <wp:extent cx="4620126" cy="4620126"/>
             <wp:effectExtent b="0" l="0" r="0" t="0"/>
-            <wp:docPr descr="Taille moyenne des ménages par hameau selon les observatoires" title="" id="198" name="Picture"/>
+            <wp:docPr descr="Taille moyenne des ménages par hameau selon les observatoires" title="" id="193" name="Picture"/>
             <a:graphic>
               <a:graphicData uri="http://schemas.openxmlformats.org/drawingml/2006/picture">
                 <pic:pic>
                   <pic:nvPicPr>
-                    <pic:cNvPr descr="02_structure_menages_files/figure-docx/fig_men_hameau-1.png" id="199" name="Picture"/>
+                    <pic:cNvPr descr="02_structure_menages_files/figure-docx/fig_men_hameau-1.png" id="194" name="Picture"/>
                     <pic:cNvPicPr>
                       <a:picLocks noChangeArrowheads="1" noChangeAspect="1"/>
                     </pic:cNvPicPr>
                   </pic:nvPicPr>
                   <pic:blipFill>
-                    <a:blip r:embed="rId197"/>
+                    <a:blip r:embed="rId192"/>
                     <a:stretch>
                       <a:fillRect/>
                     </a:stretch>
@@ -2020,8 +1758,8 @@
         <w:t xml:space="preserve">Taille moyenne des ménages par hameau selon les observatoires</w:t>
       </w:r>
     </w:p>
-    <w:bookmarkEnd w:id="200"/>
-    <w:bookmarkStart w:id="205" w:name="structure-par-âge"/>
+    <w:bookmarkEnd w:id="195"/>
+    <w:bookmarkStart w:id="200" w:name="structure-par-âge"/>
     <w:p>
       <w:pPr>
         <w:pStyle w:val="Titre3"/>
@@ -2044,7 +1782,7 @@
         <w:t xml:space="preserve">Cette distribution, caractéristique des populations rurales malgaches, implique un fort taux de dépendance.</w:t>
       </w:r>
     </w:p>
-    <w:bookmarkStart w:id="204" w:name="au-niveau-des-observatoires"/>
+    <w:bookmarkStart w:id="199" w:name="au-niveau-des-observatoires"/>
     <w:p>
       <w:pPr>
         <w:pStyle w:val="Titre4"/>
@@ -2096,18 +1834,18 @@
           <wp:inline>
             <wp:extent cx="4620126" cy="4158113"/>
             <wp:effectExtent b="0" l="0" r="0" t="0"/>
-            <wp:docPr descr="Pyramide des âges des membres des ménages enquêtés par observatoire" title="" id="202" name="Picture"/>
+            <wp:docPr descr="Pyramide des âges des membres des ménages enquêtés par observatoire" title="" id="197" name="Picture"/>
             <a:graphic>
               <a:graphicData uri="http://schemas.openxmlformats.org/drawingml/2006/picture">
                 <pic:pic>
                   <pic:nvPicPr>
-                    <pic:cNvPr descr="02_structure_menages_files/figure-docx/fig_pyramide-1.png" id="203" name="Picture"/>
+                    <pic:cNvPr descr="02_structure_menages_files/figure-docx/fig_pyramide-1.png" id="198" name="Picture"/>
                     <pic:cNvPicPr>
                       <a:picLocks noChangeArrowheads="1" noChangeAspect="1"/>
                     </pic:cNvPicPr>
                   </pic:nvPicPr>
                   <pic:blipFill>
-                    <a:blip r:embed="rId201"/>
+                    <a:blip r:embed="rId196"/>
                     <a:stretch>
                       <a:fillRect/>
                     </a:stretch>
@@ -2142,9 +1880,9 @@
         <w:t xml:space="preserve">Pyramide des âges des membres des ménages enquêtés par observatoire</w:t>
       </w:r>
     </w:p>
-    <w:bookmarkEnd w:id="204"/>
-    <w:bookmarkEnd w:id="205"/>
-    <w:bookmarkStart w:id="209" w:name="origine-des-chefs-de-ménage-et-conjoints"/>
+    <w:bookmarkEnd w:id="199"/>
+    <w:bookmarkEnd w:id="200"/>
+    <w:bookmarkStart w:id="204" w:name="origine-des-chefs-de-ménage-et-conjoints"/>
     <w:p>
       <w:pPr>
         <w:pStyle w:val="Titre3"/>
@@ -2324,18 +2062,18 @@
           <wp:inline>
             <wp:extent cx="4620126" cy="7392202"/>
             <wp:effectExtent b="0" l="0" r="0" t="0"/>
-            <wp:docPr descr="" title="" id="207" name="Picture"/>
+            <wp:docPr descr="" title="" id="202" name="Picture"/>
             <a:graphic>
               <a:graphicData uri="http://schemas.openxmlformats.org/drawingml/2006/picture">
                 <pic:pic>
                   <pic:nvPicPr>
-                    <pic:cNvPr descr="02_structure_menages_files/figure-docx/fig_origine-1.png" id="208" name="Picture"/>
+                    <pic:cNvPr descr="02_structure_menages_files/figure-docx/fig_origine-1.png" id="203" name="Picture"/>
                     <pic:cNvPicPr>
                       <a:picLocks noChangeArrowheads="1" noChangeAspect="1"/>
                     </pic:cNvPicPr>
                   </pic:nvPicPr>
                   <pic:blipFill>
-                    <a:blip r:embed="rId206"/>
+                    <a:blip r:embed="rId201"/>
                     <a:stretch>
                       <a:fillRect/>
                     </a:stretch>
@@ -2362,8 +2100,8 @@
         </w:drawing>
       </w:r>
     </w:p>
-    <w:bookmarkEnd w:id="209"/>
-    <w:bookmarkStart w:id="213" w:name="raison-dinstallation"/>
+    <w:bookmarkEnd w:id="204"/>
+    <w:bookmarkStart w:id="208" w:name="raison-dinstallation"/>
     <w:p>
       <w:pPr>
         <w:pStyle w:val="Titre3"/>
@@ -2403,18 +2141,18 @@
           <wp:inline>
             <wp:extent cx="4620126" cy="7392202"/>
             <wp:effectExtent b="0" l="0" r="0" t="0"/>
-            <wp:docPr descr="" title="" id="211" name="Picture"/>
+            <wp:docPr descr="" title="" id="206" name="Picture"/>
             <a:graphic>
               <a:graphicData uri="http://schemas.openxmlformats.org/drawingml/2006/picture">
                 <pic:pic>
                   <pic:nvPicPr>
-                    <pic:cNvPr descr="02_structure_menages_files/figure-docx/fig_raison-1.png" id="212" name="Picture"/>
+                    <pic:cNvPr descr="02_structure_menages_files/figure-docx/fig_raison-1.png" id="207" name="Picture"/>
                     <pic:cNvPicPr>
                       <a:picLocks noChangeArrowheads="1" noChangeAspect="1"/>
                     </pic:cNvPicPr>
                   </pic:nvPicPr>
                   <pic:blipFill>
-                    <a:blip r:embed="rId210"/>
+                    <a:blip r:embed="rId205"/>
                     <a:stretch>
                       <a:fillRect/>
                     </a:stretch>
@@ -2441,9 +2179,9 @@
         </w:drawing>
       </w:r>
     </w:p>
-    <w:bookmarkEnd w:id="213"/>
-    <w:bookmarkEnd w:id="214"/>
-    <w:bookmarkStart w:id="246" w:name="caractéristiques-des-chefs-de-ménages"/>
+    <w:bookmarkEnd w:id="208"/>
+    <w:bookmarkEnd w:id="209"/>
+    <w:bookmarkStart w:id="241" w:name="caractéristiques-des-chefs-de-ménages"/>
     <w:p>
       <w:pPr>
         <w:pStyle w:val="Titre2"/>
@@ -2460,7 +2198,7 @@
         <w:t xml:space="preserve">Cette section analyse le profil des chefs de ménage dans les deux observatoires, en examinant notamment leurs caractéristiques socio-démographiques, leur niveau d’éducation, leur alphabétisation, ainsi que leurs activités principales.</w:t>
       </w:r>
     </w:p>
-    <w:bookmarkStart w:id="218" w:name="caractéristiques-socio-démographiques"/>
+    <w:bookmarkStart w:id="213" w:name="caractéristiques-socio-démographiques"/>
     <w:p>
       <w:pPr>
         <w:pStyle w:val="Titre3"/>
@@ -2506,18 +2244,18 @@
           <wp:inline>
             <wp:extent cx="4620126" cy="4620126"/>
             <wp:effectExtent b="0" l="0" r="0" t="0"/>
-            <wp:docPr descr="Statut matrimonial des chefs de ménage" title="" id="216" name="Picture"/>
+            <wp:docPr descr="Statut matrimonial des chefs de ménage" title="" id="211" name="Picture"/>
             <a:graphic>
               <a:graphicData uri="http://schemas.openxmlformats.org/drawingml/2006/picture">
                 <pic:pic>
                   <pic:nvPicPr>
-                    <pic:cNvPr descr="02_structure_menages_files/figure-docx/fig_cm_statut-1.png" id="217" name="Picture"/>
+                    <pic:cNvPr descr="02_structure_menages_files/figure-docx/fig_cm_statut-1.png" id="212" name="Picture"/>
                     <pic:cNvPicPr>
                       <a:picLocks noChangeArrowheads="1" noChangeAspect="1"/>
                     </pic:cNvPicPr>
                   </pic:nvPicPr>
                   <pic:blipFill>
-                    <a:blip r:embed="rId215"/>
+                    <a:blip r:embed="rId210"/>
                     <a:stretch>
                       <a:fillRect/>
                     </a:stretch>
@@ -2552,8 +2290,8 @@
         <w:t xml:space="preserve">Statut matrimonial des chefs de ménage</w:t>
       </w:r>
     </w:p>
-    <w:bookmarkEnd w:id="218"/>
-    <w:bookmarkStart w:id="227" w:name="niveau-déducation"/>
+    <w:bookmarkEnd w:id="213"/>
+    <w:bookmarkStart w:id="222" w:name="niveau-déducation"/>
     <w:p>
       <w:pPr>
         <w:pStyle w:val="Titre3"/>
@@ -2576,7 +2314,7 @@
         <w:t xml:space="preserve">L’analyse croisée par sexe met en évidence des disparités supplémentaires.</w:t>
       </w:r>
     </w:p>
-    <w:bookmarkStart w:id="222" w:name="niveau-déducation-du-chef-de-ménage"/>
+    <w:bookmarkStart w:id="217" w:name="niveau-déducation-du-chef-de-ménage"/>
     <w:p>
       <w:pPr>
         <w:pStyle w:val="Titre4"/>
@@ -2602,18 +2340,18 @@
           <wp:inline>
             <wp:extent cx="4620126" cy="7392202"/>
             <wp:effectExtent b="0" l="0" r="0" t="0"/>
-            <wp:docPr descr="Niveau d’éducation des chefs de ménage" title="" id="220" name="Picture"/>
+            <wp:docPr descr="Niveau d’éducation des chefs de ménage" title="" id="215" name="Picture"/>
             <a:graphic>
               <a:graphicData uri="http://schemas.openxmlformats.org/drawingml/2006/picture">
                 <pic:pic>
                   <pic:nvPicPr>
-                    <pic:cNvPr descr="02_structure_menages_files/figure-docx/fig_cm_educ-1.png" id="221" name="Picture"/>
+                    <pic:cNvPr descr="02_structure_menages_files/figure-docx/fig_cm_educ-1.png" id="216" name="Picture"/>
                     <pic:cNvPicPr>
                       <a:picLocks noChangeArrowheads="1" noChangeAspect="1"/>
                     </pic:cNvPicPr>
                   </pic:nvPicPr>
                   <pic:blipFill>
-                    <a:blip r:embed="rId219"/>
+                    <a:blip r:embed="rId214"/>
                     <a:stretch>
                       <a:fillRect/>
                     </a:stretch>
@@ -2648,8 +2386,8 @@
         <w:t xml:space="preserve">Niveau d’éducation des chefs de ménage</w:t>
       </w:r>
     </w:p>
-    <w:bookmarkEnd w:id="222"/>
-    <w:bookmarkStart w:id="226" w:name="X4a3ba4957ab1c055d132d85a923cd063717f406"/>
+    <w:bookmarkEnd w:id="217"/>
+    <w:bookmarkStart w:id="221" w:name="X4a3ba4957ab1c055d132d85a923cd063717f406"/>
     <w:p>
       <w:pPr>
         <w:pStyle w:val="Titre4"/>
@@ -2695,12 +2433,133 @@
           <wp:inline>
             <wp:extent cx="4620126" cy="7392202"/>
             <wp:effectExtent b="0" l="0" r="0" t="0"/>
-            <wp:docPr descr="Niveau d’éducation des CM par sexe" title="" id="224" name="Picture"/>
+            <wp:docPr descr="Niveau d’éducation des CM par sexe" title="" id="219" name="Picture"/>
             <a:graphic>
               <a:graphicData uri="http://schemas.openxmlformats.org/drawingml/2006/picture">
                 <pic:pic>
                   <pic:nvPicPr>
-                    <pic:cNvPr descr="02_structure_menages_files/figure-docx/fig_cm_educ_sex-1.png" id="225" name="Picture"/>
+                    <pic:cNvPr descr="02_structure_menages_files/figure-docx/fig_cm_educ_sex-1.png" id="220" name="Picture"/>
+                    <pic:cNvPicPr>
+                      <a:picLocks noChangeArrowheads="1" noChangeAspect="1"/>
+                    </pic:cNvPicPr>
+                  </pic:nvPicPr>
+                  <pic:blipFill>
+                    <a:blip r:embed="rId218"/>
+                    <a:stretch>
+                      <a:fillRect/>
+                    </a:stretch>
+                  </pic:blipFill>
+                  <pic:spPr bwMode="auto">
+                    <a:xfrm>
+                      <a:off x="0" y="0"/>
+                      <a:ext cx="4620126" cy="7392202"/>
+                    </a:xfrm>
+                    <a:prstGeom prst="rect">
+                      <a:avLst/>
+                    </a:prstGeom>
+                    <a:noFill/>
+                    <a:ln w="9525">
+                      <a:noFill/>
+                      <a:headEnd/>
+                      <a:tailEnd/>
+                    </a:ln>
+                  </pic:spPr>
+                </pic:pic>
+              </a:graphicData>
+            </a:graphic>
+          </wp:inline>
+        </w:drawing>
+      </w:r>
+    </w:p>
+    <w:p>
+      <w:pPr>
+        <w:pStyle w:val="ImageCaption"/>
+      </w:pPr>
+      <w:r>
+        <w:t xml:space="preserve">Niveau d’éducation des CM par sexe</w:t>
+      </w:r>
+    </w:p>
+    <w:bookmarkEnd w:id="221"/>
+    <w:bookmarkEnd w:id="222"/>
+    <w:bookmarkStart w:id="231" w:name="alphabétisation-des-chefs-de-ménage"/>
+    <w:p>
+      <w:pPr>
+        <w:pStyle w:val="Titre3"/>
+      </w:pPr>
+      <w:r>
+        <w:t xml:space="preserve">2.2.3 Alphabétisation des chefs de ménage</w:t>
+      </w:r>
+    </w:p>
+    <w:p>
+      <w:pPr>
+        <w:pStyle w:val="FirstParagraph"/>
+      </w:pPr>
+      <w:r>
+        <w:t xml:space="preserve">L’aptitude à lire et écrire conditionne l’accès à l’information, aux services publics et aux opportunités économiques.</w:t>
+      </w:r>
+      <w:r>
+        <w:t xml:space="preserve"> </w:t>
+      </w:r>
+      <w:r>
+        <w:t xml:space="preserve">Les sections suivantes détaillent les compétences en lecture et en écriture séparément, en distinguant trois niveaux : lecture/écriture aisée, avec effort, ou absente.</w:t>
+      </w:r>
+    </w:p>
+    <w:bookmarkStart w:id="226" w:name="savoir-lire"/>
+    <w:p>
+      <w:pPr>
+        <w:pStyle w:val="Titre4"/>
+      </w:pPr>
+      <w:r>
+        <w:t xml:space="preserve">2.2.3.1 Savoir lire</w:t>
+      </w:r>
+    </w:p>
+    <w:p>
+      <w:pPr>
+        <w:pStyle w:val="FirstParagraph"/>
+      </w:pPr>
+      <w:r>
+        <w:t xml:space="preserve">L’aptitude à la lecture est nettement supérieure dans le bassin de l’Alaotra. À Marovoay, un Chef de ménage sur 5 ne sait pas lire du tout.</w:t>
+      </w:r>
+    </w:p>
+    <w:p>
+      <w:pPr>
+        <w:pStyle w:val="Corpsdetexte"/>
+      </w:pPr>
+      <w:r>
+        <w:t xml:space="preserve">A Marovoay, 74 % des CM savent lire aisément.</w:t>
+      </w:r>
+    </w:p>
+    <w:p>
+      <w:pPr>
+        <w:pStyle w:val="Corpsdetexte"/>
+      </w:pPr>
+      <w:r>
+        <w:t xml:space="preserve">À Marovoay, les niveaux d’aptitude à la lecture sont relativement similaires entre les sexes, avec 74.6% des femmes et 73.8% des hommes sachant lire. À l’inverse, les proportions de chefs de ménage ne sachant pas lire demeurent importantes, atteignant 20.5% chez les hommes et 18.4% chez les femmes.</w:t>
+      </w:r>
+    </w:p>
+    <w:p>
+      <w:pPr>
+        <w:pStyle w:val="Corpsdetexte"/>
+      </w:pPr>
+      <w:r>
+        <w:t xml:space="preserve">La lecture avec difficulté concerne une faible proportion des chefs de ménage quelque soit leur genre.</w:t>
+      </w:r>
+    </w:p>
+    <w:p>
+      <w:pPr>
+        <w:pStyle w:val="CaptionedFigure"/>
+      </w:pPr>
+      <w:r>
+        <w:drawing>
+          <wp:inline>
+            <wp:extent cx="4620126" cy="7392202"/>
+            <wp:effectExtent b="0" l="0" r="0" t="0"/>
+            <wp:docPr descr="Aptitude à la lecture des CM selon le sexe" title="" id="224" name="Picture"/>
+            <a:graphic>
+              <a:graphicData uri="http://schemas.openxmlformats.org/drawingml/2006/picture">
+                <pic:pic>
+                  <pic:nvPicPr>
+                    <pic:cNvPr descr="02_structure_menages_files/figure-docx/fig_cm_read_sex-1.png" id="225" name="Picture"/>
                     <pic:cNvPicPr>
                       <a:picLocks noChangeArrowheads="1" noChangeAspect="1"/>
                     </pic:cNvPicPr>
@@ -2738,18 +2597,17 @@
         <w:pStyle w:val="ImageCaption"/>
       </w:pPr>
       <w:r>
-        <w:t xml:space="preserve">Niveau d’éducation des CM par sexe</w:t>
+        <w:t xml:space="preserve">Aptitude à la lecture des CM selon le sexe</w:t>
       </w:r>
     </w:p>
     <w:bookmarkEnd w:id="226"/>
-    <w:bookmarkEnd w:id="227"/>
-    <w:bookmarkStart w:id="236" w:name="alphabétisation-des-chefs-de-ménage"/>
-    <w:p>
-      <w:pPr>
-        <w:pStyle w:val="Titre3"/>
-      </w:pPr>
-      <w:r>
-        <w:t xml:space="preserve">2.2.3 Alphabétisation des chefs de ménage</w:t>
+    <w:bookmarkStart w:id="230" w:name="savoir-écrire"/>
+    <w:p>
+      <w:pPr>
+        <w:pStyle w:val="Titre4"/>
+      </w:pPr>
+      <w:r>
+        <w:t xml:space="preserve">2.2.3.2 Savoir écrire</w:t>
       </w:r>
     </w:p>
     <w:p>
@@ -2757,30 +2615,7 @@
         <w:pStyle w:val="FirstParagraph"/>
       </w:pPr>
       <w:r>
-        <w:t xml:space="preserve">L’aptitude à lire et écrire conditionne l’accès à l’information, aux services publics et aux opportunités économiques.</w:t>
-      </w:r>
-      <w:r>
-        <w:t xml:space="preserve"> </w:t>
-      </w:r>
-      <w:r>
-        <w:t xml:space="preserve">Les sections suivantes détaillent les compétences en lecture et en écriture séparément, en distinguant trois niveaux : lecture/écriture aisée, avec effort, ou absente.</w:t>
-      </w:r>
-    </w:p>
-    <w:bookmarkStart w:id="231" w:name="savoir-lire"/>
-    <w:p>
-      <w:pPr>
-        <w:pStyle w:val="Titre4"/>
-      </w:pPr>
-      <w:r>
-        <w:t xml:space="preserve">2.2.3.1 Savoir lire</w:t>
-      </w:r>
-    </w:p>
-    <w:p>
-      <w:pPr>
-        <w:pStyle w:val="FirstParagraph"/>
-      </w:pPr>
-      <w:r>
-        <w:t xml:space="preserve">L’aptitude à la lecture est nettement supérieure dans le bassin de l’Alaotra. À Marovoay, un Chef de ménage sur 5 ne sait pas lire du tout.</w:t>
+        <w:t xml:space="preserve">On observe une corrélation presque parfaite entre lecture et écriture dans les deux zones.</w:t>
       </w:r>
     </w:p>
     <w:p>
@@ -2788,19 +2623,7 @@
         <w:pStyle w:val="Corpsdetexte"/>
       </w:pPr>
       <w:r>
-        <w:t xml:space="preserve">A Marovoay, 74 % des CM savent lire aisément.</w:t>
-      </w:r>
-      <w:r>
-        <w:t xml:space="preserve"> </w:t>
-      </w:r>
-      <w:r>
-        <w:t xml:space="preserve">Les niveaux de lecture et d’écriture varient sensiblement selon les localités et le sexe.</w:t>
-      </w:r>
-      <w:r>
-        <w:t xml:space="preserve"> </w:t>
-      </w:r>
-      <w:r>
-        <w:t xml:space="preserve">L’écart entre hommes et femmes en matière d’alphabétisation traduit un accès inégal à l’éducation qui se répercute sur la capacité des ménages féminins à accéder à l’information et aux services.</w:t>
+        <w:t xml:space="preserve">À Marovoay, la proportion de chefs de ménage rencontrant des obstacles face à l’écrit est nettement plus marquée, atteignant 27.1 %. Ce groupe se compose de 20.4 % de personnes incapables d’écrire et de 6.7 % de personnes le faisant avec effort.</w:t>
       </w:r>
     </w:p>
     <w:p>
@@ -2808,7 +2631,7 @@
         <w:pStyle w:val="Corpsdetexte"/>
       </w:pPr>
       <w:r>
-        <w:t xml:space="preserve">À Marovoay, les niveaux d’aptitude à la lecture sont relativement similaires entre les sexes, avec 74.6% des femmes et 73.8% des hommes sachant lire. À l’inverse, les proportions de chefs de ménage ne sachant pas lire demeurent importantes, atteignant 20.5% chez les hommes et 18.4% chez les femmes.</w:t>
+        <w:t xml:space="preserve">À Marovoay, les niveaux d’aptitude à l’écriture sont relativement proches entre les sexes, avec 73.7% des femmes et 72.6% des hommes sachant écrire. Par ailleurs, les proportions de chefs de ménage ne sachant pas écrire demeurent importantes, atteignant 20.7% chez les hommes et 19.3% chez les femmes.</w:t>
       </w:r>
     </w:p>
     <w:p>
@@ -2816,7 +2639,7 @@
         <w:pStyle w:val="Corpsdetexte"/>
       </w:pPr>
       <w:r>
-        <w:t xml:space="preserve">La lecture avec difficulté concerne une faible proportion des chefs de ménage quelque soit leur genre.</w:t>
+        <w:t xml:space="preserve">Les chefs de ménage capables d’écrire avec difficulté restent peu nombreux.</w:t>
       </w:r>
     </w:p>
     <w:p>
@@ -2828,18 +2651,18 @@
           <wp:inline>
             <wp:extent cx="4620126" cy="7392202"/>
             <wp:effectExtent b="0" l="0" r="0" t="0"/>
-            <wp:docPr descr="Aptitude à la lecture des CM selon le sexe" title="" id="229" name="Picture"/>
+            <wp:docPr descr="Aptitude à l’écriture des CM selon le sexe" title="" id="228" name="Picture"/>
             <a:graphic>
               <a:graphicData uri="http://schemas.openxmlformats.org/drawingml/2006/picture">
                 <pic:pic>
                   <pic:nvPicPr>
-                    <pic:cNvPr descr="02_structure_menages_files/figure-docx/fig_cm_read_sex-1.png" id="230" name="Picture"/>
+                    <pic:cNvPr descr="02_structure_menages_files/figure-docx/fig_cm_write_sex-1.png" id="229" name="Picture"/>
                     <pic:cNvPicPr>
                       <a:picLocks noChangeArrowheads="1" noChangeAspect="1"/>
                     </pic:cNvPicPr>
                   </pic:nvPicPr>
                   <pic:blipFill>
-                    <a:blip r:embed="rId228"/>
+                    <a:blip r:embed="rId227"/>
                     <a:stretch>
                       <a:fillRect/>
                     </a:stretch>
@@ -2871,109 +2694,12 @@
         <w:pStyle w:val="ImageCaption"/>
       </w:pPr>
       <w:r>
-        <w:t xml:space="preserve">Aptitude à la lecture des CM selon le sexe</w:t>
-      </w:r>
-    </w:p>
+        <w:t xml:space="preserve">Aptitude à l’écriture des CM selon le sexe</w:t>
+      </w:r>
+    </w:p>
+    <w:bookmarkEnd w:id="230"/>
     <w:bookmarkEnd w:id="231"/>
-    <w:bookmarkStart w:id="235" w:name="savoir-écrire"/>
-    <w:p>
-      <w:pPr>
-        <w:pStyle w:val="Titre4"/>
-      </w:pPr>
-      <w:r>
-        <w:t xml:space="preserve">2.2.3.2 Savoir écrire</w:t>
-      </w:r>
-    </w:p>
-    <w:p>
-      <w:pPr>
-        <w:pStyle w:val="FirstParagraph"/>
-      </w:pPr>
-      <w:r>
-        <w:t xml:space="preserve">On observe une corrélation presque parfaite entre lecture et écriture dans les deux zones.</w:t>
-      </w:r>
-    </w:p>
-    <w:p>
-      <w:pPr>
-        <w:pStyle w:val="Corpsdetexte"/>
-      </w:pPr>
-      <w:r>
-        <w:t xml:space="preserve">À Marovoay, la proportion de chefs de ménage rencontrant des obstacles face à l’écrit est nettement plus marquée, atteignant 27.1 %. Ce groupe se compose de 20.4 % de personnes incapables d’écrire et de 6.7 % de personnes le faisant avec effort.</w:t>
-      </w:r>
-    </w:p>
-    <w:p>
-      <w:pPr>
-        <w:pStyle w:val="Corpsdetexte"/>
-      </w:pPr>
-      <w:r>
-        <w:t xml:space="preserve">À Marovoay, les niveaux d’aptitude à l’écriture sont relativement proches entre les sexes, avec 73.7% des femmes et 72.6% des hommes sachant écrire. Par ailleurs, les proportions de chefs de ménage ne sachant pas écrire demeurent importantes, atteignant 20.7% chez les hommes et 19.3% chez les femmes.</w:t>
-      </w:r>
-    </w:p>
-    <w:p>
-      <w:pPr>
-        <w:pStyle w:val="Corpsdetexte"/>
-      </w:pPr>
-      <w:r>
-        <w:t xml:space="preserve">Les chefs de ménage capables d’écrire avec difficulté restent peu nombreux.</w:t>
-      </w:r>
-    </w:p>
-    <w:p>
-      <w:pPr>
-        <w:pStyle w:val="CaptionedFigure"/>
-      </w:pPr>
-      <w:r>
-        <w:drawing>
-          <wp:inline>
-            <wp:extent cx="4620126" cy="7392202"/>
-            <wp:effectExtent b="0" l="0" r="0" t="0"/>
-            <wp:docPr descr="Aptitude à l’écriture des CM selon le sexe" title="" id="233" name="Picture"/>
-            <a:graphic>
-              <a:graphicData uri="http://schemas.openxmlformats.org/drawingml/2006/picture">
-                <pic:pic>
-                  <pic:nvPicPr>
-                    <pic:cNvPr descr="02_structure_menages_files/figure-docx/fig_cm_write_sex-1.png" id="234" name="Picture"/>
-                    <pic:cNvPicPr>
-                      <a:picLocks noChangeArrowheads="1" noChangeAspect="1"/>
-                    </pic:cNvPicPr>
-                  </pic:nvPicPr>
-                  <pic:blipFill>
-                    <a:blip r:embed="rId232"/>
-                    <a:stretch>
-                      <a:fillRect/>
-                    </a:stretch>
-                  </pic:blipFill>
-                  <pic:spPr bwMode="auto">
-                    <a:xfrm>
-                      <a:off x="0" y="0"/>
-                      <a:ext cx="4620126" cy="7392202"/>
-                    </a:xfrm>
-                    <a:prstGeom prst="rect">
-                      <a:avLst/>
-                    </a:prstGeom>
-                    <a:noFill/>
-                    <a:ln w="9525">
-                      <a:noFill/>
-                      <a:headEnd/>
-                      <a:tailEnd/>
-                    </a:ln>
-                  </pic:spPr>
-                </pic:pic>
-              </a:graphicData>
-            </a:graphic>
-          </wp:inline>
-        </w:drawing>
-      </w:r>
-    </w:p>
-    <w:p>
-      <w:pPr>
-        <w:pStyle w:val="ImageCaption"/>
-      </w:pPr>
-      <w:r>
-        <w:t xml:space="preserve">Aptitude à l’écriture des CM selon le sexe</w:t>
-      </w:r>
-    </w:p>
-    <w:bookmarkEnd w:id="235"/>
-    <w:bookmarkEnd w:id="236"/>
-    <w:bookmarkStart w:id="245" w:name="Xd28e2db47e64cd6bed940357b8301db0b46a084"/>
+    <w:bookmarkStart w:id="240" w:name="Xd28e2db47e64cd6bed940357b8301db0b46a084"/>
     <w:p>
       <w:pPr>
         <w:pStyle w:val="Titre3"/>
@@ -3037,7 +2763,7 @@
       <w:tr>
         <w:tc>
           <w:tcPr/>
-          <w:bookmarkStart w:id="240" w:name="fig-cm-act"/>
+          <w:bookmarkStart w:id="235" w:name="fig-cm-act"/>
           <w:p>
             <w:pPr>
               <w:jc w:val="center"/>
@@ -3061,18 +2787,18 @@
                 <wp:inline>
                   <wp:extent cx="4620126" cy="5544151"/>
                   <wp:effectExtent b="0" l="0" r="0" t="0"/>
-                  <wp:docPr descr="" title="" id="238" name="Picture"/>
+                  <wp:docPr descr="" title="" id="233" name="Picture"/>
                   <a:graphic>
                     <a:graphicData uri="http://schemas.openxmlformats.org/drawingml/2006/picture">
                       <pic:pic>
                         <pic:nvPicPr>
-                          <pic:cNvPr descr="02_structure_menages_files/figure-docx/fig-cm-act-1.png" id="239" name="Picture"/>
+                          <pic:cNvPr descr="02_structure_menages_files/figure-docx/fig-cm-act-1.png" id="234" name="Picture"/>
                           <pic:cNvPicPr>
                             <a:picLocks noChangeArrowheads="1" noChangeAspect="1"/>
                           </pic:cNvPicPr>
                         </pic:nvPicPr>
                         <pic:blipFill>
-                          <a:blip r:embed="rId237"/>
+                          <a:blip r:embed="rId232"/>
                           <a:stretch>
                             <a:fillRect/>
                           </a:stretch>
@@ -3099,11 +2825,11 @@
               </w:drawing>
             </w:r>
           </w:p>
-          <w:bookmarkEnd w:id="240"/>
+          <w:bookmarkEnd w:id="235"/>
         </w:tc>
       </w:tr>
     </w:tbl>
-    <w:bookmarkStart w:id="244" w:name="activités-principales-des-cm-par-sexe"/>
+    <w:bookmarkStart w:id="239" w:name="activités-principales-des-cm-par-sexe"/>
     <w:p>
       <w:pPr>
         <w:pStyle w:val="Titre4"/>
@@ -3137,18 +2863,18 @@
           <wp:inline>
             <wp:extent cx="4620126" cy="4158113"/>
             <wp:effectExtent b="0" l="0" r="0" t="0"/>
-            <wp:docPr descr="Activités principales des CM par observatoire et sexe" title="" id="242" name="Picture"/>
+            <wp:docPr descr="Activités principales des CM par observatoire et sexe" title="" id="237" name="Picture"/>
             <a:graphic>
               <a:graphicData uri="http://schemas.openxmlformats.org/drawingml/2006/picture">
                 <pic:pic>
                   <pic:nvPicPr>
-                    <pic:cNvPr descr="02_structure_menages_files/figure-docx/fig_cm_act_sex-1.png" id="243" name="Picture"/>
+                    <pic:cNvPr descr="02_structure_menages_files/figure-docx/fig_cm_act_sex-1.png" id="238" name="Picture"/>
                     <pic:cNvPicPr>
                       <a:picLocks noChangeArrowheads="1" noChangeAspect="1"/>
                     </pic:cNvPicPr>
                   </pic:nvPicPr>
                   <pic:blipFill>
-                    <a:blip r:embed="rId241"/>
+                    <a:blip r:embed="rId236"/>
                     <a:stretch>
                       <a:fillRect/>
                     </a:stretch>
@@ -3183,10 +2909,10 @@
         <w:t xml:space="preserve">Activités principales des CM par observatoire et sexe</w:t>
       </w:r>
     </w:p>
-    <w:bookmarkEnd w:id="244"/>
-    <w:bookmarkEnd w:id="245"/>
-    <w:bookmarkEnd w:id="246"/>
-    <w:bookmarkStart w:id="286" w:name="X57f2daed0b4a0ac8c44ae97171a5ac716837489"/>
+    <w:bookmarkEnd w:id="239"/>
+    <w:bookmarkEnd w:id="240"/>
+    <w:bookmarkEnd w:id="241"/>
+    <w:bookmarkStart w:id="281" w:name="X57f2daed0b4a0ac8c44ae97171a5ac716837489"/>
     <w:p>
       <w:pPr>
         <w:pStyle w:val="Titre2"/>
@@ -3209,7 +2935,7 @@
         <w:t xml:space="preserve">Leur profil démographique, éducatif et économique complète celui des chefs de ménage et permet de dresser un portrait plus complet du capital humain des familles rurales.</w:t>
       </w:r>
     </w:p>
-    <w:bookmarkStart w:id="250" w:name="caractéristiques-socio-démographiques-1"/>
+    <w:bookmarkStart w:id="245" w:name="caractéristiques-socio-démographiques-1"/>
     <w:p>
       <w:pPr>
         <w:pStyle w:val="Titre3"/>
@@ -3243,18 +2969,18 @@
           <wp:inline>
             <wp:extent cx="4620126" cy="4620126"/>
             <wp:effectExtent b="0" l="0" r="0" t="0"/>
-            <wp:docPr descr="Statut matrimonial des autres membres (12 ans et plus)" title="" id="248" name="Picture"/>
+            <wp:docPr descr="Statut matrimonial des autres membres (12 ans et plus)" title="" id="243" name="Picture"/>
             <a:graphic>
               <a:graphicData uri="http://schemas.openxmlformats.org/drawingml/2006/picture">
                 <pic:pic>
                   <pic:nvPicPr>
-                    <pic:cNvPr descr="02_structure_menages_files/figure-docx/fig_other_statut-1.png" id="249" name="Picture"/>
+                    <pic:cNvPr descr="02_structure_menages_files/figure-docx/fig_other_statut-1.png" id="244" name="Picture"/>
                     <pic:cNvPicPr>
                       <a:picLocks noChangeArrowheads="1" noChangeAspect="1"/>
                     </pic:cNvPicPr>
                   </pic:nvPicPr>
                   <pic:blipFill>
-                    <a:blip r:embed="rId247"/>
+                    <a:blip r:embed="rId242"/>
                     <a:stretch>
                       <a:fillRect/>
                     </a:stretch>
@@ -3289,8 +3015,8 @@
         <w:t xml:space="preserve">Statut matrimonial des autres membres (12 ans et plus)</w:t>
       </w:r>
     </w:p>
-    <w:bookmarkEnd w:id="250"/>
-    <w:bookmarkStart w:id="268" w:name="éducation-et-scolarisation"/>
+    <w:bookmarkEnd w:id="245"/>
+    <w:bookmarkStart w:id="263" w:name="éducation-et-scolarisation"/>
     <w:p>
       <w:pPr>
         <w:pStyle w:val="Titre3"/>
@@ -3313,7 +3039,7 @@
         <w:t xml:space="preserve">Les disparités entre sexes et entre observatoires donnent un aperçu des inégalités d’accès à l’éducation.</w:t>
       </w:r>
     </w:p>
-    <w:bookmarkStart w:id="254" w:name="niveau-déducation-des-autres-membres"/>
+    <w:bookmarkStart w:id="249" w:name="niveau-déducation-des-autres-membres"/>
     <w:p>
       <w:pPr>
         <w:pStyle w:val="Titre4"/>
@@ -3347,18 +3073,18 @@
           <wp:inline>
             <wp:extent cx="4620126" cy="7392202"/>
             <wp:effectExtent b="0" l="0" r="0" t="0"/>
-            <wp:docPr descr="Niveau d’éducation des autres membres" title="" id="252" name="Picture"/>
+            <wp:docPr descr="Niveau d’éducation des autres membres" title="" id="247" name="Picture"/>
             <a:graphic>
               <a:graphicData uri="http://schemas.openxmlformats.org/drawingml/2006/picture">
                 <pic:pic>
                   <pic:nvPicPr>
-                    <pic:cNvPr descr="02_structure_menages_files/figure-docx/fig_other_educ-1.png" id="253" name="Picture"/>
+                    <pic:cNvPr descr="02_structure_menages_files/figure-docx/fig_other_educ-1.png" id="248" name="Picture"/>
                     <pic:cNvPicPr>
                       <a:picLocks noChangeArrowheads="1" noChangeAspect="1"/>
                     </pic:cNvPicPr>
                   </pic:nvPicPr>
                   <pic:blipFill>
-                    <a:blip r:embed="rId251"/>
+                    <a:blip r:embed="rId246"/>
                     <a:stretch>
                       <a:fillRect/>
                     </a:stretch>
@@ -3393,8 +3119,8 @@
         <w:t xml:space="preserve">Niveau d’éducation des autres membres</w:t>
       </w:r>
     </w:p>
-    <w:bookmarkEnd w:id="254"/>
-    <w:bookmarkStart w:id="258" w:name="X5230d9ccd8aefad0269f3712b7f434c0dfba0a8"/>
+    <w:bookmarkEnd w:id="249"/>
+    <w:bookmarkStart w:id="253" w:name="X5230d9ccd8aefad0269f3712b7f434c0dfba0a8"/>
     <w:p>
       <w:pPr>
         <w:pStyle w:val="Titre4"/>
@@ -3426,18 +3152,18 @@
           <wp:inline>
             <wp:extent cx="4620126" cy="7392202"/>
             <wp:effectExtent b="0" l="0" r="0" t="0"/>
-            <wp:docPr descr="Niveau d’éducation des autres membres par sexe" title="" id="256" name="Picture"/>
+            <wp:docPr descr="Niveau d’éducation des autres membres par sexe" title="" id="251" name="Picture"/>
             <a:graphic>
               <a:graphicData uri="http://schemas.openxmlformats.org/drawingml/2006/picture">
                 <pic:pic>
                   <pic:nvPicPr>
-                    <pic:cNvPr descr="02_structure_menages_files/figure-docx/fig_other_educ_sex-1.png" id="257" name="Picture"/>
+                    <pic:cNvPr descr="02_structure_menages_files/figure-docx/fig_other_educ_sex-1.png" id="252" name="Picture"/>
                     <pic:cNvPicPr>
                       <a:picLocks noChangeArrowheads="1" noChangeAspect="1"/>
                     </pic:cNvPicPr>
                   </pic:nvPicPr>
                   <pic:blipFill>
-                    <a:blip r:embed="rId255"/>
+                    <a:blip r:embed="rId250"/>
                     <a:stretch>
                       <a:fillRect/>
                     </a:stretch>
@@ -3472,8 +3198,8 @@
         <w:t xml:space="preserve">Niveau d’éducation des autres membres par sexe</w:t>
       </w:r>
     </w:p>
-    <w:bookmarkEnd w:id="258"/>
-    <w:bookmarkStart w:id="267" w:name="alphabétisation-des-autres-membres"/>
+    <w:bookmarkEnd w:id="253"/>
+    <w:bookmarkStart w:id="262" w:name="alphabétisation-des-autres-membres"/>
     <w:p>
       <w:pPr>
         <w:pStyle w:val="Titre4"/>
@@ -3490,7 +3216,7 @@
         <w:t xml:space="preserve">Cette section analyse les capacités de lecture et d’écriture des membres du ménage autres que le CM fournissant un indicateur de la qualité du capital humain au sein des familles rurales. L’évaluation distingue les personnes capables de lire ou d’écrire aisément de celles qui le font avec effort ou qui en sont incapables.</w:t>
       </w:r>
     </w:p>
-    <w:bookmarkStart w:id="262" w:name="savoir-lire-1"/>
+    <w:bookmarkStart w:id="257" w:name="savoir-lire-1"/>
     <w:p>
       <w:pPr>
         <w:pStyle w:val="Titre5"/>
@@ -3516,18 +3242,18 @@
           <wp:inline>
             <wp:extent cx="4620126" cy="7392202"/>
             <wp:effectExtent b="0" l="0" r="0" t="0"/>
-            <wp:docPr descr="Aptitude à la lecture des autres membres selon le sexe" title="" id="260" name="Picture"/>
+            <wp:docPr descr="Aptitude à la lecture des autres membres selon le sexe" title="" id="255" name="Picture"/>
             <a:graphic>
               <a:graphicData uri="http://schemas.openxmlformats.org/drawingml/2006/picture">
                 <pic:pic>
                   <pic:nvPicPr>
-                    <pic:cNvPr descr="02_structure_menages_files/figure-docx/fig_other_read_sex-1.png" id="261" name="Picture"/>
+                    <pic:cNvPr descr="02_structure_menages_files/figure-docx/fig_other_read_sex-1.png" id="256" name="Picture"/>
                     <pic:cNvPicPr>
                       <a:picLocks noChangeArrowheads="1" noChangeAspect="1"/>
                     </pic:cNvPicPr>
                   </pic:nvPicPr>
                   <pic:blipFill>
-                    <a:blip r:embed="rId259"/>
+                    <a:blip r:embed="rId254"/>
                     <a:stretch>
                       <a:fillRect/>
                     </a:stretch>
@@ -3562,8 +3288,8 @@
         <w:t xml:space="preserve">Aptitude à la lecture des autres membres selon le sexe</w:t>
       </w:r>
     </w:p>
-    <w:bookmarkEnd w:id="262"/>
-    <w:bookmarkStart w:id="266" w:name="savoir-écrire-1"/>
+    <w:bookmarkEnd w:id="257"/>
+    <w:bookmarkStart w:id="261" w:name="savoir-écrire-1"/>
     <w:p>
       <w:pPr>
         <w:pStyle w:val="Titre5"/>
@@ -3597,18 +3323,18 @@
           <wp:inline>
             <wp:extent cx="4620126" cy="7392202"/>
             <wp:effectExtent b="0" l="0" r="0" t="0"/>
-            <wp:docPr descr="Aptitude à l’écriture des autres membres selon le sexe" title="" id="264" name="Picture"/>
+            <wp:docPr descr="Aptitude à l’écriture des autres membres selon le sexe" title="" id="259" name="Picture"/>
             <a:graphic>
               <a:graphicData uri="http://schemas.openxmlformats.org/drawingml/2006/picture">
                 <pic:pic>
                   <pic:nvPicPr>
-                    <pic:cNvPr descr="02_structure_menages_files/figure-docx/fig_other_write_sex-1.png" id="265" name="Picture"/>
+                    <pic:cNvPr descr="02_structure_menages_files/figure-docx/fig_other_write_sex-1.png" id="260" name="Picture"/>
                     <pic:cNvPicPr>
                       <a:picLocks noChangeArrowheads="1" noChangeAspect="1"/>
                     </pic:cNvPicPr>
                   </pic:nvPicPr>
                   <pic:blipFill>
-                    <a:blip r:embed="rId263"/>
+                    <a:blip r:embed="rId258"/>
                     <a:stretch>
                       <a:fillRect/>
                     </a:stretch>
@@ -3643,10 +3369,10 @@
         <w:t xml:space="preserve">Aptitude à l’écriture des autres membres selon le sexe</w:t>
       </w:r>
     </w:p>
-    <w:bookmarkEnd w:id="266"/>
-    <w:bookmarkEnd w:id="267"/>
-    <w:bookmarkEnd w:id="268"/>
-    <w:bookmarkStart w:id="275" w:name="scolarisation"/>
+    <w:bookmarkEnd w:id="261"/>
+    <w:bookmarkEnd w:id="262"/>
+    <w:bookmarkEnd w:id="263"/>
+    <w:bookmarkStart w:id="270" w:name="scolarisation"/>
     <w:p>
       <w:pPr>
         <w:pStyle w:val="Titre3"/>
@@ -3663,7 +3389,7 @@
         <w:t xml:space="preserve">Le taux de scolarisation des enfants de 6 à 14 ans constitue un indicateur clé du développement humain et de l’investissement des ménages dans l’éducation.</w:t>
       </w:r>
     </w:p>
-    <w:bookmarkStart w:id="269" w:name="X018eed9deeb686660e0600abc5f043ef00d6169"/>
+    <w:bookmarkStart w:id="264" w:name="X018eed9deeb686660e0600abc5f043ef00d6169"/>
     <w:p>
       <w:pPr>
         <w:pStyle w:val="Titre4"/>
@@ -3688,8 +3414,8 @@
         <w:t xml:space="preserve">La progression scolaire suit globalement la structure attendue par âge. Entre 3 et 5 ans, les enfants sont majoritairement en préscolaire, avec une part déjà entrée en CP1. Chez les 6-10 ans, les classes du primaire dominent nettement, en particulier le CP2, le CE et le CM1-CM2. Entre 11 et 14 ans, la répartition se déplace vers la fin du primaire et le premier cycle du secondaire, surtout la 6e et la 5e. Enfin, les 15-17 ans se concentrent davantage dans les classes du secondaire, tandis que les niveaux supérieurs n’apparaissent que parmi les 18-25 ans.</w:t>
       </w:r>
     </w:p>
-    <w:bookmarkEnd w:id="269"/>
-    <w:bookmarkStart w:id="274" w:name="Xe1cead9d2afb94967e0a6d7bde7feca3037673d"/>
+    <w:bookmarkEnd w:id="264"/>
+    <w:bookmarkStart w:id="269" w:name="Xe1cead9d2afb94967e0a6d7bde7feca3037673d"/>
     <w:p>
       <w:pPr>
         <w:pStyle w:val="Titre4"/>
@@ -3744,7 +3470,7 @@
       <w:tr>
         <w:tc>
           <w:tcPr/>
-          <w:bookmarkStart w:id="273" w:name="fig-raisons-non-scol"/>
+          <w:bookmarkStart w:id="268" w:name="fig-raisons-non-scol"/>
           <w:p>
             <w:pPr>
               <w:jc w:val="center"/>
@@ -3768,18 +3494,18 @@
                 <wp:inline>
                   <wp:extent cx="5969000" cy="3410857"/>
                   <wp:effectExtent b="0" l="0" r="0" t="0"/>
-                  <wp:docPr descr="" title="" id="271" name="Picture"/>
+                  <wp:docPr descr="" title="" id="266" name="Picture"/>
                   <a:graphic>
                     <a:graphicData uri="http://schemas.openxmlformats.org/drawingml/2006/picture">
                       <pic:pic>
                         <pic:nvPicPr>
-                          <pic:cNvPr descr="02_structure_menages_files/figure-docx/fig-raisons-non-scol-1.png" id="272" name="Picture"/>
+                          <pic:cNvPr descr="02_structure_menages_files/figure-docx/fig-raisons-non-scol-1.png" id="267" name="Picture"/>
                           <pic:cNvPicPr>
                             <a:picLocks noChangeArrowheads="1" noChangeAspect="1"/>
                           </pic:cNvPicPr>
                         </pic:nvPicPr>
                         <pic:blipFill>
-                          <a:blip r:embed="rId270"/>
+                          <a:blip r:embed="rId265"/>
                           <a:stretch>
                             <a:fillRect/>
                           </a:stretch>
@@ -3806,13 +3532,13 @@
               </w:drawing>
             </w:r>
           </w:p>
-          <w:bookmarkEnd w:id="273"/>
+          <w:bookmarkEnd w:id="268"/>
         </w:tc>
       </w:tr>
     </w:tbl>
-    <w:bookmarkEnd w:id="274"/>
-    <w:bookmarkEnd w:id="275"/>
-    <w:bookmarkStart w:id="285" w:name="Xe10b0f911d4aea72fedebcae4fa3fbee9ebe092"/>
+    <w:bookmarkEnd w:id="269"/>
+    <w:bookmarkEnd w:id="270"/>
+    <w:bookmarkStart w:id="280" w:name="Xe10b0f911d4aea72fedebcae4fa3fbee9ebe092"/>
     <w:p>
       <w:pPr>
         <w:pStyle w:val="Titre3"/>
@@ -3856,7 +3582,7 @@
       <w:tr>
         <w:tc>
           <w:tcPr/>
-          <w:bookmarkStart w:id="280" w:name="fig-other-act"/>
+          <w:bookmarkStart w:id="275" w:name="fig-other-act"/>
           <w:p>
             <w:pPr>
               <w:jc w:val="center"/>
@@ -3875,24 +3601,24 @@
               <w:pStyle w:val="Compact"/>
               <w:jc w:val="center"/>
             </w:pPr>
-            <w:bookmarkStart w:id="279" w:name="fig-other-act"/>
+            <w:bookmarkStart w:id="274" w:name="fig-other-act"/>
             <w:r>
               <w:drawing>
                 <wp:inline>
                   <wp:extent cx="4620126" cy="3696101"/>
                   <wp:effectExtent b="0" l="0" r="0" t="0"/>
-                  <wp:docPr descr="" title="" id="277" name="Picture"/>
+                  <wp:docPr descr="" title="" id="272" name="Picture"/>
                   <a:graphic>
                     <a:graphicData uri="http://schemas.openxmlformats.org/drawingml/2006/picture">
                       <pic:pic>
                         <pic:nvPicPr>
-                          <pic:cNvPr descr="02_structure_menages_files/figure-docx/fig-other-act-1.png" id="278" name="Picture"/>
+                          <pic:cNvPr descr="02_structure_menages_files/figure-docx/fig-other-act-1.png" id="273" name="Picture"/>
                           <pic:cNvPicPr>
                             <a:picLocks noChangeArrowheads="1" noChangeAspect="1"/>
                           </pic:cNvPicPr>
                         </pic:nvPicPr>
                         <pic:blipFill>
-                          <a:blip r:embed="rId276"/>
+                          <a:blip r:embed="rId271"/>
                           <a:stretch>
                             <a:fillRect/>
                           </a:stretch>
@@ -3918,13 +3644,13 @@
                 </wp:inline>
               </w:drawing>
             </w:r>
-            <w:bookmarkEnd w:id="279"/>
+            <w:bookmarkEnd w:id="274"/>
           </w:p>
-          <w:bookmarkEnd w:id="280"/>
+          <w:bookmarkEnd w:id="275"/>
         </w:tc>
       </w:tr>
     </w:tbl>
-    <w:bookmarkStart w:id="284" w:name="X46ff1d61f791f42f47b783b920cfc68895dbbf2"/>
+    <w:bookmarkStart w:id="279" w:name="X46ff1d61f791f42f47b783b920cfc68895dbbf2"/>
     <w:p>
       <w:pPr>
         <w:pStyle w:val="Titre4"/>
@@ -3950,18 +3676,18 @@
           <wp:inline>
             <wp:extent cx="4620126" cy="4620126"/>
             <wp:effectExtent b="0" l="0" r="0" t="0"/>
-            <wp:docPr descr="" title="" id="282" name="Picture"/>
+            <wp:docPr descr="" title="" id="277" name="Picture"/>
             <a:graphic>
               <a:graphicData uri="http://schemas.openxmlformats.org/drawingml/2006/picture">
                 <pic:pic>
                   <pic:nvPicPr>
-                    <pic:cNvPr descr="02_structure_menages_files/figure-docx/fig_other_act_sex-1.png" id="283" name="Picture"/>
+                    <pic:cNvPr descr="02_structure_menages_files/figure-docx/fig_other_act_sex-1.png" id="278" name="Picture"/>
                     <pic:cNvPicPr>
                       <a:picLocks noChangeArrowheads="1" noChangeAspect="1"/>
                     </pic:cNvPicPr>
                   </pic:nvPicPr>
                   <pic:blipFill>
-                    <a:blip r:embed="rId281"/>
+                    <a:blip r:embed="rId276"/>
                     <a:stretch>
                       <a:fillRect/>
                     </a:stretch>
@@ -3988,11 +3714,11 @@
         </w:drawing>
       </w:r>
     </w:p>
-    <w:bookmarkEnd w:id="284"/>
-    <w:bookmarkEnd w:id="285"/>
-    <w:bookmarkEnd w:id="286"/>
-    <w:bookmarkEnd w:id="287"/>
-    <w:bookmarkStart w:id="354" w:name="habitat-et-niveau-de-vie"/>
+    <w:bookmarkEnd w:id="279"/>
+    <w:bookmarkEnd w:id="280"/>
+    <w:bookmarkEnd w:id="281"/>
+    <w:bookmarkEnd w:id="282"/>
+    <w:bookmarkStart w:id="346" w:name="habitat-et-niveau-de-vie"/>
     <w:p>
       <w:pPr>
         <w:pStyle w:val="Titre1"/>
@@ -4009,122 +3735,6 @@
         <w:t xml:space="preserve">Cette section decrit les conditions d’habitat, les equipements des menages, leurs transferts et revenus.</w:t>
       </w:r>
     </w:p>
-    <w:tbl>
-      <w:tblPr>
-        <w:tblStyle w:val="Table"/>
-        <w:tblLook w:firstRow="0" w:lastRow="0" w:firstColumn="0" w:lastColumn="0" w:noHBand="0" w:noVBand="0" w:val="0000"/>
-        <w:tblBorders>
-          <w:top w:val="single" w:sz="4" w:space="0" w:color="EB9113"/>
-          <w:left w:val="single" w:sz="24" w:space="0" w:color="EB9113"/>
-          <w:bottom w:val="single" w:sz="4" w:space="0" w:color="EB9113"/>
-          <w:right w:val="single" w:sz="4" w:space="0" w:color="EB9113"/>
-        </w:tblBorders>
-        <w:tblCellMar>
-          <w:left w:w="144" w:type="dxa"/>
-          <w:right w:w="144" w:type="dxa"/>
-        </w:tblCellMar>
-        <w:tblLook w:firstRow="0" w:lastRow="0" w:firstColumn="0" w:lastColumn="0" w:noHBand="0" w:noVBand="0" w:val="0000"/>
-      </w:tblPr>
-      <w:tr>
-        <w:trPr>
-          <w:cantSplit/>
-        </w:trPr>
-        <w:tc>
-          <w:tcPr>
-            <w:shd w:color="auto" w:fill="fcefdc" w:val="clear"/>
-            <w:tcMar>
-              <w:top w:w="92" w:type="dxa"/>
-              <w:bottom w:w="92" w:type="dxa"/>
-            </w:tcMar>
-          </w:tcPr>
-          <w:p>
-            <w:pPr>
-              <w:pStyle w:val="Corpsdetexte"/>
-            </w:pPr>
-            <w:pPr>
-              <w:spacing w:before="0" w:after="0"/>
-              <w:textAlignment w:val="center"/>
-            </w:pPr>
-            <w:r>
-              <w:drawing>
-                <wp:inline>
-                  <wp:extent cx="152400" cy="152400"/>
-                  <wp:effectExtent b="0" l="0" r="0" t="0"/>
-                  <wp:docPr descr="" title="" id="288" name="Picture"/>
-                  <a:graphic>
-                    <a:graphicData uri="http://schemas.openxmlformats.org/drawingml/2006/picture">
-                      <pic:pic>
-                        <pic:nvPicPr>
-                          <pic:cNvPr descr="c:\PROGRA~1\Positron\RESOUR~1\app\quarto\share\formats\docx\warning.png" id="289" name="Picture"/>
-                          <pic:cNvPicPr>
-                            <a:picLocks noChangeArrowheads="1" noChangeAspect="1"/>
-                          </pic:cNvPicPr>
-                        </pic:nvPicPr>
-                        <pic:blipFill>
-                          <a:blip r:embed="rId170"/>
-                          <a:stretch>
-                            <a:fillRect/>
-                          </a:stretch>
-                        </pic:blipFill>
-                        <pic:spPr bwMode="auto">
-                          <a:xfrm>
-                            <a:off x="0" y="0"/>
-                            <a:ext cx="152400" cy="152400"/>
-                          </a:xfrm>
-                          <a:prstGeom prst="rect">
-                            <a:avLst/>
-                          </a:prstGeom>
-                          <a:noFill/>
-                          <a:ln w="9525">
-                            <a:noFill/>
-                            <a:headEnd/>
-                            <a:tailEnd/>
-                          </a:ln>
-                        </pic:spPr>
-                      </pic:pic>
-                    </a:graphicData>
-                  </a:graphic>
-                </wp:inline>
-              </w:drawing>
-            </w:r>
-            <w:r>
-              <w:t xml:space="preserve"> </w:t>
-            </w:r>
-            <w:r>
-              <w:t xml:space="preserve"> </w:t>
-            </w:r>
-            <w:r>
-              <w:t xml:space="preserve">Travail de vérification en cours</w:t>
-            </w:r>
-          </w:p>
-        </w:tc>
-      </w:tr>
-      <w:tr>
-        <w:trPr>
-          <w:cantSplit/>
-        </w:trPr>
-        <w:tc>
-          <w:tcPr>
-            <w:tcMar>
-              <w:top w:w="108" w:type="dxa"/>
-              <w:bottom w:w="108" w:type="dxa"/>
-            </w:tcMar>
-          </w:tcPr>
-          <w:p>
-            <w:pPr>
-              <w:pStyle w:val="Corpsdetexte"/>
-            </w:pPr>
-            <w:pPr>
-              <w:spacing w:before="16" w:after="16"/>
-            </w:pPr>
-            <w:r>
-              <w:t xml:space="preserve">Les résultats présentés ci-dessous sont provisoires et pourront être ajustés ou enrichis par les informations supplémentaires recueillies lors des restitutions locales.</w:t>
-            </w:r>
-          </w:p>
-          <w:p/>
-        </w:tc>
-      </w:tr>
-    </w:tbl>
     <w:p>
       <w:pPr>
         <w:pStyle w:val="Corpsdetexte"/>
@@ -4133,7 +3743,7 @@
         <w:t xml:space="preserve">À Marovoay, les conditions d’habitat sont étroitement liées à la position des ménages par rapport au fleuve Betsiboka. Les fokontany de la rive droite (Bepako, Madiromiongana), situés en lisière du Parc national d’Ankarafantsika, ont un accès plus limité aux ressources en bois et matériaux de construction, notamment en raison des restrictions liées à la conservation. L’approvisionnement en eau dépend en grande partie du fleuve et de puits traditionnels. L’équipement agricole y est dominé par les outils manuels, complétés par le recours à la traction bovine pour le labour des rizières.</w:t>
       </w:r>
     </w:p>
-    <w:bookmarkStart w:id="316" w:name="habitat"/>
+    <w:bookmarkStart w:id="309" w:name="habitat"/>
     <w:p>
       <w:pPr>
         <w:pStyle w:val="Titre2"/>
@@ -4150,7 +3760,7 @@
         <w:t xml:space="preserve">Les conditions d’habitat des ménages enquêtés témoignent des réalités du milieu rural malgache. Le statut d’occupation, le type d’assainissement, l’accès à l’eau, le mode d’éclairage et la source d’énergie de cuisson constituent des indicateurs essentiels du cadre de vie.</w:t>
       </w:r>
     </w:p>
-    <w:bookmarkStart w:id="294" w:name="statut-doccupation-du-logement"/>
+    <w:bookmarkStart w:id="287" w:name="statut-doccupation-du-logement"/>
     <w:p>
       <w:pPr>
         <w:pStyle w:val="Titre3"/>
@@ -4188,7 +3798,7 @@
       <w:tr>
         <w:tc>
           <w:tcPr/>
-          <w:bookmarkStart w:id="293" w:name="fig-statut-logement"/>
+          <w:bookmarkStart w:id="286" w:name="fig-statut-logement"/>
           <w:p>
             <w:pPr>
               <w:jc w:val="center"/>
@@ -4212,18 +3822,18 @@
                 <wp:inline>
                   <wp:extent cx="5969000" cy="2295769"/>
                   <wp:effectExtent b="0" l="0" r="0" t="0"/>
-                  <wp:docPr descr="" title="" id="291" name="Picture"/>
+                  <wp:docPr descr="" title="" id="284" name="Picture"/>
                   <a:graphic>
                     <a:graphicData uri="http://schemas.openxmlformats.org/drawingml/2006/picture">
                       <pic:pic>
                         <pic:nvPicPr>
-                          <pic:cNvPr descr="03_habitat_niveau_de_vie_files/figure-docx/fig-statut-logement-1.png" id="292" name="Picture"/>
+                          <pic:cNvPr descr="03_habitat_niveau_de_vie_files/figure-docx/fig-statut-logement-1.png" id="285" name="Picture"/>
                           <pic:cNvPicPr>
                             <a:picLocks noChangeArrowheads="1" noChangeAspect="1"/>
                           </pic:cNvPicPr>
                         </pic:nvPicPr>
                         <pic:blipFill>
-                          <a:blip r:embed="rId290"/>
+                          <a:blip r:embed="rId283"/>
                           <a:stretch>
                             <a:fillRect/>
                           </a:stretch>
@@ -4250,12 +3860,12 @@
               </w:drawing>
             </w:r>
           </w:p>
-          <w:bookmarkEnd w:id="293"/>
+          <w:bookmarkEnd w:id="286"/>
         </w:tc>
       </w:tr>
     </w:tbl>
-    <w:bookmarkEnd w:id="294"/>
-    <w:bookmarkStart w:id="299" w:name="type-de-latrine"/>
+    <w:bookmarkEnd w:id="287"/>
+    <w:bookmarkStart w:id="292" w:name="type-de-latrine"/>
     <w:p>
       <w:pPr>
         <w:pStyle w:val="Titre3"/>
@@ -4293,7 +3903,7 @@
       <w:tr>
         <w:tc>
           <w:tcPr/>
-          <w:bookmarkStart w:id="298" w:name="fig-latrine"/>
+          <w:bookmarkStart w:id="291" w:name="fig-latrine"/>
           <w:p>
             <w:pPr>
               <w:jc w:val="center"/>
@@ -4317,18 +3927,18 @@
                 <wp:inline>
                   <wp:extent cx="5969000" cy="2754923"/>
                   <wp:effectExtent b="0" l="0" r="0" t="0"/>
-                  <wp:docPr descr="" title="" id="296" name="Picture"/>
+                  <wp:docPr descr="" title="" id="289" name="Picture"/>
                   <a:graphic>
                     <a:graphicData uri="http://schemas.openxmlformats.org/drawingml/2006/picture">
                       <pic:pic>
                         <pic:nvPicPr>
-                          <pic:cNvPr descr="03_habitat_niveau_de_vie_files/figure-docx/fig-latrine-1.png" id="297" name="Picture"/>
+                          <pic:cNvPr descr="03_habitat_niveau_de_vie_files/figure-docx/fig-latrine-1.png" id="290" name="Picture"/>
                           <pic:cNvPicPr>
                             <a:picLocks noChangeArrowheads="1" noChangeAspect="1"/>
                           </pic:cNvPicPr>
                         </pic:nvPicPr>
                         <pic:blipFill>
-                          <a:blip r:embed="rId295"/>
+                          <a:blip r:embed="rId288"/>
                           <a:stretch>
                             <a:fillRect/>
                           </a:stretch>
@@ -4355,12 +3965,12 @@
               </w:drawing>
             </w:r>
           </w:p>
-          <w:bookmarkEnd w:id="298"/>
+          <w:bookmarkEnd w:id="291"/>
         </w:tc>
       </w:tr>
     </w:tbl>
-    <w:bookmarkEnd w:id="299"/>
-    <w:bookmarkStart w:id="304" w:name="accès-a-leau"/>
+    <w:bookmarkEnd w:id="292"/>
+    <w:bookmarkStart w:id="297" w:name="accès-a-leau"/>
     <w:p>
       <w:pPr>
         <w:pStyle w:val="Titre3"/>
@@ -4404,7 +4014,7 @@
       <w:tr>
         <w:tc>
           <w:tcPr/>
-          <w:bookmarkStart w:id="303" w:name="fig-eau"/>
+          <w:bookmarkStart w:id="296" w:name="fig-eau"/>
           <w:p>
             <w:pPr>
               <w:jc w:val="center"/>
@@ -4428,18 +4038,18 @@
                 <wp:inline>
                   <wp:extent cx="5969000" cy="3673230"/>
                   <wp:effectExtent b="0" l="0" r="0" t="0"/>
-                  <wp:docPr descr="" title="" id="301" name="Picture"/>
+                  <wp:docPr descr="" title="" id="294" name="Picture"/>
                   <a:graphic>
                     <a:graphicData uri="http://schemas.openxmlformats.org/drawingml/2006/picture">
                       <pic:pic>
                         <pic:nvPicPr>
-                          <pic:cNvPr descr="03_habitat_niveau_de_vie_files/figure-docx/fig-eau-1.png" id="302" name="Picture"/>
+                          <pic:cNvPr descr="03_habitat_niveau_de_vie_files/figure-docx/fig-eau-1.png" id="295" name="Picture"/>
                           <pic:cNvPicPr>
                             <a:picLocks noChangeArrowheads="1" noChangeAspect="1"/>
                           </pic:cNvPicPr>
                         </pic:nvPicPr>
                         <pic:blipFill>
-                          <a:blip r:embed="rId300"/>
+                          <a:blip r:embed="rId293"/>
                           <a:stretch>
                             <a:fillRect/>
                           </a:stretch>
@@ -4466,18 +4076,18 @@
               </w:drawing>
             </w:r>
           </w:p>
-          <w:bookmarkEnd w:id="303"/>
+          <w:bookmarkEnd w:id="296"/>
         </w:tc>
       </w:tr>
     </w:tbl>
-    <w:bookmarkEnd w:id="304"/>
-    <w:bookmarkStart w:id="309" w:name="mode-declairage"/>
+    <w:bookmarkEnd w:id="297"/>
+    <w:bookmarkStart w:id="302" w:name="mode-déclairage"/>
     <w:p>
       <w:pPr>
         <w:pStyle w:val="Titre3"/>
       </w:pPr>
       <w:r>
-        <w:t xml:space="preserve">3.1.4 Mode d’eclairage</w:t>
+        <w:t xml:space="preserve">3.1.4 Mode d’éclairage</w:t>
       </w:r>
     </w:p>
     <w:p>
@@ -4517,7 +4127,7 @@
       <w:tr>
         <w:tc>
           <w:tcPr/>
-          <w:bookmarkStart w:id="308" w:name="fig-eclairage"/>
+          <w:bookmarkStart w:id="301" w:name="fig-eclairage"/>
           <w:p>
             <w:pPr>
               <w:jc w:val="center"/>
@@ -4541,18 +4151,18 @@
                 <wp:inline>
                   <wp:extent cx="5969000" cy="3357562"/>
                   <wp:effectExtent b="0" l="0" r="0" t="0"/>
-                  <wp:docPr descr="" title="" id="306" name="Picture"/>
+                  <wp:docPr descr="" title="" id="299" name="Picture"/>
                   <a:graphic>
                     <a:graphicData uri="http://schemas.openxmlformats.org/drawingml/2006/picture">
                       <pic:pic>
                         <pic:nvPicPr>
-                          <pic:cNvPr descr="03_habitat_niveau_de_vie_files/figure-docx/fig-eclairage-1.png" id="307" name="Picture"/>
+                          <pic:cNvPr descr="03_habitat_niveau_de_vie_files/figure-docx/fig-eclairage-1.png" id="300" name="Picture"/>
                           <pic:cNvPicPr>
                             <a:picLocks noChangeArrowheads="1" noChangeAspect="1"/>
                           </pic:cNvPicPr>
                         </pic:nvPicPr>
                         <pic:blipFill>
-                          <a:blip r:embed="rId305"/>
+                          <a:blip r:embed="rId298"/>
                           <a:stretch>
                             <a:fillRect/>
                           </a:stretch>
@@ -4579,7 +4189,7 @@
               </w:drawing>
             </w:r>
           </w:p>
-          <w:bookmarkEnd w:id="308"/>
+          <w:bookmarkEnd w:id="301"/>
         </w:tc>
       </w:tr>
     </w:tbl>
@@ -4599,8 +4209,8 @@
         <w:t xml:space="preserve">Parmi les ménages utilisant le solaire, la proportion disposant d’un panneau en état de marche est présentée ci-dessous.</w:t>
       </w:r>
     </w:p>
-    <w:bookmarkEnd w:id="309"/>
-    <w:bookmarkStart w:id="315" w:name="source-dénergie-pour-la-cuisson"/>
+    <w:bookmarkEnd w:id="302"/>
+    <w:bookmarkStart w:id="308" w:name="source-dénergie-pour-la-cuisson"/>
     <w:p>
       <w:pPr>
         <w:pStyle w:val="Titre3"/>
@@ -4638,7 +4248,7 @@
       <w:tr>
         <w:tc>
           <w:tcPr/>
-          <w:bookmarkStart w:id="314" w:name="fig-cooking"/>
+          <w:bookmarkStart w:id="307" w:name="fig-cooking"/>
           <w:p>
             <w:pPr>
               <w:jc w:val="center"/>
@@ -4657,24 +4267,24 @@
               <w:pStyle w:val="Compact"/>
               <w:jc w:val="center"/>
             </w:pPr>
-            <w:bookmarkStart w:id="313" w:name="fig-cooking"/>
+            <w:bookmarkStart w:id="306" w:name="fig-cooking"/>
             <w:r>
               <w:drawing>
                 <wp:inline>
                   <wp:extent cx="4620126" cy="2310063"/>
                   <wp:effectExtent b="0" l="0" r="0" t="0"/>
-                  <wp:docPr descr="" title="" id="311" name="Picture"/>
+                  <wp:docPr descr="" title="" id="304" name="Picture"/>
                   <a:graphic>
                     <a:graphicData uri="http://schemas.openxmlformats.org/drawingml/2006/picture">
                       <pic:pic>
                         <pic:nvPicPr>
-                          <pic:cNvPr descr="03_habitat_niveau_de_vie_files/figure-docx/fig-cooking-1.png" id="312" name="Picture"/>
+                          <pic:cNvPr descr="03_habitat_niveau_de_vie_files/figure-docx/fig-cooking-1.png" id="305" name="Picture"/>
                           <pic:cNvPicPr>
                             <a:picLocks noChangeArrowheads="1" noChangeAspect="1"/>
                           </pic:cNvPicPr>
                         </pic:nvPicPr>
                         <pic:blipFill>
-                          <a:blip r:embed="rId310"/>
+                          <a:blip r:embed="rId303"/>
                           <a:stretch>
                             <a:fillRect/>
                           </a:stretch>
@@ -4700,15 +4310,15 @@
                 </wp:inline>
               </w:drawing>
             </w:r>
-            <w:bookmarkEnd w:id="313"/>
+            <w:bookmarkEnd w:id="306"/>
           </w:p>
-          <w:bookmarkEnd w:id="314"/>
+          <w:bookmarkEnd w:id="307"/>
         </w:tc>
       </w:tr>
     </w:tbl>
-    <w:bookmarkEnd w:id="315"/>
-    <w:bookmarkEnd w:id="316"/>
-    <w:bookmarkStart w:id="335" w:name="niveau-de-vie"/>
+    <w:bookmarkEnd w:id="308"/>
+    <w:bookmarkEnd w:id="309"/>
+    <w:bookmarkStart w:id="328" w:name="niveau-de-vie"/>
     <w:p>
       <w:pPr>
         <w:pStyle w:val="Titre2"/>
@@ -4725,7 +4335,7 @@
         <w:t xml:space="preserve">La possession de biens durables constitue un proxy classique du niveau de vie des ménages en milieu rural, où les revenus monétaires sont souvent difficiles à mesurer.</w:t>
       </w:r>
     </w:p>
-    <w:bookmarkStart w:id="322" w:name="biens-de-confort-courant"/>
+    <w:bookmarkStart w:id="315" w:name="biens-de-confort-courant"/>
     <w:p>
       <w:pPr>
         <w:pStyle w:val="Titre3"/>
@@ -4763,7 +4373,7 @@
       <w:tr>
         <w:tc>
           <w:tcPr/>
-          <w:bookmarkStart w:id="321" w:name="fig-comfort"/>
+          <w:bookmarkStart w:id="314" w:name="fig-comfort"/>
           <w:p>
             <w:pPr>
               <w:jc w:val="center"/>
@@ -4782,24 +4392,24 @@
               <w:pStyle w:val="Compact"/>
               <w:jc w:val="center"/>
             </w:pPr>
-            <w:bookmarkStart w:id="320" w:name="fig-comfort"/>
+            <w:bookmarkStart w:id="313" w:name="fig-comfort"/>
             <w:r>
               <w:drawing>
                 <wp:inline>
                   <wp:extent cx="4620126" cy="4620126"/>
                   <wp:effectExtent b="0" l="0" r="0" t="0"/>
-                  <wp:docPr descr="" title="" id="318" name="Picture"/>
+                  <wp:docPr descr="" title="" id="311" name="Picture"/>
                   <a:graphic>
                     <a:graphicData uri="http://schemas.openxmlformats.org/drawingml/2006/picture">
                       <pic:pic>
                         <pic:nvPicPr>
-                          <pic:cNvPr descr="03_habitat_niveau_de_vie_files/figure-docx/fig-comfort-1.png" id="319" name="Picture"/>
+                          <pic:cNvPr descr="03_habitat_niveau_de_vie_files/figure-docx/fig-comfort-1.png" id="312" name="Picture"/>
                           <pic:cNvPicPr>
                             <a:picLocks noChangeArrowheads="1" noChangeAspect="1"/>
                           </pic:cNvPicPr>
                         </pic:nvPicPr>
                         <pic:blipFill>
-                          <a:blip r:embed="rId317"/>
+                          <a:blip r:embed="rId310"/>
                           <a:stretch>
                             <a:fillRect/>
                           </a:stretch>
@@ -4825,14 +4435,14 @@
                 </wp:inline>
               </w:drawing>
             </w:r>
-            <w:bookmarkEnd w:id="320"/>
+            <w:bookmarkEnd w:id="313"/>
           </w:p>
-          <w:bookmarkEnd w:id="321"/>
+          <w:bookmarkEnd w:id="314"/>
         </w:tc>
       </w:tr>
     </w:tbl>
-    <w:bookmarkEnd w:id="322"/>
-    <w:bookmarkStart w:id="328" w:name="equipement-agricole"/>
+    <w:bookmarkEnd w:id="315"/>
+    <w:bookmarkStart w:id="321" w:name="equipement-agricole"/>
     <w:p>
       <w:pPr>
         <w:pStyle w:val="Titre3"/>
@@ -4854,7 +4464,7 @@
         <w:pStyle w:val="Corpsdetexte"/>
       </w:pPr>
       <w:r>
-        <w:t xml:space="preserve">À Marovoay, l’angady constitue également l’équipement agricole dominant avec 81.9% des ménages concernés, suivi de la faucille ou coupe-coupe utilisée par 60.5% des ménages. Les haches, les charrues et les couteaux occupent aussi une place notable, avec respectivement 25.6%, 23.5% et 22% des ménages utilisateurs. Les herses, pulvériseurs et rotovators concernent 20.2% des ménages. Les autres équipements agricoles demeurent peu répandus dans cet observatoire.</w:t>
+        <w:t xml:space="preserve">À Marovoay, l’angady constitue également l’équipement agricole dominant avec 81.9% des ménages concernés, suivi de la faucille ou coupe-coupe utilisée par 60.5% des ménages. Les haches, les charrues et les couteaux occupent aussi une place notable, avec respectivement 25.6%, 23.5% et 22% des ménages utilisateurs. Les herses, pulvériseurs et rotovators concernent 20.2% des ménages. Les autres équipements agricoles notamment la charette attelée, la sarcleuse, la pompe hydraulique ou le motoculteur du type Kubota, et le tracteur demeurent peu répandus dans cet observatoire.</w:t>
       </w:r>
     </w:p>
     <w:tbl>
@@ -4870,7 +4480,7 @@
       <w:tr>
         <w:tc>
           <w:tcPr/>
-          <w:bookmarkStart w:id="327" w:name="fig-table-equip"/>
+          <w:bookmarkStart w:id="320" w:name="fig-table-equip"/>
           <w:p>
             <w:pPr>
               <w:jc w:val="center"/>
@@ -4889,24 +4499,24 @@
               <w:pStyle w:val="Compact"/>
               <w:jc w:val="center"/>
             </w:pPr>
-            <w:bookmarkStart w:id="326" w:name="fig-table-equip"/>
+            <w:bookmarkStart w:id="319" w:name="fig-table-equip"/>
             <w:r>
               <w:drawing>
                 <wp:inline>
                   <wp:extent cx="4620126" cy="5544151"/>
                   <wp:effectExtent b="0" l="0" r="0" t="0"/>
-                  <wp:docPr descr="" title="" id="324" name="Picture"/>
+                  <wp:docPr descr="" title="" id="317" name="Picture"/>
                   <a:graphic>
                     <a:graphicData uri="http://schemas.openxmlformats.org/drawingml/2006/picture">
                       <pic:pic>
                         <pic:nvPicPr>
-                          <pic:cNvPr descr="03_habitat_niveau_de_vie_files/figure-docx/fig-table-equip-1.png" id="325" name="Picture"/>
+                          <pic:cNvPr descr="03_habitat_niveau_de_vie_files/figure-docx/fig-table-equip-1.png" id="318" name="Picture"/>
                           <pic:cNvPicPr>
                             <a:picLocks noChangeArrowheads="1" noChangeAspect="1"/>
                           </pic:cNvPicPr>
                         </pic:nvPicPr>
                         <pic:blipFill>
-                          <a:blip r:embed="rId323"/>
+                          <a:blip r:embed="rId316"/>
                           <a:stretch>
                             <a:fillRect/>
                           </a:stretch>
@@ -4932,14 +4542,14 @@
                 </wp:inline>
               </w:drawing>
             </w:r>
-            <w:bookmarkEnd w:id="326"/>
+            <w:bookmarkEnd w:id="319"/>
           </w:p>
-          <w:bookmarkEnd w:id="327"/>
+          <w:bookmarkEnd w:id="320"/>
         </w:tc>
       </w:tr>
     </w:tbl>
-    <w:bookmarkEnd w:id="328"/>
-    <w:bookmarkStart w:id="334" w:name="Xa758b1169819954e355be8b595447102673e282"/>
+    <w:bookmarkEnd w:id="321"/>
+    <w:bookmarkStart w:id="327" w:name="Xa758b1169819954e355be8b595447102673e282"/>
     <w:p>
       <w:pPr>
         <w:pStyle w:val="Titre3"/>
@@ -4977,7 +4587,7 @@
       <w:tr>
         <w:tc>
           <w:tcPr/>
-          <w:bookmarkStart w:id="333" w:name="fig-comm"/>
+          <w:bookmarkStart w:id="326" w:name="fig-comm"/>
           <w:p>
             <w:pPr>
               <w:jc w:val="center"/>
@@ -4996,24 +4606,24 @@
               <w:pStyle w:val="Compact"/>
               <w:jc w:val="center"/>
             </w:pPr>
-            <w:bookmarkStart w:id="332" w:name="fig-comm"/>
+            <w:bookmarkStart w:id="325" w:name="fig-comm"/>
             <w:r>
               <w:drawing>
                 <wp:inline>
                   <wp:extent cx="4620126" cy="2772075"/>
                   <wp:effectExtent b="0" l="0" r="0" t="0"/>
-                  <wp:docPr descr="" title="" id="330" name="Picture"/>
+                  <wp:docPr descr="" title="" id="323" name="Picture"/>
                   <a:graphic>
                     <a:graphicData uri="http://schemas.openxmlformats.org/drawingml/2006/picture">
                       <pic:pic>
                         <pic:nvPicPr>
-                          <pic:cNvPr descr="03_habitat_niveau_de_vie_files/figure-docx/fig-comm-1.png" id="331" name="Picture"/>
+                          <pic:cNvPr descr="03_habitat_niveau_de_vie_files/figure-docx/fig-comm-1.png" id="324" name="Picture"/>
                           <pic:cNvPicPr>
                             <a:picLocks noChangeArrowheads="1" noChangeAspect="1"/>
                           </pic:cNvPicPr>
                         </pic:nvPicPr>
                         <pic:blipFill>
-                          <a:blip r:embed="rId329"/>
+                          <a:blip r:embed="rId322"/>
                           <a:stretch>
                             <a:fillRect/>
                           </a:stretch>
@@ -5039,15 +4649,15 @@
                 </wp:inline>
               </w:drawing>
             </w:r>
-            <w:bookmarkEnd w:id="332"/>
+            <w:bookmarkEnd w:id="325"/>
           </w:p>
-          <w:bookmarkEnd w:id="333"/>
+          <w:bookmarkEnd w:id="326"/>
         </w:tc>
       </w:tr>
     </w:tbl>
-    <w:bookmarkEnd w:id="334"/>
-    <w:bookmarkEnd w:id="335"/>
-    <w:bookmarkStart w:id="345" w:name="transferts-sortants"/>
+    <w:bookmarkEnd w:id="327"/>
+    <w:bookmarkEnd w:id="328"/>
+    <w:bookmarkStart w:id="338" w:name="transferts-sortants"/>
     <w:p>
       <w:pPr>
         <w:pStyle w:val="Titre2"/>
@@ -5085,7 +4695,7 @@
       <w:tr>
         <w:tc>
           <w:tcPr/>
-          <w:bookmarkStart w:id="339" w:name="fig-transferts-sortants"/>
+          <w:bookmarkStart w:id="332" w:name="fig-transferts-sortants"/>
           <w:p>
             <w:pPr>
               <w:jc w:val="center"/>
@@ -5109,18 +4719,18 @@
                 <wp:inline>
                   <wp:extent cx="5969000" cy="1836615"/>
                   <wp:effectExtent b="0" l="0" r="0" t="0"/>
-                  <wp:docPr descr="" title="" id="337" name="Picture"/>
+                  <wp:docPr descr="" title="" id="330" name="Picture"/>
                   <a:graphic>
                     <a:graphicData uri="http://schemas.openxmlformats.org/drawingml/2006/picture">
                       <pic:pic>
                         <pic:nvPicPr>
-                          <pic:cNvPr descr="03_habitat_niveau_de_vie_files/figure-docx/fig-transferts-sortants-1.png" id="338" name="Picture"/>
+                          <pic:cNvPr descr="03_habitat_niveau_de_vie_files/figure-docx/fig-transferts-sortants-1.png" id="331" name="Picture"/>
                           <pic:cNvPicPr>
                             <a:picLocks noChangeArrowheads="1" noChangeAspect="1"/>
                           </pic:cNvPicPr>
                         </pic:nvPicPr>
                         <pic:blipFill>
-                          <a:blip r:embed="rId336"/>
+                          <a:blip r:embed="rId329"/>
                           <a:stretch>
                             <a:fillRect/>
                           </a:stretch>
@@ -5147,7 +4757,7 @@
               </w:drawing>
             </w:r>
           </w:p>
-          <w:bookmarkEnd w:id="339"/>
+          <w:bookmarkEnd w:id="332"/>
         </w:tc>
       </w:tr>
     </w:tbl>
@@ -5172,7 +4782,7 @@
       <w:tr>
         <w:tc>
           <w:tcPr/>
-          <w:bookmarkStart w:id="340" w:name="tbl-transferts-sortants"/>
+          <w:bookmarkStart w:id="333" w:name="tbl-transferts-sortants"/>
           <w:p>
             <w:pPr>
               <w:jc w:val="center"/>
@@ -5186,7 +4796,7 @@
               <w:t xml:space="preserve">Table 3.1: Transferts sortants : resume par observatoire</w:t>
             </w:r>
           </w:p>
-          <w:bookmarkEnd w:id="340"/>
+          <w:bookmarkEnd w:id="333"/>
         </w:tc>
       </w:tr>
     </w:tbl>
@@ -5211,7 +4821,7 @@
       <w:tr>
         <w:tc>
           <w:tcPr/>
-          <w:bookmarkStart w:id="344" w:name="fig-destination-transferts"/>
+          <w:bookmarkStart w:id="337" w:name="fig-destination-transferts"/>
           <w:p>
             <w:pPr>
               <w:jc w:val="center"/>
@@ -5235,18 +4845,18 @@
                 <wp:inline>
                   <wp:extent cx="5969000" cy="2295769"/>
                   <wp:effectExtent b="0" l="0" r="0" t="0"/>
-                  <wp:docPr descr="" title="" id="342" name="Picture"/>
+                  <wp:docPr descr="" title="" id="335" name="Picture"/>
                   <a:graphic>
                     <a:graphicData uri="http://schemas.openxmlformats.org/drawingml/2006/picture">
                       <pic:pic>
                         <pic:nvPicPr>
-                          <pic:cNvPr descr="03_habitat_niveau_de_vie_files/figure-docx/fig-destination-transferts-1.png" id="343" name="Picture"/>
+                          <pic:cNvPr descr="03_habitat_niveau_de_vie_files/figure-docx/fig-destination-transferts-1.png" id="336" name="Picture"/>
                           <pic:cNvPicPr>
                             <a:picLocks noChangeArrowheads="1" noChangeAspect="1"/>
                           </pic:cNvPicPr>
                         </pic:nvPicPr>
                         <pic:blipFill>
-                          <a:blip r:embed="rId341"/>
+                          <a:blip r:embed="rId334"/>
                           <a:stretch>
                             <a:fillRect/>
                           </a:stretch>
@@ -5273,12 +4883,12 @@
               </w:drawing>
             </w:r>
           </w:p>
-          <w:bookmarkEnd w:id="344"/>
+          <w:bookmarkEnd w:id="337"/>
         </w:tc>
       </w:tr>
     </w:tbl>
-    <w:bookmarkEnd w:id="345"/>
-    <w:bookmarkStart w:id="353" w:name="revenu"/>
+    <w:bookmarkEnd w:id="338"/>
+    <w:bookmarkStart w:id="345" w:name="revenu"/>
     <w:p>
       <w:pPr>
         <w:pStyle w:val="Titre2"/>
@@ -5300,7 +4910,7 @@
         <w:pStyle w:val="Corpsdetexte"/>
       </w:pPr>
       <w:r>
-        <w:t xml:space="preserve">Les revenus presentes ici sont des revenus annuels par menage, calcules sur la periode de reference (PR) de la campagne 2025. Le revenu total se decompose en revenu courant et revenu exceptionnel.</w:t>
+        <w:t xml:space="preserve">Les revenus présentés ici sont des revenus annuels par ménage, calculés sur la période de référence (PR) de la campagne 2025. Le revenu total se décompose en revenu courant et revenu exceptionnel.</w:t>
       </w:r>
     </w:p>
     <w:p>
@@ -5308,7 +4918,7 @@
         <w:pStyle w:val="Corpsdetexte"/>
       </w:pPr>
       <w:r>
-        <w:t xml:space="preserve">Le revenu courant agrege sept composantes :</w:t>
+        <w:t xml:space="preserve">Le revenu courant agrège sept composantes :</w:t>
       </w:r>
     </w:p>
     <w:p>
@@ -5336,7 +4946,7 @@
         <w:t xml:space="preserve"> </w:t>
       </w:r>
       <w:r>
-        <w:t xml:space="preserve">: remuneration du travail salarié agricole ;</w:t>
+        <w:t xml:space="preserve">: rémunération du travail salarié agricole ;</w:t>
       </w:r>
     </w:p>
     <w:p>
@@ -5364,7 +4974,7 @@
         <w:t xml:space="preserve"> </w:t>
       </w:r>
       <w:r>
-        <w:t xml:space="preserve">: remuneration du travail salarié hors agriculture ;</w:t>
+        <w:t xml:space="preserve">: rémunération du travail salarié hors agriculture ;</w:t>
       </w:r>
     </w:p>
     <w:p>
@@ -5386,13 +4996,13 @@
           <w:b/>
           <w:bCs/>
         </w:rPr>
-        <w:t xml:space="preserve">revenus independants</w:t>
+        <w:t xml:space="preserve">revenus indépendants</w:t>
       </w:r>
       <w:r>
         <w:t xml:space="preserve"> </w:t>
       </w:r>
       <w:r>
-        <w:t xml:space="preserve">: revenus des activites liberales et artisanales non-agricoles ;</w:t>
+        <w:t xml:space="preserve">: revenus des activités libérales et artisanales non-agricoles ;</w:t>
       </w:r>
     </w:p>
     <w:p>
@@ -5506,10 +5116,10 @@
         <w:pStyle w:val="FirstParagraph"/>
       </w:pPr>
       <w:r>
-        <w:t xml:space="preserve">Le revenu exceptionnel regroupe les rentes foncieres, les autres revenus, le travail HIMO, la décapitalisation (y compris la vente des animaux considerés comme capitaux) et les transferts recus.</w:t>
-      </w:r>
-    </w:p>
-    <w:bookmarkStart w:id="346" w:name="structure-du-revenu-total"/>
+        <w:t xml:space="preserve">Le revenu exceptionnel regroupe les rentes foncières, les autres revenus, le travail HIMO, la décapitalisation (y compris la vente des animaux considérés comme capitaux) et les transferts reçus.</w:t>
+      </w:r>
+    </w:p>
+    <w:bookmarkStart w:id="339" w:name="structure-du-revenu-total"/>
     <w:p>
       <w:pPr>
         <w:pStyle w:val="Titre3"/>
@@ -5539,27 +5149,29 @@
         <w:pStyle w:val="Corpsdetexte"/>
       </w:pPr>
       <w:r>
-        <w:t xml:space="preserve">À Marovoay, le revenu annuel moyen par ménage est de 3 480 646 Ar et la médiane est de 2 094 749 Ar. L’écart-type est de 5 475 598 Ar indiquant une variation importante des revenus au sein des ménages enquêtés. Le revenu minimum enregistré est de -4 219 928 Ar tandis que le revenu maximum s’élève à 72 641 968 Ar.</w:t>
-      </w:r>
-    </w:p>
-    <w:bookmarkEnd w:id="346"/>
-    <w:bookmarkStart w:id="347" w:name="détail-des-revenus-par-ménage"/>
+        <w:t xml:space="preserve">À Marovoay, le revenu annuel moyen par ménage est de 3 480 646 Ar et la médiane est de 2 094 749 Ar. L’écart-type est de 5 475 598 Ar indiquant une variation importante des revenus au sein des ménages enquêtés.</w:t>
+      </w:r>
+      <w:r>
+        <w:t xml:space="preserve"> </w:t>
+      </w:r>
+      <w:r>
+        <w:t xml:space="preserve">Chaque individu dispose en moyenne d’un revenu annuel de 870.716 Ar, soit environ 72.560 Ar par mois.</w:t>
+      </w:r>
+      <w:r>
+        <w:t xml:space="preserve"> </w:t>
+      </w:r>
+      <w:r>
+        <w:t xml:space="preserve">Après ajustement selon l’échelle d’équivalence de l’OCDE modifiée, le revenu annuel moyen atteint 1.473.963 Ar par unité de consommation, soit environ 122.830 Ar par mois.</w:t>
+      </w:r>
+    </w:p>
+    <w:bookmarkEnd w:id="339"/>
+    <w:bookmarkStart w:id="343" w:name="decomposition-du-revenu-courant"/>
     <w:p>
       <w:pPr>
         <w:pStyle w:val="Titre3"/>
       </w:pPr>
       <w:r>
-        <w:t xml:space="preserve">3.4.2 Détail des revenus par ménage</w:t>
-      </w:r>
-    </w:p>
-    <w:bookmarkEnd w:id="347"/>
-    <w:bookmarkStart w:id="351" w:name="decomposition-du-revenu-courant"/>
-    <w:p>
-      <w:pPr>
-        <w:pStyle w:val="Titre3"/>
-      </w:pPr>
-      <w:r>
-        <w:t xml:space="preserve">3.4.3 Decomposition du revenu courant</w:t>
+        <w:t xml:space="preserve">3.4.2 Decomposition du revenu courant</w:t>
       </w:r>
     </w:p>
     <w:p>
@@ -5575,7 +5187,7 @@
         <w:pStyle w:val="Corpsdetexte"/>
       </w:pPr>
       <w:r>
-        <w:t xml:space="preserve">A Marovoay, les revenus nets rizicoles représentent la plus grande part du revenu courant moyen par ménage avec 39.2 % du total, soit 1,287,310 Ar/an. Les revenus indépendants se placent en deuxième position avec 23.2 %, correspondant à 759,874 Ar/an. Les salaires agricoles arrivent ensuite avec 18.4 %, soit 604,846 Ar/an. L’élevage contribue pour 7.7 % du revenu courant moyen, représentant 253,697 Ar/an. Les salaires non agricoles participent à hauteur de 6.2 %, soit 204,131 Ar/an. Les revenus nets des autres cultures représentent 5.2 %, correspondant à 170,901 Ar/an. Le revenu courant moyen total par ménage dans l’observatoire de Marovoay est de 3,280,758 Ar/an.</w:t>
+        <w:t xml:space="preserve">A Marovoay, les revenus nets rizicoles représentent la plus grande part du revenu courant moyen par ménage avec 39.2 % du total, soit 1 287 310 Ar/an. Les revenus indépendants se placent en deuxième position avec 23.2 %, correspondant à 759 874 Ar/an. Les salaires agricoles arrivent ensuite avec 18.4 %, soit 604 846 Ar/an. L’élevage contribue pour 7.7 % du revenu courant moyen, représentant 253 697 Ar/an. Les salaires non agricoles participent à hauteur de 6.2 %, soit 204 131 Ar/an. Les revenus nets des autres cultures représentent 5.2 %, correspondant à 170 901 Ar/an. Le revenu courant moyen total par ménage dans l’observatoire de Marovoay est de 3 280 758 Ar/an.</w:t>
       </w:r>
     </w:p>
     <w:p>
@@ -5595,18 +5207,18 @@
           <wp:inline>
             <wp:extent cx="5969000" cy="4591538"/>
             <wp:effectExtent b="0" l="0" r="0" t="0"/>
-            <wp:docPr descr="Part des composantes dans le revenu courant moyen par observatoire" title="" id="349" name="Picture"/>
+            <wp:docPr descr="Part des composantes dans le revenu courant moyen par observatoire" title="" id="341" name="Picture"/>
             <a:graphic>
               <a:graphicData uri="http://schemas.openxmlformats.org/drawingml/2006/picture">
                 <pic:pic>
                   <pic:nvPicPr>
-                    <pic:cNvPr descr="03_habitat_niveau_de_vie_files/figure-docx/fig_revcou_shares-1.png" id="350" name="Picture"/>
+                    <pic:cNvPr descr="03_habitat_niveau_de_vie_files/figure-docx/fig_revcou_shares-1.png" id="342" name="Picture"/>
                     <pic:cNvPicPr>
                       <a:picLocks noChangeArrowheads="1" noChangeAspect="1"/>
                     </pic:cNvPicPr>
                   </pic:nvPicPr>
                   <pic:blipFill>
-                    <a:blip r:embed="rId348"/>
+                    <a:blip r:embed="rId340"/>
                     <a:stretch>
                       <a:fillRect/>
                     </a:stretch>
@@ -5641,14 +5253,14 @@
         <w:t xml:space="preserve">Part des composantes dans le revenu courant moyen par observatoire</w:t>
       </w:r>
     </w:p>
-    <w:bookmarkEnd w:id="351"/>
-    <w:bookmarkStart w:id="352" w:name="distribution-du-revenu-total"/>
+    <w:bookmarkEnd w:id="343"/>
+    <w:bookmarkStart w:id="344" w:name="distribution-du-revenu-total"/>
     <w:p>
       <w:pPr>
         <w:pStyle w:val="Titre3"/>
       </w:pPr>
       <w:r>
-        <w:t xml:space="preserve">3.4.4 Distribution du revenu total</w:t>
+        <w:t xml:space="preserve">3.4.3 Distribution du revenu total</w:t>
       </w:r>
     </w:p>
     <w:p>
@@ -5667,9 +5279,9 @@
         <w:t xml:space="preserve">Afin de mieux apprécier le niveau de vie, le revenu total est également rapporté à la taille du ménage. On distingue le revenu « par tête » (revenu total divisé par le nombre de membres) et le revenu « par unité de consommation » (UC). Pour ce dernier, nous utilisons l’échelle d’équivalence de l’OCDE modifiée, qui attribue un poids de 1,0 au premier adulte, 0,5 aux autres personnes de 14 ans ou plus, et 0,3 aux enfants de moins de 14 ans. Cette méthode permet de tenir compte des économies d’échelle au sein du ménage (partage du logement, de l’énergie, etc.).</w:t>
       </w:r>
     </w:p>
-    <w:bookmarkEnd w:id="352"/>
-    <w:bookmarkEnd w:id="353"/>
-    <w:bookmarkEnd w:id="354"/>
+    <w:bookmarkEnd w:id="344"/>
+    <w:bookmarkEnd w:id="345"/>
+    <w:bookmarkEnd w:id="346"/>
     <w:sectPr>
       <w:footnotePr>
         <w:numRestart w:val="eachSect"/>

--- a/docs-marovoay/rapport-marovoay.docx
+++ b/docs-marovoay/rapport-marovoay.docx
@@ -87,7 +87,7 @@
                     </pic:cNvPicPr>
                   </pic:nvPicPr>
                   <pic:blipFill>
-                    <a:blip r:embed="rId1033"/>
+                    <a:blip r:embed="rId1031"/>
                     <a:stretch>
                       <a:fillRect/>
                     </a:stretch>
@@ -20931,7 +20931,7 @@
     </w:tbl>
     <w:bookmarkEnd w:id="987"/>
     <w:bookmarkEnd w:id="988"/>
-    <w:bookmarkStart w:id="1017" w:name="références"/>
+    <w:bookmarkStart w:id="1015" w:name="références"/>
     <w:p>
       <w:pPr>
         <w:pStyle w:val="Titre1"/>
@@ -21528,238 +21528,218 @@
     <w:bookmarkEnd w:id="1011"/>
     <w:bookmarkEnd w:id="1012"/>
     <w:bookmarkEnd w:id="1013"/>
-    <w:bookmarkStart w:id="1014" w:name="liste-des-figures"/>
+    <w:bookmarkStart w:id="1014" w:name="liste-des-acronymes"/>
     <w:p>
       <w:pPr>
         <w:pStyle w:val="Titre2"/>
       </w:pPr>
       <w:r>
-        <w:t xml:space="preserve">Liste des figures</w:t>
+        <w:t xml:space="preserve">Liste des acronymes</w:t>
+      </w:r>
+    </w:p>
+    <w:p>
+      <w:pPr>
+        <w:pStyle w:val="FirstParagraph"/>
+      </w:pPr>
+      <w:r>
+        <w:t xml:space="preserve">AP : Aire Protégée</w:t>
+      </w:r>
+    </w:p>
+    <w:p>
+      <w:pPr>
+        <w:pStyle w:val="Corpsdetexte"/>
+      </w:pPr>
+      <w:r>
+        <w:t xml:space="preserve">BETSAKA : Biodiversity-Economic Tradeoff and Synergy Assessments for Conservation Areas</w:t>
+      </w:r>
+    </w:p>
+    <w:p>
+      <w:pPr>
+        <w:pStyle w:val="Corpsdetexte"/>
+      </w:pPr>
+      <w:r>
+        <w:t xml:space="preserve">BTP : Bâtiment et Travaux Publics</w:t>
+      </w:r>
+    </w:p>
+    <w:p>
+      <w:pPr>
+        <w:pStyle w:val="Corpsdetexte"/>
+      </w:pPr>
+      <w:r>
+        <w:t xml:space="preserve">CE : Cours Élémentaire</w:t>
+      </w:r>
+    </w:p>
+    <w:p>
+      <w:pPr>
+        <w:pStyle w:val="Corpsdetexte"/>
+      </w:pPr>
+      <w:r>
+        <w:t xml:space="preserve">CERED : Centre d’Études et de Recherches Économiques pour le Développement</w:t>
+      </w:r>
+    </w:p>
+    <w:p>
+      <w:pPr>
+        <w:pStyle w:val="Corpsdetexte"/>
+      </w:pPr>
+      <w:r>
+        <w:t xml:space="preserve">CITI rév.4 : Classification internationale type, par industrie, de toutes les branches d’activité économique, révision 4</w:t>
+      </w:r>
+    </w:p>
+    <w:p>
+      <w:pPr>
+        <w:pStyle w:val="Corpsdetexte"/>
+      </w:pPr>
+      <w:r>
+        <w:t xml:space="preserve">CM : Chef de ménage</w:t>
+      </w:r>
+    </w:p>
+    <w:p>
+      <w:pPr>
+        <w:pStyle w:val="Corpsdetexte"/>
+      </w:pPr>
+      <w:r>
+        <w:t xml:space="preserve">CM1 : Cours Moyen 1ère année</w:t>
+      </w:r>
+    </w:p>
+    <w:p>
+      <w:pPr>
+        <w:pStyle w:val="Corpsdetexte"/>
+      </w:pPr>
+      <w:r>
+        <w:t xml:space="preserve">CM2 : Cours Moyen 2ème année</w:t>
+      </w:r>
+    </w:p>
+    <w:p>
+      <w:pPr>
+        <w:pStyle w:val="Corpsdetexte"/>
+      </w:pPr>
+      <w:r>
+        <w:t xml:space="preserve">CP1 : Cours Préparatoire 1ère année</w:t>
+      </w:r>
+    </w:p>
+    <w:p>
+      <w:pPr>
+        <w:pStyle w:val="Corpsdetexte"/>
+      </w:pPr>
+      <w:r>
+        <w:t xml:space="preserve">CP2 : Cours Préparatoire 2ème année</w:t>
+      </w:r>
+    </w:p>
+    <w:p>
+      <w:pPr>
+        <w:pStyle w:val="Corpsdetexte"/>
+      </w:pPr>
+      <w:r>
+        <w:t xml:space="preserve">DGM : Direction Générale de la Météorologie</w:t>
+      </w:r>
+    </w:p>
+    <w:p>
+      <w:pPr>
+        <w:pStyle w:val="Corpsdetexte"/>
+      </w:pPr>
+      <w:r>
+        <w:t xml:space="preserve">GPS : Global Positioning System</w:t>
+      </w:r>
+    </w:p>
+    <w:p>
+      <w:pPr>
+        <w:pStyle w:val="Corpsdetexte"/>
+      </w:pPr>
+      <w:r>
+        <w:t xml:space="preserve">HIMO : Haute Intensité de Main-d’Œuvre</w:t>
+      </w:r>
+    </w:p>
+    <w:p>
+      <w:pPr>
+        <w:pStyle w:val="Corpsdetexte"/>
+      </w:pPr>
+      <w:r>
+        <w:t xml:space="preserve">INSTAT : Institut National de la Statistique</w:t>
+      </w:r>
+    </w:p>
+    <w:p>
+      <w:pPr>
+        <w:pStyle w:val="Corpsdetexte"/>
+      </w:pPr>
+      <w:r>
+        <w:t xml:space="preserve">IPC : Indice des Prix à la Consommation</w:t>
+      </w:r>
+    </w:p>
+    <w:p>
+      <w:pPr>
+        <w:pStyle w:val="Corpsdetexte"/>
+      </w:pPr>
+      <w:r>
+        <w:t xml:space="preserve">IRD : Institut de Recherche pour le Développement</w:t>
+      </w:r>
+    </w:p>
+    <w:p>
+      <w:pPr>
+        <w:pStyle w:val="Corpsdetexte"/>
+      </w:pPr>
+      <w:r>
+        <w:t xml:space="preserve">Nb : Nombre</w:t>
+      </w:r>
+    </w:p>
+    <w:p>
+      <w:pPr>
+        <w:pStyle w:val="Corpsdetexte"/>
+      </w:pPr>
+      <w:r>
+        <w:t xml:space="preserve">OCDE : Organisation de Coopération et de Développement Économiques</w:t>
+      </w:r>
+    </w:p>
+    <w:p>
+      <w:pPr>
+        <w:pStyle w:val="Corpsdetexte"/>
+      </w:pPr>
+      <w:r>
+        <w:t xml:space="preserve">OR : Observatoire rural</w:t>
+      </w:r>
+    </w:p>
+    <w:p>
+      <w:pPr>
+        <w:pStyle w:val="Corpsdetexte"/>
+      </w:pPr>
+      <w:r>
+        <w:t xml:space="preserve">PR : Période de référence</w:t>
+      </w:r>
+    </w:p>
+    <w:p>
+      <w:pPr>
+        <w:pStyle w:val="Corpsdetexte"/>
+      </w:pPr>
+      <w:r>
+        <w:t xml:space="preserve">RN : Route Nationale</w:t>
+      </w:r>
+    </w:p>
+    <w:p>
+      <w:pPr>
+        <w:pStyle w:val="Corpsdetexte"/>
+      </w:pPr>
+      <w:r>
+        <w:t xml:space="preserve">SRA : Système de Riziculture Améliorée</w:t>
+      </w:r>
+    </w:p>
+    <w:p>
+      <w:pPr>
+        <w:pStyle w:val="Corpsdetexte"/>
+      </w:pPr>
+      <w:r>
+        <w:t xml:space="preserve">SRI : Système de Riziculture Intensive</w:t>
+      </w:r>
+    </w:p>
+    <w:p>
+      <w:pPr>
+        <w:pStyle w:val="Corpsdetexte"/>
+      </w:pPr>
+      <w:r>
+        <w:t xml:space="preserve">UC : Unité de Consommation</w:t>
       </w:r>
     </w:p>
     <w:bookmarkEnd w:id="1014"/>
-    <w:bookmarkStart w:id="1015" w:name="liste-des-tableaux"/>
-    <w:p>
-      <w:pPr>
-        <w:pStyle w:val="Titre2"/>
-      </w:pPr>
-      <w:r>
-        <w:t xml:space="preserve">Liste des tableaux</w:t>
-      </w:r>
-    </w:p>
     <w:bookmarkEnd w:id="1015"/>
-    <w:bookmarkStart w:id="1016" w:name="liste-des-acronymes"/>
-    <w:p>
-      <w:pPr>
-        <w:pStyle w:val="Titre2"/>
-      </w:pPr>
-      <w:r>
-        <w:t xml:space="preserve">Liste des acronymes</w:t>
-      </w:r>
-    </w:p>
-    <w:p>
-      <w:pPr>
-        <w:pStyle w:val="FirstParagraph"/>
-      </w:pPr>
-      <w:r>
-        <w:t xml:space="preserve">AP : Aire Protégée</w:t>
-      </w:r>
-    </w:p>
-    <w:p>
-      <w:pPr>
-        <w:pStyle w:val="Corpsdetexte"/>
-      </w:pPr>
-      <w:r>
-        <w:t xml:space="preserve">BETSAKA : Biodiversity-Economic Tradeoff and Synergy Assessments for Conservation Areas</w:t>
-      </w:r>
-    </w:p>
-    <w:p>
-      <w:pPr>
-        <w:pStyle w:val="Corpsdetexte"/>
-      </w:pPr>
-      <w:r>
-        <w:t xml:space="preserve">BTP : Bâtiment et Travaux Publics</w:t>
-      </w:r>
-    </w:p>
-    <w:p>
-      <w:pPr>
-        <w:pStyle w:val="Corpsdetexte"/>
-      </w:pPr>
-      <w:r>
-        <w:t xml:space="preserve">CE : Cours Élémentaire</w:t>
-      </w:r>
-    </w:p>
-    <w:p>
-      <w:pPr>
-        <w:pStyle w:val="Corpsdetexte"/>
-      </w:pPr>
-      <w:r>
-        <w:t xml:space="preserve">CERED : Centre d’Études et de Recherches Économiques pour le Développement</w:t>
-      </w:r>
-    </w:p>
-    <w:p>
-      <w:pPr>
-        <w:pStyle w:val="Corpsdetexte"/>
-      </w:pPr>
-      <w:r>
-        <w:t xml:space="preserve">CITI rév.4 : Classification internationale type, par industrie, de toutes les branches d’activité économique, révision 4</w:t>
-      </w:r>
-    </w:p>
-    <w:p>
-      <w:pPr>
-        <w:pStyle w:val="Corpsdetexte"/>
-      </w:pPr>
-      <w:r>
-        <w:t xml:space="preserve">CM : Chef de ménage</w:t>
-      </w:r>
-    </w:p>
-    <w:p>
-      <w:pPr>
-        <w:pStyle w:val="Corpsdetexte"/>
-      </w:pPr>
-      <w:r>
-        <w:t xml:space="preserve">CM1 : Cours Moyen 1ère année</w:t>
-      </w:r>
-    </w:p>
-    <w:p>
-      <w:pPr>
-        <w:pStyle w:val="Corpsdetexte"/>
-      </w:pPr>
-      <w:r>
-        <w:t xml:space="preserve">CM2 : Cours Moyen 2ème année</w:t>
-      </w:r>
-    </w:p>
-    <w:p>
-      <w:pPr>
-        <w:pStyle w:val="Corpsdetexte"/>
-      </w:pPr>
-      <w:r>
-        <w:t xml:space="preserve">CP1 : Cours Préparatoire 1ère année</w:t>
-      </w:r>
-    </w:p>
-    <w:p>
-      <w:pPr>
-        <w:pStyle w:val="Corpsdetexte"/>
-      </w:pPr>
-      <w:r>
-        <w:t xml:space="preserve">CP2 : Cours Préparatoire 2ème année</w:t>
-      </w:r>
-    </w:p>
-    <w:p>
-      <w:pPr>
-        <w:pStyle w:val="Corpsdetexte"/>
-      </w:pPr>
-      <w:r>
-        <w:t xml:space="preserve">DGM : Direction Générale de la Météorologie</w:t>
-      </w:r>
-    </w:p>
-    <w:p>
-      <w:pPr>
-        <w:pStyle w:val="Corpsdetexte"/>
-      </w:pPr>
-      <w:r>
-        <w:t xml:space="preserve">GPS : Global Positioning System</w:t>
-      </w:r>
-    </w:p>
-    <w:p>
-      <w:pPr>
-        <w:pStyle w:val="Corpsdetexte"/>
-      </w:pPr>
-      <w:r>
-        <w:t xml:space="preserve">HIMO : Haute Intensité de Main-d’Œuvre</w:t>
-      </w:r>
-    </w:p>
-    <w:p>
-      <w:pPr>
-        <w:pStyle w:val="Corpsdetexte"/>
-      </w:pPr>
-      <w:r>
-        <w:t xml:space="preserve">INSTAT : Institut National de la Statistique</w:t>
-      </w:r>
-    </w:p>
-    <w:p>
-      <w:pPr>
-        <w:pStyle w:val="Corpsdetexte"/>
-      </w:pPr>
-      <w:r>
-        <w:t xml:space="preserve">IPC : Indice des Prix à la Consommation</w:t>
-      </w:r>
-    </w:p>
-    <w:p>
-      <w:pPr>
-        <w:pStyle w:val="Corpsdetexte"/>
-      </w:pPr>
-      <w:r>
-        <w:t xml:space="preserve">IRD : Institut de Recherche pour le Développement</w:t>
-      </w:r>
-    </w:p>
-    <w:p>
-      <w:pPr>
-        <w:pStyle w:val="Corpsdetexte"/>
-      </w:pPr>
-      <w:r>
-        <w:t xml:space="preserve">Nb : Nombre</w:t>
-      </w:r>
-    </w:p>
-    <w:p>
-      <w:pPr>
-        <w:pStyle w:val="Corpsdetexte"/>
-      </w:pPr>
-      <w:r>
-        <w:t xml:space="preserve">OCDE : Organisation de Coopération et de Développement Économiques</w:t>
-      </w:r>
-    </w:p>
-    <w:p>
-      <w:pPr>
-        <w:pStyle w:val="Corpsdetexte"/>
-      </w:pPr>
-      <w:r>
-        <w:t xml:space="preserve">OR : Observatoire rural</w:t>
-      </w:r>
-    </w:p>
-    <w:p>
-      <w:pPr>
-        <w:pStyle w:val="Corpsdetexte"/>
-      </w:pPr>
-      <w:r>
-        <w:t xml:space="preserve">PR : Période de référence</w:t>
-      </w:r>
-    </w:p>
-    <w:p>
-      <w:pPr>
-        <w:pStyle w:val="Corpsdetexte"/>
-      </w:pPr>
-      <w:r>
-        <w:t xml:space="preserve">RN : Route Nationale</w:t>
-      </w:r>
-    </w:p>
-    <w:p>
-      <w:pPr>
-        <w:pStyle w:val="Corpsdetexte"/>
-      </w:pPr>
-      <w:r>
-        <w:t xml:space="preserve">SRA : Système de Riziculture Améliorée</w:t>
-      </w:r>
-    </w:p>
-    <w:p>
-      <w:pPr>
-        <w:pStyle w:val="Corpsdetexte"/>
-      </w:pPr>
-      <w:r>
-        <w:t xml:space="preserve">SRI : Système de Riziculture Intensive</w:t>
-      </w:r>
-    </w:p>
-    <w:p>
-      <w:pPr>
-        <w:pStyle w:val="Corpsdetexte"/>
-      </w:pPr>
-      <w:r>
-        <w:t xml:space="preserve">UC : Unité de Consommation</w:t>
-      </w:r>
-    </w:p>
-    <w:bookmarkEnd w:id="1016"/>
-    <w:bookmarkEnd w:id="1017"/>
-    <w:bookmarkStart w:id="1036" w:name="annexe"/>
+    <w:bookmarkStart w:id="1034" w:name="annexe"/>
     <w:p>
       <w:pPr>
         <w:pStyle w:val="Titre1"/>
@@ -21768,7 +21748,7 @@
         <w:t xml:space="preserve">Annexe</w:t>
       </w:r>
     </w:p>
-    <w:bookmarkStart w:id="1021" w:name="annexe-a-approbation-éthique"/>
+    <w:bookmarkStart w:id="1019" w:name="annexe-a-approbation-éthique"/>
     <w:p>
       <w:pPr>
         <w:pStyle w:val="Titre2"/>
@@ -21786,18 +21766,18 @@
           <wp:inline>
             <wp:extent cx="4169152" cy="5927613"/>
             <wp:effectExtent b="0" l="0" r="0" t="0"/>
-            <wp:docPr descr="" title="" id="1019" name="Picture"/>
+            <wp:docPr descr="" title="" id="1017" name="Picture"/>
             <a:graphic>
               <a:graphicData uri="http://schemas.openxmlformats.org/drawingml/2006/picture">
                 <pic:pic>
                   <pic:nvPicPr>
-                    <pic:cNvPr descr="images/Image_ethique.png" id="1020" name="Picture"/>
+                    <pic:cNvPr descr="images/Image_ethique.png" id="1018" name="Picture"/>
                     <pic:cNvPicPr>
                       <a:picLocks noChangeArrowheads="1" noChangeAspect="1"/>
                     </pic:cNvPicPr>
                   </pic:nvPicPr>
                   <pic:blipFill>
-                    <a:blip r:embed="rId1018"/>
+                    <a:blip r:embed="rId1016"/>
                     <a:stretch>
                       <a:fillRect/>
                     </a:stretch>
@@ -21824,8 +21804,8 @@
         </w:drawing>
       </w:r>
     </w:p>
-    <w:bookmarkEnd w:id="1021"/>
-    <w:bookmarkStart w:id="1025" w:name="Xc4c562dbc05b004e3e3775f8bf742dcfe8e2e8f"/>
+    <w:bookmarkEnd w:id="1019"/>
+    <w:bookmarkStart w:id="1023" w:name="Xc4c562dbc05b004e3e3775f8bf742dcfe8e2e8f"/>
     <w:p>
       <w:pPr>
         <w:pStyle w:val="Titre2"/>
@@ -21843,18 +21823,18 @@
           <wp:inline>
             <wp:extent cx="5969000" cy="4331815"/>
             <wp:effectExtent b="0" l="0" r="0" t="0"/>
-            <wp:docPr descr="" title="" id="1023" name="Picture"/>
+            <wp:docPr descr="" title="" id="1021" name="Picture"/>
             <a:graphic>
               <a:graphicData uri="http://schemas.openxmlformats.org/drawingml/2006/picture">
                 <pic:pic>
                   <pic:nvPicPr>
-                    <pic:cNvPr descr="images/calendrier_agri_nord_ouest.png" id="1024" name="Picture"/>
+                    <pic:cNvPr descr="images/calendrier_agri_nord_ouest.png" id="1022" name="Picture"/>
                     <pic:cNvPicPr>
                       <a:picLocks noChangeArrowheads="1" noChangeAspect="1"/>
                     </pic:cNvPicPr>
                   </pic:nvPicPr>
                   <pic:blipFill>
-                    <a:blip r:embed="rId1022"/>
+                    <a:blip r:embed="rId1020"/>
                     <a:stretch>
                       <a:fillRect/>
                     </a:stretch>
@@ -21897,8 +21877,8 @@
         <w:t xml:space="preserve">Calendrier agricole, Mars 2001/Direction de l’Agriculture</w:t>
       </w:r>
     </w:p>
-    <w:bookmarkEnd w:id="1025"/>
-    <w:bookmarkStart w:id="1035" w:name="X9d4b724373d5a24512a2daa4c21711385ac2c45"/>
+    <w:bookmarkEnd w:id="1023"/>
+    <w:bookmarkStart w:id="1033" w:name="X9d4b724373d5a24512a2daa4c21711385ac2c45"/>
     <w:p>
       <w:pPr>
         <w:pStyle w:val="Titre2"/>
@@ -21916,18 +21896,18 @@
           <wp:inline>
             <wp:extent cx="5969000" cy="3960595"/>
             <wp:effectExtent b="0" l="0" r="0" t="0"/>
-            <wp:docPr descr="" title="" id="1027" name="Picture"/>
+            <wp:docPr descr="" title="" id="1025" name="Picture"/>
             <a:graphic>
               <a:graphicData uri="http://schemas.openxmlformats.org/drawingml/2006/picture">
                 <pic:pic>
                   <pic:nvPicPr>
-                    <pic:cNvPr descr="images/calendrier_agri_moyen_est1.png" id="1028" name="Picture"/>
+                    <pic:cNvPr descr="images/calendrier_agri_moyen_est1.png" id="1026" name="Picture"/>
                     <pic:cNvPicPr>
                       <a:picLocks noChangeArrowheads="1" noChangeAspect="1"/>
                     </pic:cNvPicPr>
                   </pic:nvPicPr>
                   <pic:blipFill>
-                    <a:blip r:embed="rId1026"/>
+                    <a:blip r:embed="rId1024"/>
                     <a:stretch>
                       <a:fillRect/>
                     </a:stretch>
@@ -21961,18 +21941,18 @@
           <wp:inline>
             <wp:extent cx="5969000" cy="3607308"/>
             <wp:effectExtent b="0" l="0" r="0" t="0"/>
-            <wp:docPr descr="" title="" id="1030" name="Picture"/>
+            <wp:docPr descr="" title="" id="1028" name="Picture"/>
             <a:graphic>
               <a:graphicData uri="http://schemas.openxmlformats.org/drawingml/2006/picture">
                 <pic:pic>
                   <pic:nvPicPr>
-                    <pic:cNvPr descr="images/calendrier_agri_moyen_est2.png" id="1031" name="Picture"/>
+                    <pic:cNvPr descr="images/calendrier_agri_moyen_est2.png" id="1029" name="Picture"/>
                     <pic:cNvPicPr>
                       <a:picLocks noChangeArrowheads="1" noChangeAspect="1"/>
                     </pic:cNvPicPr>
                   </pic:nvPicPr>
                   <pic:blipFill>
-                    <a:blip r:embed="rId1029"/>
+                    <a:blip r:embed="rId1027"/>
                     <a:stretch>
                       <a:fillRect/>
                     </a:stretch>
@@ -22006,18 +21986,18 @@
           <wp:inline>
             <wp:extent cx="5969000" cy="2638545"/>
             <wp:effectExtent b="0" l="0" r="0" t="0"/>
-            <wp:docPr descr="" title="" id="1033" name="Picture"/>
+            <wp:docPr descr="" title="" id="1031" name="Picture"/>
             <a:graphic>
               <a:graphicData uri="http://schemas.openxmlformats.org/drawingml/2006/picture">
                 <pic:pic>
                   <pic:nvPicPr>
-                    <pic:cNvPr descr="images/calendrier_agri_moyen_est3.png" id="1034" name="Picture"/>
+                    <pic:cNvPr descr="images/calendrier_agri_moyen_est3.png" id="1032" name="Picture"/>
                     <pic:cNvPicPr>
                       <a:picLocks noChangeArrowheads="1" noChangeAspect="1"/>
                     </pic:cNvPicPr>
                   </pic:nvPicPr>
                   <pic:blipFill>
-                    <a:blip r:embed="rId1032"/>
+                    <a:blip r:embed="rId1030"/>
                     <a:stretch>
                       <a:fillRect/>
                     </a:stretch>
@@ -22060,8 +22040,8 @@
         <w:t xml:space="preserve">Calendrier agricole, Mars 2001/Direction de l’Agriculture</w:t>
       </w:r>
     </w:p>
-    <w:bookmarkEnd w:id="1035"/>
-    <w:bookmarkEnd w:id="1036"/>
+    <w:bookmarkEnd w:id="1033"/>
+    <w:bookmarkEnd w:id="1034"/>
     <w:sectPr>
       <w:footnotePr>
         <w:numRestart w:val="eachSect"/>
